--- a/Final Report Group 5/Final report Group 5.docx
+++ b/Final Report Group 5/Final report Group 5.docx
@@ -1,10 +1,10 @@
 
 <file path=word/document.xml><?xml version="1.0" encoding="utf-8"?>
-<w:document xmlns:wpc="http://schemas.microsoft.com/office/word/2010/wordprocessingCanvas" xmlns:cx="http://schemas.microsoft.com/office/drawing/2014/chartex" xmlns:cx1="http://schemas.microsoft.com/office/drawing/2015/9/8/chartex" xmlns:cx2="http://schemas.microsoft.com/office/drawing/2015/10/21/chartex" xmlns:cx3="http://schemas.microsoft.com/office/drawing/2016/5/9/chartex" xmlns:cx4="http://schemas.microsoft.com/office/drawing/2016/5/10/chartex" xmlns:cx5="http://schemas.microsoft.com/office/drawing/2016/5/11/chartex" xmlns:cx6="http://schemas.microsoft.com/office/drawing/2016/5/12/chartex" xmlns:cx7="http://schemas.microsoft.com/office/drawing/2016/5/13/chartex" xmlns:cx8="http://schemas.microsoft.com/office/drawing/2016/5/14/chartex" xmlns:mc="http://schemas.openxmlformats.org/markup-compatibility/2006" xmlns:aink="http://schemas.microsoft.com/office/drawing/2016/ink" xmlns:am3d="http://schemas.microsoft.com/office/drawing/2017/model3d" xmlns:o="urn:schemas-microsoft-com:office:office" xmlns:oel="http://schemas.microsoft.com/office/2019/extlst" xmlns:r="http://schemas.openxmlformats.org/officeDocument/2006/relationships" xmlns:m="http://schemas.openxmlformats.org/officeDocument/2006/math" xmlns:v="urn:schemas-microsoft-com:vml" xmlns:wp14="http://schemas.microsoft.com/office/word/2010/wordprocessingDrawing" xmlns:wp="http://schemas.openxmlformats.org/drawingml/2006/wordprocessingDrawing" xmlns:w10="urn:schemas-microsoft-com:office:word" xmlns:w="http://schemas.openxmlformats.org/wordprocessingml/2006/main" xmlns:w14="http://schemas.microsoft.com/office/word/2010/wordml" xmlns:w15="http://schemas.microsoft.com/office/word/2012/wordml" xmlns:w16cex="http://schemas.microsoft.com/office/word/2018/wordml/cex" xmlns:w16cid="http://schemas.microsoft.com/office/word/2016/wordml/cid" xmlns:w16="http://schemas.microsoft.com/office/word/2018/wordml" xmlns:w16du="http://schemas.microsoft.com/office/word/2023/wordml/word16du" xmlns:w16sdtdh="http://schemas.microsoft.com/office/word/2020/wordml/sdtdatahash" xmlns:w16sdtfl="http://schemas.microsoft.com/office/word/2024/wordml/sdtformatlock" xmlns:w16se="http://schemas.microsoft.com/office/word/2015/wordml/symex" xmlns:wpg="http://schemas.microsoft.com/office/word/2010/wordprocessingGroup" xmlns:wpi="http://schemas.microsoft.com/office/word/2010/wordprocessingInk" xmlns:wne="http://schemas.microsoft.com/office/word/2006/wordml" xmlns:wps="http://schemas.microsoft.com/office/word/2010/wordprocessingShape" mc:Ignorable="w14 w15 w16se w16cid w16 w16cex w16sdtdh w16sdtfl w16du wp14">
+<w:document xmlns:wpc="http://schemas.microsoft.com/office/word/2010/wordprocessingCanvas" xmlns:cx="http://schemas.microsoft.com/office/drawing/2014/chartex" xmlns:cx1="http://schemas.microsoft.com/office/drawing/2015/9/8/chartex" xmlns:mc="http://schemas.openxmlformats.org/markup-compatibility/2006" xmlns:o="urn:schemas-microsoft-com:office:office" xmlns:r="http://schemas.openxmlformats.org/officeDocument/2006/relationships" xmlns:m="http://schemas.openxmlformats.org/officeDocument/2006/math" xmlns:v="urn:schemas-microsoft-com:vml" xmlns:wp14="http://schemas.microsoft.com/office/word/2010/wordprocessingDrawing" xmlns:wp="http://schemas.openxmlformats.org/drawingml/2006/wordprocessingDrawing" xmlns:w10="urn:schemas-microsoft-com:office:word" xmlns:w="http://schemas.openxmlformats.org/wordprocessingml/2006/main" xmlns:w14="http://schemas.microsoft.com/office/word/2010/wordml" xmlns:w15="http://schemas.microsoft.com/office/word/2012/wordml" xmlns:w16se="http://schemas.microsoft.com/office/word/2015/wordml/symex" xmlns:wpg="http://schemas.microsoft.com/office/word/2010/wordprocessingGroup" xmlns:wpi="http://schemas.microsoft.com/office/word/2010/wordprocessingInk" xmlns:wne="http://schemas.microsoft.com/office/word/2006/wordml" xmlns:wps="http://schemas.microsoft.com/office/word/2010/wordprocessingShape" mc:Ignorable="w14 w15 w16se wp14">
   <w:body>
     <w:tbl>
       <w:tblPr>
-        <w:tblStyle w:val="TableGrid"/>
+        <w:tblStyle w:val="Grilledutableau"/>
         <w:tblpPr w:leftFromText="180" w:rightFromText="180" w:vertAnchor="text" w:horzAnchor="margin" w:tblpY="316"/>
         <w:tblW w:w="9838" w:type="dxa"/>
         <w:tblBorders>
@@ -251,7 +251,7 @@
       <w:hyperlink r:id="rId7" w:tgtFrame="_blank" w:history="1">
         <w:r>
           <w:rPr>
-            <w:rStyle w:val="Hyperlink"/>
+            <w:rStyle w:val="Lienhypertexte"/>
           </w:rPr>
           <w:t>https://github.com/BrayanMorningstar237/CEF440_Group5</w:t>
         </w:r>
@@ -282,14 +282,14 @@
     </w:p>
     <w:tbl>
       <w:tblPr>
-        <w:tblStyle w:val="PlainTable1"/>
+        <w:tblStyle w:val="Tableausimple1"/>
         <w:tblW w:w="9285" w:type="dxa"/>
         <w:tblInd w:w="-410" w:type="dxa"/>
         <w:tblLook w:val="04A0" w:firstRow="1" w:lastRow="0" w:firstColumn="1" w:lastColumn="0" w:noHBand="0" w:noVBand="1"/>
       </w:tblPr>
       <w:tblGrid>
-        <w:gridCol w:w="6749"/>
-        <w:gridCol w:w="2536"/>
+        <w:gridCol w:w="6730"/>
+        <w:gridCol w:w="2555"/>
       </w:tblGrid>
       <w:tr>
         <w:trPr>
@@ -321,11 +321,9 @@
               <w:spacing w:after="160" w:line="278" w:lineRule="auto"/>
               <w:cnfStyle w:val="100000000000" w:firstRow="1" w:lastRow="0" w:firstColumn="0" w:lastColumn="0" w:oddVBand="0" w:evenVBand="0" w:oddHBand="0" w:evenHBand="0" w:firstRowFirstColumn="0" w:firstRowLastColumn="0" w:lastRowFirstColumn="0" w:lastRowLastColumn="0"/>
             </w:pPr>
-            <w:proofErr w:type="spellStart"/>
             <w:r>
               <w:t>Matricule</w:t>
             </w:r>
-            <w:proofErr w:type="spellEnd"/>
           </w:p>
         </w:tc>
       </w:tr>
@@ -350,7 +348,15 @@
             </w:r>
             <w:proofErr w:type="spellEnd"/>
             <w:r>
-              <w:t xml:space="preserve"> Brayan Aya-ah </w:t>
+              <w:t xml:space="preserve"> Brayan </w:t>
+            </w:r>
+            <w:proofErr w:type="spellStart"/>
+            <w:r>
+              <w:t>Aya</w:t>
+            </w:r>
+            <w:proofErr w:type="spellEnd"/>
+            <w:r>
+              <w:t xml:space="preserve">-ah </w:t>
             </w:r>
             <w:proofErr w:type="spellStart"/>
             <w:r>
@@ -425,16 +431,29 @@
             <w:pPr>
               <w:spacing w:after="160" w:line="278" w:lineRule="auto"/>
             </w:pPr>
-            <w:r>
-              <w:t xml:space="preserve">Eyong </w:t>
-            </w:r>
             <w:proofErr w:type="spellStart"/>
             <w:r>
+              <w:t>Eyong</w:t>
+            </w:r>
+            <w:proofErr w:type="spellEnd"/>
+            <w:r>
+              <w:t xml:space="preserve"> </w:t>
+            </w:r>
+            <w:proofErr w:type="spellStart"/>
+            <w:r>
               <w:t>Akago</w:t>
             </w:r>
             <w:proofErr w:type="spellEnd"/>
             <w:r>
-              <w:t xml:space="preserve"> Anelka </w:t>
+              <w:t xml:space="preserve"> </w:t>
+            </w:r>
+            <w:proofErr w:type="spellStart"/>
+            <w:r>
+              <w:t>Anelka</w:t>
+            </w:r>
+            <w:proofErr w:type="spellEnd"/>
+            <w:r>
+              <w:t xml:space="preserve"> </w:t>
             </w:r>
             <w:proofErr w:type="spellStart"/>
             <w:r>
@@ -549,7 +568,7 @@
     </w:p>
     <w:p>
       <w:pPr>
-        <w:pStyle w:val="Heading1"/>
+        <w:pStyle w:val="Titre1"/>
       </w:pPr>
       <w:bookmarkStart w:id="0" w:name="_Toc233638711"/>
       <w:r>
@@ -624,54 +643,46 @@
     </w:p>
     <w:p>
       <w:r>
-        <w:t xml:space="preserve">We acknowledge the Department of Computer Engineering, Faculty of Engineering and Technology, University of Buea, for providing the academic environment and course structure that made this project possible. We also acknowledge our course </w:t>
+        <w:t>We acknowledge the Department of Computer Engineering, Faculty of Engineering and Technology, University of Buea, for providing the academic environment and course structure that made this project possible. We also acknowledge our course instructor and supervisors for their guidance throughout the requirements gathering, system design, implementation, and review phases.</w:t>
+      </w:r>
+    </w:p>
+    <w:p>
+      <w:r>
+        <w:t>We are grateful to the mobile network subscribers who participated in the requirements gathering exercise. Their responses helped us understand practical network experience problems such as slow internet speed, unstable connectivity, weak signal strength, user privacy concerns, battery sensitivity, and willingness to provide feedback.</w:t>
+      </w:r>
+    </w:p>
+    <w:p>
+      <w:r>
+        <w:t>Finally, we acknowledge the contribution of every group member in research, data collection, analysis, frontend development, backend development, database design, testing, and report preparation.</w:t>
+      </w:r>
+    </w:p>
+    <w:p>
+      <w:r>
+        <w:br w:type="page"/>
+      </w:r>
+    </w:p>
+    <w:p/>
+    <w:p>
+      <w:pPr>
+        <w:pStyle w:val="Titre1"/>
+      </w:pPr>
+      <w:bookmarkStart w:id="1" w:name="_Toc233638712"/>
+      <w:r>
+        <w:t>Abstract</w:t>
+      </w:r>
+      <w:bookmarkEnd w:id="1"/>
+    </w:p>
+    <w:p>
+      <w:r>
+        <w:t xml:space="preserve">Mobile network subscribers in Cameroon and other developing regions frequently experience poor or inconsistent network performance, including slow data speeds, high latency, unstable connectivity, and intermittent service availability. Traditional Quality of Service monitoring methods used by network operators often focus on technical network-side indicators and do not sufficiently capture the real experience of subscribers. This creates </w:t>
       </w:r>
       <w:proofErr w:type="gramStart"/>
       <w:r>
-        <w:t>instructor</w:t>
+        <w:t>a gap between what network systems report and what users actually experience when browsing, streaming, communicating, or using mobile applications</w:t>
       </w:r>
       <w:proofErr w:type="gramEnd"/>
       <w:r>
-        <w:t xml:space="preserve"> and supervisors for their guidance throughout the requirements gathering, system design, implementation, and review phases.</w:t>
-      </w:r>
-    </w:p>
-    <w:p>
-      <w:r>
-        <w:t>We are grateful to the mobile network subscribers who participated in the requirements gathering exercise. Their responses helped us understand practical network experience problems such as slow internet speed, unstable connectivity, weak signal strength, user privacy concerns, battery sensitivity, and willingness to provide feedback.</w:t>
-      </w:r>
-    </w:p>
-    <w:p>
-      <w:r>
-        <w:t>Finally, we acknowledge the contribution of every group member in research, data collection, analysis, frontend development, backend development, database design, testing, and report preparation.</w:t>
-      </w:r>
-    </w:p>
-    <w:p>
-      <w:r>
-        <w:br w:type="page"/>
-      </w:r>
-    </w:p>
-    <w:p/>
-    <w:p>
-      <w:pPr>
-        <w:pStyle w:val="Heading1"/>
-      </w:pPr>
-      <w:bookmarkStart w:id="1" w:name="_Toc233638712"/>
-      <w:r>
-        <w:t>Abstract</w:t>
-      </w:r>
-      <w:bookmarkEnd w:id="1"/>
-    </w:p>
-    <w:p>
-      <w:r>
-        <w:t xml:space="preserve">Mobile network subscribers in Cameroon and other developing regions frequently experience poor or inconsistent network performance, including slow data speeds, high latency, unstable connectivity, and intermittent service availability. Traditional Quality of Service monitoring methods used by network operators often focus on technical network-side indicators and do not sufficiently capture the real experience of subscribers. This creates a gap between what network systems report and what users </w:t>
-      </w:r>
-      <w:proofErr w:type="gramStart"/>
-      <w:r>
-        <w:t>actually experience</w:t>
-      </w:r>
-      <w:proofErr w:type="gramEnd"/>
-      <w:r>
-        <w:t xml:space="preserve"> when browsing, streaming, communicating, or using mobile applications.</w:t>
+        <w:t>.</w:t>
       </w:r>
     </w:p>
     <w:p>
@@ -704,6 +715,14 @@
     <w:p/>
     <w:sdt>
       <w:sdtPr>
+        <w:rPr>
+          <w:rFonts w:asciiTheme="minorHAnsi" w:eastAsiaTheme="minorHAnsi" w:hAnsiTheme="minorHAnsi" w:cstheme="minorBidi"/>
+          <w:color w:val="auto"/>
+          <w:kern w:val="2"/>
+          <w:sz w:val="24"/>
+          <w:szCs w:val="24"/>
+          <w14:ligatures w14:val="standardContextual"/>
+        </w:rPr>
         <w:id w:val="-877930883"/>
         <w:docPartObj>
           <w:docPartGallery w:val="Table of Contents"/>
@@ -712,35 +731,29 @@
       </w:sdtPr>
       <w:sdtEndPr>
         <w:rPr>
-          <w:rFonts w:asciiTheme="minorHAnsi" w:eastAsiaTheme="minorHAnsi" w:hAnsiTheme="minorHAnsi" w:cstheme="minorBidi"/>
           <w:b/>
           <w:bCs/>
           <w:noProof/>
-          <w:color w:val="auto"/>
-          <w:kern w:val="2"/>
-          <w:sz w:val="24"/>
-          <w:szCs w:val="24"/>
-          <w14:ligatures w14:val="standardContextual"/>
         </w:rPr>
       </w:sdtEndPr>
       <w:sdtContent>
         <w:p>
           <w:pPr>
-            <w:pStyle w:val="TOCHeading"/>
+            <w:pStyle w:val="En-ttedetabledesmatires"/>
             <w:rPr>
-              <w:rStyle w:val="Heading1Char"/>
+              <w:rStyle w:val="Titre1Car"/>
             </w:rPr>
           </w:pPr>
           <w:r>
             <w:rPr>
-              <w:rStyle w:val="Heading1Char"/>
+              <w:rStyle w:val="Titre1Car"/>
             </w:rPr>
             <w:t>Table of Contents</w:t>
           </w:r>
         </w:p>
         <w:p>
           <w:pPr>
-            <w:pStyle w:val="TOC1"/>
+            <w:pStyle w:val="TM1"/>
             <w:tabs>
               <w:tab w:val="right" w:leader="dot" w:pos="9350"/>
             </w:tabs>
@@ -765,7 +778,7 @@
           <w:hyperlink w:anchor="_Toc233638711" w:history="1">
             <w:r>
               <w:rPr>
-                <w:rStyle w:val="Hyperlink"/>
+                <w:rStyle w:val="Lienhypertexte"/>
                 <w:noProof/>
               </w:rPr>
               <w:t>Certification of Originality</w:t>
@@ -822,7 +835,7 @@
         </w:p>
         <w:p>
           <w:pPr>
-            <w:pStyle w:val="TOC1"/>
+            <w:pStyle w:val="TM1"/>
             <w:tabs>
               <w:tab w:val="right" w:leader="dot" w:pos="9350"/>
             </w:tabs>
@@ -838,7 +851,7 @@
           <w:hyperlink w:anchor="_Toc233638712" w:history="1">
             <w:r>
               <w:rPr>
-                <w:rStyle w:val="Hyperlink"/>
+                <w:rStyle w:val="Lienhypertexte"/>
                 <w:noProof/>
               </w:rPr>
               <w:t>Abstract</w:t>
@@ -895,7 +908,7 @@
         </w:p>
         <w:p>
           <w:pPr>
-            <w:pStyle w:val="TOC1"/>
+            <w:pStyle w:val="TM1"/>
             <w:tabs>
               <w:tab w:val="right" w:leader="dot" w:pos="9350"/>
             </w:tabs>
@@ -911,7 +924,7 @@
           <w:hyperlink w:anchor="_Toc233638713" w:history="1">
             <w:r>
               <w:rPr>
-                <w:rStyle w:val="Hyperlink"/>
+                <w:rStyle w:val="Lienhypertexte"/>
                 <w:noProof/>
               </w:rPr>
               <w:t>List of Tables</w:t>
@@ -968,7 +981,7 @@
         </w:p>
         <w:p>
           <w:pPr>
-            <w:pStyle w:val="TOC1"/>
+            <w:pStyle w:val="TM1"/>
             <w:tabs>
               <w:tab w:val="right" w:leader="dot" w:pos="9350"/>
             </w:tabs>
@@ -984,7 +997,7 @@
           <w:hyperlink w:anchor="_Toc233638714" w:history="1">
             <w:r>
               <w:rPr>
-                <w:rStyle w:val="Hyperlink"/>
+                <w:rStyle w:val="Lienhypertexte"/>
                 <w:noProof/>
               </w:rPr>
               <w:t>List of Figures</w:t>
@@ -1041,7 +1054,7 @@
         </w:p>
         <w:p>
           <w:pPr>
-            <w:pStyle w:val="TOC1"/>
+            <w:pStyle w:val="TM1"/>
             <w:tabs>
               <w:tab w:val="right" w:leader="dot" w:pos="9350"/>
             </w:tabs>
@@ -1057,7 +1070,7 @@
           <w:hyperlink w:anchor="_Toc233638715" w:history="1">
             <w:r>
               <w:rPr>
-                <w:rStyle w:val="Hyperlink"/>
+                <w:rStyle w:val="Lienhypertexte"/>
                 <w:noProof/>
               </w:rPr>
               <w:t>List of Abbreviations</w:t>
@@ -1114,7 +1127,7 @@
         </w:p>
         <w:p>
           <w:pPr>
-            <w:pStyle w:val="TOC1"/>
+            <w:pStyle w:val="TM1"/>
             <w:tabs>
               <w:tab w:val="right" w:leader="dot" w:pos="9350"/>
             </w:tabs>
@@ -1130,7 +1143,7 @@
           <w:hyperlink w:anchor="_Toc233638716" w:history="1">
             <w:r>
               <w:rPr>
-                <w:rStyle w:val="Hyperlink"/>
+                <w:rStyle w:val="Lienhypertexte"/>
                 <w:noProof/>
               </w:rPr>
               <w:t>Chapter One: General Introduction</w:t>
@@ -1187,7 +1200,7 @@
         </w:p>
         <w:p>
           <w:pPr>
-            <w:pStyle w:val="TOC2"/>
+            <w:pStyle w:val="TM2"/>
             <w:tabs>
               <w:tab w:val="right" w:leader="dot" w:pos="9350"/>
             </w:tabs>
@@ -1203,7 +1216,7 @@
           <w:hyperlink w:anchor="_Toc233638717" w:history="1">
             <w:r>
               <w:rPr>
-                <w:rStyle w:val="Hyperlink"/>
+                <w:rStyle w:val="Lienhypertexte"/>
                 <w:noProof/>
               </w:rPr>
               <w:t>1.1 Background and Context of the Study</w:t>
@@ -1260,7 +1273,7 @@
         </w:p>
         <w:p>
           <w:pPr>
-            <w:pStyle w:val="TOC2"/>
+            <w:pStyle w:val="TM2"/>
             <w:tabs>
               <w:tab w:val="right" w:leader="dot" w:pos="9350"/>
             </w:tabs>
@@ -1276,7 +1289,7 @@
           <w:hyperlink w:anchor="_Toc233638718" w:history="1">
             <w:r>
               <w:rPr>
-                <w:rStyle w:val="Hyperlink"/>
+                <w:rStyle w:val="Lienhypertexte"/>
                 <w:noProof/>
               </w:rPr>
               <w:t>1.2 Problem Statement</w:t>
@@ -1333,7 +1346,7 @@
         </w:p>
         <w:p>
           <w:pPr>
-            <w:pStyle w:val="TOC2"/>
+            <w:pStyle w:val="TM2"/>
             <w:tabs>
               <w:tab w:val="right" w:leader="dot" w:pos="9350"/>
             </w:tabs>
@@ -1349,7 +1362,7 @@
           <w:hyperlink w:anchor="_Toc233638719" w:history="1">
             <w:r>
               <w:rPr>
-                <w:rStyle w:val="Hyperlink"/>
+                <w:rStyle w:val="Lienhypertexte"/>
                 <w:noProof/>
               </w:rPr>
               <w:t>1.3 Objectives of the Study</w:t>
@@ -1406,7 +1419,7 @@
         </w:p>
         <w:p>
           <w:pPr>
-            <w:pStyle w:val="TOC3"/>
+            <w:pStyle w:val="TM3"/>
             <w:tabs>
               <w:tab w:val="right" w:leader="dot" w:pos="9350"/>
             </w:tabs>
@@ -1422,7 +1435,7 @@
           <w:hyperlink w:anchor="_Toc233638720" w:history="1">
             <w:r>
               <w:rPr>
-                <w:rStyle w:val="Hyperlink"/>
+                <w:rStyle w:val="Lienhypertexte"/>
                 <w:noProof/>
               </w:rPr>
               <w:t>1.3.1 General Objective</w:t>
@@ -1479,7 +1492,7 @@
         </w:p>
         <w:p>
           <w:pPr>
-            <w:pStyle w:val="TOC3"/>
+            <w:pStyle w:val="TM3"/>
             <w:tabs>
               <w:tab w:val="right" w:leader="dot" w:pos="9350"/>
             </w:tabs>
@@ -1495,7 +1508,7 @@
           <w:hyperlink w:anchor="_Toc233638721" w:history="1">
             <w:r>
               <w:rPr>
-                <w:rStyle w:val="Hyperlink"/>
+                <w:rStyle w:val="Lienhypertexte"/>
                 <w:noProof/>
               </w:rPr>
               <w:t>1.3.2 Specific Objectives</w:t>
@@ -1552,7 +1565,7 @@
         </w:p>
         <w:p>
           <w:pPr>
-            <w:pStyle w:val="TOC2"/>
+            <w:pStyle w:val="TM2"/>
             <w:tabs>
               <w:tab w:val="right" w:leader="dot" w:pos="9350"/>
             </w:tabs>
@@ -1568,7 +1581,7 @@
           <w:hyperlink w:anchor="_Toc233638722" w:history="1">
             <w:r>
               <w:rPr>
-                <w:rStyle w:val="Hyperlink"/>
+                <w:rStyle w:val="Lienhypertexte"/>
                 <w:noProof/>
               </w:rPr>
               <w:t>1.4 Proposed Methodology</w:t>
@@ -1625,7 +1638,7 @@
         </w:p>
         <w:p>
           <w:pPr>
-            <w:pStyle w:val="TOC2"/>
+            <w:pStyle w:val="TM2"/>
             <w:tabs>
               <w:tab w:val="right" w:leader="dot" w:pos="9350"/>
             </w:tabs>
@@ -1641,7 +1654,7 @@
           <w:hyperlink w:anchor="_Toc233638723" w:history="1">
             <w:r>
               <w:rPr>
-                <w:rStyle w:val="Hyperlink"/>
+                <w:rStyle w:val="Lienhypertexte"/>
                 <w:noProof/>
               </w:rPr>
               <w:t>1.5 Research Questions</w:t>
@@ -1698,7 +1711,7 @@
         </w:p>
         <w:p>
           <w:pPr>
-            <w:pStyle w:val="TOC2"/>
+            <w:pStyle w:val="TM2"/>
             <w:tabs>
               <w:tab w:val="right" w:leader="dot" w:pos="9350"/>
             </w:tabs>
@@ -1714,7 +1727,7 @@
           <w:hyperlink w:anchor="_Toc233638724" w:history="1">
             <w:r>
               <w:rPr>
-                <w:rStyle w:val="Hyperlink"/>
+                <w:rStyle w:val="Lienhypertexte"/>
                 <w:noProof/>
               </w:rPr>
               <w:t>1.6 Significance of the Study</w:t>
@@ -1771,7 +1784,7 @@
         </w:p>
         <w:p>
           <w:pPr>
-            <w:pStyle w:val="TOC2"/>
+            <w:pStyle w:val="TM2"/>
             <w:tabs>
               <w:tab w:val="right" w:leader="dot" w:pos="9350"/>
             </w:tabs>
@@ -1787,7 +1800,7 @@
           <w:hyperlink w:anchor="_Toc233638725" w:history="1">
             <w:r>
               <w:rPr>
-                <w:rStyle w:val="Hyperlink"/>
+                <w:rStyle w:val="Lienhypertexte"/>
                 <w:noProof/>
               </w:rPr>
               <w:t>1.7 Scope of the Study</w:t>
@@ -1844,7 +1857,7 @@
         </w:p>
         <w:p>
           <w:pPr>
-            <w:pStyle w:val="TOC2"/>
+            <w:pStyle w:val="TM2"/>
             <w:tabs>
               <w:tab w:val="right" w:leader="dot" w:pos="9350"/>
             </w:tabs>
@@ -1860,7 +1873,7 @@
           <w:hyperlink w:anchor="_Toc233638726" w:history="1">
             <w:r>
               <w:rPr>
-                <w:rStyle w:val="Hyperlink"/>
+                <w:rStyle w:val="Lienhypertexte"/>
                 <w:noProof/>
               </w:rPr>
               <w:t>1.8 Delimitation of the Study</w:t>
@@ -1917,7 +1930,7 @@
         </w:p>
         <w:p>
           <w:pPr>
-            <w:pStyle w:val="TOC2"/>
+            <w:pStyle w:val="TM2"/>
             <w:tabs>
               <w:tab w:val="right" w:leader="dot" w:pos="9350"/>
             </w:tabs>
@@ -1933,7 +1946,7 @@
           <w:hyperlink w:anchor="_Toc233638727" w:history="1">
             <w:r>
               <w:rPr>
-                <w:rStyle w:val="Hyperlink"/>
+                <w:rStyle w:val="Lienhypertexte"/>
                 <w:noProof/>
               </w:rPr>
               <w:t>1.9 Definition of Keywords and Terms</w:t>
@@ -1990,7 +2003,7 @@
         </w:p>
         <w:p>
           <w:pPr>
-            <w:pStyle w:val="TOC2"/>
+            <w:pStyle w:val="TM2"/>
             <w:tabs>
               <w:tab w:val="right" w:leader="dot" w:pos="9350"/>
             </w:tabs>
@@ -2006,7 +2019,7 @@
           <w:hyperlink w:anchor="_Toc233638728" w:history="1">
             <w:r>
               <w:rPr>
-                <w:rStyle w:val="Hyperlink"/>
+                <w:rStyle w:val="Lienhypertexte"/>
                 <w:noProof/>
               </w:rPr>
               <w:t>1.10 Organization of the Report</w:t>
@@ -2063,7 +2076,7 @@
         </w:p>
         <w:p>
           <w:pPr>
-            <w:pStyle w:val="TOC1"/>
+            <w:pStyle w:val="TM1"/>
             <w:tabs>
               <w:tab w:val="right" w:leader="dot" w:pos="9350"/>
             </w:tabs>
@@ -2079,7 +2092,7 @@
           <w:hyperlink w:anchor="_Toc233638729" w:history="1">
             <w:r>
               <w:rPr>
-                <w:rStyle w:val="Hyperlink"/>
+                <w:rStyle w:val="Lienhypertexte"/>
                 <w:noProof/>
               </w:rPr>
               <w:t>Chapter Two: Literature Review and Mobile App Development Process</w:t>
@@ -2136,7 +2149,7 @@
         </w:p>
         <w:p>
           <w:pPr>
-            <w:pStyle w:val="TOC2"/>
+            <w:pStyle w:val="TM2"/>
             <w:tabs>
               <w:tab w:val="right" w:leader="dot" w:pos="9350"/>
             </w:tabs>
@@ -2152,7 +2165,7 @@
           <w:hyperlink w:anchor="_Toc233638730" w:history="1">
             <w:r>
               <w:rPr>
-                <w:rStyle w:val="Hyperlink"/>
+                <w:rStyle w:val="Lienhypertexte"/>
                 <w:noProof/>
               </w:rPr>
               <w:t>2.1 Introduction</w:t>
@@ -2209,7 +2222,7 @@
         </w:p>
         <w:p>
           <w:pPr>
-            <w:pStyle w:val="TOC2"/>
+            <w:pStyle w:val="TM2"/>
             <w:tabs>
               <w:tab w:val="right" w:leader="dot" w:pos="9350"/>
             </w:tabs>
@@ -2225,7 +2238,7 @@
           <w:hyperlink w:anchor="_Toc233638731" w:history="1">
             <w:r>
               <w:rPr>
-                <w:rStyle w:val="Hyperlink"/>
+                <w:rStyle w:val="Lienhypertexte"/>
                 <w:noProof/>
               </w:rPr>
               <w:t>2.2 Types of Mobile Applications</w:t>
@@ -2282,7 +2295,7 @@
         </w:p>
         <w:p>
           <w:pPr>
-            <w:pStyle w:val="TOC2"/>
+            <w:pStyle w:val="TM2"/>
             <w:tabs>
               <w:tab w:val="right" w:leader="dot" w:pos="9350"/>
             </w:tabs>
@@ -2298,7 +2311,7 @@
           <w:hyperlink w:anchor="_Toc233638732" w:history="1">
             <w:r>
               <w:rPr>
-                <w:rStyle w:val="Hyperlink"/>
+                <w:rStyle w:val="Lienhypertexte"/>
                 <w:noProof/>
               </w:rPr>
               <w:t>2.3 Mobile App Programming Languages</w:t>
@@ -2355,7 +2368,7 @@
         </w:p>
         <w:p>
           <w:pPr>
-            <w:pStyle w:val="TOC2"/>
+            <w:pStyle w:val="TM2"/>
             <w:tabs>
               <w:tab w:val="right" w:leader="dot" w:pos="9350"/>
             </w:tabs>
@@ -2371,7 +2384,7 @@
           <w:hyperlink w:anchor="_Toc233638733" w:history="1">
             <w:r>
               <w:rPr>
-                <w:rStyle w:val="Hyperlink"/>
+                <w:rStyle w:val="Lienhypertexte"/>
                 <w:noProof/>
               </w:rPr>
               <w:t>2.4 Mobile App Development Frameworks</w:t>
@@ -2428,7 +2441,7 @@
         </w:p>
         <w:p>
           <w:pPr>
-            <w:pStyle w:val="TOC2"/>
+            <w:pStyle w:val="TM2"/>
             <w:tabs>
               <w:tab w:val="right" w:leader="dot" w:pos="9350"/>
             </w:tabs>
@@ -2444,7 +2457,7 @@
           <w:hyperlink w:anchor="_Toc233638734" w:history="1">
             <w:r>
               <w:rPr>
-                <w:rStyle w:val="Hyperlink"/>
+                <w:rStyle w:val="Lienhypertexte"/>
                 <w:noProof/>
               </w:rPr>
               <w:t>2.5 Mobile App Architectures and Design Patterns</w:t>
@@ -2501,7 +2514,7 @@
         </w:p>
         <w:p>
           <w:pPr>
-            <w:pStyle w:val="TOC2"/>
+            <w:pStyle w:val="TM2"/>
             <w:tabs>
               <w:tab w:val="right" w:leader="dot" w:pos="9350"/>
             </w:tabs>
@@ -2517,7 +2530,7 @@
           <w:hyperlink w:anchor="_Toc233638735" w:history="1">
             <w:r>
               <w:rPr>
-                <w:rStyle w:val="Hyperlink"/>
+                <w:rStyle w:val="Lienhypertexte"/>
                 <w:noProof/>
               </w:rPr>
               <w:t>2.6 Requirement Engineering Process</w:t>
@@ -2574,7 +2587,7 @@
         </w:p>
         <w:p>
           <w:pPr>
-            <w:pStyle w:val="TOC2"/>
+            <w:pStyle w:val="TM2"/>
             <w:tabs>
               <w:tab w:val="right" w:leader="dot" w:pos="9350"/>
             </w:tabs>
@@ -2590,7 +2603,7 @@
           <w:hyperlink w:anchor="_Toc233638736" w:history="1">
             <w:r>
               <w:rPr>
-                <w:rStyle w:val="Hyperlink"/>
+                <w:rStyle w:val="Lienhypertexte"/>
                 <w:noProof/>
               </w:rPr>
               <w:t>2.7 Mobile App Development Cost Estimation</w:t>
@@ -2647,7 +2660,7 @@
         </w:p>
         <w:p>
           <w:pPr>
-            <w:pStyle w:val="TOC2"/>
+            <w:pStyle w:val="TM2"/>
             <w:tabs>
               <w:tab w:val="right" w:leader="dot" w:pos="9350"/>
             </w:tabs>
@@ -2663,7 +2676,7 @@
           <w:hyperlink w:anchor="_Toc233638737" w:history="1">
             <w:r>
               <w:rPr>
-                <w:rStyle w:val="Hyperlink"/>
+                <w:rStyle w:val="Lienhypertexte"/>
                 <w:noProof/>
               </w:rPr>
               <w:t>2.8 Related Works</w:t>
@@ -2720,7 +2733,7 @@
         </w:p>
         <w:p>
           <w:pPr>
-            <w:pStyle w:val="TOC2"/>
+            <w:pStyle w:val="TM2"/>
             <w:tabs>
               <w:tab w:val="right" w:leader="dot" w:pos="9350"/>
             </w:tabs>
@@ -2736,7 +2749,7 @@
           <w:hyperlink w:anchor="_Toc233638738" w:history="1">
             <w:r>
               <w:rPr>
-                <w:rStyle w:val="Hyperlink"/>
+                <w:rStyle w:val="Lienhypertexte"/>
                 <w:noProof/>
               </w:rPr>
               <w:t>2.9 Partial Conclusion</w:t>
@@ -2793,7 +2806,7 @@
         </w:p>
         <w:p>
           <w:pPr>
-            <w:pStyle w:val="TOC1"/>
+            <w:pStyle w:val="TM1"/>
             <w:tabs>
               <w:tab w:val="right" w:leader="dot" w:pos="9350"/>
             </w:tabs>
@@ -2809,7 +2822,7 @@
           <w:hyperlink w:anchor="_Toc233638739" w:history="1">
             <w:r>
               <w:rPr>
-                <w:rStyle w:val="Hyperlink"/>
+                <w:rStyle w:val="Lienhypertexte"/>
                 <w:b/>
                 <w:bCs/>
                 <w:noProof/>
@@ -2868,7 +2881,7 @@
         </w:p>
         <w:p>
           <w:pPr>
-            <w:pStyle w:val="TOC2"/>
+            <w:pStyle w:val="TM2"/>
             <w:tabs>
               <w:tab w:val="right" w:leader="dot" w:pos="9350"/>
             </w:tabs>
@@ -2884,7 +2897,7 @@
           <w:hyperlink w:anchor="_Toc233638740" w:history="1">
             <w:r>
               <w:rPr>
-                <w:rStyle w:val="Hyperlink"/>
+                <w:rStyle w:val="Lienhypertexte"/>
                 <w:noProof/>
               </w:rPr>
               <w:t>3.1 Introduction</w:t>
@@ -2941,7 +2954,7 @@
         </w:p>
         <w:p>
           <w:pPr>
-            <w:pStyle w:val="TOC2"/>
+            <w:pStyle w:val="TM2"/>
             <w:tabs>
               <w:tab w:val="right" w:leader="dot" w:pos="9350"/>
             </w:tabs>
@@ -2957,7 +2970,7 @@
           <w:hyperlink w:anchor="_Toc233638741" w:history="1">
             <w:r>
               <w:rPr>
-                <w:rStyle w:val="Hyperlink"/>
+                <w:rStyle w:val="Lienhypertexte"/>
                 <w:noProof/>
               </w:rPr>
               <w:t>3.2 Stakeholder Identification</w:t>
@@ -3014,7 +3027,7 @@
         </w:p>
         <w:p>
           <w:pPr>
-            <w:pStyle w:val="TOC2"/>
+            <w:pStyle w:val="TM2"/>
             <w:tabs>
               <w:tab w:val="right" w:leader="dot" w:pos="9350"/>
             </w:tabs>
@@ -3030,7 +3043,7 @@
           <w:hyperlink w:anchor="_Toc233638742" w:history="1">
             <w:r>
               <w:rPr>
-                <w:rStyle w:val="Hyperlink"/>
+                <w:rStyle w:val="Lienhypertexte"/>
                 <w:noProof/>
               </w:rPr>
               <w:t>3.4 Data Gathering</w:t>
@@ -3087,7 +3100,7 @@
         </w:p>
         <w:p>
           <w:pPr>
-            <w:pStyle w:val="TOC2"/>
+            <w:pStyle w:val="TM2"/>
             <w:tabs>
               <w:tab w:val="right" w:leader="dot" w:pos="9350"/>
             </w:tabs>
@@ -3103,7 +3116,7 @@
           <w:hyperlink w:anchor="_Toc233638743" w:history="1">
             <w:r>
               <w:rPr>
-                <w:rStyle w:val="Hyperlink"/>
+                <w:rStyle w:val="Lienhypertexte"/>
                 <w:noProof/>
               </w:rPr>
               <w:t>3.5 Data Cleaning</w:t>
@@ -3160,7 +3173,7 @@
         </w:p>
         <w:p>
           <w:pPr>
-            <w:pStyle w:val="TOC2"/>
+            <w:pStyle w:val="TM2"/>
             <w:tabs>
               <w:tab w:val="right" w:leader="dot" w:pos="9350"/>
             </w:tabs>
@@ -3176,7 +3189,7 @@
           <w:hyperlink w:anchor="_Toc233638744" w:history="1">
             <w:r>
               <w:rPr>
-                <w:rStyle w:val="Hyperlink"/>
+                <w:rStyle w:val="Lienhypertexte"/>
                 <w:noProof/>
               </w:rPr>
               <w:t>3.6 User Reluctance Assessment</w:t>
@@ -3233,7 +3246,7 @@
         </w:p>
         <w:p>
           <w:pPr>
-            <w:pStyle w:val="TOC2"/>
+            <w:pStyle w:val="TM2"/>
             <w:tabs>
               <w:tab w:val="right" w:leader="dot" w:pos="9350"/>
             </w:tabs>
@@ -3249,7 +3262,7 @@
           <w:hyperlink w:anchor="_Toc233638745" w:history="1">
             <w:r>
               <w:rPr>
-                <w:rStyle w:val="Hyperlink"/>
+                <w:rStyle w:val="Lienhypertexte"/>
                 <w:noProof/>
               </w:rPr>
               <w:t>3.7 Analysis of User Technical Environment</w:t>
@@ -3306,7 +3319,7 @@
         </w:p>
         <w:p>
           <w:pPr>
-            <w:pStyle w:val="TOC2"/>
+            <w:pStyle w:val="TM2"/>
             <w:tabs>
               <w:tab w:val="right" w:leader="dot" w:pos="9350"/>
             </w:tabs>
@@ -3322,7 +3335,7 @@
           <w:hyperlink w:anchor="_Toc233638746" w:history="1">
             <w:r>
               <w:rPr>
-                <w:rStyle w:val="Hyperlink"/>
+                <w:rStyle w:val="Lienhypertexte"/>
                 <w:noProof/>
               </w:rPr>
               <w:t>3.8 Analysis of Network Experience</w:t>
@@ -3379,7 +3392,7 @@
         </w:p>
         <w:p>
           <w:pPr>
-            <w:pStyle w:val="TOC2"/>
+            <w:pStyle w:val="TM2"/>
             <w:tabs>
               <w:tab w:val="right" w:leader="dot" w:pos="9350"/>
             </w:tabs>
@@ -3395,7 +3408,7 @@
           <w:hyperlink w:anchor="_Toc233638747" w:history="1">
             <w:r>
               <w:rPr>
-                <w:rStyle w:val="Hyperlink"/>
+                <w:rStyle w:val="Lienhypertexte"/>
                 <w:noProof/>
               </w:rPr>
               <w:t>3.9 User Interaction and Feedback Preferences</w:t>
@@ -3452,7 +3465,7 @@
         </w:p>
         <w:p>
           <w:pPr>
-            <w:pStyle w:val="TOC2"/>
+            <w:pStyle w:val="TM2"/>
             <w:tabs>
               <w:tab w:val="right" w:leader="dot" w:pos="9350"/>
             </w:tabs>
@@ -3468,7 +3481,7 @@
           <w:hyperlink w:anchor="_Toc233638748" w:history="1">
             <w:r>
               <w:rPr>
-                <w:rStyle w:val="Hyperlink"/>
+                <w:rStyle w:val="Lienhypertexte"/>
                 <w:noProof/>
               </w:rPr>
               <w:t>3.10 Privacy and Trust Analysis</w:t>
@@ -3525,7 +3538,7 @@
         </w:p>
         <w:p>
           <w:pPr>
-            <w:pStyle w:val="TOC2"/>
+            <w:pStyle w:val="TM2"/>
             <w:tabs>
               <w:tab w:val="right" w:leader="dot" w:pos="9350"/>
             </w:tabs>
@@ -3541,7 +3554,7 @@
           <w:hyperlink w:anchor="_Toc233638749" w:history="1">
             <w:r>
               <w:rPr>
-                <w:rStyle w:val="Hyperlink"/>
+                <w:rStyle w:val="Lienhypertexte"/>
                 <w:noProof/>
               </w:rPr>
               <w:t>3.11 Battery and Data Usage Sensitivity</w:t>
@@ -3598,7 +3611,7 @@
         </w:p>
         <w:p>
           <w:pPr>
-            <w:pStyle w:val="TOC2"/>
+            <w:pStyle w:val="TM2"/>
             <w:tabs>
               <w:tab w:val="right" w:leader="dot" w:pos="9350"/>
             </w:tabs>
@@ -3614,7 +3627,7 @@
           <w:hyperlink w:anchor="_Toc233638750" w:history="1">
             <w:r>
               <w:rPr>
-                <w:rStyle w:val="Hyperlink"/>
+                <w:rStyle w:val="Lienhypertexte"/>
                 <w:noProof/>
               </w:rPr>
               <w:t>3.12 Language and Localization</w:t>
@@ -3671,7 +3684,7 @@
         </w:p>
         <w:p>
           <w:pPr>
-            <w:pStyle w:val="TOC2"/>
+            <w:pStyle w:val="TM2"/>
             <w:tabs>
               <w:tab w:val="right" w:leader="dot" w:pos="9350"/>
             </w:tabs>
@@ -3687,7 +3700,7 @@
           <w:hyperlink w:anchor="_Toc233638751" w:history="1">
             <w:r>
               <w:rPr>
-                <w:rStyle w:val="Hyperlink"/>
+                <w:rStyle w:val="Lienhypertexte"/>
                 <w:noProof/>
               </w:rPr>
               <w:t>3.13 Requirement Analysis</w:t>
@@ -3744,7 +3757,7 @@
         </w:p>
         <w:p>
           <w:pPr>
-            <w:pStyle w:val="TOC2"/>
+            <w:pStyle w:val="TM2"/>
             <w:tabs>
               <w:tab w:val="right" w:leader="dot" w:pos="9350"/>
             </w:tabs>
@@ -3760,7 +3773,7 @@
           <w:hyperlink w:anchor="_Toc233638752" w:history="1">
             <w:r>
               <w:rPr>
-                <w:rStyle w:val="Hyperlink"/>
+                <w:rStyle w:val="Lienhypertexte"/>
                 <w:noProof/>
               </w:rPr>
               <w:t>3.14 Functional Requirements</w:t>
@@ -3817,7 +3830,7 @@
         </w:p>
         <w:p>
           <w:pPr>
-            <w:pStyle w:val="TOC2"/>
+            <w:pStyle w:val="TM2"/>
             <w:tabs>
               <w:tab w:val="right" w:leader="dot" w:pos="9350"/>
             </w:tabs>
@@ -3833,7 +3846,7 @@
           <w:hyperlink w:anchor="_Toc233638753" w:history="1">
             <w:r>
               <w:rPr>
-                <w:rStyle w:val="Hyperlink"/>
+                <w:rStyle w:val="Lienhypertexte"/>
                 <w:noProof/>
               </w:rPr>
               <w:t>3.15 Non-Functional Requirements</w:t>
@@ -3890,7 +3903,7 @@
         </w:p>
         <w:p>
           <w:pPr>
-            <w:pStyle w:val="TOC2"/>
+            <w:pStyle w:val="TM2"/>
             <w:tabs>
               <w:tab w:val="right" w:leader="dot" w:pos="9350"/>
             </w:tabs>
@@ -3906,7 +3919,7 @@
           <w:hyperlink w:anchor="_Toc233638754" w:history="1">
             <w:r>
               <w:rPr>
-                <w:rStyle w:val="Hyperlink"/>
+                <w:rStyle w:val="Lienhypertexte"/>
                 <w:noProof/>
               </w:rPr>
               <w:t>3.16 Requirement Prioritization</w:t>
@@ -3963,7 +3976,7 @@
         </w:p>
         <w:p>
           <w:pPr>
-            <w:pStyle w:val="TOC2"/>
+            <w:pStyle w:val="TM2"/>
             <w:tabs>
               <w:tab w:val="right" w:leader="dot" w:pos="9350"/>
             </w:tabs>
@@ -3979,7 +3992,7 @@
           <w:hyperlink w:anchor="_Toc233638755" w:history="1">
             <w:r>
               <w:rPr>
-                <w:rStyle w:val="Hyperlink"/>
+                <w:rStyle w:val="Lienhypertexte"/>
                 <w:noProof/>
               </w:rPr>
               <w:t>3.17 Software Requirement Specification Summary</w:t>
@@ -4036,7 +4049,7 @@
         </w:p>
         <w:p>
           <w:pPr>
-            <w:pStyle w:val="TOC2"/>
+            <w:pStyle w:val="TM2"/>
             <w:tabs>
               <w:tab w:val="right" w:leader="dot" w:pos="9350"/>
             </w:tabs>
@@ -4052,7 +4065,7 @@
           <w:hyperlink w:anchor="_Toc233638756" w:history="1">
             <w:r>
               <w:rPr>
-                <w:rStyle w:val="Hyperlink"/>
+                <w:rStyle w:val="Lienhypertexte"/>
                 <w:noProof/>
               </w:rPr>
               <w:t>3.18 Requirement Validation with Stakeholders</w:t>
@@ -4109,7 +4122,7 @@
         </w:p>
         <w:p>
           <w:pPr>
-            <w:pStyle w:val="TOC2"/>
+            <w:pStyle w:val="TM2"/>
             <w:tabs>
               <w:tab w:val="right" w:leader="dot" w:pos="9350"/>
             </w:tabs>
@@ -4125,7 +4138,7 @@
           <w:hyperlink w:anchor="_Toc233638757" w:history="1">
             <w:r>
               <w:rPr>
-                <w:rStyle w:val="Hyperlink"/>
+                <w:rStyle w:val="Lienhypertexte"/>
                 <w:noProof/>
               </w:rPr>
               <w:t>3.19 System Context Diagram</w:t>
@@ -4182,7 +4195,7 @@
         </w:p>
         <w:p>
           <w:pPr>
-            <w:pStyle w:val="TOC2"/>
+            <w:pStyle w:val="TM2"/>
             <w:tabs>
               <w:tab w:val="right" w:leader="dot" w:pos="9350"/>
             </w:tabs>
@@ -4198,7 +4211,7 @@
           <w:hyperlink w:anchor="_Toc233638758" w:history="1">
             <w:r>
               <w:rPr>
-                <w:rStyle w:val="Hyperlink"/>
+                <w:rStyle w:val="Lienhypertexte"/>
                 <w:noProof/>
               </w:rPr>
               <w:t>3.20 Data Flow Diagram</w:t>
@@ -4255,7 +4268,7 @@
         </w:p>
         <w:p>
           <w:pPr>
-            <w:pStyle w:val="TOC2"/>
+            <w:pStyle w:val="TM2"/>
             <w:tabs>
               <w:tab w:val="right" w:leader="dot" w:pos="9350"/>
             </w:tabs>
@@ -4271,7 +4284,7 @@
           <w:hyperlink w:anchor="_Toc233638759" w:history="1">
             <w:r>
               <w:rPr>
-                <w:rStyle w:val="Hyperlink"/>
+                <w:rStyle w:val="Lienhypertexte"/>
                 <w:noProof/>
               </w:rPr>
               <w:t>3.21 Use Case Diagram</w:t>
@@ -4328,7 +4341,7 @@
         </w:p>
         <w:p>
           <w:pPr>
-            <w:pStyle w:val="TOC2"/>
+            <w:pStyle w:val="TM2"/>
             <w:tabs>
               <w:tab w:val="right" w:leader="dot" w:pos="9350"/>
             </w:tabs>
@@ -4344,7 +4357,7 @@
           <w:hyperlink w:anchor="_Toc233638760" w:history="1">
             <w:r>
               <w:rPr>
-                <w:rStyle w:val="Hyperlink"/>
+                <w:rStyle w:val="Lienhypertexte"/>
                 <w:noProof/>
               </w:rPr>
               <w:t>3.22 Sequence Diagram</w:t>
@@ -4401,7 +4414,7 @@
         </w:p>
         <w:p>
           <w:pPr>
-            <w:pStyle w:val="TOC2"/>
+            <w:pStyle w:val="TM2"/>
             <w:tabs>
               <w:tab w:val="right" w:leader="dot" w:pos="9350"/>
             </w:tabs>
@@ -4417,7 +4430,7 @@
           <w:hyperlink w:anchor="_Toc233638761" w:history="1">
             <w:r>
               <w:rPr>
-                <w:rStyle w:val="Hyperlink"/>
+                <w:rStyle w:val="Lienhypertexte"/>
                 <w:noProof/>
               </w:rPr>
               <w:t>3.23 Class Diagram</w:t>
@@ -4474,7 +4487,7 @@
         </w:p>
         <w:p>
           <w:pPr>
-            <w:pStyle w:val="TOC2"/>
+            <w:pStyle w:val="TM2"/>
             <w:tabs>
               <w:tab w:val="right" w:leader="dot" w:pos="9350"/>
             </w:tabs>
@@ -4490,7 +4503,7 @@
           <w:hyperlink w:anchor="_Toc233638762" w:history="1">
             <w:r>
               <w:rPr>
-                <w:rStyle w:val="Hyperlink"/>
+                <w:rStyle w:val="Lienhypertexte"/>
                 <w:noProof/>
               </w:rPr>
               <w:t>3.24 Deployment Diagram</w:t>
@@ -4547,7 +4560,7 @@
         </w:p>
         <w:p>
           <w:pPr>
-            <w:pStyle w:val="TOC2"/>
+            <w:pStyle w:val="TM2"/>
             <w:tabs>
               <w:tab w:val="right" w:leader="dot" w:pos="9350"/>
             </w:tabs>
@@ -4563,7 +4576,7 @@
           <w:hyperlink w:anchor="_Toc233638763" w:history="1">
             <w:r>
               <w:rPr>
-                <w:rStyle w:val="Hyperlink"/>
+                <w:rStyle w:val="Lienhypertexte"/>
                 <w:noProof/>
               </w:rPr>
               <w:t>3.25 Database Conceptual Design</w:t>
@@ -4620,7 +4633,7 @@
         </w:p>
         <w:p>
           <w:pPr>
-            <w:pStyle w:val="TOC2"/>
+            <w:pStyle w:val="TM2"/>
             <w:tabs>
               <w:tab w:val="right" w:leader="dot" w:pos="9350"/>
             </w:tabs>
@@ -4636,7 +4649,7 @@
           <w:hyperlink w:anchor="_Toc233638764" w:history="1">
             <w:r>
               <w:rPr>
-                <w:rStyle w:val="Hyperlink"/>
+                <w:rStyle w:val="Lienhypertexte"/>
                 <w:noProof/>
               </w:rPr>
               <w:t>3.26 Entity Relationship Diagram</w:t>
@@ -4693,7 +4706,7 @@
         </w:p>
         <w:p>
           <w:pPr>
-            <w:pStyle w:val="TOC2"/>
+            <w:pStyle w:val="TM2"/>
             <w:tabs>
               <w:tab w:val="right" w:leader="dot" w:pos="9350"/>
             </w:tabs>
@@ -4709,7 +4722,7 @@
           <w:hyperlink w:anchor="_Toc233638765" w:history="1">
             <w:r>
               <w:rPr>
-                <w:rStyle w:val="Hyperlink"/>
+                <w:rStyle w:val="Lienhypertexte"/>
                 <w:noProof/>
               </w:rPr>
               <w:t>3.27 Global Architecture of the Solution</w:t>
@@ -4766,7 +4779,7 @@
         </w:p>
         <w:p>
           <w:pPr>
-            <w:pStyle w:val="TOC2"/>
+            <w:pStyle w:val="TM2"/>
             <w:tabs>
               <w:tab w:val="right" w:leader="dot" w:pos="9350"/>
             </w:tabs>
@@ -4782,7 +4795,7 @@
           <w:hyperlink w:anchor="_Toc233638766" w:history="1">
             <w:r>
               <w:rPr>
-                <w:rStyle w:val="Hyperlink"/>
+                <w:rStyle w:val="Lienhypertexte"/>
                 <w:noProof/>
               </w:rPr>
               <w:t>3.28 Partial Conclusion</w:t>
@@ -4839,7 +4852,7 @@
         </w:p>
         <w:p>
           <w:pPr>
-            <w:pStyle w:val="TOC1"/>
+            <w:pStyle w:val="TM1"/>
             <w:tabs>
               <w:tab w:val="right" w:leader="dot" w:pos="9350"/>
             </w:tabs>
@@ -4855,7 +4868,7 @@
           <w:hyperlink w:anchor="_Toc233638767" w:history="1">
             <w:r>
               <w:rPr>
-                <w:rStyle w:val="Hyperlink"/>
+                <w:rStyle w:val="Lienhypertexte"/>
                 <w:noProof/>
               </w:rPr>
               <w:t>Chapter Four: Implementation and Results</w:t>
@@ -4912,7 +4925,7 @@
         </w:p>
         <w:p>
           <w:pPr>
-            <w:pStyle w:val="TOC2"/>
+            <w:pStyle w:val="TM2"/>
             <w:tabs>
               <w:tab w:val="right" w:leader="dot" w:pos="9350"/>
             </w:tabs>
@@ -4928,7 +4941,7 @@
           <w:hyperlink w:anchor="_Toc233638768" w:history="1">
             <w:r>
               <w:rPr>
-                <w:rStyle w:val="Hyperlink"/>
+                <w:rStyle w:val="Lienhypertexte"/>
                 <w:noProof/>
               </w:rPr>
               <w:t>4.1 Introduction</w:t>
@@ -4985,7 +4998,7 @@
         </w:p>
         <w:p>
           <w:pPr>
-            <w:pStyle w:val="TOC2"/>
+            <w:pStyle w:val="TM2"/>
             <w:tabs>
               <w:tab w:val="right" w:leader="dot" w:pos="9350"/>
             </w:tabs>
@@ -5001,7 +5014,7 @@
           <w:hyperlink w:anchor="_Toc233638769" w:history="1">
             <w:r>
               <w:rPr>
-                <w:rStyle w:val="Hyperlink"/>
+                <w:rStyle w:val="Lienhypertexte"/>
                 <w:noProof/>
               </w:rPr>
               <w:t>4.2 Tools and Materials Used</w:t>
@@ -5058,7 +5071,7 @@
         </w:p>
         <w:p>
           <w:pPr>
-            <w:pStyle w:val="TOC2"/>
+            <w:pStyle w:val="TM2"/>
             <w:tabs>
               <w:tab w:val="right" w:leader="dot" w:pos="9350"/>
             </w:tabs>
@@ -5074,7 +5087,7 @@
           <w:hyperlink w:anchor="_Toc233638770" w:history="1">
             <w:r>
               <w:rPr>
-                <w:rStyle w:val="Hyperlink"/>
+                <w:rStyle w:val="Lienhypertexte"/>
                 <w:noProof/>
               </w:rPr>
               <w:t>4.3 App Identity</w:t>
@@ -5131,7 +5144,7 @@
         </w:p>
         <w:p>
           <w:pPr>
-            <w:pStyle w:val="TOC2"/>
+            <w:pStyle w:val="TM2"/>
             <w:tabs>
               <w:tab w:val="right" w:leader="dot" w:pos="9350"/>
             </w:tabs>
@@ -5147,7 +5160,7 @@
           <w:hyperlink w:anchor="_Toc233638771" w:history="1">
             <w:r>
               <w:rPr>
-                <w:rStyle w:val="Hyperlink"/>
+                <w:rStyle w:val="Lienhypertexte"/>
                 <w:noProof/>
               </w:rPr>
               <w:t>4.4 Visual Design</w:t>
@@ -5204,7 +5217,7 @@
         </w:p>
         <w:p>
           <w:pPr>
-            <w:pStyle w:val="TOC2"/>
+            <w:pStyle w:val="TM2"/>
             <w:tabs>
               <w:tab w:val="right" w:leader="dot" w:pos="9350"/>
             </w:tabs>
@@ -5220,7 +5233,7 @@
           <w:hyperlink w:anchor="_Toc233638772" w:history="1">
             <w:r>
               <w:rPr>
-                <w:rStyle w:val="Hyperlink"/>
+                <w:rStyle w:val="Lienhypertexte"/>
                 <w:noProof/>
               </w:rPr>
               <w:t>4.5 Frontend Implementation</w:t>
@@ -5277,7 +5290,7 @@
         </w:p>
         <w:p>
           <w:pPr>
-            <w:pStyle w:val="TOC2"/>
+            <w:pStyle w:val="TM2"/>
             <w:tabs>
               <w:tab w:val="right" w:leader="dot" w:pos="9350"/>
             </w:tabs>
@@ -5293,7 +5306,7 @@
           <w:hyperlink w:anchor="_Toc233638773" w:history="1">
             <w:r>
               <w:rPr>
-                <w:rStyle w:val="Hyperlink"/>
+                <w:rStyle w:val="Lienhypertexte"/>
                 <w:noProof/>
               </w:rPr>
               <w:t>4.6 Authentication Implementation</w:t>
@@ -5350,7 +5363,7 @@
         </w:p>
         <w:p>
           <w:pPr>
-            <w:pStyle w:val="TOC2"/>
+            <w:pStyle w:val="TM2"/>
             <w:tabs>
               <w:tab w:val="right" w:leader="dot" w:pos="9350"/>
             </w:tabs>
@@ -5366,7 +5379,7 @@
           <w:hyperlink w:anchor="_Toc233638774" w:history="1">
             <w:r>
               <w:rPr>
-                <w:rStyle w:val="Hyperlink"/>
+                <w:rStyle w:val="Lienhypertexte"/>
                 <w:noProof/>
               </w:rPr>
               <w:t>4.7 Subscriber Collection Implementation</w:t>
@@ -5423,7 +5436,7 @@
         </w:p>
         <w:p>
           <w:pPr>
-            <w:pStyle w:val="TOC2"/>
+            <w:pStyle w:val="TM2"/>
             <w:tabs>
               <w:tab w:val="right" w:leader="dot" w:pos="9350"/>
             </w:tabs>
@@ -5439,7 +5452,7 @@
           <w:hyperlink w:anchor="_Toc233638775" w:history="1">
             <w:r>
               <w:rPr>
-                <w:rStyle w:val="Hyperlink"/>
+                <w:rStyle w:val="Lienhypertexte"/>
                 <w:noProof/>
               </w:rPr>
               <w:t>4.8 Metric Collection Implementation</w:t>
@@ -5496,7 +5509,7 @@
         </w:p>
         <w:p>
           <w:pPr>
-            <w:pStyle w:val="TOC2"/>
+            <w:pStyle w:val="TM2"/>
             <w:tabs>
               <w:tab w:val="right" w:leader="dot" w:pos="9350"/>
             </w:tabs>
@@ -5512,7 +5525,7 @@
           <w:hyperlink w:anchor="_Toc233638776" w:history="1">
             <w:r>
               <w:rPr>
-                <w:rStyle w:val="Hyperlink"/>
+                <w:rStyle w:val="Lienhypertexte"/>
                 <w:noProof/>
               </w:rPr>
               <w:t>4.9 Local Storage Implementation</w:t>
@@ -5569,7 +5582,7 @@
         </w:p>
         <w:p>
           <w:pPr>
-            <w:pStyle w:val="TOC2"/>
+            <w:pStyle w:val="TM2"/>
             <w:tabs>
               <w:tab w:val="right" w:leader="dot" w:pos="9350"/>
             </w:tabs>
@@ -5585,7 +5598,7 @@
           <w:hyperlink w:anchor="_Toc233638777" w:history="1">
             <w:r>
               <w:rPr>
-                <w:rStyle w:val="Hyperlink"/>
+                <w:rStyle w:val="Lienhypertexte"/>
                 <w:noProof/>
               </w:rPr>
               <w:t>4.10 Background Collection Implementation</w:t>
@@ -5642,7 +5655,7 @@
         </w:p>
         <w:p>
           <w:pPr>
-            <w:pStyle w:val="TOC2"/>
+            <w:pStyle w:val="TM2"/>
             <w:tabs>
               <w:tab w:val="right" w:leader="dot" w:pos="9350"/>
             </w:tabs>
@@ -5658,7 +5671,7 @@
           <w:hyperlink w:anchor="_Toc233638778" w:history="1">
             <w:r>
               <w:rPr>
-                <w:rStyle w:val="Hyperlink"/>
+                <w:rStyle w:val="Lienhypertexte"/>
                 <w:noProof/>
               </w:rPr>
               <w:t>4.11 Heatmap Implementation</w:t>
@@ -5715,7 +5728,7 @@
         </w:p>
         <w:p>
           <w:pPr>
-            <w:pStyle w:val="TOC2"/>
+            <w:pStyle w:val="TM2"/>
             <w:tabs>
               <w:tab w:val="right" w:leader="dot" w:pos="9350"/>
             </w:tabs>
@@ -5731,7 +5744,7 @@
           <w:hyperlink w:anchor="_Toc233638779" w:history="1">
             <w:r>
               <w:rPr>
-                <w:rStyle w:val="Hyperlink"/>
+                <w:rStyle w:val="Lienhypertexte"/>
                 <w:noProof/>
               </w:rPr>
               <w:t>4.12 Records Implementation</w:t>
@@ -5788,7 +5801,7 @@
         </w:p>
         <w:p>
           <w:pPr>
-            <w:pStyle w:val="TOC2"/>
+            <w:pStyle w:val="TM2"/>
             <w:tabs>
               <w:tab w:val="right" w:leader="dot" w:pos="9350"/>
             </w:tabs>
@@ -5804,7 +5817,7 @@
           <w:hyperlink w:anchor="_Toc233638780" w:history="1">
             <w:r>
               <w:rPr>
-                <w:rStyle w:val="Hyperlink"/>
+                <w:rStyle w:val="Lienhypertexte"/>
                 <w:noProof/>
               </w:rPr>
               <w:t>4.14 Database Implementation</w:t>
@@ -5861,7 +5874,7 @@
         </w:p>
         <w:p>
           <w:pPr>
-            <w:pStyle w:val="TOC2"/>
+            <w:pStyle w:val="TM2"/>
             <w:tabs>
               <w:tab w:val="right" w:leader="dot" w:pos="9350"/>
             </w:tabs>
@@ -5877,7 +5890,7 @@
           <w:hyperlink w:anchor="_Toc233638781" w:history="1">
             <w:r>
               <w:rPr>
-                <w:rStyle w:val="Hyperlink"/>
+                <w:rStyle w:val="Lienhypertexte"/>
                 <w:noProof/>
               </w:rPr>
               <w:t>4.15 Connecting Database to Backend</w:t>
@@ -5934,7 +5947,7 @@
         </w:p>
         <w:p>
           <w:pPr>
-            <w:pStyle w:val="TOC2"/>
+            <w:pStyle w:val="TM2"/>
             <w:tabs>
               <w:tab w:val="right" w:leader="dot" w:pos="9350"/>
             </w:tabs>
@@ -5950,7 +5963,7 @@
           <w:hyperlink w:anchor="_Toc233638782" w:history="1">
             <w:r>
               <w:rPr>
-                <w:rStyle w:val="Hyperlink"/>
+                <w:rStyle w:val="Lienhypertexte"/>
                 <w:noProof/>
               </w:rPr>
               <w:t>4.16 Admin Dashboard Implementation</w:t>
@@ -6007,7 +6020,7 @@
         </w:p>
         <w:p>
           <w:pPr>
-            <w:pStyle w:val="TOC2"/>
+            <w:pStyle w:val="TM2"/>
             <w:tabs>
               <w:tab w:val="right" w:leader="dot" w:pos="9350"/>
             </w:tabs>
@@ -6023,7 +6036,7 @@
           <w:hyperlink w:anchor="_Toc233638783" w:history="1">
             <w:r>
               <w:rPr>
-                <w:rStyle w:val="Hyperlink"/>
+                <w:rStyle w:val="Lienhypertexte"/>
                 <w:noProof/>
               </w:rPr>
               <w:t>4.17 Presentation and Interpretation of Results</w:t>
@@ -6080,7 +6093,7 @@
         </w:p>
         <w:p>
           <w:pPr>
-            <w:pStyle w:val="TOC2"/>
+            <w:pStyle w:val="TM2"/>
             <w:tabs>
               <w:tab w:val="right" w:leader="dot" w:pos="9350"/>
             </w:tabs>
@@ -6096,7 +6109,7 @@
           <w:hyperlink w:anchor="_Toc233638784" w:history="1">
             <w:r>
               <w:rPr>
-                <w:rStyle w:val="Hyperlink"/>
+                <w:rStyle w:val="Lienhypertexte"/>
                 <w:noProof/>
               </w:rPr>
               <w:t>4.18 Evaluation of the Solution</w:t>
@@ -6153,7 +6166,7 @@
         </w:p>
         <w:p>
           <w:pPr>
-            <w:pStyle w:val="TOC2"/>
+            <w:pStyle w:val="TM2"/>
             <w:tabs>
               <w:tab w:val="right" w:leader="dot" w:pos="9350"/>
             </w:tabs>
@@ -6169,7 +6182,7 @@
           <w:hyperlink w:anchor="_Toc233638785" w:history="1">
             <w:r>
               <w:rPr>
-                <w:rStyle w:val="Hyperlink"/>
+                <w:rStyle w:val="Lienhypertexte"/>
                 <w:noProof/>
               </w:rPr>
               <w:t>4.19 Partial Conclusion</w:t>
@@ -6226,7 +6239,7 @@
         </w:p>
         <w:p>
           <w:pPr>
-            <w:pStyle w:val="TOC1"/>
+            <w:pStyle w:val="TM1"/>
             <w:tabs>
               <w:tab w:val="right" w:leader="dot" w:pos="9350"/>
             </w:tabs>
@@ -6242,7 +6255,7 @@
           <w:hyperlink w:anchor="_Toc233638786" w:history="1">
             <w:r>
               <w:rPr>
-                <w:rStyle w:val="Hyperlink"/>
+                <w:rStyle w:val="Lienhypertexte"/>
                 <w:noProof/>
               </w:rPr>
               <w:t>Chapter Five: Maintenance, Conclusion, and Further Work</w:t>
@@ -6299,7 +6312,7 @@
         </w:p>
         <w:p>
           <w:pPr>
-            <w:pStyle w:val="TOC2"/>
+            <w:pStyle w:val="TM2"/>
             <w:tabs>
               <w:tab w:val="right" w:leader="dot" w:pos="9350"/>
             </w:tabs>
@@ -6315,7 +6328,7 @@
           <w:hyperlink w:anchor="_Toc233638787" w:history="1">
             <w:r>
               <w:rPr>
-                <w:rStyle w:val="Hyperlink"/>
+                <w:rStyle w:val="Lienhypertexte"/>
                 <w:noProof/>
               </w:rPr>
               <w:t>5.1 Maintenance Plan</w:t>
@@ -6372,7 +6385,7 @@
         </w:p>
         <w:p>
           <w:pPr>
-            <w:pStyle w:val="TOC2"/>
+            <w:pStyle w:val="TM2"/>
             <w:tabs>
               <w:tab w:val="right" w:leader="dot" w:pos="9350"/>
             </w:tabs>
@@ -6388,7 +6401,7 @@
           <w:hyperlink w:anchor="_Toc233638788" w:history="1">
             <w:r>
               <w:rPr>
-                <w:rStyle w:val="Hyperlink"/>
+                <w:rStyle w:val="Lienhypertexte"/>
                 <w:noProof/>
               </w:rPr>
               <w:t>5.3 Summary of Findings</w:t>
@@ -6445,7 +6458,7 @@
         </w:p>
         <w:p>
           <w:pPr>
-            <w:pStyle w:val="TOC2"/>
+            <w:pStyle w:val="TM2"/>
             <w:tabs>
               <w:tab w:val="right" w:leader="dot" w:pos="9350"/>
             </w:tabs>
@@ -6461,7 +6474,7 @@
           <w:hyperlink w:anchor="_Toc233638789" w:history="1">
             <w:r>
               <w:rPr>
-                <w:rStyle w:val="Hyperlink"/>
+                <w:rStyle w:val="Lienhypertexte"/>
                 <w:noProof/>
               </w:rPr>
               <w:t>5.4 Contribution to Engineering and Technology</w:t>
@@ -6518,7 +6531,7 @@
         </w:p>
         <w:p>
           <w:pPr>
-            <w:pStyle w:val="TOC2"/>
+            <w:pStyle w:val="TM2"/>
             <w:tabs>
               <w:tab w:val="right" w:leader="dot" w:pos="9350"/>
             </w:tabs>
@@ -6534,7 +6547,7 @@
           <w:hyperlink w:anchor="_Toc233638790" w:history="1">
             <w:r>
               <w:rPr>
-                <w:rStyle w:val="Hyperlink"/>
+                <w:rStyle w:val="Lienhypertexte"/>
                 <w:noProof/>
               </w:rPr>
               <w:t>5.5 Recommendations</w:t>
@@ -6591,7 +6604,7 @@
         </w:p>
         <w:p>
           <w:pPr>
-            <w:pStyle w:val="TOC2"/>
+            <w:pStyle w:val="TM2"/>
             <w:tabs>
               <w:tab w:val="right" w:leader="dot" w:pos="9350"/>
             </w:tabs>
@@ -6607,7 +6620,7 @@
           <w:hyperlink w:anchor="_Toc233638791" w:history="1">
             <w:r>
               <w:rPr>
-                <w:rStyle w:val="Hyperlink"/>
+                <w:rStyle w:val="Lienhypertexte"/>
                 <w:noProof/>
               </w:rPr>
               <w:t>5.6 Difficulties Encountered</w:t>
@@ -6664,7 +6677,7 @@
         </w:p>
         <w:p>
           <w:pPr>
-            <w:pStyle w:val="TOC2"/>
+            <w:pStyle w:val="TM2"/>
             <w:tabs>
               <w:tab w:val="right" w:leader="dot" w:pos="9350"/>
             </w:tabs>
@@ -6680,7 +6693,7 @@
           <w:hyperlink w:anchor="_Toc233638792" w:history="1">
             <w:r>
               <w:rPr>
-                <w:rStyle w:val="Hyperlink"/>
+                <w:rStyle w:val="Lienhypertexte"/>
                 <w:noProof/>
               </w:rPr>
               <w:t>5.7 Further Work</w:t>
@@ -6737,7 +6750,7 @@
         </w:p>
         <w:p>
           <w:pPr>
-            <w:pStyle w:val="TOC2"/>
+            <w:pStyle w:val="TM2"/>
             <w:tabs>
               <w:tab w:val="right" w:leader="dot" w:pos="9350"/>
             </w:tabs>
@@ -6753,7 +6766,7 @@
           <w:hyperlink w:anchor="_Toc233638793" w:history="1">
             <w:r>
               <w:rPr>
-                <w:rStyle w:val="Hyperlink"/>
+                <w:rStyle w:val="Lienhypertexte"/>
                 <w:noProof/>
               </w:rPr>
               <w:t>5.8 Conclusion</w:t>
@@ -6810,7 +6823,7 @@
         </w:p>
         <w:p>
           <w:pPr>
-            <w:pStyle w:val="TOC1"/>
+            <w:pStyle w:val="TM1"/>
             <w:tabs>
               <w:tab w:val="right" w:leader="dot" w:pos="9350"/>
             </w:tabs>
@@ -6826,7 +6839,7 @@
           <w:hyperlink w:anchor="_Toc233638794" w:history="1">
             <w:r>
               <w:rPr>
-                <w:rStyle w:val="Hyperlink"/>
+                <w:rStyle w:val="Lienhypertexte"/>
                 <w:b/>
                 <w:bCs/>
                 <w:noProof/>
@@ -6885,7 +6898,7 @@
         </w:p>
         <w:p>
           <w:pPr>
-            <w:pStyle w:val="TOC1"/>
+            <w:pStyle w:val="TM1"/>
             <w:tabs>
               <w:tab w:val="right" w:leader="dot" w:pos="9350"/>
             </w:tabs>
@@ -6901,7 +6914,7 @@
           <w:hyperlink w:anchor="_Toc233638795" w:history="1">
             <w:r>
               <w:rPr>
-                <w:rStyle w:val="Hyperlink"/>
+                <w:rStyle w:val="Lienhypertexte"/>
                 <w:noProof/>
               </w:rPr>
               <w:t>Appendices</w:t>
@@ -6971,7 +6984,7 @@
     <w:p/>
     <w:p>
       <w:pPr>
-        <w:pStyle w:val="Heading1"/>
+        <w:pStyle w:val="Titre1"/>
       </w:pPr>
       <w:bookmarkStart w:id="2" w:name="_Toc233638713"/>
       <w:r>
@@ -6981,14 +6994,14 @@
     </w:p>
     <w:tbl>
       <w:tblPr>
-        <w:tblStyle w:val="PlainTable1"/>
+        <w:tblStyle w:val="Tableausimple1"/>
         <w:tblW w:w="7769" w:type="dxa"/>
         <w:tblInd w:w="-113" w:type="dxa"/>
         <w:tblLook w:val="04A0" w:firstRow="1" w:lastRow="0" w:firstColumn="1" w:lastColumn="0" w:noHBand="0" w:noVBand="1"/>
       </w:tblPr>
       <w:tblGrid>
-        <w:gridCol w:w="1803"/>
-        <w:gridCol w:w="5966"/>
+        <w:gridCol w:w="1866"/>
+        <w:gridCol w:w="5903"/>
       </w:tblGrid>
       <w:tr>
         <w:trPr>
@@ -7148,7 +7161,6 @@
               <w:spacing w:after="160" w:line="278" w:lineRule="auto"/>
             </w:pPr>
             <w:r>
-              <w:lastRenderedPageBreak/>
               <w:t>Table 4</w:t>
             </w:r>
           </w:p>
@@ -7291,6 +7303,7 @@
               <w:spacing w:after="160" w:line="278" w:lineRule="auto"/>
             </w:pPr>
             <w:r>
+              <w:lastRenderedPageBreak/>
               <w:t>Table 8</w:t>
             </w:r>
           </w:p>
@@ -7314,30 +7327,28 @@
     </w:tbl>
     <w:p/>
     <w:p>
-      <w:r>
-        <w:br w:type="page"/>
-      </w:r>
-    </w:p>
-    <w:p/>
-    <w:p>
-      <w:pPr>
-        <w:pStyle w:val="Heading1"/>
-      </w:pPr>
-      <w:bookmarkStart w:id="3" w:name="_Toc233638714"/>
+      <w:bookmarkStart w:id="3" w:name="_GoBack"/>
+      <w:bookmarkEnd w:id="3"/>
+    </w:p>
+    <w:p>
+      <w:pPr>
+        <w:pStyle w:val="Titre1"/>
+      </w:pPr>
+      <w:bookmarkStart w:id="4" w:name="_Toc233638714"/>
       <w:r>
         <w:t>List of Figures</w:t>
       </w:r>
-      <w:bookmarkEnd w:id="3"/>
+      <w:bookmarkEnd w:id="4"/>
     </w:p>
     <w:tbl>
       <w:tblPr>
-        <w:tblStyle w:val="PlainTable1"/>
+        <w:tblStyle w:val="Tableausimple1"/>
         <w:tblW w:w="8144" w:type="dxa"/>
         <w:tblLook w:val="04A0" w:firstRow="1" w:lastRow="0" w:firstColumn="1" w:lastColumn="0" w:noHBand="0" w:noVBand="1"/>
       </w:tblPr>
       <w:tblGrid>
-        <w:gridCol w:w="1636"/>
-        <w:gridCol w:w="6508"/>
+        <w:gridCol w:w="1690"/>
+        <w:gridCol w:w="6454"/>
       </w:tblGrid>
       <w:tr>
         <w:trPr>
@@ -8101,6 +8112,7 @@
               <w:spacing w:after="160" w:line="278" w:lineRule="auto"/>
             </w:pPr>
             <w:r>
+              <w:lastRenderedPageBreak/>
               <w:t>Figure 21</w:t>
             </w:r>
           </w:p>
@@ -8136,7 +8148,6 @@
               <w:spacing w:after="160" w:line="278" w:lineRule="auto"/>
             </w:pPr>
             <w:r>
-              <w:lastRenderedPageBreak/>
               <w:t>Figure 22</w:t>
             </w:r>
           </w:p>
@@ -8161,23 +8172,23 @@
     <w:p/>
     <w:p>
       <w:pPr>
-        <w:pStyle w:val="Heading1"/>
-      </w:pPr>
-      <w:bookmarkStart w:id="4" w:name="_Toc233638715"/>
+        <w:pStyle w:val="Titre1"/>
+      </w:pPr>
+      <w:bookmarkStart w:id="5" w:name="_Toc233638715"/>
       <w:r>
         <w:t>List of Abbreviations</w:t>
       </w:r>
-      <w:bookmarkEnd w:id="4"/>
+      <w:bookmarkEnd w:id="5"/>
     </w:p>
     <w:tbl>
       <w:tblPr>
-        <w:tblStyle w:val="PlainTable1"/>
+        <w:tblStyle w:val="Tableausimple1"/>
         <w:tblW w:w="8549" w:type="dxa"/>
         <w:tblLook w:val="04A0" w:firstRow="1" w:lastRow="0" w:firstColumn="1" w:lastColumn="0" w:noHBand="0" w:noVBand="1"/>
       </w:tblPr>
       <w:tblGrid>
-        <w:gridCol w:w="2422"/>
-        <w:gridCol w:w="6127"/>
+        <w:gridCol w:w="2466"/>
+        <w:gridCol w:w="6083"/>
       </w:tblGrid>
       <w:tr>
         <w:trPr>
@@ -8729,24 +8740,24 @@
     </w:p>
     <w:p>
       <w:pPr>
-        <w:pStyle w:val="Heading1"/>
-      </w:pPr>
-      <w:bookmarkStart w:id="5" w:name="_Toc233638716"/>
+        <w:pStyle w:val="Titre1"/>
+      </w:pPr>
+      <w:bookmarkStart w:id="6" w:name="_Toc233638716"/>
       <w:r>
         <w:lastRenderedPageBreak/>
         <w:t>Chapter One: General Introduction</w:t>
       </w:r>
-      <w:bookmarkEnd w:id="5"/>
-    </w:p>
-    <w:p>
-      <w:pPr>
-        <w:pStyle w:val="Heading2"/>
-      </w:pPr>
-      <w:bookmarkStart w:id="6" w:name="_Toc233638717"/>
+      <w:bookmarkEnd w:id="6"/>
+    </w:p>
+    <w:p>
+      <w:pPr>
+        <w:pStyle w:val="Titre2"/>
+      </w:pPr>
+      <w:bookmarkStart w:id="7" w:name="_Toc233638717"/>
       <w:r>
         <w:t>1.1 Background and Context of the Study</w:t>
       </w:r>
-      <w:bookmarkEnd w:id="6"/>
+      <w:bookmarkEnd w:id="7"/>
     </w:p>
     <w:p>
       <w:r>
@@ -8775,60 +8786,49 @@
     </w:p>
     <w:p>
       <w:pPr>
-        <w:pStyle w:val="Heading2"/>
-      </w:pPr>
-      <w:bookmarkStart w:id="7" w:name="_Toc233638718"/>
+        <w:pStyle w:val="Titre2"/>
+      </w:pPr>
+      <w:bookmarkStart w:id="8" w:name="_Toc233638718"/>
       <w:r>
         <w:t>1.2 Problem Statement</w:t>
       </w:r>
-      <w:bookmarkEnd w:id="7"/>
-    </w:p>
-    <w:p>
-      <w:r>
-        <w:t xml:space="preserve">Mobile network subscribers in Cameroon often experience poor or inconsistent network performance, but network operators and researchers do not always have enough real user-level data to understand where, when, and how these problems occur. Existing monitoring </w:t>
-      </w:r>
+      <w:bookmarkEnd w:id="8"/>
+    </w:p>
+    <w:p>
+      <w:r>
+        <w:t>Mobile network subscribers in Cameroon often experience poor or inconsistent network performance, but network operators and researchers do not always have enough real user-level data to understand where, when, and how these problems occur. Existing monitoring methods are often operator-centered and may not collect direct feedback from subscribers.</w:t>
+      </w:r>
+    </w:p>
+    <w:p>
       <w:r>
         <w:lastRenderedPageBreak/>
-        <w:t>methods are often operator-centered and may not collect direct feedback from subscribers.</w:t>
-      </w:r>
-    </w:p>
-    <w:p>
-      <w:r>
         <w:t>The absence of an accessible mobile tool for collecting both technical network metrics and subjective user feedback makes it difficult to evaluate subscriber experience accurately. Without this data, operators may struggle to identify areas of poor quality, users may continue to experience unresolved problems, and researchers may lack practical datasets for network performance analysis.</w:t>
       </w:r>
     </w:p>
     <w:p>
       <w:r>
-        <w:t xml:space="preserve">The problem addressed by this project is therefore the lack of a mobile-based system that can collect, store, and transmit QoS and QoE data from subscribers in a user-friendly, </w:t>
-      </w:r>
-      <w:proofErr w:type="gramStart"/>
-      <w:r>
-        <w:t>privacy-aware</w:t>
-      </w:r>
-      <w:proofErr w:type="gramEnd"/>
-      <w:r>
-        <w:t>, and scalable manner.</w:t>
-      </w:r>
-    </w:p>
-    <w:p>
-      <w:pPr>
-        <w:pStyle w:val="Heading2"/>
-      </w:pPr>
-      <w:bookmarkStart w:id="8" w:name="_Toc233638719"/>
+        <w:t>The problem addressed by this project is therefore the lack of a mobile-based system that can collect, store, and transmit QoS and QoE data from subscribers in a user-friendly, privacy-aware, and scalable manner.</w:t>
+      </w:r>
+    </w:p>
+    <w:p>
+      <w:pPr>
+        <w:pStyle w:val="Titre2"/>
+      </w:pPr>
+      <w:bookmarkStart w:id="9" w:name="_Toc233638719"/>
       <w:r>
         <w:t>1.3 Objectives of the Study</w:t>
       </w:r>
-      <w:bookmarkEnd w:id="8"/>
-    </w:p>
-    <w:p>
-      <w:pPr>
-        <w:pStyle w:val="Heading3"/>
-      </w:pPr>
-      <w:bookmarkStart w:id="9" w:name="_Toc233638720"/>
+      <w:bookmarkEnd w:id="9"/>
+    </w:p>
+    <w:p>
+      <w:pPr>
+        <w:pStyle w:val="Titre3"/>
+      </w:pPr>
+      <w:bookmarkStart w:id="10" w:name="_Toc233638720"/>
       <w:r>
         <w:t>1.3.1 General Objective</w:t>
       </w:r>
-      <w:bookmarkEnd w:id="9"/>
+      <w:bookmarkEnd w:id="10"/>
     </w:p>
     <w:p>
       <w:r>
@@ -8837,13 +8837,13 @@
     </w:p>
     <w:p>
       <w:pPr>
-        <w:pStyle w:val="Heading3"/>
-      </w:pPr>
-      <w:bookmarkStart w:id="10" w:name="_Toc233638721"/>
+        <w:pStyle w:val="Titre3"/>
+      </w:pPr>
+      <w:bookmarkStart w:id="11" w:name="_Toc233638721"/>
       <w:r>
         <w:t>1.3.2 Specific Objectives</w:t>
       </w:r>
-      <w:bookmarkEnd w:id="10"/>
+      <w:bookmarkEnd w:id="11"/>
     </w:p>
     <w:p>
       <w:r>
@@ -8995,14 +8995,14 @@
     </w:p>
     <w:p>
       <w:pPr>
-        <w:pStyle w:val="Heading2"/>
-      </w:pPr>
-      <w:bookmarkStart w:id="11" w:name="_Toc233638722"/>
+        <w:pStyle w:val="Titre2"/>
+      </w:pPr>
+      <w:bookmarkStart w:id="12" w:name="_Toc233638722"/>
       <w:r>
         <w:lastRenderedPageBreak/>
         <w:t>1.4 Proposed Methodology</w:t>
       </w:r>
-      <w:bookmarkEnd w:id="11"/>
+      <w:bookmarkEnd w:id="12"/>
     </w:p>
     <w:p>
       <w:r>
@@ -9163,13 +9163,13 @@
     </w:p>
     <w:p>
       <w:pPr>
-        <w:pStyle w:val="Heading2"/>
-      </w:pPr>
-      <w:bookmarkStart w:id="12" w:name="_Toc233638723"/>
+        <w:pStyle w:val="Titre2"/>
+      </w:pPr>
+      <w:bookmarkStart w:id="13" w:name="_Toc233638723"/>
       <w:r>
         <w:t>1.5 Research Questions</w:t>
       </w:r>
-      <w:bookmarkEnd w:id="12"/>
+      <w:bookmarkEnd w:id="13"/>
     </w:p>
     <w:p>
       <w:r>
@@ -9269,27 +9269,26 @@
         <w:ind w:left="0"/>
       </w:pPr>
       <w:r>
-        <w:t xml:space="preserve">What privacy and trust issues must be considered when collecting </w:t>
+        <w:t xml:space="preserve">What privacy and trust issues </w:t>
       </w:r>
       <w:proofErr w:type="gramStart"/>
       <w:r>
-        <w:t>background network</w:t>
+        <w:t>must be considered</w:t>
       </w:r>
       <w:proofErr w:type="gramEnd"/>
       <w:r>
-        <w:t xml:space="preserve"> data?</w:t>
-      </w:r>
-    </w:p>
-    <w:p>
-      <w:pPr>
-        <w:pStyle w:val="Heading2"/>
-      </w:pPr>
-      <w:bookmarkStart w:id="13" w:name="_Toc233638724"/>
-      <w:r>
-        <w:lastRenderedPageBreak/>
+        <w:t xml:space="preserve"> when collecting background network data?</w:t>
+      </w:r>
+    </w:p>
+    <w:p>
+      <w:pPr>
+        <w:pStyle w:val="Titre2"/>
+      </w:pPr>
+      <w:bookmarkStart w:id="14" w:name="_Toc233638724"/>
+      <w:r>
         <w:t>1.6 Significance of the Study</w:t>
       </w:r>
-      <w:bookmarkEnd w:id="13"/>
+      <w:bookmarkEnd w:id="14"/>
     </w:p>
     <w:p>
       <w:r>
@@ -9309,6 +9308,7 @@
         <w:ind w:left="0"/>
       </w:pPr>
       <w:r>
+        <w:lastRenderedPageBreak/>
         <w:t>Network operators in identifying poor service areas.</w:t>
       </w:r>
     </w:p>
@@ -9378,13 +9378,13 @@
     </w:p>
     <w:p>
       <w:pPr>
-        <w:pStyle w:val="Heading2"/>
-      </w:pPr>
-      <w:bookmarkStart w:id="14" w:name="_Toc233638725"/>
+        <w:pStyle w:val="Titre2"/>
+      </w:pPr>
+      <w:bookmarkStart w:id="15" w:name="_Toc233638725"/>
       <w:r>
         <w:t>1.7 Scope of the Study</w:t>
       </w:r>
-      <w:bookmarkEnd w:id="14"/>
+      <w:bookmarkEnd w:id="15"/>
     </w:p>
     <w:p>
       <w:r>
@@ -9478,25 +9478,17 @@
     </w:p>
     <w:p>
       <w:pPr>
-        <w:pStyle w:val="Heading2"/>
-      </w:pPr>
-      <w:bookmarkStart w:id="15" w:name="_Toc233638726"/>
+        <w:pStyle w:val="Titre2"/>
+      </w:pPr>
+      <w:bookmarkStart w:id="16" w:name="_Toc233638726"/>
       <w:r>
         <w:t>1.8 Delimitation of the Study</w:t>
       </w:r>
-      <w:bookmarkEnd w:id="15"/>
-    </w:p>
-    <w:p>
-      <w:r>
-        <w:t xml:space="preserve">The application focuses on collecting subscriber-side data. It does not replace professional telecom </w:t>
-      </w:r>
-      <w:proofErr w:type="gramStart"/>
-      <w:r>
-        <w:t>drive-test</w:t>
-      </w:r>
-      <w:proofErr w:type="gramEnd"/>
-      <w:r>
-        <w:t xml:space="preserve"> systems or operator-grade radio planning tools. It is designed as a user-facing and research-oriented tool for collecting real experience data.</w:t>
+      <w:bookmarkEnd w:id="16"/>
+    </w:p>
+    <w:p>
+      <w:r>
+        <w:t>The application focuses on collecting subscriber-side data. It does not replace professional telecom drive-test systems or operator-grade radio planning tools. It is designed as a user-facing and research-oriented tool for collecting real experience data.</w:t>
       </w:r>
     </w:p>
     <w:p>
@@ -9506,14 +9498,13 @@
     </w:p>
     <w:p>
       <w:pPr>
-        <w:pStyle w:val="Heading2"/>
-      </w:pPr>
-      <w:bookmarkStart w:id="16" w:name="_Toc233638727"/>
-      <w:r>
-        <w:lastRenderedPageBreak/>
+        <w:pStyle w:val="Titre2"/>
+      </w:pPr>
+      <w:bookmarkStart w:id="17" w:name="_Toc233638727"/>
+      <w:r>
         <w:t>1.9 Definition of Keywords and Terms</w:t>
       </w:r>
-      <w:bookmarkEnd w:id="16"/>
+      <w:bookmarkEnd w:id="17"/>
     </w:p>
     <w:p>
       <w:r>
@@ -9545,6 +9536,7 @@
           <w:b/>
           <w:bCs/>
         </w:rPr>
+        <w:lastRenderedPageBreak/>
         <w:t>Latency:</w:t>
       </w:r>
       <w:r>
@@ -9601,92 +9593,76 @@
     </w:p>
     <w:p>
       <w:pPr>
-        <w:pStyle w:val="Heading2"/>
-      </w:pPr>
-      <w:bookmarkStart w:id="17" w:name="_Toc233638728"/>
+        <w:pStyle w:val="Titre2"/>
+      </w:pPr>
+      <w:bookmarkStart w:id="18" w:name="_Toc233638728"/>
       <w:r>
         <w:t>1.10 Organization of the Report</w:t>
       </w:r>
-      <w:bookmarkEnd w:id="17"/>
-    </w:p>
-    <w:p>
-      <w:r>
-        <w:t xml:space="preserve">Chapter One introduces the project background, problem, objectives, methodology, scope, and significance. Chapter Two reviews mobile application development concepts, technologies, </w:t>
+      <w:bookmarkEnd w:id="18"/>
+    </w:p>
+    <w:p>
+      <w:r>
+        <w:t>Chapter One introduces the project background, problem, objectives, methodology, scope, and significance. Chapter Two reviews mobile application development concepts, technologies, architectures, requirement engineering, and cost estimation. Chapter Three presents requirements gathering, analysis, system design, and modelling. Chapter Four describes implementation details and results. Chapter Five presents maintenance, conclusion, recommendations, challenges, and future work.</w:t>
+      </w:r>
+    </w:p>
+    <w:p/>
+    <w:p>
+      <w:pPr>
+        <w:pStyle w:val="Titre1"/>
+      </w:pPr>
+      <w:bookmarkStart w:id="19" w:name="_Toc233638729"/>
+      <w:r>
+        <w:t>Chapter Two: Literature Review and Mobile App Development Process</w:t>
+      </w:r>
+      <w:bookmarkEnd w:id="19"/>
+    </w:p>
+    <w:p>
+      <w:pPr>
+        <w:pStyle w:val="Titre2"/>
+      </w:pPr>
+      <w:bookmarkStart w:id="20" w:name="_Toc233638730"/>
+      <w:r>
+        <w:t>2.1 Introduction</w:t>
+      </w:r>
+      <w:bookmarkEnd w:id="20"/>
+    </w:p>
+    <w:p>
+      <w:r>
+        <w:t>This chapter discusses the concepts and technologies related to the project. It covers mobile application types, programming languages, frameworks, architectures, design patterns, requirement engineering, cost estimation, and related systems for QoS/QoE monitoring.</w:t>
+      </w:r>
+    </w:p>
+    <w:p>
+      <w:pPr>
+        <w:pStyle w:val="Titre2"/>
+      </w:pPr>
+      <w:bookmarkStart w:id="21" w:name="_Toc233638731"/>
+      <w:r>
+        <w:t>2.2 Types of Mobile Applications</w:t>
+      </w:r>
+      <w:bookmarkEnd w:id="21"/>
+    </w:p>
+    <w:p>
+      <w:r>
+        <w:t>Mobile applications can be classified into native applications, web applications, hybrid applications, and cross-platform applications.</w:t>
+      </w:r>
+    </w:p>
+    <w:p>
+      <w:r>
+        <w:t xml:space="preserve">Native applications </w:t>
       </w:r>
       <w:proofErr w:type="gramStart"/>
       <w:r>
-        <w:t>architectures</w:t>
+        <w:t>are built</w:t>
       </w:r>
       <w:proofErr w:type="gramEnd"/>
       <w:r>
-        <w:t xml:space="preserve">, requirement engineering, and cost estimation. Chapter Three </w:t>
-      </w:r>
-      <w:proofErr w:type="gramStart"/>
-      <w:r>
-        <w:t>presents</w:t>
-      </w:r>
-      <w:proofErr w:type="gramEnd"/>
-      <w:r>
-        <w:t xml:space="preserve"> requirements gathering, analysis, system design, and modelling. Chapter Four describes implementation details and results. Chapter Five presents maintenance, conclusion, recommendations, challenges, and future work.</w:t>
-      </w:r>
-    </w:p>
-    <w:p/>
-    <w:p>
-      <w:pPr>
-        <w:pStyle w:val="Heading1"/>
-      </w:pPr>
-      <w:bookmarkStart w:id="18" w:name="_Toc233638729"/>
-      <w:r>
-        <w:t>Chapter Two: Literature Review and Mobile App Development Process</w:t>
-      </w:r>
-      <w:bookmarkEnd w:id="18"/>
-    </w:p>
-    <w:p>
-      <w:pPr>
-        <w:pStyle w:val="Heading2"/>
-      </w:pPr>
-      <w:bookmarkStart w:id="19" w:name="_Toc233638730"/>
-      <w:r>
-        <w:t>2.1 Introduction</w:t>
-      </w:r>
-      <w:bookmarkEnd w:id="19"/>
-    </w:p>
-    <w:p>
-      <w:r>
-        <w:t>This chapter discusses the concepts and technologies related to the project. It covers mobile application types, programming languages, frameworks, architectures, design patterns, requirement engineering, cost estimation, and related systems for QoS/QoE monitoring.</w:t>
-      </w:r>
-    </w:p>
-    <w:p>
-      <w:pPr>
-        <w:pStyle w:val="Heading2"/>
-      </w:pPr>
-      <w:bookmarkStart w:id="20" w:name="_Toc233638731"/>
-      <w:r>
-        <w:t>2.2 Types of Mobile Applications</w:t>
-      </w:r>
-      <w:bookmarkEnd w:id="20"/>
-    </w:p>
-    <w:p>
-      <w:r>
-        <w:t>Mobile applications can be classified into native applications, web applications, hybrid applications, and cross-platform applications.</w:t>
+        <w:t xml:space="preserve"> specifically for a platform such as Android or iOS. Android native apps are commonly built with Kotlin or Java, while iOS native apps are built with Swift or Objective-C. Native applications provide strong access to device APIs but require separate codebases.</w:t>
       </w:r>
     </w:p>
     <w:p>
       <w:r>
         <w:lastRenderedPageBreak/>
-        <w:t xml:space="preserve">Native applications are built specifically for </w:t>
-      </w:r>
-      <w:proofErr w:type="gramStart"/>
-      <w:r>
-        <w:t>a platform</w:t>
-      </w:r>
-      <w:proofErr w:type="gramEnd"/>
-      <w:r>
-        <w:t xml:space="preserve"> such as Android or iOS. Android native apps are commonly built with Kotlin or Java, while iOS native apps are built with Swift or Objective-C. Native applications provide strong access to device APIs but require separate codebases.</w:t>
-      </w:r>
-    </w:p>
-    <w:p>
-      <w:r>
         <w:t>Web applications run in a mobile browser and are built with web technologies such as HTML, CSS, and JavaScript. They are easy to distribute but have limited access to device capabilities compared to native apps.</w:t>
       </w:r>
     </w:p>
@@ -9697,26 +9673,18 @@
     </w:p>
     <w:p>
       <w:r>
-        <w:t xml:space="preserve">Cross-platform applications use frameworks that allow one codebase to run on multiple platforms. </w:t>
-      </w:r>
-      <w:proofErr w:type="gramStart"/>
-      <w:r>
-        <w:t>React</w:t>
-      </w:r>
-      <w:proofErr w:type="gramEnd"/>
-      <w:r>
-        <w:t xml:space="preserve"> Native, Flutter, Ionic, and Xamarin are examples. This project uses React Native with Expo because it supports Android and iOS development, provides access to useful device APIs, and reduces development time for a student project.</w:t>
-      </w:r>
-    </w:p>
-    <w:p>
-      <w:pPr>
-        <w:pStyle w:val="Heading2"/>
-      </w:pPr>
-      <w:bookmarkStart w:id="21" w:name="_Toc233638732"/>
+        <w:t>Cross-platform applications use frameworks that allow one codebase to run on multiple platforms. React Native, Flutter, Ionic, and Xamarin are examples. This project uses React Native with Expo because it supports Android and iOS development, provides access to useful device APIs, and reduces development time for a student project.</w:t>
+      </w:r>
+    </w:p>
+    <w:p>
+      <w:pPr>
+        <w:pStyle w:val="Titre2"/>
+      </w:pPr>
+      <w:bookmarkStart w:id="22" w:name="_Toc233638732"/>
       <w:r>
         <w:t>2.3 Mobile App Programming Languages</w:t>
       </w:r>
-      <w:bookmarkEnd w:id="21"/>
+      <w:bookmarkEnd w:id="22"/>
     </w:p>
     <w:p>
       <w:r>
@@ -9810,13 +9778,13 @@
     </w:p>
     <w:p>
       <w:pPr>
-        <w:pStyle w:val="Heading2"/>
-      </w:pPr>
-      <w:bookmarkStart w:id="22" w:name="_Toc233638733"/>
+        <w:pStyle w:val="Titre2"/>
+      </w:pPr>
+      <w:bookmarkStart w:id="23" w:name="_Toc233638733"/>
       <w:r>
         <w:t>2.4 Mobile App Development Frameworks</w:t>
       </w:r>
-      <w:bookmarkEnd w:id="22"/>
+      <w:bookmarkEnd w:id="23"/>
     </w:p>
     <w:p>
       <w:r>
@@ -9909,52 +9877,36 @@
           <w:b/>
           <w:bCs/>
         </w:rPr>
+        <w:t>Expo:</w:t>
+      </w:r>
+      <w:r>
+        <w:t> Provides tooling and APIs on top of React Native, including location, network, background tasks, SQLite, status bar handling, and development server support.</w:t>
+      </w:r>
+    </w:p>
+    <w:p>
+      <w:r>
+        <w:t>React Native with Expo was selected because it supports rapid development, cross-platform deployment, and easy integration with device APIs required for this project.</w:t>
+      </w:r>
+    </w:p>
+    <w:p>
+      <w:pPr>
+        <w:pStyle w:val="Titre2"/>
+      </w:pPr>
+      <w:bookmarkStart w:id="24" w:name="_Toc233638734"/>
+      <w:r>
         <w:lastRenderedPageBreak/>
-        <w:t>Expo:</w:t>
-      </w:r>
-      <w:r>
-        <w:t> Provides tooling and APIs on top of React Native, including location, network, background tasks, SQLite, status bar handling, and development server support.</w:t>
-      </w:r>
-    </w:p>
-    <w:p>
-      <w:r>
-        <w:t>React Native with Expo was selected because it supports rapid development, cross-platform deployment, and easy integration with device APIs required for this project.</w:t>
-      </w:r>
-    </w:p>
-    <w:p>
-      <w:pPr>
-        <w:pStyle w:val="Heading2"/>
-      </w:pPr>
-      <w:bookmarkStart w:id="23" w:name="_Toc233638734"/>
-      <w:r>
         <w:t>2.5 Mobile App Architectures and Design Patterns</w:t>
       </w:r>
-      <w:bookmarkEnd w:id="23"/>
-    </w:p>
-    <w:p>
-      <w:r>
-        <w:t xml:space="preserve">The system uses </w:t>
-      </w:r>
-      <w:proofErr w:type="gramStart"/>
-      <w:r>
-        <w:t>a client</w:t>
-      </w:r>
-      <w:proofErr w:type="gramEnd"/>
-      <w:r>
-        <w:t>-server architecture. The mobile client collects and stores measurements locally, then uploads them to the backend API. The backend validates, authenticates, processes, and stores the data in MongoDB.</w:t>
-      </w:r>
-    </w:p>
-    <w:p>
-      <w:r>
-        <w:t xml:space="preserve">The mobile client follows </w:t>
-      </w:r>
-      <w:proofErr w:type="gramStart"/>
-      <w:r>
-        <w:t>a component</w:t>
-      </w:r>
-      <w:proofErr w:type="gramEnd"/>
-      <w:r>
-        <w:t>-based architecture. Screens such as </w:t>
+      <w:bookmarkEnd w:id="24"/>
+    </w:p>
+    <w:p>
+      <w:r>
+        <w:t>The system uses a client-server architecture. The mobile client collects and stores measurements locally, then uploads them to the backend API. The backend validates, authenticates, processes, and stores the data in MongoDB.</w:t>
+      </w:r>
+    </w:p>
+    <w:p>
+      <w:r>
+        <w:t>The mobile client follows a component-based architecture. Screens such as </w:t>
       </w:r>
       <w:proofErr w:type="spellStart"/>
       <w:r>
@@ -10002,36 +9954,28 @@
       </w:r>
       <w:proofErr w:type="spellEnd"/>
       <w:r>
-        <w:t>, Heatmap, </w:t>
+        <w:t>, </w:t>
       </w:r>
       <w:proofErr w:type="spellStart"/>
       <w:r>
+        <w:t>Heatmap</w:t>
+      </w:r>
+      <w:proofErr w:type="spellEnd"/>
+      <w:r>
+        <w:t>, </w:t>
+      </w:r>
+      <w:proofErr w:type="spellStart"/>
+      <w:r>
         <w:t>SettingToggle</w:t>
       </w:r>
       <w:proofErr w:type="spellEnd"/>
       <w:r>
-        <w:t xml:space="preserve">, and Speedometer provide consistent </w:t>
-      </w:r>
-      <w:proofErr w:type="gramStart"/>
-      <w:r>
-        <w:t>presentation</w:t>
-      </w:r>
-      <w:proofErr w:type="gramEnd"/>
-      <w:r>
-        <w:t>.</w:t>
-      </w:r>
-    </w:p>
-    <w:p>
-      <w:r>
-        <w:t xml:space="preserve">The backend follows </w:t>
-      </w:r>
-      <w:proofErr w:type="gramStart"/>
-      <w:r>
-        <w:t>a REST</w:t>
-      </w:r>
-      <w:proofErr w:type="gramEnd"/>
-      <w:r>
-        <w:t xml:space="preserve"> API architecture. Express routes expose endpoints for authentication, user profile retrieval, measurement upload, personal measurement retrieval, and admin measurement filtering.</w:t>
+        <w:t>, and Speedometer provide consistent presentation.</w:t>
+      </w:r>
+    </w:p>
+    <w:p>
+      <w:r>
+        <w:t>The backend follows a REST API architecture. Express routes expose endpoints for authentication, user profile retrieval, measurement upload, personal measurement retrieval, and admin measurement filtering.</w:t>
       </w:r>
     </w:p>
     <w:p>
@@ -10049,18 +9993,13 @@
     </w:p>
     <w:p>
       <w:pPr>
-        <w:pStyle w:val="Heading2"/>
-      </w:pPr>
-      <w:bookmarkStart w:id="24" w:name="_Toc233638735"/>
-      <w:proofErr w:type="gramStart"/>
-      <w:r>
-        <w:t>2.6 Requirement</w:t>
-      </w:r>
-      <w:proofErr w:type="gramEnd"/>
-      <w:r>
-        <w:t xml:space="preserve"> Engineering Process</w:t>
-      </w:r>
-      <w:bookmarkEnd w:id="24"/>
+        <w:pStyle w:val="Titre2"/>
+      </w:pPr>
+      <w:bookmarkStart w:id="25" w:name="_Toc233638735"/>
+      <w:r>
+        <w:t>2.6 Requirement Engineering Process</w:t>
+      </w:r>
+      <w:bookmarkEnd w:id="25"/>
     </w:p>
     <w:p>
       <w:r>
@@ -10181,14 +10120,13 @@
     </w:p>
     <w:p>
       <w:pPr>
-        <w:pStyle w:val="Heading2"/>
-      </w:pPr>
-      <w:bookmarkStart w:id="25" w:name="_Toc233638736"/>
-      <w:r>
-        <w:lastRenderedPageBreak/>
+        <w:pStyle w:val="Titre2"/>
+      </w:pPr>
+      <w:bookmarkStart w:id="26" w:name="_Toc233638736"/>
+      <w:r>
         <w:t>2.7 Mobile App Development Cost Estimation</w:t>
       </w:r>
-      <w:bookmarkEnd w:id="25"/>
+      <w:bookmarkEnd w:id="26"/>
     </w:p>
     <w:p>
       <w:r>
@@ -10245,6 +10183,7 @@
         <w:ind w:left="0"/>
       </w:pPr>
       <w:r>
+        <w:lastRenderedPageBreak/>
         <w:t>Requirements gathering and analysis.</w:t>
       </w:r>
     </w:p>
@@ -10319,13 +10258,13 @@
     </w:p>
     <w:p>
       <w:pPr>
-        <w:pStyle w:val="Heading2"/>
-      </w:pPr>
-      <w:bookmarkStart w:id="26" w:name="_Toc233638737"/>
+        <w:pStyle w:val="Titre2"/>
+      </w:pPr>
+      <w:bookmarkStart w:id="27" w:name="_Toc233638737"/>
       <w:r>
         <w:t>2.8 Related Works</w:t>
       </w:r>
-      <w:bookmarkEnd w:id="26"/>
+      <w:bookmarkEnd w:id="27"/>
     </w:p>
     <w:p>
       <w:r>
@@ -10339,13 +10278,13 @@
     </w:p>
     <w:p>
       <w:pPr>
-        <w:pStyle w:val="Heading2"/>
-      </w:pPr>
-      <w:bookmarkStart w:id="27" w:name="_Toc233638738"/>
+        <w:pStyle w:val="Titre2"/>
+      </w:pPr>
+      <w:bookmarkStart w:id="28" w:name="_Toc233638738"/>
       <w:r>
         <w:t>2.9 Partial Conclusion</w:t>
       </w:r>
-      <w:bookmarkEnd w:id="27"/>
+      <w:bookmarkEnd w:id="28"/>
     </w:p>
     <w:p>
       <w:r>
@@ -10354,18 +10293,18 @@
     </w:p>
     <w:p>
       <w:pPr>
-        <w:pStyle w:val="Heading1"/>
-      </w:pPr>
-    </w:p>
-    <w:p>
-      <w:pPr>
-        <w:pStyle w:val="Heading1"/>
+        <w:pStyle w:val="Titre1"/>
+      </w:pPr>
+    </w:p>
+    <w:p>
+      <w:pPr>
+        <w:pStyle w:val="Titre1"/>
         <w:rPr>
           <w:b/>
           <w:bCs/>
         </w:rPr>
       </w:pPr>
-      <w:bookmarkStart w:id="28" w:name="_Toc233638739"/>
+      <w:bookmarkStart w:id="29" w:name="_Toc233638739"/>
       <w:r>
         <w:rPr>
           <w:b/>
@@ -10373,17 +10312,17 @@
         </w:rPr>
         <w:t>Chapter Three: Requirements Gathering, Analysis, and System Design</w:t>
       </w:r>
-      <w:bookmarkEnd w:id="28"/>
-    </w:p>
-    <w:p>
-      <w:pPr>
-        <w:pStyle w:val="Heading2"/>
-      </w:pPr>
-      <w:bookmarkStart w:id="29" w:name="_Toc233638740"/>
+      <w:bookmarkEnd w:id="29"/>
+    </w:p>
+    <w:p>
+      <w:pPr>
+        <w:pStyle w:val="Titre2"/>
+      </w:pPr>
+      <w:bookmarkStart w:id="30" w:name="_Toc233638740"/>
       <w:r>
         <w:t>3.1 Introduction</w:t>
       </w:r>
-      <w:bookmarkEnd w:id="29"/>
+      <w:bookmarkEnd w:id="30"/>
     </w:p>
     <w:p>
       <w:r>
@@ -10392,13 +10331,14 @@
     </w:p>
     <w:p>
       <w:pPr>
-        <w:pStyle w:val="Heading2"/>
-      </w:pPr>
-      <w:bookmarkStart w:id="30" w:name="_Toc233638741"/>
-      <w:r>
+        <w:pStyle w:val="Titre2"/>
+      </w:pPr>
+      <w:bookmarkStart w:id="31" w:name="_Toc233638741"/>
+      <w:r>
+        <w:lastRenderedPageBreak/>
         <w:t>3.2 Stakeholder Identification</w:t>
       </w:r>
-      <w:bookmarkEnd w:id="30"/>
+      <w:bookmarkEnd w:id="31"/>
     </w:p>
     <w:p>
       <w:r>
@@ -10583,15 +10523,7 @@
         <w:t>Questionnaires:</w:t>
       </w:r>
       <w:r>
-        <w:t xml:space="preserve"> Used to gather information from mobile subscribers about devices, network problems, feedback preferences, privacy concerns, and </w:t>
-      </w:r>
-      <w:proofErr w:type="gramStart"/>
-      <w:r>
-        <w:t>adoption motivation</w:t>
-      </w:r>
-      <w:proofErr w:type="gramEnd"/>
-      <w:r>
-        <w:t>.</w:t>
+        <w:t> Used to gather information from mobile subscribers about devices, network problems, feedback preferences, privacy concerns, and adoption motivation.</w:t>
       </w:r>
     </w:p>
     <w:p>
@@ -10680,7 +10612,6 @@
           <w:b/>
           <w:bCs/>
         </w:rPr>
-        <w:lastRenderedPageBreak/>
         <w:t>Prototype review:</w:t>
       </w:r>
       <w:r>
@@ -10689,13 +10620,13 @@
     </w:p>
     <w:p>
       <w:pPr>
-        <w:pStyle w:val="Heading2"/>
-      </w:pPr>
-      <w:bookmarkStart w:id="31" w:name="_Toc233638742"/>
+        <w:pStyle w:val="Titre2"/>
+      </w:pPr>
+      <w:bookmarkStart w:id="32" w:name="_Toc233638742"/>
       <w:r>
         <w:t>3.4 Data Gathering</w:t>
       </w:r>
-      <w:bookmarkEnd w:id="31"/>
+      <w:bookmarkEnd w:id="32"/>
     </w:p>
     <w:p>
       <w:r>
@@ -10715,15 +10646,7 @@
         <w:ind w:left="0"/>
       </w:pPr>
       <w:r>
-        <w:t xml:space="preserve">Mobile operating </w:t>
-      </w:r>
-      <w:proofErr w:type="gramStart"/>
-      <w:r>
-        <w:t>system</w:t>
-      </w:r>
-      <w:proofErr w:type="gramEnd"/>
-      <w:r>
-        <w:t xml:space="preserve"> used by respondents.</w:t>
+        <w:t>Mobile operating system used by respondents.</w:t>
       </w:r>
     </w:p>
     <w:p>
@@ -10803,6 +10726,7 @@
         <w:ind w:left="0"/>
       </w:pPr>
       <w:r>
+        <w:lastRenderedPageBreak/>
         <w:t>Preferred feedback method.</w:t>
       </w:r>
     </w:p>
@@ -10885,13 +10809,13 @@
     </w:p>
     <w:p>
       <w:pPr>
-        <w:pStyle w:val="Heading2"/>
-      </w:pPr>
-      <w:bookmarkStart w:id="32" w:name="_Toc233638743"/>
+        <w:pStyle w:val="Titre2"/>
+      </w:pPr>
+      <w:bookmarkStart w:id="33" w:name="_Toc233638743"/>
       <w:r>
         <w:t>3.5 Data Cleaning</w:t>
       </w:r>
-      <w:bookmarkEnd w:id="32"/>
+      <w:bookmarkEnd w:id="33"/>
     </w:p>
     <w:p>
       <w:r>
@@ -10900,13 +10824,13 @@
     </w:p>
     <w:p>
       <w:pPr>
-        <w:pStyle w:val="Heading2"/>
-      </w:pPr>
-      <w:bookmarkStart w:id="33" w:name="_Toc233638744"/>
+        <w:pStyle w:val="Titre2"/>
+      </w:pPr>
+      <w:bookmarkStart w:id="34" w:name="_Toc233638744"/>
       <w:r>
         <w:t>3.6 User Reluctance Assessment</w:t>
       </w:r>
-      <w:bookmarkEnd w:id="33"/>
+      <w:bookmarkEnd w:id="34"/>
     </w:p>
     <w:p>
       <w:r>
@@ -10958,7 +10882,6 @@
         <w:ind w:left="0"/>
       </w:pPr>
       <w:r>
-        <w:lastRenderedPageBreak/>
         <w:t>Concern about battery drain.</w:t>
       </w:r>
     </w:p>
@@ -11001,17 +10924,87 @@
     </w:p>
     <w:p>
       <w:pPr>
-        <w:pStyle w:val="Heading2"/>
-      </w:pPr>
-      <w:bookmarkStart w:id="34" w:name="_Toc233638745"/>
+        <w:pStyle w:val="Titre2"/>
+      </w:pPr>
+      <w:bookmarkStart w:id="35" w:name="_Toc233638745"/>
       <w:r>
         <w:t>3.7 Analysis of User Technical Environment</w:t>
       </w:r>
-      <w:bookmarkEnd w:id="34"/>
+      <w:bookmarkEnd w:id="35"/>
     </w:p>
     <w:p>
       <w:r>
         <w:t>Survey results indicated that most respondents use Android-based smartphones. About 75.9% of respondents reported Android usage, and a significant portion of Android users were on Android 13 or higher. However, a meaningful minority use iOS, which supports the decision to use a cross-platform framework.</w:t>
+      </w:r>
+    </w:p>
+    <w:p>
+      <w:pPr>
+        <w:rPr>
+          <w:b/>
+          <w:bCs/>
+        </w:rPr>
+      </w:pPr>
+    </w:p>
+    <w:p>
+      <w:pPr>
+        <w:rPr>
+          <w:b/>
+          <w:bCs/>
+        </w:rPr>
+      </w:pPr>
+      <w:r>
+        <w:rPr>
+          <w:noProof/>
+        </w:rPr>
+        <w:lastRenderedPageBreak/>
+        <w:drawing>
+          <wp:inline distT="0" distB="0" distL="0" distR="0" wp14:anchorId="390FBD42" wp14:editId="4C56D378">
+            <wp:extent cx="5943600" cy="2500473"/>
+            <wp:effectExtent l="0" t="0" r="0" b="0"/>
+            <wp:docPr id="1540555273" name="Picture 1" descr="Forms response chart. Question title: What type of mobile phone do you use?. Number of responses: 54 responses."/>
+            <wp:cNvGraphicFramePr>
+              <a:graphicFrameLocks xmlns:a="http://schemas.openxmlformats.org/drawingml/2006/main" noChangeAspect="1"/>
+            </wp:cNvGraphicFramePr>
+            <a:graphic xmlns:a="http://schemas.openxmlformats.org/drawingml/2006/main">
+              <a:graphicData uri="http://schemas.openxmlformats.org/drawingml/2006/picture">
+                <pic:pic xmlns:pic="http://schemas.openxmlformats.org/drawingml/2006/picture">
+                  <pic:nvPicPr>
+                    <pic:cNvPr id="0" name="Picture 109" descr="Forms response chart. Question title: What type of mobile phone do you use?. Number of responses: 54 responses."/>
+                    <pic:cNvPicPr>
+                      <a:picLocks noChangeAspect="1" noChangeArrowheads="1"/>
+                    </pic:cNvPicPr>
+                  </pic:nvPicPr>
+                  <pic:blipFill>
+                    <a:blip r:embed="rId8" cstate="print">
+                      <a:extLst>
+                        <a:ext uri="{28A0092B-C50C-407E-A947-70E740481C1C}">
+                          <a14:useLocalDpi xmlns:a14="http://schemas.microsoft.com/office/drawing/2010/main" val="0"/>
+                        </a:ext>
+                      </a:extLst>
+                    </a:blip>
+                    <a:srcRect/>
+                    <a:stretch>
+                      <a:fillRect/>
+                    </a:stretch>
+                  </pic:blipFill>
+                  <pic:spPr bwMode="auto">
+                    <a:xfrm>
+                      <a:off x="0" y="0"/>
+                      <a:ext cx="5943600" cy="2500473"/>
+                    </a:xfrm>
+                    <a:prstGeom prst="rect">
+                      <a:avLst/>
+                    </a:prstGeom>
+                    <a:noFill/>
+                    <a:ln>
+                      <a:noFill/>
+                    </a:ln>
+                  </pic:spPr>
+                </pic:pic>
+              </a:graphicData>
+            </a:graphic>
+          </wp:inline>
+        </w:drawing>
       </w:r>
     </w:p>
     <w:p>
@@ -11022,14 +11015,65 @@
         </w:rPr>
         <w:t>Figure 2: Mobile operating system distribution</w:t>
       </w:r>
-      <w:r>
-        <w:br/>
-        <w:t>[Insert screenshot/chart here showing Android, iOS, and other operating system distribution.]</w:t>
-      </w:r>
     </w:p>
     <w:p>
       <w:r>
         <w:t>Many respondents also use dual-SIM devices. This matters because users may switch between providers depending on network quality, cost, and location.</w:t>
+      </w:r>
+    </w:p>
+    <w:p>
+      <w:r>
+        <w:rPr>
+          <w:noProof/>
+        </w:rPr>
+        <w:drawing>
+          <wp:inline distT="0" distB="0" distL="0" distR="0" wp14:anchorId="485C7A90" wp14:editId="2E796024">
+            <wp:extent cx="5943600" cy="2500630"/>
+            <wp:effectExtent l="0" t="0" r="0" b="0"/>
+            <wp:docPr id="191691070" name="Picture 3" descr="Forms response chart. Question title: How many SIM cards do you usually use?. Number of responses: 53 responses."/>
+            <wp:cNvGraphicFramePr>
+              <a:graphicFrameLocks xmlns:a="http://schemas.openxmlformats.org/drawingml/2006/main" noChangeAspect="1"/>
+            </wp:cNvGraphicFramePr>
+            <a:graphic xmlns:a="http://schemas.openxmlformats.org/drawingml/2006/main">
+              <a:graphicData uri="http://schemas.openxmlformats.org/drawingml/2006/picture">
+                <pic:pic xmlns:pic="http://schemas.openxmlformats.org/drawingml/2006/picture">
+                  <pic:nvPicPr>
+                    <pic:cNvPr id="0" name="Picture 113" descr="Forms response chart. Question title: How many SIM cards do you usually use?. Number of responses: 53 responses."/>
+                    <pic:cNvPicPr>
+                      <a:picLocks noChangeAspect="1" noChangeArrowheads="1"/>
+                    </pic:cNvPicPr>
+                  </pic:nvPicPr>
+                  <pic:blipFill>
+                    <a:blip r:embed="rId9" cstate="print">
+                      <a:extLst>
+                        <a:ext uri="{28A0092B-C50C-407E-A947-70E740481C1C}">
+                          <a14:useLocalDpi xmlns:a14="http://schemas.microsoft.com/office/drawing/2010/main" val="0"/>
+                        </a:ext>
+                      </a:extLst>
+                    </a:blip>
+                    <a:srcRect/>
+                    <a:stretch>
+                      <a:fillRect/>
+                    </a:stretch>
+                  </pic:blipFill>
+                  <pic:spPr bwMode="auto">
+                    <a:xfrm>
+                      <a:off x="0" y="0"/>
+                      <a:ext cx="5943600" cy="2500630"/>
+                    </a:xfrm>
+                    <a:prstGeom prst="rect">
+                      <a:avLst/>
+                    </a:prstGeom>
+                    <a:noFill/>
+                    <a:ln>
+                      <a:noFill/>
+                    </a:ln>
+                  </pic:spPr>
+                </pic:pic>
+              </a:graphicData>
+            </a:graphic>
+          </wp:inline>
+        </w:drawing>
       </w:r>
     </w:p>
     <w:p>
@@ -11038,8 +11082,17 @@
           <w:b/>
           <w:bCs/>
         </w:rPr>
-        <w:t>Figure 3: Dual-SIM usage distribution</w:t>
-      </w:r>
+        <w:t xml:space="preserve">Figure 3: Dual-SIM usage </w:t>
+      </w:r>
+      <w:proofErr w:type="gramStart"/>
+      <w:r>
+        <w:rPr>
+          <w:b/>
+          <w:bCs/>
+        </w:rPr>
+        <w:t>distribution</w:t>
+      </w:r>
+      <w:proofErr w:type="gramEnd"/>
       <w:r>
         <w:br/>
         <w:t>[Insert screenshot/chart here showing dual-SIM and single-SIM usage.]</w:t>
@@ -11047,30 +11100,97 @@
     </w:p>
     <w:p>
       <w:r>
-        <w:t xml:space="preserve">The system should therefore support provider identification and should later be improved to detect active SIM and cellular network identity more precisely where platform permissions </w:t>
+        <w:t xml:space="preserve">The system should therefore support provider identification and </w:t>
       </w:r>
       <w:proofErr w:type="gramStart"/>
       <w:r>
-        <w:t>allow</w:t>
+        <w:t>should later be improved</w:t>
       </w:r>
       <w:proofErr w:type="gramEnd"/>
       <w:r>
-        <w:t>.</w:t>
-      </w:r>
-    </w:p>
-    <w:p>
-      <w:pPr>
-        <w:pStyle w:val="Heading2"/>
-      </w:pPr>
-      <w:bookmarkStart w:id="35" w:name="_Toc233638746"/>
+        <w:t xml:space="preserve"> to detect active SIM and cellular network identity more precisely where platform permissions allow.</w:t>
+      </w:r>
+    </w:p>
+    <w:p>
+      <w:pPr>
+        <w:pStyle w:val="Titre2"/>
+      </w:pPr>
+      <w:bookmarkStart w:id="36" w:name="_Toc233638746"/>
       <w:r>
         <w:t>3.8 Analysis of Network Experience</w:t>
       </w:r>
-      <w:bookmarkEnd w:id="35"/>
-    </w:p>
-    <w:p>
+      <w:bookmarkEnd w:id="36"/>
+    </w:p>
+    <w:p>
+      <w:pPr>
+        <w:rPr>
+          <w:noProof/>
+        </w:rPr>
+      </w:pPr>
       <w:r>
         <w:t>Respondents reported common problems including slow internet speed, weak signal strength, unstable connectivity, intermittent disconnection, and poor streaming performance.</w:t>
+      </w:r>
+      <w:r>
+        <w:rPr>
+          <w:noProof/>
+        </w:rPr>
+        <w:t xml:space="preserve"> </w:t>
+      </w:r>
+    </w:p>
+    <w:p>
+      <w:r>
+        <w:rPr>
+          <w:noProof/>
+        </w:rPr>
+        <w:lastRenderedPageBreak/>
+        <w:drawing>
+          <wp:inline distT="0" distB="0" distL="0" distR="0" wp14:anchorId="6D892146" wp14:editId="5AB75915">
+            <wp:extent cx="5943600" cy="2825750"/>
+            <wp:effectExtent l="0" t="0" r="0" b="0"/>
+            <wp:docPr id="1683126470" name="Picture 7" descr="Forms response chart. Question title: What is the most common problem you face? (Select all that apply). Number of responses: 54 responses."/>
+            <wp:cNvGraphicFramePr>
+              <a:graphicFrameLocks xmlns:a="http://schemas.openxmlformats.org/drawingml/2006/main" noChangeAspect="1"/>
+            </wp:cNvGraphicFramePr>
+            <a:graphic xmlns:a="http://schemas.openxmlformats.org/drawingml/2006/main">
+              <a:graphicData uri="http://schemas.openxmlformats.org/drawingml/2006/picture">
+                <pic:pic xmlns:pic="http://schemas.openxmlformats.org/drawingml/2006/picture">
+                  <pic:nvPicPr>
+                    <pic:cNvPr id="0" name="Picture 121" descr="Forms response chart. Question title: What is the most common problem you face? (Select all that apply). Number of responses: 54 responses."/>
+                    <pic:cNvPicPr>
+                      <a:picLocks noChangeAspect="1" noChangeArrowheads="1"/>
+                    </pic:cNvPicPr>
+                  </pic:nvPicPr>
+                  <pic:blipFill>
+                    <a:blip r:embed="rId10" cstate="print">
+                      <a:extLst>
+                        <a:ext uri="{28A0092B-C50C-407E-A947-70E740481C1C}">
+                          <a14:useLocalDpi xmlns:a14="http://schemas.microsoft.com/office/drawing/2010/main" val="0"/>
+                        </a:ext>
+                      </a:extLst>
+                    </a:blip>
+                    <a:srcRect/>
+                    <a:stretch>
+                      <a:fillRect/>
+                    </a:stretch>
+                  </pic:blipFill>
+                  <pic:spPr bwMode="auto">
+                    <a:xfrm>
+                      <a:off x="0" y="0"/>
+                      <a:ext cx="5943600" cy="2825750"/>
+                    </a:xfrm>
+                    <a:prstGeom prst="rect">
+                      <a:avLst/>
+                    </a:prstGeom>
+                    <a:noFill/>
+                    <a:ln>
+                      <a:noFill/>
+                    </a:ln>
+                  </pic:spPr>
+                </pic:pic>
+              </a:graphicData>
+            </a:graphic>
+          </wp:inline>
+        </w:drawing>
       </w:r>
     </w:p>
     <w:p>
@@ -11083,28 +11203,89 @@
       </w:r>
       <w:r>
         <w:br/>
-        <w:t>[Insert screenshot/chart here showing most common network problems.]</w:t>
-      </w:r>
-    </w:p>
-    <w:p>
-      <w:r>
-        <w:t>These findings justify the need to collect metrics such as latency, jitter, packet loss, download speed, upload speed, network type, and location.</w:t>
-      </w:r>
-    </w:p>
-    <w:p>
-      <w:pPr>
-        <w:pStyle w:val="Heading2"/>
-      </w:pPr>
-      <w:bookmarkStart w:id="36" w:name="_Toc233638747"/>
-      <w:r>
-        <w:lastRenderedPageBreak/>
+      </w:r>
+    </w:p>
+    <w:p>
+      <w:r>
+        <w:t xml:space="preserve">These findings justify the need to collect metrics such as latency, jitter, </w:t>
+      </w:r>
+      <w:proofErr w:type="gramStart"/>
+      <w:r>
+        <w:t>packet</w:t>
+      </w:r>
+      <w:proofErr w:type="gramEnd"/>
+      <w:r>
+        <w:t xml:space="preserve"> loss, download speed, upload speed, network type, and location.</w:t>
+      </w:r>
+    </w:p>
+    <w:p>
+      <w:pPr>
+        <w:pStyle w:val="Titre2"/>
+      </w:pPr>
+      <w:bookmarkStart w:id="37" w:name="_Toc233638747"/>
+      <w:r>
         <w:t>3.9 User Interaction and Feedback Preferences</w:t>
       </w:r>
-      <w:bookmarkEnd w:id="36"/>
+      <w:bookmarkEnd w:id="37"/>
     </w:p>
     <w:p>
       <w:r>
         <w:t>Most users preferred quick and non-intrusive feedback methods. They were more willing to provide feedback occasionally than frequently. Rating scales and simple feedback forms were preferred because they require little time.</w:t>
+      </w:r>
+    </w:p>
+    <w:p>
+      <w:r>
+        <w:rPr>
+          <w:noProof/>
+        </w:rPr>
+        <w:drawing>
+          <wp:inline distT="0" distB="0" distL="0" distR="0" wp14:anchorId="5FA4C6EA" wp14:editId="22D14662">
+            <wp:extent cx="5943600" cy="2500630"/>
+            <wp:effectExtent l="0" t="0" r="0" b="0"/>
+            <wp:docPr id="83049765" name="Picture 10" descr="Forms response chart. Question title: How often would you be comfortable giving feedback about your network experience?. Number of responses: 53 responses."/>
+            <wp:cNvGraphicFramePr>
+              <a:graphicFrameLocks xmlns:a="http://schemas.openxmlformats.org/drawingml/2006/main" noChangeAspect="1"/>
+            </wp:cNvGraphicFramePr>
+            <a:graphic xmlns:a="http://schemas.openxmlformats.org/drawingml/2006/main">
+              <a:graphicData uri="http://schemas.openxmlformats.org/drawingml/2006/picture">
+                <pic:pic xmlns:pic="http://schemas.openxmlformats.org/drawingml/2006/picture">
+                  <pic:nvPicPr>
+                    <pic:cNvPr id="0" name="Picture 127" descr="Forms response chart. Question title: How often would you be comfortable giving feedback about your network experience?. Number of responses: 53 responses."/>
+                    <pic:cNvPicPr>
+                      <a:picLocks noChangeAspect="1" noChangeArrowheads="1"/>
+                    </pic:cNvPicPr>
+                  </pic:nvPicPr>
+                  <pic:blipFill>
+                    <a:blip r:embed="rId11" cstate="print">
+                      <a:extLst>
+                        <a:ext uri="{28A0092B-C50C-407E-A947-70E740481C1C}">
+                          <a14:useLocalDpi xmlns:a14="http://schemas.microsoft.com/office/drawing/2010/main" val="0"/>
+                        </a:ext>
+                      </a:extLst>
+                    </a:blip>
+                    <a:srcRect/>
+                    <a:stretch>
+                      <a:fillRect/>
+                    </a:stretch>
+                  </pic:blipFill>
+                  <pic:spPr bwMode="auto">
+                    <a:xfrm>
+                      <a:off x="0" y="0"/>
+                      <a:ext cx="5943600" cy="2500630"/>
+                    </a:xfrm>
+                    <a:prstGeom prst="rect">
+                      <a:avLst/>
+                    </a:prstGeom>
+                    <a:noFill/>
+                    <a:ln>
+                      <a:noFill/>
+                    </a:ln>
+                  </pic:spPr>
+                </pic:pic>
+              </a:graphicData>
+            </a:graphic>
+          </wp:inline>
+        </w:drawing>
       </w:r>
     </w:p>
     <w:p>
@@ -11117,10 +11298,63 @@
       </w:r>
       <w:r>
         <w:br/>
-        <w:t>[Insert screenshot/chart here showing preferred feedback frequency.]</w:t>
-      </w:r>
-    </w:p>
-    <w:p>
+      </w:r>
+    </w:p>
+    <w:p>
+      <w:r>
+        <w:rPr>
+          <w:noProof/>
+        </w:rPr>
+        <w:lastRenderedPageBreak/>
+        <w:drawing>
+          <wp:inline distT="0" distB="0" distL="0" distR="0" wp14:anchorId="0BFD82F8" wp14:editId="187E1DE1">
+            <wp:extent cx="5943600" cy="2500630"/>
+            <wp:effectExtent l="0" t="0" r="0" b="0"/>
+            <wp:docPr id="1112059468" name="Picture 11" descr="Forms response chart. Question title: What type of feedback rating method do you prefer?. Number of responses: 52 responses."/>
+            <wp:cNvGraphicFramePr>
+              <a:graphicFrameLocks xmlns:a="http://schemas.openxmlformats.org/drawingml/2006/main" noChangeAspect="1"/>
+            </wp:cNvGraphicFramePr>
+            <a:graphic xmlns:a="http://schemas.openxmlformats.org/drawingml/2006/main">
+              <a:graphicData uri="http://schemas.openxmlformats.org/drawingml/2006/picture">
+                <pic:pic xmlns:pic="http://schemas.openxmlformats.org/drawingml/2006/picture">
+                  <pic:nvPicPr>
+                    <pic:cNvPr id="0" name="Picture 129" descr="Forms response chart. Question title: What type of feedback rating method do you prefer?. Number of responses: 52 responses."/>
+                    <pic:cNvPicPr>
+                      <a:picLocks noChangeAspect="1" noChangeArrowheads="1"/>
+                    </pic:cNvPicPr>
+                  </pic:nvPicPr>
+                  <pic:blipFill>
+                    <a:blip r:embed="rId12" cstate="print">
+                      <a:extLst>
+                        <a:ext uri="{28A0092B-C50C-407E-A947-70E740481C1C}">
+                          <a14:useLocalDpi xmlns:a14="http://schemas.microsoft.com/office/drawing/2010/main" val="0"/>
+                        </a:ext>
+                      </a:extLst>
+                    </a:blip>
+                    <a:srcRect/>
+                    <a:stretch>
+                      <a:fillRect/>
+                    </a:stretch>
+                  </pic:blipFill>
+                  <pic:spPr bwMode="auto">
+                    <a:xfrm>
+                      <a:off x="0" y="0"/>
+                      <a:ext cx="5943600" cy="2500630"/>
+                    </a:xfrm>
+                    <a:prstGeom prst="rect">
+                      <a:avLst/>
+                    </a:prstGeom>
+                    <a:noFill/>
+                    <a:ln>
+                      <a:noFill/>
+                    </a:ln>
+                  </pic:spPr>
+                </pic:pic>
+              </a:graphicData>
+            </a:graphic>
+          </wp:inline>
+        </w:drawing>
+      </w:r>
       <w:r>
         <w:rPr>
           <w:b/>
@@ -11130,7 +11364,6 @@
       </w:r>
       <w:r>
         <w:br/>
-        <w:t>[Insert screenshot/chart here showing rating scale, emoji feedback, text feedback, and other options.]</w:t>
       </w:r>
     </w:p>
     <w:p>
@@ -11140,13 +11373,13 @@
     </w:p>
     <w:p>
       <w:pPr>
-        <w:pStyle w:val="Heading2"/>
-      </w:pPr>
-      <w:bookmarkStart w:id="37" w:name="_Toc233638748"/>
+        <w:pStyle w:val="Titre2"/>
+      </w:pPr>
+      <w:bookmarkStart w:id="38" w:name="_Toc233638748"/>
       <w:r>
         <w:t>3.10 Privacy and Trust Analysis</w:t>
       </w:r>
-      <w:bookmarkEnd w:id="37"/>
+      <w:bookmarkEnd w:id="38"/>
     </w:p>
     <w:p>
       <w:r>
@@ -11154,6 +11387,59 @@
       </w:r>
     </w:p>
     <w:p>
+      <w:r>
+        <w:rPr>
+          <w:noProof/>
+        </w:rPr>
+        <w:drawing>
+          <wp:inline distT="0" distB="0" distL="0" distR="0" wp14:anchorId="1C83BE42" wp14:editId="002E50F4">
+            <wp:extent cx="5943600" cy="2825750"/>
+            <wp:effectExtent l="0" t="0" r="0" b="0"/>
+            <wp:docPr id="582461001" name="Picture 17" descr="Forms response chart. Question title: What would make you trust this app?. Number of responses: 53 responses."/>
+            <wp:cNvGraphicFramePr>
+              <a:graphicFrameLocks xmlns:a="http://schemas.openxmlformats.org/drawingml/2006/main" noChangeAspect="1"/>
+            </wp:cNvGraphicFramePr>
+            <a:graphic xmlns:a="http://schemas.openxmlformats.org/drawingml/2006/main">
+              <a:graphicData uri="http://schemas.openxmlformats.org/drawingml/2006/picture">
+                <pic:pic xmlns:pic="http://schemas.openxmlformats.org/drawingml/2006/picture">
+                  <pic:nvPicPr>
+                    <pic:cNvPr id="0" name="Picture 141" descr="Forms response chart. Question title: What would make you trust this app?. Number of responses: 53 responses."/>
+                    <pic:cNvPicPr>
+                      <a:picLocks noChangeAspect="1" noChangeArrowheads="1"/>
+                    </pic:cNvPicPr>
+                  </pic:nvPicPr>
+                  <pic:blipFill>
+                    <a:blip r:embed="rId13" cstate="print">
+                      <a:extLst>
+                        <a:ext uri="{28A0092B-C50C-407E-A947-70E740481C1C}">
+                          <a14:useLocalDpi xmlns:a14="http://schemas.microsoft.com/office/drawing/2010/main" val="0"/>
+                        </a:ext>
+                      </a:extLst>
+                    </a:blip>
+                    <a:srcRect/>
+                    <a:stretch>
+                      <a:fillRect/>
+                    </a:stretch>
+                  </pic:blipFill>
+                  <pic:spPr bwMode="auto">
+                    <a:xfrm>
+                      <a:off x="0" y="0"/>
+                      <a:ext cx="5943600" cy="2825750"/>
+                    </a:xfrm>
+                    <a:prstGeom prst="rect">
+                      <a:avLst/>
+                    </a:prstGeom>
+                    <a:noFill/>
+                    <a:ln>
+                      <a:noFill/>
+                    </a:ln>
+                  </pic:spPr>
+                </pic:pic>
+              </a:graphicData>
+            </a:graphic>
+          </wp:inline>
+        </w:drawing>
+      </w:r>
       <w:r>
         <w:rPr>
           <w:b/>
@@ -11163,23 +11449,23 @@
       </w:r>
       <w:r>
         <w:br/>
-        <w:t>[Insert screenshot/chart here showing privacy concerns.]</w:t>
-      </w:r>
-    </w:p>
-    <w:p>
-      <w:r>
+      </w:r>
+    </w:p>
+    <w:p>
+      <w:r>
+        <w:lastRenderedPageBreak/>
         <w:t>The system should collect only necessary data, avoid personal message or call access, protect uploads with authentication, and anonymize or aggregate data for reporting where possible.</w:t>
       </w:r>
     </w:p>
     <w:p>
       <w:pPr>
-        <w:pStyle w:val="Heading2"/>
-      </w:pPr>
-      <w:bookmarkStart w:id="38" w:name="_Toc233638749"/>
+        <w:pStyle w:val="Titre2"/>
+      </w:pPr>
+      <w:bookmarkStart w:id="39" w:name="_Toc233638749"/>
       <w:r>
         <w:t>3.11 Battery and Data Usage Sensitivity</w:t>
       </w:r>
-      <w:bookmarkEnd w:id="38"/>
+      <w:bookmarkEnd w:id="39"/>
     </w:p>
     <w:p>
       <w:r>
@@ -11187,6 +11473,59 @@
       </w:r>
     </w:p>
     <w:p>
+      <w:r>
+        <w:rPr>
+          <w:noProof/>
+        </w:rPr>
+        <w:drawing>
+          <wp:inline distT="0" distB="0" distL="0" distR="0" wp14:anchorId="68BFF0CF" wp14:editId="55C63816">
+            <wp:extent cx="5943600" cy="2825750"/>
+            <wp:effectExtent l="0" t="0" r="0" b="0"/>
+            <wp:docPr id="798609462" name="Picture 16" descr="Forms response chart. Question title: What concerns you most about such an app?. Number of responses: 52 responses."/>
+            <wp:cNvGraphicFramePr>
+              <a:graphicFrameLocks xmlns:a="http://schemas.openxmlformats.org/drawingml/2006/main" noChangeAspect="1"/>
+            </wp:cNvGraphicFramePr>
+            <a:graphic xmlns:a="http://schemas.openxmlformats.org/drawingml/2006/main">
+              <a:graphicData uri="http://schemas.openxmlformats.org/drawingml/2006/picture">
+                <pic:pic xmlns:pic="http://schemas.openxmlformats.org/drawingml/2006/picture">
+                  <pic:nvPicPr>
+                    <pic:cNvPr id="0" name="Picture 139" descr="Forms response chart. Question title: What concerns you most about such an app?. Number of responses: 52 responses."/>
+                    <pic:cNvPicPr>
+                      <a:picLocks noChangeAspect="1" noChangeArrowheads="1"/>
+                    </pic:cNvPicPr>
+                  </pic:nvPicPr>
+                  <pic:blipFill>
+                    <a:blip r:embed="rId14" cstate="print">
+                      <a:extLst>
+                        <a:ext uri="{28A0092B-C50C-407E-A947-70E740481C1C}">
+                          <a14:useLocalDpi xmlns:a14="http://schemas.microsoft.com/office/drawing/2010/main" val="0"/>
+                        </a:ext>
+                      </a:extLst>
+                    </a:blip>
+                    <a:srcRect/>
+                    <a:stretch>
+                      <a:fillRect/>
+                    </a:stretch>
+                  </pic:blipFill>
+                  <pic:spPr bwMode="auto">
+                    <a:xfrm>
+                      <a:off x="0" y="0"/>
+                      <a:ext cx="5943600" cy="2825750"/>
+                    </a:xfrm>
+                    <a:prstGeom prst="rect">
+                      <a:avLst/>
+                    </a:prstGeom>
+                    <a:noFill/>
+                    <a:ln>
+                      <a:noFill/>
+                    </a:ln>
+                  </pic:spPr>
+                </pic:pic>
+              </a:graphicData>
+            </a:graphic>
+          </wp:inline>
+        </w:drawing>
+      </w:r>
       <w:r>
         <w:rPr>
           <w:b/>
@@ -11196,18 +11535,17 @@
       </w:r>
       <w:r>
         <w:br/>
-        <w:t>[Insert screenshot/chart here showing user sensitivity to battery and data usage.]</w:t>
-      </w:r>
-    </w:p>
-    <w:p>
-      <w:pPr>
-        <w:pStyle w:val="Heading2"/>
-      </w:pPr>
-      <w:bookmarkStart w:id="39" w:name="_Toc233638750"/>
+      </w:r>
+    </w:p>
+    <w:p>
+      <w:pPr>
+        <w:pStyle w:val="Titre2"/>
+      </w:pPr>
+      <w:bookmarkStart w:id="40" w:name="_Toc233638750"/>
       <w:r>
         <w:t>3.12 Language and Localization</w:t>
       </w:r>
-      <w:bookmarkEnd w:id="39"/>
+      <w:bookmarkEnd w:id="40"/>
     </w:p>
     <w:p>
       <w:r>
@@ -11216,39 +11554,39 @@
     </w:p>
     <w:p>
       <w:pPr>
-        <w:pStyle w:val="Heading2"/>
-      </w:pPr>
-      <w:bookmarkStart w:id="40" w:name="_Toc233638751"/>
+        <w:pStyle w:val="Titre2"/>
+      </w:pPr>
+      <w:bookmarkStart w:id="41" w:name="_Toc233638751"/>
+      <w:r>
+        <w:t>3.13 Requirement Analysis</w:t>
+      </w:r>
+      <w:bookmarkEnd w:id="41"/>
+    </w:p>
+    <w:p>
+      <w:r>
+        <w:t>The gathered requirements were reviewed based on completeness, clarity, technical feasibility, dependency relationships, inconsistencies, ambiguities, and missing information.</w:t>
+      </w:r>
+    </w:p>
+    <w:p>
+      <w:r>
+        <w:t>Completeness was improved by ensuring that requirements covered collection, storage, upload, feedback, admin viewing, security, and privacy. Clarity was improved by converting broad needs such as "network is slow" into measurable requirements such as latency, jitter, packet loss, upload speed, and download speed. Technical feasibility was assessed based on Expo APIs, backend support, and database design.</w:t>
+      </w:r>
+    </w:p>
+    <w:p>
       <w:r>
         <w:lastRenderedPageBreak/>
-        <w:t>3.13 Requirement Analysis</w:t>
-      </w:r>
-      <w:bookmarkEnd w:id="40"/>
-    </w:p>
-    <w:p>
-      <w:r>
-        <w:t>The gathered requirements were reviewed based on completeness, clarity, technical feasibility, dependency relationships, inconsistencies, ambiguities, and missing information.</w:t>
-      </w:r>
-    </w:p>
-    <w:p>
-      <w:r>
-        <w:t>Completeness was improved by ensuring that requirements covered collection, storage, upload, feedback, admin viewing, security, and privacy. Clarity was improved by converting broad needs such as "network is slow" into measurable requirements such as latency, jitter, packet loss, upload speed, and download speed. Technical feasibility was assessed based on Expo APIs, backend support, and database design.</w:t>
-      </w:r>
-    </w:p>
-    <w:p>
-      <w:r>
         <w:t>Some requirements, such as exact signal strength and active SIM detection, were identified as partially feasible in Expo and better suited for future native module integration.</w:t>
       </w:r>
     </w:p>
     <w:p>
       <w:pPr>
-        <w:pStyle w:val="Heading2"/>
-      </w:pPr>
-      <w:bookmarkStart w:id="41" w:name="_Toc233638752"/>
+        <w:pStyle w:val="Titre2"/>
+      </w:pPr>
+      <w:bookmarkStart w:id="42" w:name="_Toc233638752"/>
       <w:r>
         <w:t>3.14 Functional Requirements</w:t>
       </w:r>
-      <w:bookmarkEnd w:id="41"/>
+      <w:bookmarkEnd w:id="42"/>
     </w:p>
     <w:p>
       <w:r>
@@ -11261,13 +11599,13 @@
     </w:p>
     <w:tbl>
       <w:tblPr>
-        <w:tblStyle w:val="PlainTable1"/>
+        <w:tblStyle w:val="Tableausimple1"/>
         <w:tblW w:w="9899" w:type="dxa"/>
         <w:tblLook w:val="04A0" w:firstRow="1" w:lastRow="0" w:firstColumn="1" w:lastColumn="0" w:noHBand="0" w:noVBand="1"/>
       </w:tblPr>
       <w:tblGrid>
-        <w:gridCol w:w="754"/>
-        <w:gridCol w:w="9145"/>
+        <w:gridCol w:w="803"/>
+        <w:gridCol w:w="9096"/>
       </w:tblGrid>
       <w:tr>
         <w:trPr>
@@ -11371,15 +11709,7 @@
               <w:cnfStyle w:val="000000000000" w:firstRow="0" w:lastRow="0" w:firstColumn="0" w:lastColumn="0" w:oddVBand="0" w:evenVBand="0" w:oddHBand="0" w:evenHBand="0" w:firstRowFirstColumn="0" w:firstRowLastColumn="0" w:lastRowFirstColumn="0" w:lastRowLastColumn="0"/>
             </w:pPr>
             <w:r>
-              <w:t xml:space="preserve">The system </w:t>
-            </w:r>
-            <w:proofErr w:type="gramStart"/>
-            <w:r>
-              <w:t>shall</w:t>
-            </w:r>
-            <w:proofErr w:type="gramEnd"/>
-            <w:r>
-              <w:t xml:space="preserve"> store authenticated sessions locally.</w:t>
+              <w:t>The system shall store authenticated sessions locally.</w:t>
             </w:r>
           </w:p>
         </w:tc>
@@ -11415,15 +11745,7 @@
               <w:cnfStyle w:val="000000100000" w:firstRow="0" w:lastRow="0" w:firstColumn="0" w:lastColumn="0" w:oddVBand="0" w:evenVBand="0" w:oddHBand="1" w:evenHBand="0" w:firstRowFirstColumn="0" w:firstRowLastColumn="0" w:lastRowFirstColumn="0" w:lastRowLastColumn="0"/>
             </w:pPr>
             <w:r>
-              <w:t xml:space="preserve">The system </w:t>
-            </w:r>
-            <w:proofErr w:type="gramStart"/>
-            <w:r>
-              <w:t>shall</w:t>
-            </w:r>
-            <w:proofErr w:type="gramEnd"/>
-            <w:r>
-              <w:t xml:space="preserve"> collect network metrics from the mobile device.</w:t>
+              <w:t>The system shall collect network metrics from the mobile device.</w:t>
             </w:r>
           </w:p>
         </w:tc>
@@ -11565,15 +11887,7 @@
               <w:cnfStyle w:val="000000100000" w:firstRow="0" w:lastRow="0" w:firstColumn="0" w:lastColumn="0" w:oddVBand="0" w:evenVBand="0" w:oddHBand="1" w:evenHBand="0" w:firstRowFirstColumn="0" w:firstRowLastColumn="0" w:lastRowFirstColumn="0" w:lastRowLastColumn="0"/>
             </w:pPr>
             <w:r>
-              <w:t xml:space="preserve">The </w:t>
-            </w:r>
-            <w:proofErr w:type="gramStart"/>
-            <w:r>
-              <w:t>system shall</w:t>
-            </w:r>
-            <w:proofErr w:type="gramEnd"/>
-            <w:r>
-              <w:t xml:space="preserve"> allow users to view their collected records.</w:t>
+              <w:t>The system shall allow users to view their collected records.</w:t>
             </w:r>
           </w:p>
         </w:tc>
@@ -11644,15 +11958,7 @@
               <w:cnfStyle w:val="000000100000" w:firstRow="0" w:lastRow="0" w:firstColumn="0" w:lastColumn="0" w:oddVBand="0" w:evenVBand="0" w:oddHBand="1" w:evenHBand="0" w:firstRowFirstColumn="0" w:firstRowLastColumn="0" w:lastRowFirstColumn="0" w:lastRowLastColumn="0"/>
             </w:pPr>
             <w:r>
-              <w:t xml:space="preserve">The </w:t>
-            </w:r>
-            <w:proofErr w:type="gramStart"/>
-            <w:r>
-              <w:t>system shall</w:t>
-            </w:r>
-            <w:proofErr w:type="gramEnd"/>
-            <w:r>
-              <w:t xml:space="preserve"> allow background collection only after user consent.</w:t>
+              <w:t>The system shall allow background collection only after user consent.</w:t>
             </w:r>
           </w:p>
         </w:tc>
@@ -11766,14 +12072,13 @@
     </w:tbl>
     <w:p>
       <w:pPr>
-        <w:pStyle w:val="Heading2"/>
-      </w:pPr>
-      <w:bookmarkStart w:id="42" w:name="_Toc233638753"/>
-      <w:r>
-        <w:lastRenderedPageBreak/>
+        <w:pStyle w:val="Titre2"/>
+      </w:pPr>
+      <w:bookmarkStart w:id="43" w:name="_Toc233638753"/>
+      <w:r>
         <w:t>3.15 Non-Functional Requirements</w:t>
       </w:r>
-      <w:bookmarkEnd w:id="42"/>
+      <w:bookmarkEnd w:id="43"/>
     </w:p>
     <w:p>
       <w:r>
@@ -11786,13 +12091,13 @@
     </w:p>
     <w:tbl>
       <w:tblPr>
-        <w:tblStyle w:val="PlainTable1"/>
+        <w:tblStyle w:val="Tableausimple1"/>
         <w:tblW w:w="8864" w:type="dxa"/>
         <w:tblLook w:val="04A0" w:firstRow="1" w:lastRow="0" w:firstColumn="1" w:lastColumn="0" w:noHBand="0" w:noVBand="1"/>
       </w:tblPr>
       <w:tblGrid>
-        <w:gridCol w:w="825"/>
-        <w:gridCol w:w="8039"/>
+        <w:gridCol w:w="843"/>
+        <w:gridCol w:w="8021"/>
       </w:tblGrid>
       <w:tr>
         <w:trPr>
@@ -11988,6 +12293,7 @@
               <w:spacing w:after="160" w:line="278" w:lineRule="auto"/>
             </w:pPr>
             <w:r>
+              <w:lastRenderedPageBreak/>
               <w:t>NFR5</w:t>
             </w:r>
           </w:p>
@@ -12125,13 +12431,13 @@
     </w:p>
     <w:p>
       <w:pPr>
-        <w:pStyle w:val="Heading2"/>
-      </w:pPr>
-      <w:bookmarkStart w:id="43" w:name="_Toc233638754"/>
+        <w:pStyle w:val="Titre2"/>
+      </w:pPr>
+      <w:bookmarkStart w:id="44" w:name="_Toc233638754"/>
       <w:r>
         <w:t>3.16 Requirement Prioritization</w:t>
       </w:r>
-      <w:bookmarkEnd w:id="43"/>
+      <w:bookmarkEnd w:id="44"/>
     </w:p>
     <w:p>
       <w:r>
@@ -12144,13 +12450,13 @@
     </w:p>
     <w:tbl>
       <w:tblPr>
-        <w:tblStyle w:val="PlainTable1"/>
+        <w:tblStyle w:val="Tableausimple1"/>
         <w:tblW w:w="9674" w:type="dxa"/>
         <w:tblLook w:val="04A0" w:firstRow="1" w:lastRow="0" w:firstColumn="1" w:lastColumn="0" w:noHBand="0" w:noVBand="1"/>
       </w:tblPr>
       <w:tblGrid>
-        <w:gridCol w:w="1105"/>
-        <w:gridCol w:w="8569"/>
+        <w:gridCol w:w="1123"/>
+        <w:gridCol w:w="8551"/>
       </w:tblGrid>
       <w:tr>
         <w:trPr>
@@ -12306,65 +12612,105 @@
     </w:p>
     <w:p>
       <w:pPr>
-        <w:pStyle w:val="Heading2"/>
-      </w:pPr>
-      <w:bookmarkStart w:id="44" w:name="_Toc233638755"/>
+        <w:pStyle w:val="Titre2"/>
+      </w:pPr>
+      <w:bookmarkStart w:id="45" w:name="_Toc233638755"/>
       <w:r>
         <w:t>3.17 Software Requirement Specification Summary</w:t>
       </w:r>
-      <w:bookmarkEnd w:id="44"/>
-    </w:p>
-    <w:p>
-      <w:r>
-        <w:t xml:space="preserve">The system </w:t>
+      <w:bookmarkEnd w:id="45"/>
+    </w:p>
+    <w:p>
+      <w:r>
+        <w:t>The system shall provide a mobile application where subscribers can create accounts, log in, collect network samples, rate their experience, store samples locally, view records, and upload data. Administrators shall be able to view uploaded data, filter records, and inspect geographic distribution using heatmaps. The backend shall authenticate users, receive bulk measurement uploads, prevent duplicate uploads using user/local record references, and store records in MongoDB.</w:t>
+      </w:r>
+    </w:p>
+    <w:p>
+      <w:pPr>
+        <w:pStyle w:val="Titre2"/>
+      </w:pPr>
+      <w:bookmarkStart w:id="46" w:name="_Toc233638756"/>
+      <w:r>
+        <w:t>3.18 Requirement Validation with Stakeholders</w:t>
+      </w:r>
+      <w:bookmarkEnd w:id="46"/>
+    </w:p>
+    <w:p>
+      <w:r>
+        <w:t xml:space="preserve">Requirements were validated by comparing the implemented features with the survey findings and course task expectations. User privacy concerns </w:t>
       </w:r>
       <w:proofErr w:type="gramStart"/>
       <w:r>
-        <w:t>shall</w:t>
+        <w:t>were addressed</w:t>
       </w:r>
       <w:proofErr w:type="gramEnd"/>
       <w:r>
-        <w:t xml:space="preserve"> provide a mobile application where subscribers can create accounts, log in, collect network samples, rate their experience, store samples locally, view records, and upload data. Administrators shall be able to view uploaded data, filter records, and inspect geographic distribution using heatmaps. The backend shall authenticate users, receive </w:t>
-      </w:r>
+        <w:t xml:space="preserve"> through opt-in background collection. User preference for quick feedback was addressed through rating controls. Need for offline support was addressed through SQLite. Need for analysis was addressed through the admin dashboard and heatmap.</w:t>
+      </w:r>
+    </w:p>
+    <w:p>
+      <w:pPr>
+        <w:pStyle w:val="Titre2"/>
+      </w:pPr>
+      <w:bookmarkStart w:id="47" w:name="_Toc233638757"/>
       <w:r>
         <w:lastRenderedPageBreak/>
-        <w:t>bulk measurement uploads, prevent duplicate uploads using user/local record references, and store records in MongoDB.</w:t>
-      </w:r>
-    </w:p>
-    <w:p>
-      <w:pPr>
-        <w:pStyle w:val="Heading2"/>
-      </w:pPr>
-      <w:bookmarkStart w:id="45" w:name="_Toc233638756"/>
-      <w:r>
-        <w:t>3.18 Requirement Validation with Stakeholders</w:t>
-      </w:r>
-      <w:bookmarkEnd w:id="45"/>
-    </w:p>
-    <w:p>
-      <w:r>
-        <w:t>Requirements were validated by comparing the implemented features with the survey findings and course task expectations. User privacy concerns were addressed through opt-</w:t>
-      </w:r>
-      <w:proofErr w:type="gramStart"/>
-      <w:r>
-        <w:t>in background</w:t>
-      </w:r>
-      <w:proofErr w:type="gramEnd"/>
-      <w:r>
-        <w:t xml:space="preserve"> collection. User preference for quick feedback was addressed through rating controls. Need for offline support was addressed through SQLite. Need for analysis was addressed through the admin dashboard and heatmap.</w:t>
-      </w:r>
-    </w:p>
-    <w:p>
-      <w:pPr>
-        <w:pStyle w:val="Heading2"/>
-      </w:pPr>
-      <w:bookmarkStart w:id="46" w:name="_Toc233638757"/>
-      <w:r>
         <w:t>3.19 System Context Diagram</w:t>
       </w:r>
-      <w:bookmarkEnd w:id="46"/>
-    </w:p>
-    <w:p>
+      <w:bookmarkEnd w:id="47"/>
+    </w:p>
+    <w:p>
+      <w:r>
+        <w:rPr>
+          <w:rFonts w:cstheme="minorHAnsi"/>
+          <w:b/>
+          <w:bCs/>
+          <w:noProof/>
+          <w:sz w:val="32"/>
+          <w:szCs w:val="32"/>
+        </w:rPr>
+        <w:drawing>
+          <wp:inline distT="0" distB="0" distL="0" distR="0" wp14:anchorId="1D293333" wp14:editId="18F7ED4C">
+            <wp:extent cx="5943600" cy="2864791"/>
+            <wp:effectExtent l="0" t="0" r="0" b="0"/>
+            <wp:docPr id="35292696" name="Picture 8"/>
+            <wp:cNvGraphicFramePr>
+              <a:graphicFrameLocks xmlns:a="http://schemas.openxmlformats.org/drawingml/2006/main" noChangeAspect="1"/>
+            </wp:cNvGraphicFramePr>
+            <a:graphic xmlns:a="http://schemas.openxmlformats.org/drawingml/2006/main">
+              <a:graphicData uri="http://schemas.openxmlformats.org/drawingml/2006/picture">
+                <pic:pic xmlns:pic="http://schemas.openxmlformats.org/drawingml/2006/picture">
+                  <pic:nvPicPr>
+                    <pic:cNvPr id="35292696" name="Picture 35292696"/>
+                    <pic:cNvPicPr/>
+                  </pic:nvPicPr>
+                  <pic:blipFill>
+                    <a:blip r:embed="rId15">
+                      <a:extLst>
+                        <a:ext uri="{28A0092B-C50C-407E-A947-70E740481C1C}">
+                          <a14:useLocalDpi xmlns:a14="http://schemas.microsoft.com/office/drawing/2010/main" val="0"/>
+                        </a:ext>
+                      </a:extLst>
+                    </a:blip>
+                    <a:stretch>
+                      <a:fillRect/>
+                    </a:stretch>
+                  </pic:blipFill>
+                  <pic:spPr>
+                    <a:xfrm>
+                      <a:off x="0" y="0"/>
+                      <a:ext cx="5943600" cy="2864791"/>
+                    </a:xfrm>
+                    <a:prstGeom prst="rect">
+                      <a:avLst/>
+                    </a:prstGeom>
+                  </pic:spPr>
+                </pic:pic>
+              </a:graphicData>
+            </a:graphic>
+          </wp:inline>
+        </w:drawing>
+      </w:r>
       <w:r>
         <w:rPr>
           <w:b/>
@@ -12374,7 +12720,6 @@
       </w:r>
       <w:r>
         <w:br/>
-        <w:t>[Insert designed context diagram screenshot here.]</w:t>
       </w:r>
     </w:p>
     <w:p>
@@ -12384,11 +12729,6 @@
     </w:p>
     <w:p>
       <w:r>
-        <w:t>text</w:t>
-      </w:r>
-    </w:p>
-    <w:p>
-      <w:r>
         <w:t>Mobile Subscriber -&gt; Mobile App -&gt; Backend API -&gt; MongoDB Database</w:t>
       </w:r>
     </w:p>
@@ -12409,15 +12749,68 @@
     </w:p>
     <w:p>
       <w:pPr>
-        <w:pStyle w:val="Heading2"/>
-      </w:pPr>
-      <w:bookmarkStart w:id="47" w:name="_Toc233638758"/>
+        <w:pStyle w:val="Titre2"/>
+      </w:pPr>
+      <w:bookmarkStart w:id="48" w:name="_Toc233638758"/>
       <w:r>
         <w:t>3.20 Data Flow Diagram</w:t>
       </w:r>
-      <w:bookmarkEnd w:id="47"/>
-    </w:p>
-    <w:p>
+      <w:bookmarkEnd w:id="48"/>
+    </w:p>
+    <w:p>
+      <w:pPr>
+        <w:rPr>
+          <w:b/>
+          <w:bCs/>
+        </w:rPr>
+      </w:pPr>
+      <w:r>
+        <w:rPr>
+          <w:rFonts w:cstheme="minorHAnsi"/>
+          <w:noProof/>
+        </w:rPr>
+        <w:drawing>
+          <wp:inline distT="0" distB="0" distL="0" distR="0" wp14:anchorId="06AA7ABE" wp14:editId="20378E9A">
+            <wp:extent cx="5943600" cy="1822215"/>
+            <wp:effectExtent l="0" t="0" r="0" b="6985"/>
+            <wp:docPr id="617358019" name="Picture 7"/>
+            <wp:cNvGraphicFramePr>
+              <a:graphicFrameLocks xmlns:a="http://schemas.openxmlformats.org/drawingml/2006/main" noChangeAspect="1"/>
+            </wp:cNvGraphicFramePr>
+            <a:graphic xmlns:a="http://schemas.openxmlformats.org/drawingml/2006/main">
+              <a:graphicData uri="http://schemas.openxmlformats.org/drawingml/2006/picture">
+                <pic:pic xmlns:pic="http://schemas.openxmlformats.org/drawingml/2006/picture">
+                  <pic:nvPicPr>
+                    <pic:cNvPr id="617358019" name="Picture 617358019"/>
+                    <pic:cNvPicPr/>
+                  </pic:nvPicPr>
+                  <pic:blipFill>
+                    <a:blip r:embed="rId16">
+                      <a:extLst>
+                        <a:ext uri="{28A0092B-C50C-407E-A947-70E740481C1C}">
+                          <a14:useLocalDpi xmlns:a14="http://schemas.microsoft.com/office/drawing/2010/main" val="0"/>
+                        </a:ext>
+                      </a:extLst>
+                    </a:blip>
+                    <a:stretch>
+                      <a:fillRect/>
+                    </a:stretch>
+                  </pic:blipFill>
+                  <pic:spPr>
+                    <a:xfrm>
+                      <a:off x="0" y="0"/>
+                      <a:ext cx="5943600" cy="1822215"/>
+                    </a:xfrm>
+                    <a:prstGeom prst="rect">
+                      <a:avLst/>
+                    </a:prstGeom>
+                  </pic:spPr>
+                </pic:pic>
+              </a:graphicData>
+            </a:graphic>
+          </wp:inline>
+        </w:drawing>
+      </w:r>
       <w:r>
         <w:rPr>
           <w:b/>
@@ -12425,37 +12818,30 @@
         </w:rPr>
         <w:t>Figure 10: Data flow diagram</w:t>
       </w:r>
-      <w:r>
-        <w:br/>
-        <w:t>[Insert DFD screenshot here.]</w:t>
-      </w:r>
-    </w:p>
-    <w:p>
-      <w:r>
+    </w:p>
+    <w:p>
+      <w:pPr>
+        <w:rPr>
+          <w:b/>
+          <w:bCs/>
+        </w:rPr>
+      </w:pPr>
+    </w:p>
+    <w:p/>
+    <w:p>
+      <w:r>
+        <w:lastRenderedPageBreak/>
         <w:t>Textual Level 1 flow:</w:t>
       </w:r>
     </w:p>
     <w:p>
       <w:r>
-        <w:t>text</w:t>
-      </w:r>
-    </w:p>
-    <w:p>
-      <w:r>
         <w:t>1. User registers/logs in.</w:t>
       </w:r>
     </w:p>
     <w:p>
       <w:r>
-        <w:t xml:space="preserve">2. Mobile app stores session </w:t>
-      </w:r>
-      <w:proofErr w:type="gramStart"/>
-      <w:r>
-        <w:t>token</w:t>
-      </w:r>
-      <w:proofErr w:type="gramEnd"/>
-      <w:r>
-        <w:t>.</w:t>
+        <w:t>2. Mobile app stores session token.</w:t>
       </w:r>
     </w:p>
     <w:p>
@@ -12480,36 +12866,87 @@
     </w:p>
     <w:p>
       <w:r>
+        <w:t>7. App uploads pending records to backend.</w:t>
+      </w:r>
+    </w:p>
+    <w:p>
+      <w:r>
+        <w:t>8. Backend validates JWT token.</w:t>
+      </w:r>
+    </w:p>
+    <w:p>
+      <w:r>
+        <w:t>9. Backend maps records into MongoDB schema.</w:t>
+      </w:r>
+    </w:p>
+    <w:p>
+      <w:r>
+        <w:t>10. Admin retrieves and filters uploaded measurements.</w:t>
+      </w:r>
+    </w:p>
+    <w:p>
+      <w:pPr>
+        <w:pStyle w:val="Titre2"/>
+      </w:pPr>
+      <w:bookmarkStart w:id="49" w:name="_Toc233638759"/>
+      <w:r>
         <w:lastRenderedPageBreak/>
-        <w:t>7. App uploads pending records to backend.</w:t>
-      </w:r>
-    </w:p>
-    <w:p>
-      <w:r>
-        <w:t>8. Backend validates JWT token.</w:t>
-      </w:r>
-    </w:p>
-    <w:p>
-      <w:r>
-        <w:t>9. Backend maps records into MongoDB schema.</w:t>
-      </w:r>
-    </w:p>
-    <w:p>
-      <w:r>
-        <w:t>10. Admin retrieves and filters uploaded measurements.</w:t>
-      </w:r>
-    </w:p>
-    <w:p>
-      <w:pPr>
-        <w:pStyle w:val="Heading2"/>
-      </w:pPr>
-      <w:bookmarkStart w:id="48" w:name="_Toc233638759"/>
-      <w:r>
         <w:t>3.21 Use Case Diagram</w:t>
       </w:r>
-      <w:bookmarkEnd w:id="48"/>
-    </w:p>
-    <w:p>
+      <w:bookmarkEnd w:id="49"/>
+    </w:p>
+    <w:p>
+      <w:r>
+        <w:rPr>
+          <w:rFonts w:cstheme="minorHAnsi"/>
+          <w:b/>
+          <w:bCs/>
+          <w:noProof/>
+          <w:sz w:val="36"/>
+          <w:szCs w:val="36"/>
+        </w:rPr>
+        <w:drawing>
+          <wp:inline distT="0" distB="0" distL="0" distR="0" wp14:anchorId="39192C4A" wp14:editId="53A31071">
+            <wp:extent cx="5943600" cy="6784387"/>
+            <wp:effectExtent l="0" t="0" r="0" b="0"/>
+            <wp:docPr id="1028808978" name="Picture 9"/>
+            <wp:cNvGraphicFramePr>
+              <a:graphicFrameLocks xmlns:a="http://schemas.openxmlformats.org/drawingml/2006/main" noChangeAspect="1"/>
+            </wp:cNvGraphicFramePr>
+            <a:graphic xmlns:a="http://schemas.openxmlformats.org/drawingml/2006/main">
+              <a:graphicData uri="http://schemas.openxmlformats.org/drawingml/2006/picture">
+                <pic:pic xmlns:pic="http://schemas.openxmlformats.org/drawingml/2006/picture">
+                  <pic:nvPicPr>
+                    <pic:cNvPr id="1028808978" name="Picture 1028808978"/>
+                    <pic:cNvPicPr/>
+                  </pic:nvPicPr>
+                  <pic:blipFill>
+                    <a:blip r:embed="rId17">
+                      <a:extLst>
+                        <a:ext uri="{28A0092B-C50C-407E-A947-70E740481C1C}">
+                          <a14:useLocalDpi xmlns:a14="http://schemas.microsoft.com/office/drawing/2010/main" val="0"/>
+                        </a:ext>
+                      </a:extLst>
+                    </a:blip>
+                    <a:stretch>
+                      <a:fillRect/>
+                    </a:stretch>
+                  </pic:blipFill>
+                  <pic:spPr>
+                    <a:xfrm>
+                      <a:off x="0" y="0"/>
+                      <a:ext cx="5943600" cy="6784387"/>
+                    </a:xfrm>
+                    <a:prstGeom prst="rect">
+                      <a:avLst/>
+                    </a:prstGeom>
+                  </pic:spPr>
+                </pic:pic>
+              </a:graphicData>
+            </a:graphic>
+          </wp:inline>
+        </w:drawing>
+      </w:r>
       <w:r>
         <w:rPr>
           <w:b/>
@@ -12519,7 +12956,6 @@
       </w:r>
       <w:r>
         <w:br/>
-        <w:t>[Insert use case diagram screenshot here.]</w:t>
       </w:r>
     </w:p>
     <w:p>
@@ -12556,6 +12992,7 @@
         <w:ind w:left="0"/>
       </w:pPr>
       <w:r>
+        <w:lastRenderedPageBreak/>
         <w:t>Administrator.</w:t>
       </w:r>
     </w:p>
@@ -12641,15 +13078,7 @@
         <w:ind w:left="0"/>
       </w:pPr>
       <w:r>
-        <w:t xml:space="preserve">Collect network </w:t>
-      </w:r>
-      <w:proofErr w:type="gramStart"/>
-      <w:r>
-        <w:t>sample</w:t>
-      </w:r>
-      <w:proofErr w:type="gramEnd"/>
-      <w:r>
-        <w:t>.</w:t>
+        <w:t>Collect network sample.</w:t>
       </w:r>
     </w:p>
     <w:p>
@@ -12766,15 +13195,63 @@
     </w:p>
     <w:p>
       <w:pPr>
-        <w:pStyle w:val="Heading2"/>
-      </w:pPr>
-      <w:bookmarkStart w:id="49" w:name="_Toc233638760"/>
-      <w:r>
+        <w:pStyle w:val="Titre2"/>
+      </w:pPr>
+      <w:bookmarkStart w:id="50" w:name="_Toc233638760"/>
+      <w:r>
+        <w:lastRenderedPageBreak/>
         <w:t>3.22 Sequence Diagram</w:t>
       </w:r>
-      <w:bookmarkEnd w:id="49"/>
-    </w:p>
-    <w:p>
+      <w:bookmarkEnd w:id="50"/>
+    </w:p>
+    <w:p>
+      <w:r>
+        <w:rPr>
+          <w:rFonts w:cstheme="minorHAnsi"/>
+          <w:noProof/>
+        </w:rPr>
+        <w:drawing>
+          <wp:inline distT="0" distB="0" distL="0" distR="0" wp14:anchorId="773D37C5" wp14:editId="22C23C2A">
+            <wp:extent cx="5943600" cy="6341692"/>
+            <wp:effectExtent l="0" t="0" r="0" b="2540"/>
+            <wp:docPr id="125873397" name="Picture 4"/>
+            <wp:cNvGraphicFramePr>
+              <a:graphicFrameLocks xmlns:a="http://schemas.openxmlformats.org/drawingml/2006/main" noChangeAspect="1"/>
+            </wp:cNvGraphicFramePr>
+            <a:graphic xmlns:a="http://schemas.openxmlformats.org/drawingml/2006/main">
+              <a:graphicData uri="http://schemas.openxmlformats.org/drawingml/2006/picture">
+                <pic:pic xmlns:pic="http://schemas.openxmlformats.org/drawingml/2006/picture">
+                  <pic:nvPicPr>
+                    <pic:cNvPr id="125873397" name="Picture 125873397"/>
+                    <pic:cNvPicPr/>
+                  </pic:nvPicPr>
+                  <pic:blipFill>
+                    <a:blip r:embed="rId18">
+                      <a:extLst>
+                        <a:ext uri="{28A0092B-C50C-407E-A947-70E740481C1C}">
+                          <a14:useLocalDpi xmlns:a14="http://schemas.microsoft.com/office/drawing/2010/main" val="0"/>
+                        </a:ext>
+                      </a:extLst>
+                    </a:blip>
+                    <a:stretch>
+                      <a:fillRect/>
+                    </a:stretch>
+                  </pic:blipFill>
+                  <pic:spPr>
+                    <a:xfrm>
+                      <a:off x="0" y="0"/>
+                      <a:ext cx="5943600" cy="6341692"/>
+                    </a:xfrm>
+                    <a:prstGeom prst="rect">
+                      <a:avLst/>
+                    </a:prstGeom>
+                  </pic:spPr>
+                </pic:pic>
+              </a:graphicData>
+            </a:graphic>
+          </wp:inline>
+        </w:drawing>
+      </w:r>
       <w:r>
         <w:rPr>
           <w:b/>
@@ -12784,32 +13261,26 @@
       </w:r>
       <w:r>
         <w:br/>
-        <w:t>[Insert sequence diagram screenshot here.]</w:t>
+      </w:r>
+    </w:p>
+    <w:p>
+      <w:r>
+        <w:t>Textual sequence:</w:t>
+      </w:r>
+    </w:p>
+    <w:p>
+      <w:r>
+        <w:t>Subscriber -&gt; Mobile App: Tap collect sample</w:t>
+      </w:r>
+    </w:p>
+    <w:p>
+      <w:r>
+        <w:t>Mobile App -&gt; Expo Network API: Get network state</w:t>
       </w:r>
     </w:p>
     <w:p>
       <w:r>
         <w:lastRenderedPageBreak/>
-        <w:t>Textual sequence:</w:t>
-      </w:r>
-    </w:p>
-    <w:p>
-      <w:r>
-        <w:t>text</w:t>
-      </w:r>
-    </w:p>
-    <w:p>
-      <w:r>
-        <w:t>Subscriber -&gt; Mobile App: Tap collect sample</w:t>
-      </w:r>
-    </w:p>
-    <w:p>
-      <w:r>
-        <w:t>Mobile App -&gt; Expo Network API: Get network state</w:t>
-      </w:r>
-    </w:p>
-    <w:p>
-      <w:r>
         <w:t>Mobile App -&gt; Probe URL: Measure latency/jitter/packet loss</w:t>
       </w:r>
     </w:p>
@@ -12871,13 +13342,69 @@
     </w:p>
     <w:p>
       <w:pPr>
-        <w:pStyle w:val="Heading2"/>
-      </w:pPr>
-      <w:bookmarkStart w:id="50" w:name="_Toc233638761"/>
-      <w:r>
+        <w:pStyle w:val="Titre2"/>
+      </w:pPr>
+      <w:bookmarkStart w:id="51" w:name="_Toc233638761"/>
+      <w:r>
+        <w:lastRenderedPageBreak/>
         <w:t>3.23 Class Diagram</w:t>
       </w:r>
-      <w:bookmarkEnd w:id="50"/>
+      <w:bookmarkEnd w:id="51"/>
+    </w:p>
+    <w:p>
+      <w:pPr>
+        <w:rPr>
+          <w:b/>
+          <w:bCs/>
+        </w:rPr>
+      </w:pPr>
+      <w:r>
+        <w:rPr>
+          <w:rFonts w:cstheme="minorHAnsi"/>
+          <w:noProof/>
+        </w:rPr>
+        <w:drawing>
+          <wp:inline distT="0" distB="0" distL="0" distR="0" wp14:anchorId="68B1EEB3" wp14:editId="2151AFFB">
+            <wp:extent cx="5943600" cy="5209211"/>
+            <wp:effectExtent l="0" t="0" r="0" b="0"/>
+            <wp:docPr id="1761937681" name="Picture 6"/>
+            <wp:cNvGraphicFramePr>
+              <a:graphicFrameLocks xmlns:a="http://schemas.openxmlformats.org/drawingml/2006/main" noChangeAspect="1"/>
+            </wp:cNvGraphicFramePr>
+            <a:graphic xmlns:a="http://schemas.openxmlformats.org/drawingml/2006/main">
+              <a:graphicData uri="http://schemas.openxmlformats.org/drawingml/2006/picture">
+                <pic:pic xmlns:pic="http://schemas.openxmlformats.org/drawingml/2006/picture">
+                  <pic:nvPicPr>
+                    <pic:cNvPr id="1761937681" name="Picture 1761937681"/>
+                    <pic:cNvPicPr/>
+                  </pic:nvPicPr>
+                  <pic:blipFill>
+                    <a:blip r:embed="rId19" cstate="print">
+                      <a:extLst>
+                        <a:ext uri="{28A0092B-C50C-407E-A947-70E740481C1C}">
+                          <a14:useLocalDpi xmlns:a14="http://schemas.microsoft.com/office/drawing/2010/main" val="0"/>
+                        </a:ext>
+                      </a:extLst>
+                    </a:blip>
+                    <a:stretch>
+                      <a:fillRect/>
+                    </a:stretch>
+                  </pic:blipFill>
+                  <pic:spPr>
+                    <a:xfrm>
+                      <a:off x="0" y="0"/>
+                      <a:ext cx="5943600" cy="5209211"/>
+                    </a:xfrm>
+                    <a:prstGeom prst="rect">
+                      <a:avLst/>
+                    </a:prstGeom>
+                  </pic:spPr>
+                </pic:pic>
+              </a:graphicData>
+            </a:graphic>
+          </wp:inline>
+        </w:drawing>
+      </w:r>
     </w:p>
     <w:p>
       <w:r>
@@ -12889,7 +13416,6 @@
       </w:r>
       <w:r>
         <w:br/>
-        <w:t>[Insert class diagram screenshot here.]</w:t>
       </w:r>
     </w:p>
     <w:p>
@@ -13027,6 +13553,7 @@
       </w:pPr>
       <w:proofErr w:type="spellStart"/>
       <w:r>
+        <w:lastRenderedPageBreak/>
         <w:t>DatabaseService</w:t>
       </w:r>
       <w:proofErr w:type="spellEnd"/>
@@ -13047,12 +13574,10 @@
         <w:ind w:left="0"/>
       </w:pPr>
       <w:proofErr w:type="spellStart"/>
-      <w:proofErr w:type="gramStart"/>
       <w:r>
         <w:t>MetricsService</w:t>
       </w:r>
       <w:proofErr w:type="spellEnd"/>
-      <w:proofErr w:type="gramEnd"/>
       <w:r>
         <w:t>.</w:t>
       </w:r>
@@ -13092,35 +13617,104 @@
       </w:pPr>
       <w:proofErr w:type="spellStart"/>
       <w:r>
+        <w:t>ApiService</w:t>
+      </w:r>
+      <w:proofErr w:type="spellEnd"/>
+      <w:r>
+        <w:t>.</w:t>
+      </w:r>
+    </w:p>
+    <w:p>
+      <w:pPr>
+        <w:pStyle w:val="Titre2"/>
+      </w:pPr>
+      <w:bookmarkStart w:id="52" w:name="_Toc233638762"/>
+      <w:r>
         <w:lastRenderedPageBreak/>
-        <w:t>ApiService</w:t>
-      </w:r>
-      <w:proofErr w:type="spellEnd"/>
-      <w:r>
-        <w:t>.</w:t>
-      </w:r>
-    </w:p>
-    <w:p>
-      <w:pPr>
-        <w:pStyle w:val="Heading2"/>
-      </w:pPr>
-      <w:bookmarkStart w:id="51" w:name="_Toc233638762"/>
-      <w:r>
         <w:t>3.24 Deployment Diagram</w:t>
       </w:r>
-      <w:bookmarkEnd w:id="51"/>
-    </w:p>
-    <w:p>
-      <w:r>
+      <w:bookmarkEnd w:id="52"/>
+    </w:p>
+    <w:p>
+      <w:pPr>
         <w:rPr>
           <w:b/>
           <w:bCs/>
         </w:rPr>
+      </w:pPr>
+      <w:r>
+        <w:rPr>
+          <w:b/>
+          <w:bCs/>
+        </w:rPr>
+        <w:drawing>
+          <wp:inline distT="0" distB="0" distL="0" distR="0" wp14:anchorId="241E7F90" wp14:editId="6E758364">
+            <wp:extent cx="2922270" cy="7901609"/>
+            <wp:effectExtent l="0" t="0" r="0" b="4445"/>
+            <wp:docPr id="3" name="Picture 2">
+              <a:extLst xmlns:a="http://schemas.openxmlformats.org/drawingml/2006/main">
+                <a:ext uri="{FF2B5EF4-FFF2-40B4-BE49-F238E27FC236}">
+                  <a16:creationId xmlns:a16="http://schemas.microsoft.com/office/drawing/2014/main" id="{E8AA53AB-834A-C131-8602-61CEBA4C6B9B}"/>
+                </a:ext>
+              </a:extLst>
+            </wp:docPr>
+            <wp:cNvGraphicFramePr>
+              <a:graphicFrameLocks xmlns:a="http://schemas.openxmlformats.org/drawingml/2006/main" noChangeAspect="1"/>
+            </wp:cNvGraphicFramePr>
+            <a:graphic xmlns:a="http://schemas.openxmlformats.org/drawingml/2006/main">
+              <a:graphicData uri="http://schemas.openxmlformats.org/drawingml/2006/picture">
+                <pic:pic xmlns:pic="http://schemas.openxmlformats.org/drawingml/2006/picture">
+                  <pic:nvPicPr>
+                    <pic:cNvPr id="3" name="Picture 2">
+                      <a:extLst>
+                        <a:ext uri="{FF2B5EF4-FFF2-40B4-BE49-F238E27FC236}">
+                          <a16:creationId xmlns:a16="http://schemas.microsoft.com/office/drawing/2014/main" id="{E8AA53AB-834A-C131-8602-61CEBA4C6B9B}"/>
+                        </a:ext>
+                      </a:extLst>
+                    </pic:cNvPr>
+                    <pic:cNvPicPr>
+                      <a:picLocks noChangeAspect="1"/>
+                    </pic:cNvPicPr>
+                  </pic:nvPicPr>
+                  <pic:blipFill>
+                    <a:blip r:embed="rId20" cstate="print">
+                      <a:extLst>
+                        <a:ext uri="{28A0092B-C50C-407E-A947-70E740481C1C}">
+                          <a14:useLocalDpi xmlns:a14="http://schemas.microsoft.com/office/drawing/2010/main" val="0"/>
+                        </a:ext>
+                      </a:extLst>
+                    </a:blip>
+                    <a:stretch>
+                      <a:fillRect/>
+                    </a:stretch>
+                  </pic:blipFill>
+                  <pic:spPr>
+                    <a:xfrm>
+                      <a:off x="0" y="0"/>
+                      <a:ext cx="2922898" cy="7903307"/>
+                    </a:xfrm>
+                    <a:prstGeom prst="rect">
+                      <a:avLst/>
+                    </a:prstGeom>
+                  </pic:spPr>
+                </pic:pic>
+              </a:graphicData>
+            </a:graphic>
+          </wp:inline>
+        </w:drawing>
+      </w:r>
+    </w:p>
+    <w:p>
+      <w:r>
+        <w:rPr>
+          <w:b/>
+          <w:bCs/>
+        </w:rPr>
+        <w:lastRenderedPageBreak/>
         <w:t>Figure 14: Deployment diagram</w:t>
       </w:r>
       <w:r>
         <w:br/>
-        <w:t>[Insert deployment diagram screenshot here.]</w:t>
       </w:r>
     </w:p>
     <w:p>
@@ -13130,11 +13724,6 @@
     </w:p>
     <w:p>
       <w:r>
-        <w:t>text</w:t>
-      </w:r>
-    </w:p>
-    <w:p>
-      <w:r>
         <w:t>Mobile Device</w:t>
       </w:r>
     </w:p>
@@ -13228,13 +13817,13 @@
     </w:p>
     <w:p>
       <w:pPr>
-        <w:pStyle w:val="Heading2"/>
-      </w:pPr>
-      <w:bookmarkStart w:id="52" w:name="_Toc233638763"/>
+        <w:pStyle w:val="Titre2"/>
+      </w:pPr>
+      <w:bookmarkStart w:id="53" w:name="_Toc233638763"/>
       <w:r>
         <w:t>3.25 Database Conceptual Design</w:t>
       </w:r>
-      <w:bookmarkEnd w:id="52"/>
+      <w:bookmarkEnd w:id="53"/>
     </w:p>
     <w:p>
       <w:r>
@@ -13252,17 +13841,20 @@
     </w:p>
     <w:tbl>
       <w:tblPr>
-        <w:tblStyle w:val="PlainTable1"/>
-        <w:tblW w:w="9042" w:type="dxa"/>
+        <w:tblStyle w:val="Tableausimple1"/>
+        <w:tblW w:w="9351" w:type="dxa"/>
         <w:tblLook w:val="04A0" w:firstRow="1" w:lastRow="0" w:firstColumn="1" w:lastColumn="0" w:noHBand="0" w:noVBand="1"/>
       </w:tblPr>
       <w:tblGrid>
-        <w:gridCol w:w="1731"/>
-        <w:gridCol w:w="7311"/>
+        <w:gridCol w:w="1764"/>
+        <w:gridCol w:w="7278"/>
+        <w:gridCol w:w="309"/>
       </w:tblGrid>
       <w:tr>
         <w:trPr>
+          <w:gridAfter w:val="1"/>
           <w:cnfStyle w:val="100000000000" w:firstRow="1" w:lastRow="0" w:firstColumn="0" w:lastColumn="0" w:oddVBand="0" w:evenVBand="0" w:oddHBand="0" w:evenHBand="0" w:firstRowFirstColumn="0" w:firstRowLastColumn="0" w:lastRowFirstColumn="0" w:lastRowLastColumn="0"/>
+          <w:wAfter w:w="309" w:type="dxa"/>
           <w:trHeight w:val="536"/>
         </w:trPr>
         <w:tc>
@@ -13276,7 +13868,6 @@
               <w:spacing w:after="160" w:line="278" w:lineRule="auto"/>
             </w:pPr>
             <w:r>
-              <w:lastRenderedPageBreak/>
               <w:t>Entity</w:t>
             </w:r>
           </w:p>
@@ -13299,7 +13890,9 @@
       </w:tr>
       <w:tr>
         <w:trPr>
+          <w:gridAfter w:val="1"/>
           <w:cnfStyle w:val="000000100000" w:firstRow="0" w:lastRow="0" w:firstColumn="0" w:lastColumn="0" w:oddVBand="0" w:evenVBand="0" w:oddHBand="1" w:evenHBand="0" w:firstRowFirstColumn="0" w:firstRowLastColumn="0" w:lastRowFirstColumn="0" w:lastRowLastColumn="0"/>
+          <w:wAfter w:w="309" w:type="dxa"/>
           <w:trHeight w:val="536"/>
         </w:trPr>
         <w:tc>
@@ -13335,6 +13928,8 @@
       </w:tr>
       <w:tr>
         <w:trPr>
+          <w:gridAfter w:val="1"/>
+          <w:wAfter w:w="309" w:type="dxa"/>
           <w:trHeight w:val="536"/>
         </w:trPr>
         <w:tc>
@@ -13385,6 +13980,7 @@
             </w:pPr>
             <w:proofErr w:type="spellStart"/>
             <w:r>
+              <w:lastRenderedPageBreak/>
               <w:t>NetworkCell</w:t>
             </w:r>
             <w:proofErr w:type="spellEnd"/>
@@ -13392,7 +13988,8 @@
         </w:tc>
         <w:tc>
           <w:tcPr>
-            <w:tcW w:w="0" w:type="auto"/>
+            <w:tcW w:w="7587" w:type="dxa"/>
+            <w:gridSpan w:val="2"/>
             <w:hideMark/>
           </w:tcPr>
           <w:p>
@@ -13417,13 +14014,70 @@
     </w:p>
     <w:p>
       <w:pPr>
-        <w:pStyle w:val="Heading2"/>
-      </w:pPr>
-      <w:bookmarkStart w:id="53" w:name="_Toc233638764"/>
+        <w:pStyle w:val="Titre2"/>
+      </w:pPr>
+      <w:bookmarkStart w:id="54" w:name="_Toc233638764"/>
       <w:r>
         <w:t>3.26 Entity Relationship Diagram</w:t>
       </w:r>
-      <w:bookmarkEnd w:id="53"/>
+      <w:bookmarkEnd w:id="54"/>
+    </w:p>
+    <w:p>
+      <w:r>
+        <w:rPr>
+          <w:b/>
+          <w:bCs/>
+          <w:noProof/>
+        </w:rPr>
+        <w:drawing>
+          <wp:inline distT="0" distB="0" distL="0" distR="0" wp14:anchorId="48A0224B" wp14:editId="425077D4">
+            <wp:extent cx="5934075" cy="4905375"/>
+            <wp:effectExtent l="0" t="0" r="9525" b="9525"/>
+            <wp:docPr id="1260464977" name="Picture 1"/>
+            <wp:cNvGraphicFramePr>
+              <a:graphicFrameLocks xmlns:a="http://schemas.openxmlformats.org/drawingml/2006/main" noChangeAspect="1"/>
+            </wp:cNvGraphicFramePr>
+            <a:graphic xmlns:a="http://schemas.openxmlformats.org/drawingml/2006/main">
+              <a:graphicData uri="http://schemas.openxmlformats.org/drawingml/2006/picture">
+                <pic:pic xmlns:pic="http://schemas.openxmlformats.org/drawingml/2006/picture">
+                  <pic:nvPicPr>
+                    <pic:cNvPr id="0" name="Picture 1"/>
+                    <pic:cNvPicPr>
+                      <a:picLocks noChangeAspect="1" noChangeArrowheads="1"/>
+                    </pic:cNvPicPr>
+                  </pic:nvPicPr>
+                  <pic:blipFill>
+                    <a:blip r:embed="rId21" cstate="print">
+                      <a:extLst>
+                        <a:ext uri="{28A0092B-C50C-407E-A947-70E740481C1C}">
+                          <a14:useLocalDpi xmlns:a14="http://schemas.microsoft.com/office/drawing/2010/main" val="0"/>
+                        </a:ext>
+                      </a:extLst>
+                    </a:blip>
+                    <a:srcRect/>
+                    <a:stretch>
+                      <a:fillRect/>
+                    </a:stretch>
+                  </pic:blipFill>
+                  <pic:spPr bwMode="auto">
+                    <a:xfrm>
+                      <a:off x="0" y="0"/>
+                      <a:ext cx="5934075" cy="4905375"/>
+                    </a:xfrm>
+                    <a:prstGeom prst="rect">
+                      <a:avLst/>
+                    </a:prstGeom>
+                    <a:noFill/>
+                    <a:ln>
+                      <a:noFill/>
+                    </a:ln>
+                  </pic:spPr>
+                </pic:pic>
+              </a:graphicData>
+            </a:graphic>
+          </wp:inline>
+        </w:drawing>
+      </w:r>
     </w:p>
     <w:p>
       <w:r>
@@ -13433,10 +14087,6 @@
         </w:rPr>
         <w:t>Figure 15: Entity relationship diagram</w:t>
       </w:r>
-      <w:r>
-        <w:br/>
-        <w:t>[Insert ERD screenshot here. Use the diagram from ERD_DOCUMENTATION.md or redraw it clearly.]</w:t>
-      </w:r>
     </w:p>
     <w:p>
       <w:r>
@@ -13509,22 +14159,18 @@
     </w:p>
     <w:p>
       <w:pPr>
-        <w:pStyle w:val="Heading2"/>
-      </w:pPr>
-      <w:bookmarkStart w:id="54" w:name="_Toc233638765"/>
-      <w:r>
+        <w:pStyle w:val="Titre2"/>
+      </w:pPr>
+      <w:bookmarkStart w:id="55" w:name="_Toc233638765"/>
+      <w:r>
+        <w:lastRenderedPageBreak/>
         <w:t>3.27 Global Architecture of the Solution</w:t>
       </w:r>
-      <w:bookmarkEnd w:id="54"/>
-    </w:p>
-    <w:p>
-      <w:proofErr w:type="gramStart"/>
-      <w:r>
-        <w:t>The global</w:t>
-      </w:r>
-      <w:proofErr w:type="gramEnd"/>
-      <w:r>
-        <w:t xml:space="preserve"> architecture is an offline-first client-server system. The mobile app collects metrics and stores them locally first. Uploading is performed manually or automatically when the connection is considered good. This design is important because the target environment includes unstable network connectivity.</w:t>
+      <w:bookmarkEnd w:id="55"/>
+    </w:p>
+    <w:p>
+      <w:r>
+        <w:t>The global architecture is an offline-first client-server system. The mobile app collects metrics and stores them locally first. Uploading is performed manually or automatically when the connection is considered good. This design is important because the target environment includes unstable network connectivity.</w:t>
       </w:r>
     </w:p>
     <w:p>
@@ -13534,13 +14180,13 @@
     </w:p>
     <w:p>
       <w:pPr>
-        <w:pStyle w:val="Heading2"/>
-      </w:pPr>
-      <w:bookmarkStart w:id="55" w:name="_Toc233638766"/>
+        <w:pStyle w:val="Titre2"/>
+      </w:pPr>
+      <w:bookmarkStart w:id="56" w:name="_Toc233638766"/>
       <w:r>
         <w:t>3.28 Partial Conclusion</w:t>
       </w:r>
-      <w:bookmarkEnd w:id="55"/>
+      <w:bookmarkEnd w:id="56"/>
     </w:p>
     <w:p>
       <w:r>
@@ -13552,24 +14198,23 @@
     <w:p/>
     <w:p>
       <w:pPr>
-        <w:pStyle w:val="Heading1"/>
-      </w:pPr>
-      <w:bookmarkStart w:id="56" w:name="_Toc233638767"/>
-      <w:r>
-        <w:lastRenderedPageBreak/>
+        <w:pStyle w:val="Titre1"/>
+      </w:pPr>
+      <w:bookmarkStart w:id="57" w:name="_Toc233638767"/>
+      <w:r>
         <w:t>Chapter Four: Implementation and Results</w:t>
       </w:r>
-      <w:bookmarkEnd w:id="56"/>
-    </w:p>
-    <w:p>
-      <w:pPr>
-        <w:pStyle w:val="Heading2"/>
-      </w:pPr>
-      <w:bookmarkStart w:id="57" w:name="_Toc233638768"/>
+      <w:bookmarkEnd w:id="57"/>
+    </w:p>
+    <w:p>
+      <w:pPr>
+        <w:pStyle w:val="Titre2"/>
+      </w:pPr>
+      <w:bookmarkStart w:id="58" w:name="_Toc233638768"/>
       <w:r>
         <w:t>4.1 Introduction</w:t>
       </w:r>
-      <w:bookmarkEnd w:id="57"/>
+      <w:bookmarkEnd w:id="58"/>
     </w:p>
     <w:p>
       <w:r>
@@ -13578,13 +14223,13 @@
     </w:p>
     <w:p>
       <w:pPr>
-        <w:pStyle w:val="Heading2"/>
-      </w:pPr>
-      <w:bookmarkStart w:id="58" w:name="_Toc233638769"/>
+        <w:pStyle w:val="Titre2"/>
+      </w:pPr>
+      <w:bookmarkStart w:id="59" w:name="_Toc233638769"/>
       <w:r>
         <w:t>4.2 Tools and Materials Used</w:t>
       </w:r>
-      <w:bookmarkEnd w:id="58"/>
+      <w:bookmarkEnd w:id="59"/>
     </w:p>
     <w:p>
       <w:r>
@@ -13597,13 +14242,13 @@
     </w:p>
     <w:tbl>
       <w:tblPr>
-        <w:tblStyle w:val="PlainTable1"/>
+        <w:tblStyle w:val="Tableausimple1"/>
         <w:tblW w:w="9209" w:type="dxa"/>
         <w:tblLook w:val="04A0" w:firstRow="1" w:lastRow="0" w:firstColumn="1" w:lastColumn="0" w:noHBand="0" w:noVBand="1"/>
       </w:tblPr>
       <w:tblGrid>
-        <w:gridCol w:w="3202"/>
-        <w:gridCol w:w="6007"/>
+        <w:gridCol w:w="3291"/>
+        <w:gridCol w:w="5918"/>
       </w:tblGrid>
       <w:tr>
         <w:trPr>
@@ -13834,6 +14479,7 @@
               <w:spacing w:after="160" w:line="278" w:lineRule="auto"/>
             </w:pPr>
             <w:r>
+              <w:lastRenderedPageBreak/>
               <w:t>Expo SQLite</w:t>
             </w:r>
           </w:p>
@@ -14232,14 +14878,13 @@
     </w:p>
     <w:p>
       <w:pPr>
-        <w:pStyle w:val="Heading2"/>
-      </w:pPr>
-      <w:bookmarkStart w:id="59" w:name="_Toc233638770"/>
-      <w:r>
-        <w:lastRenderedPageBreak/>
+        <w:pStyle w:val="Titre2"/>
+      </w:pPr>
+      <w:bookmarkStart w:id="60" w:name="_Toc233638770"/>
+      <w:r>
         <w:t>4.3 App Identity</w:t>
       </w:r>
-      <w:bookmarkEnd w:id="59"/>
+      <w:bookmarkEnd w:id="60"/>
     </w:p>
     <w:p>
       <w:r>
@@ -14281,13 +14926,13 @@
     </w:p>
     <w:p>
       <w:pPr>
-        <w:pStyle w:val="Heading2"/>
-      </w:pPr>
-      <w:bookmarkStart w:id="60" w:name="_Toc233638771"/>
+        <w:pStyle w:val="Titre2"/>
+      </w:pPr>
+      <w:bookmarkStart w:id="61" w:name="_Toc233638771"/>
       <w:r>
         <w:t>4.4 Visual Design</w:t>
       </w:r>
-      <w:bookmarkEnd w:id="60"/>
+      <w:bookmarkEnd w:id="61"/>
     </w:p>
     <w:p>
       <w:r>
@@ -14365,6 +15010,7 @@
     </w:p>
     <w:p>
       <w:r>
+        <w:lastRenderedPageBreak/>
         <w:t>The admin interface contains tabs for:</w:t>
       </w:r>
     </w:p>
@@ -14423,13 +15069,13 @@
     </w:p>
     <w:p>
       <w:pPr>
-        <w:pStyle w:val="Heading2"/>
-      </w:pPr>
-      <w:bookmarkStart w:id="61" w:name="_Toc233638772"/>
+        <w:pStyle w:val="Titre2"/>
+      </w:pPr>
+      <w:bookmarkStart w:id="62" w:name="_Toc233638772"/>
       <w:r>
         <w:t>4.5 Frontend Implementation</w:t>
       </w:r>
-      <w:bookmarkEnd w:id="61"/>
+      <w:bookmarkEnd w:id="62"/>
     </w:p>
     <w:p>
       <w:r>
@@ -14529,7 +15175,6 @@
       </w:pPr>
       <w:proofErr w:type="spellStart"/>
       <w:r>
-        <w:lastRenderedPageBreak/>
         <w:t>src</w:t>
       </w:r>
       <w:proofErr w:type="spellEnd"/>
@@ -14644,13 +15289,13 @@
     </w:p>
     <w:p>
       <w:pPr>
-        <w:pStyle w:val="Heading2"/>
-      </w:pPr>
-      <w:bookmarkStart w:id="62" w:name="_Toc233638773"/>
+        <w:pStyle w:val="Titre2"/>
+      </w:pPr>
+      <w:bookmarkStart w:id="63" w:name="_Toc233638773"/>
       <w:r>
         <w:t>4.6 Authentication Implementation</w:t>
       </w:r>
-      <w:bookmarkEnd w:id="62"/>
+      <w:bookmarkEnd w:id="63"/>
     </w:p>
     <w:p>
       <w:r>
@@ -14718,13 +15363,13 @@
     </w:p>
     <w:p>
       <w:pPr>
-        <w:pStyle w:val="Heading2"/>
-      </w:pPr>
-      <w:bookmarkStart w:id="63" w:name="_Toc233638774"/>
+        <w:pStyle w:val="Titre2"/>
+      </w:pPr>
+      <w:bookmarkStart w:id="64" w:name="_Toc233638774"/>
       <w:r>
         <w:t>4.7 Subscriber Collection Implementation</w:t>
       </w:r>
-      <w:bookmarkEnd w:id="63"/>
+      <w:bookmarkEnd w:id="64"/>
     </w:p>
     <w:p>
       <w:r>
@@ -14744,6 +15389,7 @@
         <w:ind w:left="0"/>
       </w:pPr>
       <w:r>
+        <w:lastRenderedPageBreak/>
         <w:t>View latest sample metrics.</w:t>
       </w:r>
     </w:p>
@@ -14825,6 +15471,64 @@
       </w:pPr>
       <w:r>
         <w:t>Upload pending records.</w:t>
+      </w:r>
+    </w:p>
+    <w:p>
+      <w:r>
+        <w:rPr>
+          <w:b/>
+          <w:bCs/>
+          <w:noProof/>
+        </w:rPr>
+        <w:lastRenderedPageBreak/>
+        <w:drawing>
+          <wp:inline distT="0" distB="0" distL="0" distR="0" wp14:anchorId="2F9B1A43" wp14:editId="6C4B594E">
+            <wp:extent cx="3476625" cy="7339479"/>
+            <wp:effectExtent l="0" t="0" r="0" b="0"/>
+            <wp:docPr id="1885594990" name="Picture 5"/>
+            <wp:cNvGraphicFramePr>
+              <a:graphicFrameLocks xmlns:a="http://schemas.openxmlformats.org/drawingml/2006/main" noChangeAspect="1"/>
+            </wp:cNvGraphicFramePr>
+            <a:graphic xmlns:a="http://schemas.openxmlformats.org/drawingml/2006/main">
+              <a:graphicData uri="http://schemas.openxmlformats.org/drawingml/2006/picture">
+                <pic:pic xmlns:pic="http://schemas.openxmlformats.org/drawingml/2006/picture">
+                  <pic:nvPicPr>
+                    <pic:cNvPr id="0" name="Picture 20"/>
+                    <pic:cNvPicPr>
+                      <a:picLocks noChangeAspect="1" noChangeArrowheads="1"/>
+                    </pic:cNvPicPr>
+                  </pic:nvPicPr>
+                  <pic:blipFill>
+                    <a:blip r:embed="rId22">
+                      <a:extLst>
+                        <a:ext uri="{28A0092B-C50C-407E-A947-70E740481C1C}">
+                          <a14:useLocalDpi xmlns:a14="http://schemas.microsoft.com/office/drawing/2010/main" val="0"/>
+                        </a:ext>
+                      </a:extLst>
+                    </a:blip>
+                    <a:srcRect/>
+                    <a:stretch>
+                      <a:fillRect/>
+                    </a:stretch>
+                  </pic:blipFill>
+                  <pic:spPr bwMode="auto">
+                    <a:xfrm>
+                      <a:off x="0" y="0"/>
+                      <a:ext cx="3479488" cy="7345523"/>
+                    </a:xfrm>
+                    <a:prstGeom prst="rect">
+                      <a:avLst/>
+                    </a:prstGeom>
+                    <a:noFill/>
+                    <a:ln>
+                      <a:noFill/>
+                    </a:ln>
+                  </pic:spPr>
+                </pic:pic>
+              </a:graphicData>
+            </a:graphic>
+          </wp:inline>
+        </w:drawing>
       </w:r>
     </w:p>
     <w:p>
@@ -14837,18 +15541,18 @@
       </w:r>
       <w:r>
         <w:br/>
-        <w:t>[Insert screenshot here showing the collect tab with speedometer, metrics, ratings, comment box, and buttons.]</w:t>
-      </w:r>
-    </w:p>
-    <w:p>
-      <w:pPr>
-        <w:pStyle w:val="Heading2"/>
-      </w:pPr>
-      <w:bookmarkStart w:id="64" w:name="_Toc233638775"/>
-      <w:r>
+      </w:r>
+    </w:p>
+    <w:p>
+      <w:pPr>
+        <w:pStyle w:val="Titre2"/>
+      </w:pPr>
+      <w:bookmarkStart w:id="65" w:name="_Toc233638775"/>
+      <w:r>
+        <w:lastRenderedPageBreak/>
         <w:t>4.8 Metric Collection Implementation</w:t>
       </w:r>
-      <w:bookmarkEnd w:id="64"/>
+      <w:bookmarkEnd w:id="65"/>
     </w:p>
     <w:p>
       <w:r>
@@ -14884,7 +15588,6 @@
         <w:ind w:left="0"/>
       </w:pPr>
       <w:r>
-        <w:lastRenderedPageBreak/>
         <w:t>Network type.</w:t>
       </w:r>
     </w:p>
@@ -15087,13 +15790,13 @@
     </w:p>
     <w:p>
       <w:pPr>
-        <w:pStyle w:val="Heading2"/>
-      </w:pPr>
-      <w:bookmarkStart w:id="65" w:name="_Toc233638776"/>
+        <w:pStyle w:val="Titre2"/>
+      </w:pPr>
+      <w:bookmarkStart w:id="66" w:name="_Toc233638776"/>
       <w:r>
         <w:t>4.9 Local Storage Implementation</w:t>
       </w:r>
-      <w:bookmarkEnd w:id="65"/>
+      <w:bookmarkEnd w:id="66"/>
     </w:p>
     <w:p>
       <w:r>
@@ -15115,13 +15818,13 @@
     </w:p>
     <w:p>
       <w:pPr>
-        <w:pStyle w:val="Heading2"/>
-      </w:pPr>
-      <w:bookmarkStart w:id="66" w:name="_Toc233638777"/>
+        <w:pStyle w:val="Titre2"/>
+      </w:pPr>
+      <w:bookmarkStart w:id="67" w:name="_Toc233638777"/>
       <w:r>
         <w:t>4.10 Background Collection Implementation</w:t>
       </w:r>
-      <w:bookmarkEnd w:id="66"/>
+      <w:bookmarkEnd w:id="67"/>
     </w:p>
     <w:p>
       <w:r>
@@ -15141,6 +15844,7 @@
         <w:ind w:left="0"/>
       </w:pPr>
       <w:r>
+        <w:lastRenderedPageBreak/>
         <w:t>The user is logged in as a normal subscriber.</w:t>
       </w:r>
     </w:p>
@@ -15189,7 +15893,6 @@
         <w:ind w:left="0"/>
       </w:pPr>
       <w:r>
-        <w:lastRenderedPageBreak/>
         <w:t>Required permissions are granted.</w:t>
       </w:r>
     </w:p>
@@ -15213,17 +15916,71 @@
     </w:p>
     <w:p>
       <w:pPr>
-        <w:pStyle w:val="Heading2"/>
-      </w:pPr>
-      <w:bookmarkStart w:id="67" w:name="_Toc233638778"/>
+        <w:pStyle w:val="Titre2"/>
+      </w:pPr>
+      <w:bookmarkStart w:id="68" w:name="_Toc233638778"/>
       <w:r>
         <w:t>4.11 Heatmap Implementation</w:t>
       </w:r>
-      <w:bookmarkEnd w:id="67"/>
+      <w:bookmarkEnd w:id="68"/>
     </w:p>
     <w:p>
       <w:r>
         <w:t>The subscriber heatmap displays the user's own measurement points. The admin heatmap displays uploaded measurements from multiple users. This helps visualize areas where network quality is good, fair, or poor.</w:t>
+      </w:r>
+    </w:p>
+    <w:p>
+      <w:r>
+        <w:rPr>
+          <w:i/>
+          <w:iCs/>
+          <w:noProof/>
+        </w:rPr>
+        <w:drawing>
+          <wp:inline distT="0" distB="0" distL="0" distR="0" wp14:anchorId="2972FB59" wp14:editId="56711249">
+            <wp:extent cx="2652837" cy="4403035"/>
+            <wp:effectExtent l="0" t="0" r="0" b="0"/>
+            <wp:docPr id="675230696" name="Picture 17"/>
+            <wp:cNvGraphicFramePr>
+              <a:graphicFrameLocks xmlns:a="http://schemas.openxmlformats.org/drawingml/2006/main" noChangeAspect="1"/>
+            </wp:cNvGraphicFramePr>
+            <a:graphic xmlns:a="http://schemas.openxmlformats.org/drawingml/2006/main">
+              <a:graphicData uri="http://schemas.openxmlformats.org/drawingml/2006/picture">
+                <pic:pic xmlns:pic="http://schemas.openxmlformats.org/drawingml/2006/picture">
+                  <pic:nvPicPr>
+                    <pic:cNvPr id="0" name="Picture 8"/>
+                    <pic:cNvPicPr>
+                      <a:picLocks noChangeAspect="1" noChangeArrowheads="1"/>
+                    </pic:cNvPicPr>
+                  </pic:nvPicPr>
+                  <pic:blipFill>
+                    <a:blip r:embed="rId23" cstate="print">
+                      <a:extLst>
+                        <a:ext uri="{28A0092B-C50C-407E-A947-70E740481C1C}">
+                          <a14:useLocalDpi xmlns:a14="http://schemas.microsoft.com/office/drawing/2010/main" val="0"/>
+                        </a:ext>
+                      </a:extLst>
+                    </a:blip>
+                    <a:srcRect/>
+                    <a:stretch>
+                      <a:fillRect/>
+                    </a:stretch>
+                  </pic:blipFill>
+                  <pic:spPr bwMode="auto">
+                    <a:xfrm>
+                      <a:off x="0" y="0"/>
+                      <a:ext cx="2691108" cy="4466556"/>
+                    </a:xfrm>
+                    <a:prstGeom prst="rect">
+                      <a:avLst/>
+                    </a:prstGeom>
+                    <a:noFill/>
+                  </pic:spPr>
+                </pic:pic>
+              </a:graphicData>
+            </a:graphic>
+          </wp:inline>
+        </w:drawing>
       </w:r>
     </w:p>
     <w:p>
@@ -15236,43 +15993,171 @@
       </w:r>
       <w:r>
         <w:br/>
-        <w:t>[Insert screenshot here showing user heatmap.]</w:t>
-      </w:r>
-    </w:p>
-    <w:p>
-      <w:r>
+      </w:r>
+    </w:p>
+    <w:p>
+      <w:pPr>
         <w:rPr>
           <w:b/>
           <w:bCs/>
         </w:rPr>
-        <w:t>Figure 22: Admin heatmap screen</w:t>
+      </w:pPr>
+      <w:r>
+        <w:rPr>
+          <w:i/>
+          <w:iCs/>
+          <w:noProof/>
+        </w:rPr>
+        <w:lastRenderedPageBreak/>
+        <w:drawing>
+          <wp:inline distT="0" distB="0" distL="0" distR="0" wp14:anchorId="3D4DC620" wp14:editId="788F42F3">
+            <wp:extent cx="2474843" cy="5223221"/>
+            <wp:effectExtent l="0" t="0" r="1905" b="0"/>
+            <wp:docPr id="1086020183" name="Picture 21"/>
+            <wp:cNvGraphicFramePr>
+              <a:graphicFrameLocks xmlns:a="http://schemas.openxmlformats.org/drawingml/2006/main" noChangeAspect="1"/>
+            </wp:cNvGraphicFramePr>
+            <a:graphic xmlns:a="http://schemas.openxmlformats.org/drawingml/2006/main">
+              <a:graphicData uri="http://schemas.openxmlformats.org/drawingml/2006/picture">
+                <pic:pic xmlns:pic="http://schemas.openxmlformats.org/drawingml/2006/picture">
+                  <pic:nvPicPr>
+                    <pic:cNvPr id="0" name="Picture 10"/>
+                    <pic:cNvPicPr>
+                      <a:picLocks noChangeAspect="1" noChangeArrowheads="1"/>
+                    </pic:cNvPicPr>
+                  </pic:nvPicPr>
+                  <pic:blipFill>
+                    <a:blip r:embed="rId24" cstate="print">
+                      <a:extLst>
+                        <a:ext uri="{28A0092B-C50C-407E-A947-70E740481C1C}">
+                          <a14:useLocalDpi xmlns:a14="http://schemas.microsoft.com/office/drawing/2010/main" val="0"/>
+                        </a:ext>
+                      </a:extLst>
+                    </a:blip>
+                    <a:srcRect/>
+                    <a:stretch>
+                      <a:fillRect/>
+                    </a:stretch>
+                  </pic:blipFill>
+                  <pic:spPr bwMode="auto">
+                    <a:xfrm>
+                      <a:off x="0" y="0"/>
+                      <a:ext cx="2487267" cy="5249443"/>
+                    </a:xfrm>
+                    <a:prstGeom prst="rect">
+                      <a:avLst/>
+                    </a:prstGeom>
+                    <a:noFill/>
+                  </pic:spPr>
+                </pic:pic>
+              </a:graphicData>
+            </a:graphic>
+          </wp:inline>
+        </w:drawing>
+      </w:r>
+    </w:p>
+    <w:p>
+      <w:r>
+        <w:rPr>
+          <w:b/>
+          <w:bCs/>
+        </w:rPr>
+        <w:t xml:space="preserve">Figure 22: Admin </w:t>
+      </w:r>
+      <w:proofErr w:type="spellStart"/>
+      <w:r>
+        <w:rPr>
+          <w:b/>
+          <w:bCs/>
+        </w:rPr>
+        <w:t>heatmap</w:t>
+      </w:r>
+      <w:proofErr w:type="spellEnd"/>
+      <w:r>
+        <w:rPr>
+          <w:b/>
+          <w:bCs/>
+        </w:rPr>
+        <w:t xml:space="preserve"> screen</w:t>
       </w:r>
       <w:r>
         <w:br/>
-        <w:t>[Insert screenshot here showing all-users heatmap.]</w:t>
-      </w:r>
-    </w:p>
-    <w:p>
-      <w:pPr>
-        <w:pStyle w:val="Heading2"/>
-      </w:pPr>
-      <w:bookmarkStart w:id="68" w:name="_Toc233638779"/>
+      </w:r>
+    </w:p>
+    <w:p>
+      <w:pPr>
+        <w:pStyle w:val="Titre2"/>
+      </w:pPr>
+      <w:bookmarkStart w:id="69" w:name="_Toc233638779"/>
       <w:r>
         <w:t>4.12 Records Implementation</w:t>
       </w:r>
-      <w:bookmarkEnd w:id="68"/>
-    </w:p>
-    <w:p>
-      <w:r>
-        <w:t xml:space="preserve">The records screen displays stored measurements in descending order. Users can expand </w:t>
-      </w:r>
-      <w:proofErr w:type="gramStart"/>
-      <w:r>
-        <w:t>a record</w:t>
-      </w:r>
-      <w:proofErr w:type="gramEnd"/>
-      <w:r>
-        <w:t xml:space="preserve"> to inspect more details. Admins can view records from different subscribers.</w:t>
+      <w:bookmarkEnd w:id="69"/>
+    </w:p>
+    <w:p>
+      <w:r>
+        <w:t>The records screen displays stored measurements in descending order. Users can expand a record to inspect more details. Admins can view records from different subscribers.</w:t>
+      </w:r>
+    </w:p>
+    <w:p>
+      <w:pPr>
+        <w:rPr>
+          <w:b/>
+          <w:bCs/>
+        </w:rPr>
+      </w:pPr>
+      <w:r>
+        <w:rPr>
+          <w:b/>
+          <w:bCs/>
+          <w:noProof/>
+        </w:rPr>
+        <w:lastRenderedPageBreak/>
+        <w:drawing>
+          <wp:inline distT="0" distB="0" distL="0" distR="0" wp14:anchorId="4B688F0B" wp14:editId="05448832">
+            <wp:extent cx="1671320" cy="3528342"/>
+            <wp:effectExtent l="0" t="0" r="5080" b="0"/>
+            <wp:docPr id="1605024339" name="Picture 13"/>
+            <wp:cNvGraphicFramePr>
+              <a:graphicFrameLocks xmlns:a="http://schemas.openxmlformats.org/drawingml/2006/main" noChangeAspect="1"/>
+            </wp:cNvGraphicFramePr>
+            <a:graphic xmlns:a="http://schemas.openxmlformats.org/drawingml/2006/main">
+              <a:graphicData uri="http://schemas.openxmlformats.org/drawingml/2006/picture">
+                <pic:pic xmlns:pic="http://schemas.openxmlformats.org/drawingml/2006/picture">
+                  <pic:nvPicPr>
+                    <pic:cNvPr id="0" name="Picture 6"/>
+                    <pic:cNvPicPr>
+                      <a:picLocks noChangeAspect="1" noChangeArrowheads="1"/>
+                    </pic:cNvPicPr>
+                  </pic:nvPicPr>
+                  <pic:blipFill>
+                    <a:blip r:embed="rId25" cstate="print">
+                      <a:extLst>
+                        <a:ext uri="{28A0092B-C50C-407E-A947-70E740481C1C}">
+                          <a14:useLocalDpi xmlns:a14="http://schemas.microsoft.com/office/drawing/2010/main" val="0"/>
+                        </a:ext>
+                      </a:extLst>
+                    </a:blip>
+                    <a:srcRect/>
+                    <a:stretch>
+                      <a:fillRect/>
+                    </a:stretch>
+                  </pic:blipFill>
+                  <pic:spPr bwMode="auto">
+                    <a:xfrm>
+                      <a:off x="0" y="0"/>
+                      <a:ext cx="1677726" cy="3541866"/>
+                    </a:xfrm>
+                    <a:prstGeom prst="rect">
+                      <a:avLst/>
+                    </a:prstGeom>
+                    <a:noFill/>
+                  </pic:spPr>
+                </pic:pic>
+              </a:graphicData>
+            </a:graphic>
+          </wp:inline>
+        </w:drawing>
       </w:r>
     </w:p>
     <w:p>
@@ -15285,7 +16170,6 @@
       </w:r>
       <w:r>
         <w:br/>
-        <w:t>[Insert screenshot here showing the records list and expanded record details.]</w:t>
       </w:r>
     </w:p>
     <w:p>
@@ -15319,14 +16203,14 @@
     </w:p>
     <w:tbl>
       <w:tblPr>
-        <w:tblStyle w:val="PlainTable1"/>
+        <w:tblStyle w:val="Tableausimple1"/>
         <w:tblW w:w="9224" w:type="dxa"/>
         <w:tblLook w:val="04A0" w:firstRow="1" w:lastRow="0" w:firstColumn="1" w:lastColumn="0" w:noHBand="0" w:noVBand="1"/>
       </w:tblPr>
       <w:tblGrid>
-        <w:gridCol w:w="3346"/>
-        <w:gridCol w:w="1117"/>
-        <w:gridCol w:w="4761"/>
+        <w:gridCol w:w="3307"/>
+        <w:gridCol w:w="1118"/>
+        <w:gridCol w:w="4799"/>
       </w:tblGrid>
       <w:tr>
         <w:trPr>
@@ -15461,7 +16345,15 @@
             </w:r>
             <w:proofErr w:type="spellEnd"/>
             <w:r>
-              <w:t>/auth/register</w:t>
+              <w:t>/</w:t>
+            </w:r>
+            <w:proofErr w:type="spellStart"/>
+            <w:r>
+              <w:t>auth</w:t>
+            </w:r>
+            <w:proofErr w:type="spellEnd"/>
+            <w:r>
+              <w:t>/register</w:t>
             </w:r>
           </w:p>
         </w:tc>
@@ -15520,7 +16412,15 @@
             </w:r>
             <w:proofErr w:type="spellEnd"/>
             <w:r>
-              <w:t>/auth/login</w:t>
+              <w:t>/</w:t>
+            </w:r>
+            <w:proofErr w:type="spellStart"/>
+            <w:r>
+              <w:t>auth</w:t>
+            </w:r>
+            <w:proofErr w:type="spellEnd"/>
+            <w:r>
+              <w:t>/login</w:t>
             </w:r>
           </w:p>
         </w:tc>
@@ -15687,7 +16587,6 @@
               <w:spacing w:after="160" w:line="278" w:lineRule="auto"/>
             </w:pPr>
             <w:r>
-              <w:lastRenderedPageBreak/>
               <w:t>/</w:t>
             </w:r>
             <w:proofErr w:type="spellStart"/>
@@ -15794,18 +16693,19 @@
     <w:p/>
     <w:p>
       <w:r>
+        <w:lastRenderedPageBreak/>
         <w:t>The backend uses JWT middleware to protect routes. It also uses role-based access control so that only admins can access admin data.</w:t>
       </w:r>
     </w:p>
     <w:p>
       <w:pPr>
-        <w:pStyle w:val="Heading2"/>
-      </w:pPr>
-      <w:bookmarkStart w:id="69" w:name="_Toc233638780"/>
+        <w:pStyle w:val="Titre2"/>
+      </w:pPr>
+      <w:bookmarkStart w:id="70" w:name="_Toc233638780"/>
       <w:r>
         <w:t>4.14 Database Implementation</w:t>
       </w:r>
-      <w:bookmarkEnd w:id="69"/>
+      <w:bookmarkEnd w:id="70"/>
     </w:p>
     <w:p>
       <w:r>
@@ -15840,15 +16740,7 @@
       </w:r>
       <w:proofErr w:type="spellEnd"/>
       <w:r>
-        <w:t xml:space="preserve"> collection stores </w:t>
-      </w:r>
-      <w:proofErr w:type="gramStart"/>
-      <w:r>
-        <w:t>normalized</w:t>
-      </w:r>
-      <w:proofErr w:type="gramEnd"/>
-      <w:r>
-        <w:t xml:space="preserve"> provider and location information. This avoids repeating long location strings in every measurement record.</w:t>
+        <w:t xml:space="preserve"> collection stores normalized provider and location information. This avoids repeating long location strings in every measurement record.</w:t>
       </w:r>
     </w:p>
     <w:p>
@@ -15866,13 +16758,13 @@
     </w:p>
     <w:p>
       <w:pPr>
-        <w:pStyle w:val="Heading2"/>
-      </w:pPr>
-      <w:bookmarkStart w:id="70" w:name="_Toc233638781"/>
+        <w:pStyle w:val="Titre2"/>
+      </w:pPr>
+      <w:bookmarkStart w:id="71" w:name="_Toc233638781"/>
       <w:r>
         <w:t>4.15 Connecting Database to Backend</w:t>
       </w:r>
-      <w:bookmarkEnd w:id="70"/>
+      <w:bookmarkEnd w:id="71"/>
     </w:p>
     <w:p>
       <w:r>
@@ -15918,13 +16810,13 @@
     </w:p>
     <w:p>
       <w:pPr>
-        <w:pStyle w:val="Heading2"/>
-      </w:pPr>
-      <w:bookmarkStart w:id="71" w:name="_Toc233638782"/>
+        <w:pStyle w:val="Titre2"/>
+      </w:pPr>
+      <w:bookmarkStart w:id="72" w:name="_Toc233638782"/>
       <w:r>
         <w:t>4.16 Admin Dashboard Implementation</w:t>
       </w:r>
-      <w:bookmarkEnd w:id="71"/>
+      <w:bookmarkEnd w:id="72"/>
     </w:p>
     <w:p>
       <w:r>
@@ -15992,7 +16884,6 @@
         <w:ind w:left="0"/>
       </w:pPr>
       <w:r>
-        <w:lastRenderedPageBreak/>
         <w:t>Number of providers.</w:t>
       </w:r>
     </w:p>
@@ -16013,13 +16904,8 @@
         </w:tabs>
         <w:ind w:left="0"/>
       </w:pPr>
-      <w:proofErr w:type="gramStart"/>
-      <w:r>
-        <w:t>User name</w:t>
-      </w:r>
-      <w:proofErr w:type="gramEnd"/>
-      <w:r>
-        <w:t xml:space="preserve"> or email.</w:t>
+      <w:r>
+        <w:t>User name or email.</w:t>
       </w:r>
     </w:p>
     <w:p>
@@ -16051,6 +16937,7 @@
         <w:ind w:left="0"/>
       </w:pPr>
       <w:r>
+        <w:lastRenderedPageBreak/>
         <w:t>Network type.</w:t>
       </w:r>
     </w:p>
@@ -16132,6 +17019,66 @@
       </w:pPr>
       <w:r>
         <w:t>Quality category: all, good, fair, or poor.</w:t>
+      </w:r>
+    </w:p>
+    <w:p>
+      <w:pPr>
+        <w:rPr>
+          <w:b/>
+          <w:bCs/>
+        </w:rPr>
+      </w:pPr>
+      <w:r>
+        <w:rPr>
+          <w:i/>
+          <w:iCs/>
+          <w:noProof/>
+        </w:rPr>
+        <w:drawing>
+          <wp:inline distT="0" distB="0" distL="0" distR="0" wp14:anchorId="4BC23337" wp14:editId="72F17370">
+            <wp:extent cx="2256183" cy="4763052"/>
+            <wp:effectExtent l="0" t="0" r="0" b="0"/>
+            <wp:docPr id="144686161" name="Picture 19"/>
+            <wp:cNvGraphicFramePr>
+              <a:graphicFrameLocks xmlns:a="http://schemas.openxmlformats.org/drawingml/2006/main" noChangeAspect="1"/>
+            </wp:cNvGraphicFramePr>
+            <a:graphic xmlns:a="http://schemas.openxmlformats.org/drawingml/2006/main">
+              <a:graphicData uri="http://schemas.openxmlformats.org/drawingml/2006/picture">
+                <pic:pic xmlns:pic="http://schemas.openxmlformats.org/drawingml/2006/picture">
+                  <pic:nvPicPr>
+                    <pic:cNvPr id="0" name="Picture 9"/>
+                    <pic:cNvPicPr>
+                      <a:picLocks noChangeAspect="1" noChangeArrowheads="1"/>
+                    </pic:cNvPicPr>
+                  </pic:nvPicPr>
+                  <pic:blipFill>
+                    <a:blip r:embed="rId26" cstate="print">
+                      <a:extLst>
+                        <a:ext uri="{28A0092B-C50C-407E-A947-70E740481C1C}">
+                          <a14:useLocalDpi xmlns:a14="http://schemas.microsoft.com/office/drawing/2010/main" val="0"/>
+                        </a:ext>
+                      </a:extLst>
+                    </a:blip>
+                    <a:srcRect/>
+                    <a:stretch>
+                      <a:fillRect/>
+                    </a:stretch>
+                  </pic:blipFill>
+                  <pic:spPr bwMode="auto">
+                    <a:xfrm>
+                      <a:off x="0" y="0"/>
+                      <a:ext cx="2272812" cy="4798158"/>
+                    </a:xfrm>
+                    <a:prstGeom prst="rect">
+                      <a:avLst/>
+                    </a:prstGeom>
+                    <a:noFill/>
+                  </pic:spPr>
+                </pic:pic>
+              </a:graphicData>
+            </a:graphic>
+          </wp:inline>
+        </w:drawing>
       </w:r>
     </w:p>
     <w:p>
@@ -16144,18 +17091,17 @@
       </w:r>
       <w:r>
         <w:br/>
-        <w:t>[Insert screenshot here showing admin metrics and filters.]</w:t>
-      </w:r>
-    </w:p>
-    <w:p>
-      <w:pPr>
-        <w:pStyle w:val="Heading2"/>
-      </w:pPr>
-      <w:bookmarkStart w:id="72" w:name="_Toc233638783"/>
+      </w:r>
+    </w:p>
+    <w:p>
+      <w:pPr>
+        <w:pStyle w:val="Titre2"/>
+      </w:pPr>
+      <w:bookmarkStart w:id="73" w:name="_Toc233638783"/>
       <w:r>
         <w:t>4.17 Presentation and Interpretation of Results</w:t>
       </w:r>
-      <w:bookmarkEnd w:id="72"/>
+      <w:bookmarkEnd w:id="73"/>
     </w:p>
     <w:p>
       <w:r>
@@ -16164,6 +17110,7 @@
     </w:p>
     <w:p>
       <w:r>
+        <w:lastRenderedPageBreak/>
         <w:t>The authentication result shows that users can register, log in, and receive a persistent session.</w:t>
       </w:r>
     </w:p>
@@ -16174,15 +17121,15 @@
     </w:p>
     <w:p>
       <w:r>
-        <w:t xml:space="preserve">The local storage result shows that collected samples are preserved in SQLite even before </w:t>
+        <w:t xml:space="preserve">The local storage result shows that collected samples </w:t>
       </w:r>
       <w:proofErr w:type="gramStart"/>
       <w:r>
-        <w:t>upload</w:t>
+        <w:t>are preserved</w:t>
       </w:r>
       <w:proofErr w:type="gramEnd"/>
       <w:r>
-        <w:t>.</w:t>
+        <w:t xml:space="preserve"> in SQLite even before upload.</w:t>
       </w:r>
     </w:p>
     <w:p>
@@ -16202,26 +17149,17 @@
     </w:p>
     <w:p>
       <w:pPr>
-        <w:pStyle w:val="Heading2"/>
-      </w:pPr>
-      <w:bookmarkStart w:id="73" w:name="_Toc233638784"/>
-      <w:r>
-        <w:lastRenderedPageBreak/>
+        <w:pStyle w:val="Titre2"/>
+      </w:pPr>
+      <w:bookmarkStart w:id="74" w:name="_Toc233638784"/>
+      <w:r>
         <w:t>4.18 Evaluation of the Solution</w:t>
       </w:r>
-      <w:bookmarkEnd w:id="73"/>
-    </w:p>
-    <w:p>
-      <w:r>
-        <w:t xml:space="preserve">The solution satisfies the major project objectives. It collects objective network metrics, collects subjective user feedback, supports local storage, </w:t>
-      </w:r>
-      <w:proofErr w:type="gramStart"/>
-      <w:r>
-        <w:t>uploads to a</w:t>
-      </w:r>
-      <w:proofErr w:type="gramEnd"/>
-      <w:r>
-        <w:t xml:space="preserve"> backend, and provides admin analysis features.</w:t>
+      <w:bookmarkEnd w:id="74"/>
+    </w:p>
+    <w:p>
+      <w:r>
+        <w:t>The solution satisfies the major project objectives. It collects objective network metrics, collects subjective user feedback, supports local storage, uploads to a backend, and provides admin analysis features.</w:t>
       </w:r>
     </w:p>
     <w:p>
@@ -16257,13 +17195,8 @@
         </w:tabs>
         <w:ind w:left="0"/>
       </w:pPr>
-      <w:proofErr w:type="gramStart"/>
-      <w:r>
-        <w:t>Offline-first</w:t>
-      </w:r>
-      <w:proofErr w:type="gramEnd"/>
-      <w:r>
-        <w:t xml:space="preserve"> local storage.</w:t>
+      <w:r>
+        <w:t>Offline-first local storage.</w:t>
       </w:r>
     </w:p>
     <w:p>
@@ -16428,6 +17361,7 @@
         <w:ind w:left="0"/>
       </w:pPr>
       <w:r>
+        <w:lastRenderedPageBreak/>
         <w:t>Some feedback naming should be aligned across the UI, local SQLite schema, and backend schema during maintenance.</w:t>
       </w:r>
     </w:p>
@@ -16449,13 +17383,13 @@
     </w:p>
     <w:p>
       <w:pPr>
-        <w:pStyle w:val="Heading2"/>
-      </w:pPr>
-      <w:bookmarkStart w:id="74" w:name="_Toc233638785"/>
+        <w:pStyle w:val="Titre2"/>
+      </w:pPr>
+      <w:bookmarkStart w:id="75" w:name="_Toc233638785"/>
       <w:r>
         <w:t>4.19 Partial Conclusion</w:t>
       </w:r>
-      <w:bookmarkEnd w:id="74"/>
+      <w:bookmarkEnd w:id="75"/>
     </w:p>
     <w:p>
       <w:r>
@@ -16465,24 +17399,23 @@
     <w:p/>
     <w:p>
       <w:pPr>
-        <w:pStyle w:val="Heading1"/>
-      </w:pPr>
-      <w:bookmarkStart w:id="75" w:name="_Toc233638786"/>
-      <w:r>
-        <w:lastRenderedPageBreak/>
+        <w:pStyle w:val="Titre1"/>
+      </w:pPr>
+      <w:bookmarkStart w:id="76" w:name="_Toc233638786"/>
+      <w:r>
         <w:t>Chapter Five: Maintenance, Conclusion, and Further Work</w:t>
       </w:r>
-      <w:bookmarkEnd w:id="75"/>
-    </w:p>
-    <w:p>
-      <w:pPr>
-        <w:pStyle w:val="Heading2"/>
-      </w:pPr>
-      <w:bookmarkStart w:id="76" w:name="_Toc233638787"/>
+      <w:bookmarkEnd w:id="76"/>
+    </w:p>
+    <w:p>
+      <w:pPr>
+        <w:pStyle w:val="Titre2"/>
+      </w:pPr>
+      <w:bookmarkStart w:id="77" w:name="_Toc233638787"/>
       <w:r>
         <w:t>5.1 Maintenance Plan</w:t>
       </w:r>
-      <w:bookmarkEnd w:id="76"/>
+      <w:bookmarkEnd w:id="77"/>
     </w:p>
     <w:p>
       <w:r>
@@ -16500,13 +17433,13 @@
     </w:p>
     <w:tbl>
       <w:tblPr>
-        <w:tblStyle w:val="PlainTable1"/>
+        <w:tblStyle w:val="Tableausimple1"/>
         <w:tblW w:w="9479" w:type="dxa"/>
         <w:tblLook w:val="04A0" w:firstRow="1" w:lastRow="0" w:firstColumn="1" w:lastColumn="0" w:noHBand="0" w:noVBand="1"/>
       </w:tblPr>
       <w:tblGrid>
-        <w:gridCol w:w="2015"/>
-        <w:gridCol w:w="7464"/>
+        <w:gridCol w:w="2056"/>
+        <w:gridCol w:w="7423"/>
       </w:tblGrid>
       <w:tr>
         <w:trPr>
@@ -16728,6 +17661,7 @@
         <w:ind w:left="0"/>
       </w:pPr>
       <w:r>
+        <w:lastRenderedPageBreak/>
         <w:t>Align feedback fields across UI, SQLite, and MongoDB.</w:t>
       </w:r>
     </w:p>
@@ -16776,15 +17710,7 @@
         <w:ind w:left="0"/>
       </w:pPr>
       <w:r>
-        <w:t xml:space="preserve">Improve roaming detection where platform APIs </w:t>
-      </w:r>
-      <w:proofErr w:type="gramStart"/>
-      <w:r>
-        <w:t>allow</w:t>
-      </w:r>
-      <w:proofErr w:type="gramEnd"/>
-      <w:r>
-        <w:t>.</w:t>
+        <w:t>Improve roaming detection where platform APIs allow.</w:t>
       </w:r>
     </w:p>
     <w:p>
@@ -16864,7 +17790,6 @@
         <w:ind w:left="0"/>
       </w:pPr>
       <w:r>
-        <w:lastRenderedPageBreak/>
         <w:t>Add database backup and recovery strategy.</w:t>
       </w:r>
     </w:p>
@@ -16886,25 +17811,17 @@
     </w:p>
     <w:p>
       <w:pPr>
-        <w:pStyle w:val="Heading2"/>
-      </w:pPr>
-      <w:bookmarkStart w:id="77" w:name="_Toc233638788"/>
+        <w:pStyle w:val="Titre2"/>
+      </w:pPr>
+      <w:bookmarkStart w:id="78" w:name="_Toc233638788"/>
       <w:r>
         <w:t>5.3 Summary of Findings</w:t>
       </w:r>
-      <w:bookmarkEnd w:id="77"/>
-    </w:p>
-    <w:p>
-      <w:r>
-        <w:t xml:space="preserve">The requirements gathering showed that users experience frequent network quality problems and are willing to provide feedback if the process is fast, transparent, and not intrusive. Users are sensitive to battery usage, data usage, privacy, and location tracking. The findings justified an </w:t>
-      </w:r>
-      <w:proofErr w:type="gramStart"/>
-      <w:r>
-        <w:t>offline-first</w:t>
-      </w:r>
-      <w:proofErr w:type="gramEnd"/>
-      <w:r>
-        <w:t>, consent-based, and simple feedback design.</w:t>
+      <w:bookmarkEnd w:id="78"/>
+    </w:p>
+    <w:p>
+      <w:r>
+        <w:t>The requirements gathering showed that users experience frequent network quality problems and are willing to provide feedback if the process is fast, transparent, and not intrusive. Users are sensitive to battery usage, data usage, privacy, and location tracking. The findings justified an offline-first, consent-based, and simple feedback design.</w:t>
       </w:r>
     </w:p>
     <w:p>
@@ -16914,13 +17831,13 @@
     </w:p>
     <w:p>
       <w:pPr>
-        <w:pStyle w:val="Heading2"/>
-      </w:pPr>
-      <w:bookmarkStart w:id="78" w:name="_Toc233638789"/>
+        <w:pStyle w:val="Titre2"/>
+      </w:pPr>
+      <w:bookmarkStart w:id="79" w:name="_Toc233638789"/>
       <w:r>
         <w:t>5.4 Contribution to Engineering and Technology</w:t>
       </w:r>
-      <w:bookmarkEnd w:id="78"/>
+      <w:bookmarkEnd w:id="79"/>
     </w:p>
     <w:p>
       <w:r>
@@ -16942,13 +17859,13 @@
     </w:p>
     <w:p>
       <w:pPr>
-        <w:pStyle w:val="Heading2"/>
-      </w:pPr>
-      <w:bookmarkStart w:id="79" w:name="_Toc233638790"/>
+        <w:pStyle w:val="Titre2"/>
+      </w:pPr>
+      <w:bookmarkStart w:id="80" w:name="_Toc233638790"/>
       <w:r>
         <w:t>5.5 Recommendations</w:t>
       </w:r>
-      <w:bookmarkEnd w:id="79"/>
+      <w:bookmarkEnd w:id="80"/>
     </w:p>
     <w:p>
       <w:r>
@@ -16984,6 +17901,7 @@
         <w:ind w:left="0"/>
       </w:pPr>
       <w:r>
+        <w:lastRenderedPageBreak/>
         <w:t>Native modules should be added for more accurate signal strength, active SIM, cell ID, and network generation detection.</w:t>
       </w:r>
     </w:p>
@@ -17053,14 +17971,13 @@
     </w:p>
     <w:p>
       <w:pPr>
-        <w:pStyle w:val="Heading2"/>
-      </w:pPr>
-      <w:bookmarkStart w:id="80" w:name="_Toc233638791"/>
-      <w:r>
-        <w:lastRenderedPageBreak/>
+        <w:pStyle w:val="Titre2"/>
+      </w:pPr>
+      <w:bookmarkStart w:id="81" w:name="_Toc233638791"/>
+      <w:r>
         <w:t>5.6 Difficulties Encountered</w:t>
       </w:r>
-      <w:bookmarkEnd w:id="80"/>
+      <w:bookmarkEnd w:id="81"/>
     </w:p>
     <w:p>
       <w:r>
@@ -17112,15 +18029,7 @@
         <w:ind w:left="0"/>
       </w:pPr>
       <w:r>
-        <w:t xml:space="preserve">Designing a database </w:t>
-      </w:r>
-      <w:proofErr w:type="gramStart"/>
-      <w:r>
-        <w:t>schema</w:t>
-      </w:r>
-      <w:proofErr w:type="gramEnd"/>
-      <w:r>
-        <w:t xml:space="preserve"> that supports both local offline storage and backend analytics.</w:t>
+        <w:t>Designing a database schema that supports both local offline storage and backend analytics.</w:t>
       </w:r>
     </w:p>
     <w:p>
@@ -17157,13 +18066,13 @@
     </w:p>
     <w:p>
       <w:pPr>
-        <w:pStyle w:val="Heading2"/>
-      </w:pPr>
-      <w:bookmarkStart w:id="81" w:name="_Toc233638792"/>
+        <w:pStyle w:val="Titre2"/>
+      </w:pPr>
+      <w:bookmarkStart w:id="82" w:name="_Toc233638792"/>
       <w:r>
         <w:t>5.7 Further Work</w:t>
       </w:r>
-      <w:bookmarkEnd w:id="81"/>
+      <w:bookmarkEnd w:id="82"/>
     </w:p>
     <w:p>
       <w:r>
@@ -17300,13 +18209,14 @@
     </w:p>
     <w:p>
       <w:pPr>
-        <w:pStyle w:val="Heading2"/>
-      </w:pPr>
-      <w:bookmarkStart w:id="82" w:name="_Toc233638793"/>
-      <w:r>
+        <w:pStyle w:val="Titre2"/>
+      </w:pPr>
+      <w:bookmarkStart w:id="83" w:name="_Toc233638793"/>
+      <w:r>
+        <w:lastRenderedPageBreak/>
         <w:t>5.8 Conclusion</w:t>
       </w:r>
-      <w:bookmarkEnd w:id="82"/>
+      <w:bookmarkEnd w:id="83"/>
     </w:p>
     <w:p>
       <w:r>
@@ -17320,18 +18230,18 @@
     </w:p>
     <w:p>
       <w:pPr>
-        <w:pStyle w:val="Heading1"/>
-      </w:pPr>
-    </w:p>
-    <w:p>
-      <w:pPr>
-        <w:pStyle w:val="Heading1"/>
+        <w:pStyle w:val="Titre1"/>
+      </w:pPr>
+    </w:p>
+    <w:p>
+      <w:pPr>
+        <w:pStyle w:val="Titre1"/>
         <w:rPr>
           <w:b/>
           <w:bCs/>
         </w:rPr>
       </w:pPr>
-      <w:bookmarkStart w:id="83" w:name="_Toc233638794"/>
+      <w:bookmarkStart w:id="84" w:name="_Toc233638794"/>
       <w:r>
         <w:rPr>
           <w:b/>
@@ -17339,26 +18249,24 @@
         </w:rPr>
         <w:t>References</w:t>
       </w:r>
-      <w:bookmarkEnd w:id="83"/>
+      <w:bookmarkEnd w:id="84"/>
     </w:p>
     <w:p>
       <w:r>
         <w:t xml:space="preserve">Android Developers. (2026). </w:t>
       </w:r>
       <w:proofErr w:type="spellStart"/>
-      <w:proofErr w:type="gramStart"/>
       <w:r>
         <w:t>WorkManager</w:t>
       </w:r>
       <w:proofErr w:type="spellEnd"/>
-      <w:proofErr w:type="gramEnd"/>
       <w:r>
         <w:t xml:space="preserve"> documentation. </w:t>
       </w:r>
-      <w:hyperlink r:id="rId8" w:tgtFrame="_blank" w:history="1">
+      <w:hyperlink r:id="rId27" w:tgtFrame="_blank" w:history="1">
         <w:r>
           <w:rPr>
-            <w:rStyle w:val="Hyperlink"/>
+            <w:rStyle w:val="Lienhypertexte"/>
           </w:rPr>
           <w:t>https://developer.android.com/topic/libraries/architecture/workmanager</w:t>
         </w:r>
@@ -17376,10 +18284,10 @@
       <w:r>
         <w:t xml:space="preserve"> documentation. </w:t>
       </w:r>
-      <w:hyperlink r:id="rId9" w:tgtFrame="_blank" w:history="1">
+      <w:hyperlink r:id="rId28" w:tgtFrame="_blank" w:history="1">
         <w:r>
           <w:rPr>
-            <w:rStyle w:val="Hyperlink"/>
+            <w:rStyle w:val="Lienhypertexte"/>
           </w:rPr>
           <w:t>https://developer.apple.com/documentation/backgroundtasks</w:t>
         </w:r>
@@ -17389,10 +18297,10 @@
       <w:r>
         <w:t>Expo. (2026). Expo documentation. </w:t>
       </w:r>
-      <w:hyperlink r:id="rId10" w:tgtFrame="_blank" w:history="1">
+      <w:hyperlink r:id="rId29" w:tgtFrame="_blank" w:history="1">
         <w:r>
           <w:rPr>
-            <w:rStyle w:val="Hyperlink"/>
+            <w:rStyle w:val="Lienhypertexte"/>
           </w:rPr>
           <w:t>https://docs.expo.dev</w:t>
         </w:r>
@@ -17412,31 +18320,63 @@
       <w:r>
         <w:t>MongoDB. (2026). MongoDB documentation. </w:t>
       </w:r>
-      <w:hyperlink r:id="rId11" w:tgtFrame="_blank" w:history="1">
+      <w:hyperlink r:id="rId30" w:tgtFrame="_blank" w:history="1">
         <w:r>
           <w:rPr>
-            <w:rStyle w:val="Hyperlink"/>
+            <w:rStyle w:val="Lienhypertexte"/>
           </w:rPr>
           <w:t>https://www.mongodb.com/docs</w:t>
         </w:r>
       </w:hyperlink>
     </w:p>
     <w:p>
-      <w:r>
-        <w:t xml:space="preserve">Node.js. (2026). Node.js documentation. </w:t>
+      <w:pPr>
+        <w:rPr>
+          <w:lang w:val="fr-FR"/>
+        </w:rPr>
+      </w:pPr>
+      <w:r>
+        <w:t xml:space="preserve">Node.js. (2026). </w:t>
+      </w:r>
+      <w:r>
+        <w:rPr>
+          <w:lang w:val="fr-FR"/>
+        </w:rPr>
+        <w:t xml:space="preserve">Node.js documentation. </w:t>
       </w:r>
       <w:proofErr w:type="spellStart"/>
       <w:r>
+        <w:rPr>
+          <w:lang w:val="fr-FR"/>
+        </w:rPr>
         <w:t>OpenJS</w:t>
       </w:r>
       <w:proofErr w:type="spellEnd"/>
       <w:r>
-        <w:t xml:space="preserve"> Foundation. </w:t>
-      </w:r>
-      <w:hyperlink r:id="rId12" w:tgtFrame="_blank" w:history="1">
+        <w:rPr>
+          <w:lang w:val="fr-FR"/>
+        </w:rPr>
+        <w:t xml:space="preserve"> </w:t>
+      </w:r>
+      <w:proofErr w:type="spellStart"/>
+      <w:r>
+        <w:rPr>
+          <w:lang w:val="fr-FR"/>
+        </w:rPr>
+        <w:t>Foundation</w:t>
+      </w:r>
+      <w:proofErr w:type="spellEnd"/>
+      <w:r>
+        <w:rPr>
+          <w:lang w:val="fr-FR"/>
+        </w:rPr>
+        <w:t>. </w:t>
+      </w:r>
+      <w:hyperlink r:id="rId31" w:tgtFrame="_blank" w:history="1">
         <w:r>
           <w:rPr>
-            <w:rStyle w:val="Hyperlink"/>
+            <w:rStyle w:val="Lienhypertexte"/>
+            <w:lang w:val="fr-FR"/>
           </w:rPr>
           <w:t>https://nodejs.org</w:t>
         </w:r>
@@ -17444,30 +18384,22 @@
     </w:p>
     <w:p>
       <w:r>
-        <w:t xml:space="preserve">React Native. (2026). </w:t>
-      </w:r>
-      <w:proofErr w:type="gramStart"/>
-      <w:r>
-        <w:t>React</w:t>
-      </w:r>
-      <w:proofErr w:type="gramEnd"/>
-      <w:r>
-        <w:t xml:space="preserve"> Native documentation. Meta Open Source. </w:t>
-      </w:r>
-      <w:hyperlink r:id="rId13" w:tgtFrame="_blank" w:history="1">
+        <w:t>React Native. (2026). React Native documentation. Meta Open Source. </w:t>
+      </w:r>
+      <w:hyperlink r:id="rId32" w:tgtFrame="_blank" w:history="1">
         <w:r>
           <w:rPr>
-            <w:rStyle w:val="Hyperlink"/>
+            <w:rStyle w:val="Lienhypertexte"/>
           </w:rPr>
           <w:t>https://reactnative.dev</w:t>
         </w:r>
       </w:hyperlink>
     </w:p>
     <w:p>
-      <w:hyperlink r:id="rId14" w:tgtFrame="_blank" w:history="1">
+      <w:hyperlink r:id="rId33" w:tgtFrame="_blank" w:history="1">
         <w:r>
           <w:rPr>
-            <w:rStyle w:val="Hyperlink"/>
+            <w:rStyle w:val="Lienhypertexte"/>
           </w:rPr>
           <w:t>Socket.IO</w:t>
         </w:r>
@@ -17475,10 +18407,10 @@
       <w:r>
         <w:t> Contributors. (2026). </w:t>
       </w:r>
-      <w:hyperlink r:id="rId15" w:tgtFrame="_blank" w:history="1">
+      <w:hyperlink r:id="rId34" w:tgtFrame="_blank" w:history="1">
         <w:r>
           <w:rPr>
-            <w:rStyle w:val="Hyperlink"/>
+            <w:rStyle w:val="Lienhypertexte"/>
           </w:rPr>
           <w:t>Socket.IO</w:t>
         </w:r>
@@ -17486,10 +18418,10 @@
       <w:r>
         <w:t> documentation. </w:t>
       </w:r>
-      <w:hyperlink r:id="rId16" w:tgtFrame="_blank" w:history="1">
+      <w:hyperlink r:id="rId35" w:tgtFrame="_blank" w:history="1">
         <w:r>
           <w:rPr>
-            <w:rStyle w:val="Hyperlink"/>
+            <w:rStyle w:val="Lienhypertexte"/>
           </w:rPr>
           <w:t>https://socket.io/docs</w:t>
         </w:r>
@@ -17503,13 +18435,14 @@
     <w:p/>
     <w:p>
       <w:pPr>
-        <w:pStyle w:val="Heading1"/>
-      </w:pPr>
-      <w:bookmarkStart w:id="84" w:name="_Toc233638795"/>
-      <w:r>
+        <w:pStyle w:val="Titre1"/>
+      </w:pPr>
+      <w:bookmarkStart w:id="85" w:name="_Toc233638795"/>
+      <w:r>
+        <w:lastRenderedPageBreak/>
         <w:t>Appendices</w:t>
       </w:r>
-      <w:bookmarkEnd w:id="84"/>
+      <w:bookmarkEnd w:id="85"/>
     </w:p>
     <w:p>
       <w:pPr>
@@ -17559,13 +18492,8 @@
         </w:tabs>
         <w:ind w:left="0"/>
       </w:pPr>
-      <w:proofErr w:type="gramStart"/>
-      <w:r>
-        <w:t>Subscriber</w:t>
-      </w:r>
-      <w:proofErr w:type="gramEnd"/>
-      <w:r>
-        <w:t xml:space="preserve"> collect screen: place under Section 4.7.</w:t>
+      <w:r>
+        <w:t>Subscriber collect screen: place under Section 4.7.</w:t>
       </w:r>
     </w:p>
     <w:p>
@@ -17629,7 +18557,6 @@
         <w:ind w:left="0"/>
       </w:pPr>
       <w:r>
-        <w:lastRenderedPageBreak/>
         <w:t>Settings and consent screen: place under Section 4.10.</w:t>
       </w:r>
     </w:p>
@@ -17694,15 +18621,7 @@
         <w:ind w:left="0"/>
       </w:pPr>
       <w:r>
-        <w:t xml:space="preserve">MongoDB collections </w:t>
-      </w:r>
-      <w:proofErr w:type="gramStart"/>
-      <w:r>
-        <w:t>screenshot</w:t>
-      </w:r>
-      <w:proofErr w:type="gramEnd"/>
-      <w:r>
-        <w:t>: place under Section 4.14.</w:t>
+        <w:t>MongoDB collections screenshot: place under Section 4.14.</w:t>
       </w:r>
     </w:p>
     <w:p>
@@ -17902,6 +18821,7 @@
     <w:p>
       <w:proofErr w:type="spellStart"/>
       <w:r>
+        <w:lastRenderedPageBreak/>
         <w:t>npm</w:t>
       </w:r>
       <w:proofErr w:type="spellEnd"/>
@@ -17951,7 +18871,6 @@
     </w:p>
     <w:p>
       <w:r>
-        <w:lastRenderedPageBreak/>
         <w:t>text</w:t>
       </w:r>
     </w:p>
@@ -18012,13 +18931,13 @@
     </w:p>
     <w:tbl>
       <w:tblPr>
-        <w:tblStyle w:val="PlainTable1"/>
+        <w:tblStyle w:val="Tableausimple1"/>
         <w:tblW w:w="8534" w:type="dxa"/>
         <w:tblLook w:val="04A0" w:firstRow="1" w:lastRow="0" w:firstColumn="1" w:lastColumn="0" w:noHBand="0" w:noVBand="1"/>
       </w:tblPr>
       <w:tblGrid>
-        <w:gridCol w:w="3692"/>
-        <w:gridCol w:w="4842"/>
+        <w:gridCol w:w="3748"/>
+        <w:gridCol w:w="4786"/>
       </w:tblGrid>
       <w:tr>
         <w:trPr>
@@ -18249,6 +19168,7 @@
               <w:spacing w:after="160" w:line="278" w:lineRule="auto"/>
             </w:pPr>
             <w:r>
+              <w:lastRenderedPageBreak/>
               <w:t>Task 6: Database Design and Implementation</w:t>
             </w:r>
           </w:p>
@@ -18318,7 +19238,7 @@
 </file>
 
 <file path=word/numbering.xml><?xml version="1.0" encoding="utf-8"?>
-<w:numbering xmlns:wpc="http://schemas.microsoft.com/office/word/2010/wordprocessingCanvas" xmlns:cx="http://schemas.microsoft.com/office/drawing/2014/chartex" xmlns:cx1="http://schemas.microsoft.com/office/drawing/2015/9/8/chartex" xmlns:cx2="http://schemas.microsoft.com/office/drawing/2015/10/21/chartex" xmlns:cx3="http://schemas.microsoft.com/office/drawing/2016/5/9/chartex" xmlns:cx4="http://schemas.microsoft.com/office/drawing/2016/5/10/chartex" xmlns:cx5="http://schemas.microsoft.com/office/drawing/2016/5/11/chartex" xmlns:cx6="http://schemas.microsoft.com/office/drawing/2016/5/12/chartex" xmlns:cx7="http://schemas.microsoft.com/office/drawing/2016/5/13/chartex" xmlns:cx8="http://schemas.microsoft.com/office/drawing/2016/5/14/chartex" xmlns:mc="http://schemas.openxmlformats.org/markup-compatibility/2006" xmlns:aink="http://schemas.microsoft.com/office/drawing/2016/ink" xmlns:am3d="http://schemas.microsoft.com/office/drawing/2017/model3d" xmlns:o="urn:schemas-microsoft-com:office:office" xmlns:oel="http://schemas.microsoft.com/office/2019/extlst" xmlns:r="http://schemas.openxmlformats.org/officeDocument/2006/relationships" xmlns:m="http://schemas.openxmlformats.org/officeDocument/2006/math" xmlns:v="urn:schemas-microsoft-com:vml" xmlns:wp14="http://schemas.microsoft.com/office/word/2010/wordprocessingDrawing" xmlns:wp="http://schemas.openxmlformats.org/drawingml/2006/wordprocessingDrawing" xmlns:w10="urn:schemas-microsoft-com:office:word" xmlns:w="http://schemas.openxmlformats.org/wordprocessingml/2006/main" xmlns:w14="http://schemas.microsoft.com/office/word/2010/wordml" xmlns:w15="http://schemas.microsoft.com/office/word/2012/wordml" xmlns:w16cex="http://schemas.microsoft.com/office/word/2018/wordml/cex" xmlns:w16cid="http://schemas.microsoft.com/office/word/2016/wordml/cid" xmlns:w16="http://schemas.microsoft.com/office/word/2018/wordml" xmlns:w16du="http://schemas.microsoft.com/office/word/2023/wordml/word16du" xmlns:w16sdtdh="http://schemas.microsoft.com/office/word/2020/wordml/sdtdatahash" xmlns:w16sdtfl="http://schemas.microsoft.com/office/word/2024/wordml/sdtformatlock" xmlns:w16se="http://schemas.microsoft.com/office/word/2015/wordml/symex" xmlns:wpg="http://schemas.microsoft.com/office/word/2010/wordprocessingGroup" xmlns:wpi="http://schemas.microsoft.com/office/word/2010/wordprocessingInk" xmlns:wne="http://schemas.microsoft.com/office/word/2006/wordml" xmlns:wps="http://schemas.microsoft.com/office/word/2010/wordprocessingShape" mc:Ignorable="w14 w15 w16se w16cid w16 w16cex w16sdtdh w16sdtfl w16du wp14">
+<w:numbering xmlns:wpc="http://schemas.microsoft.com/office/word/2010/wordprocessingCanvas" xmlns:cx="http://schemas.microsoft.com/office/drawing/2014/chartex" xmlns:cx1="http://schemas.microsoft.com/office/drawing/2015/9/8/chartex" xmlns:mc="http://schemas.openxmlformats.org/markup-compatibility/2006" xmlns:o="urn:schemas-microsoft-com:office:office" xmlns:r="http://schemas.openxmlformats.org/officeDocument/2006/relationships" xmlns:m="http://schemas.openxmlformats.org/officeDocument/2006/math" xmlns:v="urn:schemas-microsoft-com:vml" xmlns:wp14="http://schemas.microsoft.com/office/word/2010/wordprocessingDrawing" xmlns:wp="http://schemas.openxmlformats.org/drawingml/2006/wordprocessingDrawing" xmlns:w10="urn:schemas-microsoft-com:office:word" xmlns:w="http://schemas.openxmlformats.org/wordprocessingml/2006/main" xmlns:w14="http://schemas.microsoft.com/office/word/2010/wordml" xmlns:w15="http://schemas.microsoft.com/office/word/2012/wordml" xmlns:w16se="http://schemas.microsoft.com/office/word/2015/wordml/symex" xmlns:wpg="http://schemas.microsoft.com/office/word/2010/wordprocessingGroup" xmlns:wpi="http://schemas.microsoft.com/office/word/2010/wordprocessingInk" xmlns:wne="http://schemas.microsoft.com/office/word/2006/wordml" xmlns:wps="http://schemas.microsoft.com/office/word/2010/wordprocessingShape" mc:Ignorable="w14 w15 w16se wp14">
   <w:abstractNum w:abstractNumId="0" w15:restartNumberingAfterBreak="0">
     <w:nsid w:val="03BE2F5D"/>
     <w:multiLevelType w:val="multilevel"/>
@@ -23426,116 +24346,116 @@
       </w:rPr>
     </w:lvl>
   </w:abstractNum>
-  <w:num w:numId="1" w16cid:durableId="1868787420">
+  <w:num w:numId="1">
     <w:abstractNumId w:val="24"/>
   </w:num>
-  <w:num w:numId="2" w16cid:durableId="1048803672">
+  <w:num w:numId="2">
     <w:abstractNumId w:val="33"/>
   </w:num>
-  <w:num w:numId="3" w16cid:durableId="1349911987">
+  <w:num w:numId="3">
     <w:abstractNumId w:val="2"/>
   </w:num>
-  <w:num w:numId="4" w16cid:durableId="266735076">
+  <w:num w:numId="4">
     <w:abstractNumId w:val="29"/>
   </w:num>
-  <w:num w:numId="5" w16cid:durableId="1289627061">
+  <w:num w:numId="5">
     <w:abstractNumId w:val="11"/>
   </w:num>
-  <w:num w:numId="6" w16cid:durableId="706031842">
+  <w:num w:numId="6">
     <w:abstractNumId w:val="25"/>
   </w:num>
-  <w:num w:numId="7" w16cid:durableId="226763581">
+  <w:num w:numId="7">
     <w:abstractNumId w:val="1"/>
   </w:num>
-  <w:num w:numId="8" w16cid:durableId="823736685">
+  <w:num w:numId="8">
     <w:abstractNumId w:val="9"/>
   </w:num>
-  <w:num w:numId="9" w16cid:durableId="1731152527">
+  <w:num w:numId="9">
     <w:abstractNumId w:val="15"/>
   </w:num>
-  <w:num w:numId="10" w16cid:durableId="1423602984">
+  <w:num w:numId="10">
     <w:abstractNumId w:val="6"/>
   </w:num>
-  <w:num w:numId="11" w16cid:durableId="1214344362">
+  <w:num w:numId="11">
     <w:abstractNumId w:val="22"/>
   </w:num>
-  <w:num w:numId="12" w16cid:durableId="1780024550">
+  <w:num w:numId="12">
     <w:abstractNumId w:val="32"/>
   </w:num>
-  <w:num w:numId="13" w16cid:durableId="1257715593">
+  <w:num w:numId="13">
     <w:abstractNumId w:val="12"/>
   </w:num>
-  <w:num w:numId="14" w16cid:durableId="813908058">
+  <w:num w:numId="14">
     <w:abstractNumId w:val="14"/>
   </w:num>
-  <w:num w:numId="15" w16cid:durableId="271328414">
+  <w:num w:numId="15">
     <w:abstractNumId w:val="34"/>
   </w:num>
-  <w:num w:numId="16" w16cid:durableId="2070415001">
+  <w:num w:numId="16">
     <w:abstractNumId w:val="31"/>
   </w:num>
-  <w:num w:numId="17" w16cid:durableId="749547443">
+  <w:num w:numId="17">
     <w:abstractNumId w:val="23"/>
   </w:num>
-  <w:num w:numId="18" w16cid:durableId="731385728">
+  <w:num w:numId="18">
     <w:abstractNumId w:val="16"/>
   </w:num>
-  <w:num w:numId="19" w16cid:durableId="1894460846">
+  <w:num w:numId="19">
     <w:abstractNumId w:val="0"/>
   </w:num>
-  <w:num w:numId="20" w16cid:durableId="867570527">
+  <w:num w:numId="20">
     <w:abstractNumId w:val="13"/>
   </w:num>
-  <w:num w:numId="21" w16cid:durableId="1744570125">
+  <w:num w:numId="21">
     <w:abstractNumId w:val="18"/>
   </w:num>
-  <w:num w:numId="22" w16cid:durableId="488595173">
+  <w:num w:numId="22">
     <w:abstractNumId w:val="10"/>
   </w:num>
-  <w:num w:numId="23" w16cid:durableId="990644159">
+  <w:num w:numId="23">
     <w:abstractNumId w:val="17"/>
   </w:num>
-  <w:num w:numId="24" w16cid:durableId="1769354400">
+  <w:num w:numId="24">
     <w:abstractNumId w:val="27"/>
   </w:num>
-  <w:num w:numId="25" w16cid:durableId="2123108084">
+  <w:num w:numId="25">
     <w:abstractNumId w:val="4"/>
   </w:num>
-  <w:num w:numId="26" w16cid:durableId="1473913135">
+  <w:num w:numId="26">
     <w:abstractNumId w:val="5"/>
   </w:num>
-  <w:num w:numId="27" w16cid:durableId="167990472">
+  <w:num w:numId="27">
     <w:abstractNumId w:val="19"/>
   </w:num>
-  <w:num w:numId="28" w16cid:durableId="755786243">
+  <w:num w:numId="28">
     <w:abstractNumId w:val="21"/>
   </w:num>
-  <w:num w:numId="29" w16cid:durableId="1798334715">
+  <w:num w:numId="29">
     <w:abstractNumId w:val="26"/>
   </w:num>
-  <w:num w:numId="30" w16cid:durableId="2047824998">
+  <w:num w:numId="30">
     <w:abstractNumId w:val="30"/>
   </w:num>
-  <w:num w:numId="31" w16cid:durableId="477500233">
+  <w:num w:numId="31">
     <w:abstractNumId w:val="3"/>
   </w:num>
-  <w:num w:numId="32" w16cid:durableId="1736972953">
+  <w:num w:numId="32">
     <w:abstractNumId w:val="8"/>
   </w:num>
-  <w:num w:numId="33" w16cid:durableId="408845308">
+  <w:num w:numId="33">
     <w:abstractNumId w:val="7"/>
   </w:num>
-  <w:num w:numId="34" w16cid:durableId="1981416019">
+  <w:num w:numId="34">
     <w:abstractNumId w:val="20"/>
   </w:num>
-  <w:num w:numId="35" w16cid:durableId="639265466">
+  <w:num w:numId="35">
     <w:abstractNumId w:val="28"/>
   </w:num>
 </w:numbering>
 </file>
 
 <file path=word/styles.xml><?xml version="1.0" encoding="utf-8"?>
-<w:styles xmlns:mc="http://schemas.openxmlformats.org/markup-compatibility/2006" xmlns:r="http://schemas.openxmlformats.org/officeDocument/2006/relationships" xmlns:w="http://schemas.openxmlformats.org/wordprocessingml/2006/main" xmlns:w14="http://schemas.microsoft.com/office/word/2010/wordml" xmlns:w15="http://schemas.microsoft.com/office/word/2012/wordml" xmlns:w16cex="http://schemas.microsoft.com/office/word/2018/wordml/cex" xmlns:w16cid="http://schemas.microsoft.com/office/word/2016/wordml/cid" xmlns:w16="http://schemas.microsoft.com/office/word/2018/wordml" xmlns:w16du="http://schemas.microsoft.com/office/word/2023/wordml/word16du" xmlns:w16sdtdh="http://schemas.microsoft.com/office/word/2020/wordml/sdtdatahash" xmlns:w16sdtfl="http://schemas.microsoft.com/office/word/2024/wordml/sdtformatlock" xmlns:w16se="http://schemas.microsoft.com/office/word/2015/wordml/symex" mc:Ignorable="w14 w15 w16se w16cid w16 w16cex w16sdtdh w16sdtfl w16du">
+<w:styles xmlns:mc="http://schemas.openxmlformats.org/markup-compatibility/2006" xmlns:r="http://schemas.openxmlformats.org/officeDocument/2006/relationships" xmlns:w="http://schemas.openxmlformats.org/wordprocessingml/2006/main" xmlns:w14="http://schemas.microsoft.com/office/word/2010/wordml" xmlns:w15="http://schemas.microsoft.com/office/word/2012/wordml" xmlns:w16se="http://schemas.microsoft.com/office/word/2015/wordml/symex" mc:Ignorable="w14 w15 w16se">
   <w:docDefaults>
     <w:rPrDefault>
       <w:rPr>
@@ -23553,7 +24473,7 @@
       </w:pPr>
     </w:pPrDefault>
   </w:docDefaults>
-  <w:latentStyles w:defLockedState="0" w:defUIPriority="99" w:defSemiHidden="0" w:defUnhideWhenUsed="0" w:defQFormat="0" w:count="376">
+  <w:latentStyles w:defLockedState="0" w:defUIPriority="99" w:defSemiHidden="0" w:defUnhideWhenUsed="0" w:defQFormat="0" w:count="371">
     <w:lsdException w:name="Normal" w:uiPriority="0" w:qFormat="1"/>
     <w:lsdException w:name="heading 1" w:uiPriority="9" w:qFormat="1"/>
     <w:lsdException w:name="heading 2" w:semiHidden="1" w:uiPriority="9" w:unhideWhenUsed="1" w:qFormat="1"/>
@@ -23925,21 +24845,16 @@
     <w:lsdException w:name="List Table 5 Dark Accent 6" w:uiPriority="50"/>
     <w:lsdException w:name="List Table 6 Colorful Accent 6" w:uiPriority="51"/>
     <w:lsdException w:name="List Table 7 Colorful Accent 6" w:uiPriority="52"/>
-    <w:lsdException w:name="Mention" w:semiHidden="1" w:unhideWhenUsed="1"/>
-    <w:lsdException w:name="Smart Hyperlink" w:semiHidden="1" w:unhideWhenUsed="1"/>
-    <w:lsdException w:name="Hashtag" w:semiHidden="1" w:unhideWhenUsed="1"/>
-    <w:lsdException w:name="Unresolved Mention" w:semiHidden="1" w:unhideWhenUsed="1"/>
-    <w:lsdException w:name="Smart Link" w:semiHidden="1" w:unhideWhenUsed="1"/>
   </w:latentStyles>
   <w:style w:type="paragraph" w:default="1" w:styleId="Normal">
     <w:name w:val="Normal"/>
     <w:qFormat/>
   </w:style>
-  <w:style w:type="paragraph" w:styleId="Heading1">
+  <w:style w:type="paragraph" w:styleId="Titre1">
     <w:name w:val="heading 1"/>
     <w:basedOn w:val="Normal"/>
     <w:next w:val="Normal"/>
-    <w:link w:val="Heading1Char"/>
+    <w:link w:val="Titre1Car"/>
     <w:uiPriority w:val="9"/>
     <w:qFormat/>
     <w:rsid w:val="000B1978"/>
@@ -23956,11 +24871,11 @@
       <w:szCs w:val="40"/>
     </w:rPr>
   </w:style>
-  <w:style w:type="paragraph" w:styleId="Heading2">
+  <w:style w:type="paragraph" w:styleId="Titre2">
     <w:name w:val="heading 2"/>
     <w:basedOn w:val="Normal"/>
     <w:next w:val="Normal"/>
-    <w:link w:val="Heading2Char"/>
+    <w:link w:val="Titre2Car"/>
     <w:uiPriority w:val="9"/>
     <w:unhideWhenUsed/>
     <w:qFormat/>
@@ -23978,11 +24893,11 @@
       <w:szCs w:val="32"/>
     </w:rPr>
   </w:style>
-  <w:style w:type="paragraph" w:styleId="Heading3">
+  <w:style w:type="paragraph" w:styleId="Titre3">
     <w:name w:val="heading 3"/>
     <w:basedOn w:val="Normal"/>
     <w:next w:val="Normal"/>
-    <w:link w:val="Heading3Char"/>
+    <w:link w:val="Titre3Car"/>
     <w:uiPriority w:val="9"/>
     <w:unhideWhenUsed/>
     <w:qFormat/>
@@ -24000,11 +24915,11 @@
       <w:szCs w:val="28"/>
     </w:rPr>
   </w:style>
-  <w:style w:type="paragraph" w:styleId="Heading4">
+  <w:style w:type="paragraph" w:styleId="Titre4">
     <w:name w:val="heading 4"/>
     <w:basedOn w:val="Normal"/>
     <w:next w:val="Normal"/>
-    <w:link w:val="Heading4Char"/>
+    <w:link w:val="Titre4Car"/>
     <w:uiPriority w:val="9"/>
     <w:unhideWhenUsed/>
     <w:qFormat/>
@@ -24022,11 +24937,11 @@
       <w:color w:val="0F4761" w:themeColor="accent1" w:themeShade="BF"/>
     </w:rPr>
   </w:style>
-  <w:style w:type="paragraph" w:styleId="Heading5">
+  <w:style w:type="paragraph" w:styleId="Titre5">
     <w:name w:val="heading 5"/>
     <w:basedOn w:val="Normal"/>
     <w:next w:val="Normal"/>
-    <w:link w:val="Heading5Char"/>
+    <w:link w:val="Titre5Car"/>
     <w:uiPriority w:val="9"/>
     <w:semiHidden/>
     <w:unhideWhenUsed/>
@@ -24043,11 +24958,11 @@
       <w:color w:val="0F4761" w:themeColor="accent1" w:themeShade="BF"/>
     </w:rPr>
   </w:style>
-  <w:style w:type="paragraph" w:styleId="Heading6">
+  <w:style w:type="paragraph" w:styleId="Titre6">
     <w:name w:val="heading 6"/>
     <w:basedOn w:val="Normal"/>
     <w:next w:val="Normal"/>
-    <w:link w:val="Heading6Char"/>
+    <w:link w:val="Titre6Car"/>
     <w:uiPriority w:val="9"/>
     <w:semiHidden/>
     <w:unhideWhenUsed/>
@@ -24066,11 +24981,11 @@
       <w:color w:val="595959" w:themeColor="text1" w:themeTint="A6"/>
     </w:rPr>
   </w:style>
-  <w:style w:type="paragraph" w:styleId="Heading7">
+  <w:style w:type="paragraph" w:styleId="Titre7">
     <w:name w:val="heading 7"/>
     <w:basedOn w:val="Normal"/>
     <w:next w:val="Normal"/>
-    <w:link w:val="Heading7Char"/>
+    <w:link w:val="Titre7Car"/>
     <w:uiPriority w:val="9"/>
     <w:semiHidden/>
     <w:unhideWhenUsed/>
@@ -24087,11 +25002,11 @@
       <w:color w:val="595959" w:themeColor="text1" w:themeTint="A6"/>
     </w:rPr>
   </w:style>
-  <w:style w:type="paragraph" w:styleId="Heading8">
+  <w:style w:type="paragraph" w:styleId="Titre8">
     <w:name w:val="heading 8"/>
     <w:basedOn w:val="Normal"/>
     <w:next w:val="Normal"/>
-    <w:link w:val="Heading8Char"/>
+    <w:link w:val="Titre8Car"/>
     <w:uiPriority w:val="9"/>
     <w:semiHidden/>
     <w:unhideWhenUsed/>
@@ -24110,11 +25025,11 @@
       <w:color w:val="272727" w:themeColor="text1" w:themeTint="D8"/>
     </w:rPr>
   </w:style>
-  <w:style w:type="paragraph" w:styleId="Heading9">
+  <w:style w:type="paragraph" w:styleId="Titre9">
     <w:name w:val="heading 9"/>
     <w:basedOn w:val="Normal"/>
     <w:next w:val="Normal"/>
-    <w:link w:val="Heading9Char"/>
+    <w:link w:val="Titre9Car"/>
     <w:uiPriority w:val="9"/>
     <w:semiHidden/>
     <w:unhideWhenUsed/>
@@ -24131,12 +25046,12 @@
       <w:color w:val="272727" w:themeColor="text1" w:themeTint="D8"/>
     </w:rPr>
   </w:style>
-  <w:style w:type="character" w:default="1" w:styleId="DefaultParagraphFont">
+  <w:style w:type="character" w:default="1" w:styleId="Policepardfaut">
     <w:name w:val="Default Paragraph Font"/>
     <w:uiPriority w:val="1"/>
     <w:unhideWhenUsed/>
   </w:style>
-  <w:style w:type="table" w:default="1" w:styleId="TableNormal">
+  <w:style w:type="table" w:default="1" w:styleId="TableauNormal">
     <w:name w:val="Normal Table"/>
     <w:uiPriority w:val="99"/>
     <w:semiHidden/>
@@ -24151,16 +25066,16 @@
       </w:tblCellMar>
     </w:tblPr>
   </w:style>
-  <w:style w:type="numbering" w:default="1" w:styleId="NoList">
+  <w:style w:type="numbering" w:default="1" w:styleId="Aucuneliste">
     <w:name w:val="No List"/>
     <w:uiPriority w:val="99"/>
     <w:semiHidden/>
     <w:unhideWhenUsed/>
   </w:style>
-  <w:style w:type="character" w:customStyle="1" w:styleId="Heading1Char">
-    <w:name w:val="Heading 1 Char"/>
-    <w:basedOn w:val="DefaultParagraphFont"/>
-    <w:link w:val="Heading1"/>
+  <w:style w:type="character" w:customStyle="1" w:styleId="Titre1Car">
+    <w:name w:val="Titre 1 Car"/>
+    <w:basedOn w:val="Policepardfaut"/>
+    <w:link w:val="Titre1"/>
     <w:uiPriority w:val="9"/>
     <w:rsid w:val="000B1978"/>
     <w:rPr>
@@ -24170,10 +25085,10 @@
       <w:szCs w:val="40"/>
     </w:rPr>
   </w:style>
-  <w:style w:type="character" w:customStyle="1" w:styleId="Heading2Char">
-    <w:name w:val="Heading 2 Char"/>
-    <w:basedOn w:val="DefaultParagraphFont"/>
-    <w:link w:val="Heading2"/>
+  <w:style w:type="character" w:customStyle="1" w:styleId="Titre2Car">
+    <w:name w:val="Titre 2 Car"/>
+    <w:basedOn w:val="Policepardfaut"/>
+    <w:link w:val="Titre2"/>
     <w:uiPriority w:val="9"/>
     <w:rsid w:val="000B1978"/>
     <w:rPr>
@@ -24183,10 +25098,10 @@
       <w:szCs w:val="32"/>
     </w:rPr>
   </w:style>
-  <w:style w:type="character" w:customStyle="1" w:styleId="Heading3Char">
-    <w:name w:val="Heading 3 Char"/>
-    <w:basedOn w:val="DefaultParagraphFont"/>
-    <w:link w:val="Heading3"/>
+  <w:style w:type="character" w:customStyle="1" w:styleId="Titre3Car">
+    <w:name w:val="Titre 3 Car"/>
+    <w:basedOn w:val="Policepardfaut"/>
+    <w:link w:val="Titre3"/>
     <w:uiPriority w:val="9"/>
     <w:rsid w:val="000B1978"/>
     <w:rPr>
@@ -24196,10 +25111,10 @@
       <w:szCs w:val="28"/>
     </w:rPr>
   </w:style>
-  <w:style w:type="character" w:customStyle="1" w:styleId="Heading4Char">
-    <w:name w:val="Heading 4 Char"/>
-    <w:basedOn w:val="DefaultParagraphFont"/>
-    <w:link w:val="Heading4"/>
+  <w:style w:type="character" w:customStyle="1" w:styleId="Titre4Car">
+    <w:name w:val="Titre 4 Car"/>
+    <w:basedOn w:val="Policepardfaut"/>
+    <w:link w:val="Titre4"/>
     <w:uiPriority w:val="9"/>
     <w:rsid w:val="000B1978"/>
     <w:rPr>
@@ -24209,10 +25124,10 @@
       <w:color w:val="0F4761" w:themeColor="accent1" w:themeShade="BF"/>
     </w:rPr>
   </w:style>
-  <w:style w:type="character" w:customStyle="1" w:styleId="Heading5Char">
-    <w:name w:val="Heading 5 Char"/>
-    <w:basedOn w:val="DefaultParagraphFont"/>
-    <w:link w:val="Heading5"/>
+  <w:style w:type="character" w:customStyle="1" w:styleId="Titre5Car">
+    <w:name w:val="Titre 5 Car"/>
+    <w:basedOn w:val="Policepardfaut"/>
+    <w:link w:val="Titre5"/>
     <w:uiPriority w:val="9"/>
     <w:semiHidden/>
     <w:rsid w:val="000B1978"/>
@@ -24221,10 +25136,10 @@
       <w:color w:val="0F4761" w:themeColor="accent1" w:themeShade="BF"/>
     </w:rPr>
   </w:style>
-  <w:style w:type="character" w:customStyle="1" w:styleId="Heading6Char">
-    <w:name w:val="Heading 6 Char"/>
-    <w:basedOn w:val="DefaultParagraphFont"/>
-    <w:link w:val="Heading6"/>
+  <w:style w:type="character" w:customStyle="1" w:styleId="Titre6Car">
+    <w:name w:val="Titre 6 Car"/>
+    <w:basedOn w:val="Policepardfaut"/>
+    <w:link w:val="Titre6"/>
     <w:uiPriority w:val="9"/>
     <w:semiHidden/>
     <w:rsid w:val="000B1978"/>
@@ -24235,10 +25150,10 @@
       <w:color w:val="595959" w:themeColor="text1" w:themeTint="A6"/>
     </w:rPr>
   </w:style>
-  <w:style w:type="character" w:customStyle="1" w:styleId="Heading7Char">
-    <w:name w:val="Heading 7 Char"/>
-    <w:basedOn w:val="DefaultParagraphFont"/>
-    <w:link w:val="Heading7"/>
+  <w:style w:type="character" w:customStyle="1" w:styleId="Titre7Car">
+    <w:name w:val="Titre 7 Car"/>
+    <w:basedOn w:val="Policepardfaut"/>
+    <w:link w:val="Titre7"/>
     <w:uiPriority w:val="9"/>
     <w:semiHidden/>
     <w:rsid w:val="000B1978"/>
@@ -24247,10 +25162,10 @@
       <w:color w:val="595959" w:themeColor="text1" w:themeTint="A6"/>
     </w:rPr>
   </w:style>
-  <w:style w:type="character" w:customStyle="1" w:styleId="Heading8Char">
-    <w:name w:val="Heading 8 Char"/>
-    <w:basedOn w:val="DefaultParagraphFont"/>
-    <w:link w:val="Heading8"/>
+  <w:style w:type="character" w:customStyle="1" w:styleId="Titre8Car">
+    <w:name w:val="Titre 8 Car"/>
+    <w:basedOn w:val="Policepardfaut"/>
+    <w:link w:val="Titre8"/>
     <w:uiPriority w:val="9"/>
     <w:semiHidden/>
     <w:rsid w:val="000B1978"/>
@@ -24261,10 +25176,10 @@
       <w:color w:val="272727" w:themeColor="text1" w:themeTint="D8"/>
     </w:rPr>
   </w:style>
-  <w:style w:type="character" w:customStyle="1" w:styleId="Heading9Char">
-    <w:name w:val="Heading 9 Char"/>
-    <w:basedOn w:val="DefaultParagraphFont"/>
-    <w:link w:val="Heading9"/>
+  <w:style w:type="character" w:customStyle="1" w:styleId="Titre9Car">
+    <w:name w:val="Titre 9 Car"/>
+    <w:basedOn w:val="Policepardfaut"/>
+    <w:link w:val="Titre9"/>
     <w:uiPriority w:val="9"/>
     <w:semiHidden/>
     <w:rsid w:val="000B1978"/>
@@ -24273,11 +25188,11 @@
       <w:color w:val="272727" w:themeColor="text1" w:themeTint="D8"/>
     </w:rPr>
   </w:style>
-  <w:style w:type="paragraph" w:styleId="Title">
+  <w:style w:type="paragraph" w:styleId="Titre">
     <w:name w:val="Title"/>
     <w:basedOn w:val="Normal"/>
     <w:next w:val="Normal"/>
-    <w:link w:val="TitleChar"/>
+    <w:link w:val="TitreCar"/>
     <w:uiPriority w:val="10"/>
     <w:qFormat/>
     <w:rsid w:val="000B1978"/>
@@ -24293,10 +25208,10 @@
       <w:szCs w:val="56"/>
     </w:rPr>
   </w:style>
-  <w:style w:type="character" w:customStyle="1" w:styleId="TitleChar">
-    <w:name w:val="Title Char"/>
-    <w:basedOn w:val="DefaultParagraphFont"/>
-    <w:link w:val="Title"/>
+  <w:style w:type="character" w:customStyle="1" w:styleId="TitreCar">
+    <w:name w:val="Titre Car"/>
+    <w:basedOn w:val="Policepardfaut"/>
+    <w:link w:val="Titre"/>
     <w:uiPriority w:val="10"/>
     <w:rsid w:val="000B1978"/>
     <w:rPr>
@@ -24307,11 +25222,11 @@
       <w:szCs w:val="56"/>
     </w:rPr>
   </w:style>
-  <w:style w:type="paragraph" w:styleId="Subtitle">
+  <w:style w:type="paragraph" w:styleId="Sous-titre">
     <w:name w:val="Subtitle"/>
     <w:basedOn w:val="Normal"/>
     <w:next w:val="Normal"/>
-    <w:link w:val="SubtitleChar"/>
+    <w:link w:val="Sous-titreCar"/>
     <w:uiPriority w:val="11"/>
     <w:qFormat/>
     <w:rsid w:val="000B1978"/>
@@ -24328,10 +25243,10 @@
       <w:szCs w:val="28"/>
     </w:rPr>
   </w:style>
-  <w:style w:type="character" w:customStyle="1" w:styleId="SubtitleChar">
-    <w:name w:val="Subtitle Char"/>
-    <w:basedOn w:val="DefaultParagraphFont"/>
-    <w:link w:val="Subtitle"/>
+  <w:style w:type="character" w:customStyle="1" w:styleId="Sous-titreCar">
+    <w:name w:val="Sous-titre Car"/>
+    <w:basedOn w:val="Policepardfaut"/>
+    <w:link w:val="Sous-titre"/>
     <w:uiPriority w:val="11"/>
     <w:rsid w:val="000B1978"/>
     <w:rPr>
@@ -24342,11 +25257,11 @@
       <w:szCs w:val="28"/>
     </w:rPr>
   </w:style>
-  <w:style w:type="paragraph" w:styleId="Quote">
+  <w:style w:type="paragraph" w:styleId="Citation">
     <w:name w:val="Quote"/>
     <w:basedOn w:val="Normal"/>
     <w:next w:val="Normal"/>
-    <w:link w:val="QuoteChar"/>
+    <w:link w:val="CitationCar"/>
     <w:uiPriority w:val="29"/>
     <w:qFormat/>
     <w:rsid w:val="000B1978"/>
@@ -24360,10 +25275,10 @@
       <w:color w:val="404040" w:themeColor="text1" w:themeTint="BF"/>
     </w:rPr>
   </w:style>
-  <w:style w:type="character" w:customStyle="1" w:styleId="QuoteChar">
-    <w:name w:val="Quote Char"/>
-    <w:basedOn w:val="DefaultParagraphFont"/>
-    <w:link w:val="Quote"/>
+  <w:style w:type="character" w:customStyle="1" w:styleId="CitationCar">
+    <w:name w:val="Citation Car"/>
+    <w:basedOn w:val="Policepardfaut"/>
+    <w:link w:val="Citation"/>
     <w:uiPriority w:val="29"/>
     <w:rsid w:val="000B1978"/>
     <w:rPr>
@@ -24372,7 +25287,7 @@
       <w:color w:val="404040" w:themeColor="text1" w:themeTint="BF"/>
     </w:rPr>
   </w:style>
-  <w:style w:type="paragraph" w:styleId="ListParagraph">
+  <w:style w:type="paragraph" w:styleId="Paragraphedeliste">
     <w:name w:val="List Paragraph"/>
     <w:basedOn w:val="Normal"/>
     <w:uiPriority w:val="34"/>
@@ -24383,9 +25298,9 @@
       <w:contextualSpacing/>
     </w:pPr>
   </w:style>
-  <w:style w:type="character" w:styleId="IntenseEmphasis">
+  <w:style w:type="character" w:styleId="Emphaseintense">
     <w:name w:val="Intense Emphasis"/>
-    <w:basedOn w:val="DefaultParagraphFont"/>
+    <w:basedOn w:val="Policepardfaut"/>
     <w:uiPriority w:val="21"/>
     <w:qFormat/>
     <w:rsid w:val="000B1978"/>
@@ -24395,11 +25310,11 @@
       <w:color w:val="0F4761" w:themeColor="accent1" w:themeShade="BF"/>
     </w:rPr>
   </w:style>
-  <w:style w:type="paragraph" w:styleId="IntenseQuote">
+  <w:style w:type="paragraph" w:styleId="Citationintense">
     <w:name w:val="Intense Quote"/>
     <w:basedOn w:val="Normal"/>
     <w:next w:val="Normal"/>
-    <w:link w:val="IntenseQuoteChar"/>
+    <w:link w:val="CitationintenseCar"/>
     <w:uiPriority w:val="30"/>
     <w:qFormat/>
     <w:rsid w:val="000B1978"/>
@@ -24418,10 +25333,10 @@
       <w:color w:val="0F4761" w:themeColor="accent1" w:themeShade="BF"/>
     </w:rPr>
   </w:style>
-  <w:style w:type="character" w:customStyle="1" w:styleId="IntenseQuoteChar">
-    <w:name w:val="Intense Quote Char"/>
-    <w:basedOn w:val="DefaultParagraphFont"/>
-    <w:link w:val="IntenseQuote"/>
+  <w:style w:type="character" w:customStyle="1" w:styleId="CitationintenseCar">
+    <w:name w:val="Citation intense Car"/>
+    <w:basedOn w:val="Policepardfaut"/>
+    <w:link w:val="Citationintense"/>
     <w:uiPriority w:val="30"/>
     <w:rsid w:val="000B1978"/>
     <w:rPr>
@@ -24430,9 +25345,9 @@
       <w:color w:val="0F4761" w:themeColor="accent1" w:themeShade="BF"/>
     </w:rPr>
   </w:style>
-  <w:style w:type="character" w:styleId="IntenseReference">
+  <w:style w:type="character" w:styleId="Rfrenceintense">
     <w:name w:val="Intense Reference"/>
-    <w:basedOn w:val="DefaultParagraphFont"/>
+    <w:basedOn w:val="Policepardfaut"/>
     <w:uiPriority w:val="32"/>
     <w:qFormat/>
     <w:rsid w:val="000B1978"/>
@@ -24470,9 +25385,9 @@
       <w14:ligatures w14:val="none"/>
     </w:rPr>
   </w:style>
-  <w:style w:type="character" w:styleId="Strong">
+  <w:style w:type="character" w:styleId="lev">
     <w:name w:val="Strong"/>
-    <w:basedOn w:val="DefaultParagraphFont"/>
+    <w:basedOn w:val="Policepardfaut"/>
     <w:uiPriority w:val="22"/>
     <w:qFormat/>
     <w:rsid w:val="000B1978"/>
@@ -24481,9 +25396,9 @@
       <w:bCs/>
     </w:rPr>
   </w:style>
-  <w:style w:type="character" w:styleId="Hyperlink">
+  <w:style w:type="character" w:styleId="Lienhypertexte">
     <w:name w:val="Hyperlink"/>
-    <w:basedOn w:val="DefaultParagraphFont"/>
+    <w:basedOn w:val="Policepardfaut"/>
     <w:uiPriority w:val="99"/>
     <w:unhideWhenUsed/>
     <w:rsid w:val="000B1978"/>
@@ -24492,9 +25407,9 @@
       <w:u w:val="single"/>
     </w:rPr>
   </w:style>
-  <w:style w:type="character" w:styleId="FollowedHyperlink">
+  <w:style w:type="character" w:styleId="Lienhypertextesuivivisit">
     <w:name w:val="FollowedHyperlink"/>
-    <w:basedOn w:val="DefaultParagraphFont"/>
+    <w:basedOn w:val="Policepardfaut"/>
     <w:uiPriority w:val="99"/>
     <w:semiHidden/>
     <w:unhideWhenUsed/>
@@ -24504,9 +25419,9 @@
       <w:u w:val="single"/>
     </w:rPr>
   </w:style>
-  <w:style w:type="character" w:styleId="HTMLCode">
+  <w:style w:type="character" w:styleId="CodeHTML">
     <w:name w:val="HTML Code"/>
-    <w:basedOn w:val="DefaultParagraphFont"/>
+    <w:basedOn w:val="Policepardfaut"/>
     <w:uiPriority w:val="99"/>
     <w:semiHidden/>
     <w:unhideWhenUsed/>
@@ -24519,13 +25434,13 @@
   </w:style>
   <w:style w:type="character" w:customStyle="1" w:styleId="d813de27">
     <w:name w:val="d813de27"/>
-    <w:basedOn w:val="DefaultParagraphFont"/>
+    <w:basedOn w:val="Policepardfaut"/>
     <w:rsid w:val="000B1978"/>
   </w:style>
-  <w:style w:type="paragraph" w:styleId="HTMLPreformatted">
+  <w:style w:type="paragraph" w:styleId="PrformatHTML">
     <w:name w:val="HTML Preformatted"/>
     <w:basedOn w:val="Normal"/>
-    <w:link w:val="HTMLPreformattedChar"/>
+    <w:link w:val="PrformatHTMLCar"/>
     <w:uiPriority w:val="99"/>
     <w:semiHidden/>
     <w:unhideWhenUsed/>
@@ -24559,10 +25474,10 @@
       <w14:ligatures w14:val="none"/>
     </w:rPr>
   </w:style>
-  <w:style w:type="character" w:customStyle="1" w:styleId="HTMLPreformattedChar">
-    <w:name w:val="HTML Preformatted Char"/>
-    <w:basedOn w:val="DefaultParagraphFont"/>
-    <w:link w:val="HTMLPreformatted"/>
+  <w:style w:type="character" w:customStyle="1" w:styleId="PrformatHTMLCar">
+    <w:name w:val="Préformaté HTML Car"/>
+    <w:basedOn w:val="Policepardfaut"/>
+    <w:link w:val="PrformatHTML"/>
     <w:uiPriority w:val="99"/>
     <w:semiHidden/>
     <w:rsid w:val="000B1978"/>
@@ -24574,9 +25489,9 @@
       <w14:ligatures w14:val="none"/>
     </w:rPr>
   </w:style>
-  <w:style w:type="character" w:styleId="UnresolvedMention">
+  <w:style w:type="character" w:customStyle="1" w:styleId="UnresolvedMention">
     <w:name w:val="Unresolved Mention"/>
-    <w:basedOn w:val="DefaultParagraphFont"/>
+    <w:basedOn w:val="Policepardfaut"/>
     <w:uiPriority w:val="99"/>
     <w:semiHidden/>
     <w:unhideWhenUsed/>
@@ -24586,9 +25501,9 @@
       <w:shd w:val="clear" w:color="auto" w:fill="E1DFDD"/>
     </w:rPr>
   </w:style>
-  <w:style w:type="table" w:styleId="TableGrid">
+  <w:style w:type="table" w:styleId="Grilledutableau">
     <w:name w:val="Table Grid"/>
-    <w:basedOn w:val="TableNormal"/>
+    <w:basedOn w:val="TableauNormal"/>
     <w:uiPriority w:val="39"/>
     <w:rsid w:val="000B1978"/>
     <w:pPr>
@@ -24605,9 +25520,9 @@
       </w:tblBorders>
     </w:tblPr>
   </w:style>
-  <w:style w:type="table" w:styleId="PlainTable1">
+  <w:style w:type="table" w:styleId="Tableausimple1">
     <w:name w:val="Plain Table 1"/>
-    <w:basedOn w:val="TableNormal"/>
+    <w:basedOn w:val="TableauNormal"/>
     <w:uiPriority w:val="41"/>
     <w:rsid w:val="0033441C"/>
     <w:pPr>
@@ -24668,9 +25583,9 @@
       </w:tcPr>
     </w:tblStylePr>
   </w:style>
-  <w:style w:type="paragraph" w:styleId="TOCHeading">
+  <w:style w:type="paragraph" w:styleId="En-ttedetabledesmatires">
     <w:name w:val="TOC Heading"/>
-    <w:basedOn w:val="Heading1"/>
+    <w:basedOn w:val="Titre1"/>
     <w:next w:val="Normal"/>
     <w:uiPriority w:val="39"/>
     <w:unhideWhenUsed/>
@@ -24687,7 +25602,7 @@
       <w14:ligatures w14:val="none"/>
     </w:rPr>
   </w:style>
-  <w:style w:type="paragraph" w:styleId="TOC2">
+  <w:style w:type="paragraph" w:styleId="TM2">
     <w:name w:val="toc 2"/>
     <w:basedOn w:val="Normal"/>
     <w:next w:val="Normal"/>
@@ -24707,7 +25622,7 @@
       <w14:ligatures w14:val="none"/>
     </w:rPr>
   </w:style>
-  <w:style w:type="paragraph" w:styleId="TOC1">
+  <w:style w:type="paragraph" w:styleId="TM1">
     <w:name w:val="toc 1"/>
     <w:basedOn w:val="Normal"/>
     <w:next w:val="Normal"/>
@@ -24726,7 +25641,7 @@
       <w14:ligatures w14:val="none"/>
     </w:rPr>
   </w:style>
-  <w:style w:type="paragraph" w:styleId="TOC3">
+  <w:style w:type="paragraph" w:styleId="TM3">
     <w:name w:val="toc 3"/>
     <w:basedOn w:val="Normal"/>
     <w:next w:val="Normal"/>
@@ -25069,7 +25984,7 @@
 </file>
 
 <file path=customXml/itemProps1.xml><?xml version="1.0" encoding="utf-8"?>
-<ds:datastoreItem xmlns:ds="http://schemas.openxmlformats.org/officeDocument/2006/customXml" ds:itemID="{953DD2CC-1B96-4C7D-A56C-D55BA6D36A31}">
+<ds:datastoreItem xmlns:ds="http://schemas.openxmlformats.org/officeDocument/2006/customXml" ds:itemID="{BFC31C7B-0862-4523-89E7-9325F4D7DB5F}">
   <ds:schemaRefs>
     <ds:schemaRef ds:uri="http://schemas.openxmlformats.org/officeDocument/2006/bibliography"/>
   </ds:schemaRefs>

--- a/Final Report Group 5/Final report Group 5.docx
+++ b/Final Report Group 5/Final report Group 5.docx
@@ -634,7 +634,7 @@
           <w:rFonts w:cs="Times New Roman"/>
         </w:rPr>
       </w:pPr>
-      <w:bookmarkStart w:id="0" w:name="_Toc234018750"/>
+      <w:bookmarkStart w:id="0" w:name="_Toc234054635"/>
       <w:r>
         <w:rPr>
           <w:rFonts w:cs="Times New Roman"/>
@@ -905,7 +905,7 @@
           <w:rFonts w:cs="Times New Roman"/>
         </w:rPr>
       </w:pPr>
-      <w:bookmarkStart w:id="1" w:name="_Toc234018751"/>
+      <w:bookmarkStart w:id="1" w:name="_Toc234054636"/>
       <w:r>
         <w:rPr>
           <w:rFonts w:cs="Times New Roman"/>
@@ -978,7 +978,13 @@
     <w:sdt>
       <w:sdtPr>
         <w:rPr>
+          <w:rFonts w:eastAsiaTheme="minorHAnsi" w:cstheme="minorBidi"/>
+          <w:color w:val="auto"/>
+          <w:kern w:val="2"/>
+          <w:sz w:val="24"/>
+          <w:szCs w:val="24"/>
           <w:lang w:val="fr-FR"/>
+          <w14:ligatures w14:val="standardContextual"/>
         </w:rPr>
         <w:id w:val="1593056295"/>
         <w:docPartObj>
@@ -988,14 +994,8 @@
       </w:sdtPr>
       <w:sdtEndPr>
         <w:rPr>
-          <w:rFonts w:eastAsiaTheme="minorHAnsi" w:cstheme="minorBidi"/>
           <w:b/>
           <w:bCs/>
-          <w:color w:val="auto"/>
-          <w:kern w:val="2"/>
-          <w:sz w:val="24"/>
-          <w:szCs w:val="24"/>
-          <w14:ligatures w14:val="standardContextual"/>
         </w:rPr>
       </w:sdtEndPr>
       <w:sdtContent>
@@ -1045,7 +1045,7 @@
             </w:rPr>
             <w:fldChar w:fldCharType="separate"/>
           </w:r>
-          <w:hyperlink w:anchor="_Toc234018750" w:history="1">
+          <w:hyperlink w:anchor="_Toc234054635" w:history="1">
             <w:r>
               <w:rPr>
                 <w:rStyle w:val="Lienhypertexte"/>
@@ -1072,7 +1072,7 @@
                 <w:noProof/>
                 <w:webHidden/>
               </w:rPr>
-              <w:instrText xml:space="preserve"> PAGEREF _Toc234018750 \h </w:instrText>
+              <w:instrText xml:space="preserve"> PAGEREF _Toc234054635 \h </w:instrText>
             </w:r>
             <w:r>
               <w:rPr>
@@ -1114,7 +1114,7 @@
               <w:noProof/>
             </w:rPr>
           </w:pPr>
-          <w:hyperlink w:anchor="_Toc234018751" w:history="1">
+          <w:hyperlink w:anchor="_Toc234054636" w:history="1">
             <w:r>
               <w:rPr>
                 <w:rStyle w:val="Lienhypertexte"/>
@@ -1141,7 +1141,7 @@
                 <w:noProof/>
                 <w:webHidden/>
               </w:rPr>
-              <w:instrText xml:space="preserve"> PAGEREF _Toc234018751 \h </w:instrText>
+              <w:instrText xml:space="preserve"> PAGEREF _Toc234054636 \h </w:instrText>
             </w:r>
             <w:r>
               <w:rPr>
@@ -1183,7 +1183,7 @@
               <w:noProof/>
             </w:rPr>
           </w:pPr>
-          <w:hyperlink w:anchor="_Toc234018752" w:history="1">
+          <w:hyperlink w:anchor="_Toc234054637" w:history="1">
             <w:r>
               <w:rPr>
                 <w:rStyle w:val="Lienhypertexte"/>
@@ -1210,7 +1210,7 @@
                 <w:noProof/>
                 <w:webHidden/>
               </w:rPr>
-              <w:instrText xml:space="preserve"> PAGEREF _Toc234018752 \h </w:instrText>
+              <w:instrText xml:space="preserve"> PAGEREF _Toc234054637 \h </w:instrText>
             </w:r>
             <w:r>
               <w:rPr>
@@ -1252,7 +1252,7 @@
               <w:noProof/>
             </w:rPr>
           </w:pPr>
-          <w:hyperlink w:anchor="_Toc234018753" w:history="1">
+          <w:hyperlink w:anchor="_Toc234054638" w:history="1">
             <w:r>
               <w:rPr>
                 <w:rStyle w:val="Lienhypertexte"/>
@@ -1279,7 +1279,7 @@
                 <w:noProof/>
                 <w:webHidden/>
               </w:rPr>
-              <w:instrText xml:space="preserve"> PAGEREF _Toc234018753 \h </w:instrText>
+              <w:instrText xml:space="preserve"> PAGEREF _Toc234054638 \h </w:instrText>
             </w:r>
             <w:r>
               <w:rPr>
@@ -1321,7 +1321,7 @@
               <w:noProof/>
             </w:rPr>
           </w:pPr>
-          <w:hyperlink w:anchor="_Toc234018754" w:history="1">
+          <w:hyperlink w:anchor="_Toc234054639" w:history="1">
             <w:r>
               <w:rPr>
                 <w:rStyle w:val="Lienhypertexte"/>
@@ -1348,7 +1348,7 @@
                 <w:noProof/>
                 <w:webHidden/>
               </w:rPr>
-              <w:instrText xml:space="preserve"> PAGEREF _Toc234018754 \h </w:instrText>
+              <w:instrText xml:space="preserve"> PAGEREF _Toc234054639 \h </w:instrText>
             </w:r>
             <w:r>
               <w:rPr>
@@ -1390,7 +1390,7 @@
               <w:noProof/>
             </w:rPr>
           </w:pPr>
-          <w:hyperlink w:anchor="_Toc234018755" w:history="1">
+          <w:hyperlink w:anchor="_Toc234054640" w:history="1">
             <w:r>
               <w:rPr>
                 <w:rStyle w:val="Lienhypertexte"/>
@@ -1417,7 +1417,7 @@
                 <w:noProof/>
                 <w:webHidden/>
               </w:rPr>
-              <w:instrText xml:space="preserve"> PAGEREF _Toc234018755 \h </w:instrText>
+              <w:instrText xml:space="preserve"> PAGEREF _Toc234054640 \h </w:instrText>
             </w:r>
             <w:r>
               <w:rPr>
@@ -1459,7 +1459,7 @@
               <w:noProof/>
             </w:rPr>
           </w:pPr>
-          <w:hyperlink w:anchor="_Toc234018756" w:history="1">
+          <w:hyperlink w:anchor="_Toc234054641" w:history="1">
             <w:r>
               <w:rPr>
                 <w:rStyle w:val="Lienhypertexte"/>
@@ -1486,7 +1486,7 @@
                 <w:noProof/>
                 <w:webHidden/>
               </w:rPr>
-              <w:instrText xml:space="preserve"> PAGEREF _Toc234018756 \h </w:instrText>
+              <w:instrText xml:space="preserve"> PAGEREF _Toc234054641 \h </w:instrText>
             </w:r>
             <w:r>
               <w:rPr>
@@ -1528,7 +1528,7 @@
               <w:noProof/>
             </w:rPr>
           </w:pPr>
-          <w:hyperlink w:anchor="_Toc234018757" w:history="1">
+          <w:hyperlink w:anchor="_Toc234054642" w:history="1">
             <w:r>
               <w:rPr>
                 <w:rStyle w:val="Lienhypertexte"/>
@@ -1555,7 +1555,7 @@
                 <w:noProof/>
                 <w:webHidden/>
               </w:rPr>
-              <w:instrText xml:space="preserve"> PAGEREF _Toc234018757 \h </w:instrText>
+              <w:instrText xml:space="preserve"> PAGEREF _Toc234054642 \h </w:instrText>
             </w:r>
             <w:r>
               <w:rPr>
@@ -1597,7 +1597,7 @@
               <w:noProof/>
             </w:rPr>
           </w:pPr>
-          <w:hyperlink w:anchor="_Toc234018758" w:history="1">
+          <w:hyperlink w:anchor="_Toc234054643" w:history="1">
             <w:r>
               <w:rPr>
                 <w:rStyle w:val="Lienhypertexte"/>
@@ -1624,7 +1624,7 @@
                 <w:noProof/>
                 <w:webHidden/>
               </w:rPr>
-              <w:instrText xml:space="preserve"> PAGEREF _Toc234018758 \h </w:instrText>
+              <w:instrText xml:space="preserve"> PAGEREF _Toc234054643 \h </w:instrText>
             </w:r>
             <w:r>
               <w:rPr>
@@ -1666,7 +1666,7 @@
               <w:noProof/>
             </w:rPr>
           </w:pPr>
-          <w:hyperlink w:anchor="_Toc234018759" w:history="1">
+          <w:hyperlink w:anchor="_Toc234054644" w:history="1">
             <w:r>
               <w:rPr>
                 <w:rStyle w:val="Lienhypertexte"/>
@@ -1693,7 +1693,7 @@
                 <w:noProof/>
                 <w:webHidden/>
               </w:rPr>
-              <w:instrText xml:space="preserve"> PAGEREF _Toc234018759 \h </w:instrText>
+              <w:instrText xml:space="preserve"> PAGEREF _Toc234054644 \h </w:instrText>
             </w:r>
             <w:r>
               <w:rPr>
@@ -1735,7 +1735,7 @@
               <w:noProof/>
             </w:rPr>
           </w:pPr>
-          <w:hyperlink w:anchor="_Toc234018760" w:history="1">
+          <w:hyperlink w:anchor="_Toc234054645" w:history="1">
             <w:r>
               <w:rPr>
                 <w:rStyle w:val="Lienhypertexte"/>
@@ -1762,7 +1762,7 @@
                 <w:noProof/>
                 <w:webHidden/>
               </w:rPr>
-              <w:instrText xml:space="preserve"> PAGEREF _Toc234018760 \h </w:instrText>
+              <w:instrText xml:space="preserve"> PAGEREF _Toc234054645 \h </w:instrText>
             </w:r>
             <w:r>
               <w:rPr>
@@ -1804,7 +1804,7 @@
               <w:noProof/>
             </w:rPr>
           </w:pPr>
-          <w:hyperlink w:anchor="_Toc234018761" w:history="1">
+          <w:hyperlink w:anchor="_Toc234054646" w:history="1">
             <w:r>
               <w:rPr>
                 <w:rStyle w:val="Lienhypertexte"/>
@@ -1831,7 +1831,7 @@
                 <w:noProof/>
                 <w:webHidden/>
               </w:rPr>
-              <w:instrText xml:space="preserve"> PAGEREF _Toc234018761 \h </w:instrText>
+              <w:instrText xml:space="preserve"> PAGEREF _Toc234054646 \h </w:instrText>
             </w:r>
             <w:r>
               <w:rPr>
@@ -1873,7 +1873,7 @@
               <w:noProof/>
             </w:rPr>
           </w:pPr>
-          <w:hyperlink w:anchor="_Toc234018762" w:history="1">
+          <w:hyperlink w:anchor="_Toc234054647" w:history="1">
             <w:r>
               <w:rPr>
                 <w:rStyle w:val="Lienhypertexte"/>
@@ -1900,7 +1900,7 @@
                 <w:noProof/>
                 <w:webHidden/>
               </w:rPr>
-              <w:instrText xml:space="preserve"> PAGEREF _Toc234018762 \h </w:instrText>
+              <w:instrText xml:space="preserve"> PAGEREF _Toc234054647 \h </w:instrText>
             </w:r>
             <w:r>
               <w:rPr>
@@ -1942,7 +1942,7 @@
               <w:noProof/>
             </w:rPr>
           </w:pPr>
-          <w:hyperlink w:anchor="_Toc234018763" w:history="1">
+          <w:hyperlink w:anchor="_Toc234054648" w:history="1">
             <w:r>
               <w:rPr>
                 <w:rStyle w:val="Lienhypertexte"/>
@@ -1969,7 +1969,7 @@
                 <w:noProof/>
                 <w:webHidden/>
               </w:rPr>
-              <w:instrText xml:space="preserve"> PAGEREF _Toc234018763 \h </w:instrText>
+              <w:instrText xml:space="preserve"> PAGEREF _Toc234054648 \h </w:instrText>
             </w:r>
             <w:r>
               <w:rPr>
@@ -2011,7 +2011,7 @@
               <w:noProof/>
             </w:rPr>
           </w:pPr>
-          <w:hyperlink w:anchor="_Toc234018764" w:history="1">
+          <w:hyperlink w:anchor="_Toc234054649" w:history="1">
             <w:r>
               <w:rPr>
                 <w:rStyle w:val="Lienhypertexte"/>
@@ -2038,7 +2038,7 @@
                 <w:noProof/>
                 <w:webHidden/>
               </w:rPr>
-              <w:instrText xml:space="preserve"> PAGEREF _Toc234018764 \h </w:instrText>
+              <w:instrText xml:space="preserve"> PAGEREF _Toc234054649 \h </w:instrText>
             </w:r>
             <w:r>
               <w:rPr>
@@ -2080,7 +2080,7 @@
               <w:noProof/>
             </w:rPr>
           </w:pPr>
-          <w:hyperlink w:anchor="_Toc234018765" w:history="1">
+          <w:hyperlink w:anchor="_Toc234054650" w:history="1">
             <w:r>
               <w:rPr>
                 <w:rStyle w:val="Lienhypertexte"/>
@@ -2107,7 +2107,7 @@
                 <w:noProof/>
                 <w:webHidden/>
               </w:rPr>
-              <w:instrText xml:space="preserve"> PAGEREF _Toc234018765 \h </w:instrText>
+              <w:instrText xml:space="preserve"> PAGEREF _Toc234054650 \h </w:instrText>
             </w:r>
             <w:r>
               <w:rPr>
@@ -2149,7 +2149,7 @@
               <w:noProof/>
             </w:rPr>
           </w:pPr>
-          <w:hyperlink w:anchor="_Toc234018766" w:history="1">
+          <w:hyperlink w:anchor="_Toc234054651" w:history="1">
             <w:r>
               <w:rPr>
                 <w:rStyle w:val="Lienhypertexte"/>
@@ -2176,7 +2176,7 @@
                 <w:noProof/>
                 <w:webHidden/>
               </w:rPr>
-              <w:instrText xml:space="preserve"> PAGEREF _Toc234018766 \h </w:instrText>
+              <w:instrText xml:space="preserve"> PAGEREF _Toc234054651 \h </w:instrText>
             </w:r>
             <w:r>
               <w:rPr>
@@ -2218,7 +2218,7 @@
               <w:noProof/>
             </w:rPr>
           </w:pPr>
-          <w:hyperlink w:anchor="_Toc234018767" w:history="1">
+          <w:hyperlink w:anchor="_Toc234054652" w:history="1">
             <w:r>
               <w:rPr>
                 <w:rStyle w:val="Lienhypertexte"/>
@@ -2245,7 +2245,7 @@
                 <w:noProof/>
                 <w:webHidden/>
               </w:rPr>
-              <w:instrText xml:space="preserve"> PAGEREF _Toc234018767 \h </w:instrText>
+              <w:instrText xml:space="preserve"> PAGEREF _Toc234054652 \h </w:instrText>
             </w:r>
             <w:r>
               <w:rPr>
@@ -2287,7 +2287,7 @@
               <w:noProof/>
             </w:rPr>
           </w:pPr>
-          <w:hyperlink w:anchor="_Toc234018768" w:history="1">
+          <w:hyperlink w:anchor="_Toc234054653" w:history="1">
             <w:r>
               <w:rPr>
                 <w:rStyle w:val="Lienhypertexte"/>
@@ -2314,7 +2314,7 @@
                 <w:noProof/>
                 <w:webHidden/>
               </w:rPr>
-              <w:instrText xml:space="preserve"> PAGEREF _Toc234018768 \h </w:instrText>
+              <w:instrText xml:space="preserve"> PAGEREF _Toc234054653 \h </w:instrText>
             </w:r>
             <w:r>
               <w:rPr>
@@ -2356,7 +2356,7 @@
               <w:noProof/>
             </w:rPr>
           </w:pPr>
-          <w:hyperlink w:anchor="_Toc234018769" w:history="1">
+          <w:hyperlink w:anchor="_Toc234054654" w:history="1">
             <w:r>
               <w:rPr>
                 <w:rStyle w:val="Lienhypertexte"/>
@@ -2383,7 +2383,7 @@
                 <w:noProof/>
                 <w:webHidden/>
               </w:rPr>
-              <w:instrText xml:space="preserve"> PAGEREF _Toc234018769 \h </w:instrText>
+              <w:instrText xml:space="preserve"> PAGEREF _Toc234054654 \h </w:instrText>
             </w:r>
             <w:r>
               <w:rPr>
@@ -2425,7 +2425,7 @@
               <w:noProof/>
             </w:rPr>
           </w:pPr>
-          <w:hyperlink w:anchor="_Toc234018770" w:history="1">
+          <w:hyperlink w:anchor="_Toc234054655" w:history="1">
             <w:r>
               <w:rPr>
                 <w:rStyle w:val="Lienhypertexte"/>
@@ -2452,7 +2452,7 @@
                 <w:noProof/>
                 <w:webHidden/>
               </w:rPr>
-              <w:instrText xml:space="preserve"> PAGEREF _Toc234018770 \h </w:instrText>
+              <w:instrText xml:space="preserve"> PAGEREF _Toc234054655 \h </w:instrText>
             </w:r>
             <w:r>
               <w:rPr>
@@ -2494,7 +2494,7 @@
               <w:noProof/>
             </w:rPr>
           </w:pPr>
-          <w:hyperlink w:anchor="_Toc234018771" w:history="1">
+          <w:hyperlink w:anchor="_Toc234054656" w:history="1">
             <w:r>
               <w:rPr>
                 <w:rStyle w:val="Lienhypertexte"/>
@@ -2521,7 +2521,7 @@
                 <w:noProof/>
                 <w:webHidden/>
               </w:rPr>
-              <w:instrText xml:space="preserve"> PAGEREF _Toc234018771 \h </w:instrText>
+              <w:instrText xml:space="preserve"> PAGEREF _Toc234054656 \h </w:instrText>
             </w:r>
             <w:r>
               <w:rPr>
@@ -2563,7 +2563,7 @@
               <w:noProof/>
             </w:rPr>
           </w:pPr>
-          <w:hyperlink w:anchor="_Toc234018772" w:history="1">
+          <w:hyperlink w:anchor="_Toc234054657" w:history="1">
             <w:r>
               <w:rPr>
                 <w:rStyle w:val="Lienhypertexte"/>
@@ -2590,7 +2590,7 @@
                 <w:noProof/>
                 <w:webHidden/>
               </w:rPr>
-              <w:instrText xml:space="preserve"> PAGEREF _Toc234018772 \h </w:instrText>
+              <w:instrText xml:space="preserve"> PAGEREF _Toc234054657 \h </w:instrText>
             </w:r>
             <w:r>
               <w:rPr>
@@ -2632,7 +2632,7 @@
               <w:noProof/>
             </w:rPr>
           </w:pPr>
-          <w:hyperlink w:anchor="_Toc234018773" w:history="1">
+          <w:hyperlink w:anchor="_Toc234054658" w:history="1">
             <w:r>
               <w:rPr>
                 <w:rStyle w:val="Lienhypertexte"/>
@@ -2659,7 +2659,7 @@
                 <w:noProof/>
                 <w:webHidden/>
               </w:rPr>
-              <w:instrText xml:space="preserve"> PAGEREF _Toc234018773 \h </w:instrText>
+              <w:instrText xml:space="preserve"> PAGEREF _Toc234054658 \h </w:instrText>
             </w:r>
             <w:r>
               <w:rPr>
@@ -2701,7 +2701,7 @@
               <w:noProof/>
             </w:rPr>
           </w:pPr>
-          <w:hyperlink w:anchor="_Toc234018774" w:history="1">
+          <w:hyperlink w:anchor="_Toc234054659" w:history="1">
             <w:r>
               <w:rPr>
                 <w:rStyle w:val="Lienhypertexte"/>
@@ -2728,7 +2728,7 @@
                 <w:noProof/>
                 <w:webHidden/>
               </w:rPr>
-              <w:instrText xml:space="preserve"> PAGEREF _Toc234018774 \h </w:instrText>
+              <w:instrText xml:space="preserve"> PAGEREF _Toc234054659 \h </w:instrText>
             </w:r>
             <w:r>
               <w:rPr>
@@ -2770,7 +2770,7 @@
               <w:noProof/>
             </w:rPr>
           </w:pPr>
-          <w:hyperlink w:anchor="_Toc234018775" w:history="1">
+          <w:hyperlink w:anchor="_Toc234054660" w:history="1">
             <w:r>
               <w:rPr>
                 <w:rStyle w:val="Lienhypertexte"/>
@@ -2797,7 +2797,7 @@
                 <w:noProof/>
                 <w:webHidden/>
               </w:rPr>
-              <w:instrText xml:space="preserve"> PAGEREF _Toc234018775 \h </w:instrText>
+              <w:instrText xml:space="preserve"> PAGEREF _Toc234054660 \h </w:instrText>
             </w:r>
             <w:r>
               <w:rPr>
@@ -2839,7 +2839,7 @@
               <w:noProof/>
             </w:rPr>
           </w:pPr>
-          <w:hyperlink w:anchor="_Toc234018776" w:history="1">
+          <w:hyperlink w:anchor="_Toc234054661" w:history="1">
             <w:r>
               <w:rPr>
                 <w:rStyle w:val="Lienhypertexte"/>
@@ -2866,7 +2866,7 @@
                 <w:noProof/>
                 <w:webHidden/>
               </w:rPr>
-              <w:instrText xml:space="preserve"> PAGEREF _Toc234018776 \h </w:instrText>
+              <w:instrText xml:space="preserve"> PAGEREF _Toc234054661 \h </w:instrText>
             </w:r>
             <w:r>
               <w:rPr>
@@ -2908,7 +2908,7 @@
               <w:noProof/>
             </w:rPr>
           </w:pPr>
-          <w:hyperlink w:anchor="_Toc234018777" w:history="1">
+          <w:hyperlink w:anchor="_Toc234054662" w:history="1">
             <w:r>
               <w:rPr>
                 <w:rStyle w:val="Lienhypertexte"/>
@@ -2935,7 +2935,7 @@
                 <w:noProof/>
                 <w:webHidden/>
               </w:rPr>
-              <w:instrText xml:space="preserve"> PAGEREF _Toc234018777 \h </w:instrText>
+              <w:instrText xml:space="preserve"> PAGEREF _Toc234054662 \h </w:instrText>
             </w:r>
             <w:r>
               <w:rPr>
@@ -2977,7 +2977,7 @@
               <w:noProof/>
             </w:rPr>
           </w:pPr>
-          <w:hyperlink w:anchor="_Toc234018778" w:history="1">
+          <w:hyperlink w:anchor="_Toc234054663" w:history="1">
             <w:r>
               <w:rPr>
                 <w:rStyle w:val="Lienhypertexte"/>
@@ -3006,7 +3006,7 @@
                 <w:noProof/>
                 <w:webHidden/>
               </w:rPr>
-              <w:instrText xml:space="preserve"> PAGEREF _Toc234018778 \h </w:instrText>
+              <w:instrText xml:space="preserve"> PAGEREF _Toc234054663 \h </w:instrText>
             </w:r>
             <w:r>
               <w:rPr>
@@ -3048,7 +3048,7 @@
               <w:noProof/>
             </w:rPr>
           </w:pPr>
-          <w:hyperlink w:anchor="_Toc234018779" w:history="1">
+          <w:hyperlink w:anchor="_Toc234054664" w:history="1">
             <w:r>
               <w:rPr>
                 <w:rStyle w:val="Lienhypertexte"/>
@@ -3075,7 +3075,7 @@
                 <w:noProof/>
                 <w:webHidden/>
               </w:rPr>
-              <w:instrText xml:space="preserve"> PAGEREF _Toc234018779 \h </w:instrText>
+              <w:instrText xml:space="preserve"> PAGEREF _Toc234054664 \h </w:instrText>
             </w:r>
             <w:r>
               <w:rPr>
@@ -3117,7 +3117,7 @@
               <w:noProof/>
             </w:rPr>
           </w:pPr>
-          <w:hyperlink w:anchor="_Toc234018780" w:history="1">
+          <w:hyperlink w:anchor="_Toc234054665" w:history="1">
             <w:r>
               <w:rPr>
                 <w:rStyle w:val="Lienhypertexte"/>
@@ -3144,7 +3144,7 @@
                 <w:noProof/>
                 <w:webHidden/>
               </w:rPr>
-              <w:instrText xml:space="preserve"> PAGEREF _Toc234018780 \h </w:instrText>
+              <w:instrText xml:space="preserve"> PAGEREF _Toc234054665 \h </w:instrText>
             </w:r>
             <w:r>
               <w:rPr>
@@ -3186,7 +3186,7 @@
               <w:noProof/>
             </w:rPr>
           </w:pPr>
-          <w:hyperlink w:anchor="_Toc234018781" w:history="1">
+          <w:hyperlink w:anchor="_Toc234054666" w:history="1">
             <w:r>
               <w:rPr>
                 <w:rStyle w:val="Lienhypertexte"/>
@@ -3213,7 +3213,7 @@
                 <w:noProof/>
                 <w:webHidden/>
               </w:rPr>
-              <w:instrText xml:space="preserve"> PAGEREF _Toc234018781 \h </w:instrText>
+              <w:instrText xml:space="preserve"> PAGEREF _Toc234054666 \h </w:instrText>
             </w:r>
             <w:r>
               <w:rPr>
@@ -3255,7 +3255,7 @@
               <w:noProof/>
             </w:rPr>
           </w:pPr>
-          <w:hyperlink w:anchor="_Toc234018782" w:history="1">
+          <w:hyperlink w:anchor="_Toc234054667" w:history="1">
             <w:r>
               <w:rPr>
                 <w:rStyle w:val="Lienhypertexte"/>
@@ -3282,7 +3282,7 @@
                 <w:noProof/>
                 <w:webHidden/>
               </w:rPr>
-              <w:instrText xml:space="preserve"> PAGEREF _Toc234018782 \h </w:instrText>
+              <w:instrText xml:space="preserve"> PAGEREF _Toc234054667 \h </w:instrText>
             </w:r>
             <w:r>
               <w:rPr>
@@ -3324,7 +3324,7 @@
               <w:noProof/>
             </w:rPr>
           </w:pPr>
-          <w:hyperlink w:anchor="_Toc234018783" w:history="1">
+          <w:hyperlink w:anchor="_Toc234054668" w:history="1">
             <w:r>
               <w:rPr>
                 <w:rStyle w:val="Lienhypertexte"/>
@@ -3351,7 +3351,7 @@
                 <w:noProof/>
                 <w:webHidden/>
               </w:rPr>
-              <w:instrText xml:space="preserve"> PAGEREF _Toc234018783 \h </w:instrText>
+              <w:instrText xml:space="preserve"> PAGEREF _Toc234054668 \h </w:instrText>
             </w:r>
             <w:r>
               <w:rPr>
@@ -3393,7 +3393,7 @@
               <w:noProof/>
             </w:rPr>
           </w:pPr>
-          <w:hyperlink w:anchor="_Toc234018784" w:history="1">
+          <w:hyperlink w:anchor="_Toc234054669" w:history="1">
             <w:r>
               <w:rPr>
                 <w:rStyle w:val="Lienhypertexte"/>
@@ -3420,7 +3420,7 @@
                 <w:noProof/>
                 <w:webHidden/>
               </w:rPr>
-              <w:instrText xml:space="preserve"> PAGEREF _Toc234018784 \h </w:instrText>
+              <w:instrText xml:space="preserve"> PAGEREF _Toc234054669 \h </w:instrText>
             </w:r>
             <w:r>
               <w:rPr>
@@ -3462,7 +3462,7 @@
               <w:noProof/>
             </w:rPr>
           </w:pPr>
-          <w:hyperlink w:anchor="_Toc234018785" w:history="1">
+          <w:hyperlink w:anchor="_Toc234054670" w:history="1">
             <w:r>
               <w:rPr>
                 <w:rStyle w:val="Lienhypertexte"/>
@@ -3489,7 +3489,7 @@
                 <w:noProof/>
                 <w:webHidden/>
               </w:rPr>
-              <w:instrText xml:space="preserve"> PAGEREF _Toc234018785 \h </w:instrText>
+              <w:instrText xml:space="preserve"> PAGEREF _Toc234054670 \h </w:instrText>
             </w:r>
             <w:r>
               <w:rPr>
@@ -3531,7 +3531,7 @@
               <w:noProof/>
             </w:rPr>
           </w:pPr>
-          <w:hyperlink w:anchor="_Toc234018786" w:history="1">
+          <w:hyperlink w:anchor="_Toc234054671" w:history="1">
             <w:r>
               <w:rPr>
                 <w:rStyle w:val="Lienhypertexte"/>
@@ -3558,7 +3558,7 @@
                 <w:noProof/>
                 <w:webHidden/>
               </w:rPr>
-              <w:instrText xml:space="preserve"> PAGEREF _Toc234018786 \h </w:instrText>
+              <w:instrText xml:space="preserve"> PAGEREF _Toc234054671 \h </w:instrText>
             </w:r>
             <w:r>
               <w:rPr>
@@ -3600,7 +3600,7 @@
               <w:noProof/>
             </w:rPr>
           </w:pPr>
-          <w:hyperlink w:anchor="_Toc234018787" w:history="1">
+          <w:hyperlink w:anchor="_Toc234054672" w:history="1">
             <w:r>
               <w:rPr>
                 <w:rStyle w:val="Lienhypertexte"/>
@@ -3627,7 +3627,7 @@
                 <w:noProof/>
                 <w:webHidden/>
               </w:rPr>
-              <w:instrText xml:space="preserve"> PAGEREF _Toc234018787 \h </w:instrText>
+              <w:instrText xml:space="preserve"> PAGEREF _Toc234054672 \h </w:instrText>
             </w:r>
             <w:r>
               <w:rPr>
@@ -3669,7 +3669,7 @@
               <w:noProof/>
             </w:rPr>
           </w:pPr>
-          <w:hyperlink w:anchor="_Toc234018788" w:history="1">
+          <w:hyperlink w:anchor="_Toc234054673" w:history="1">
             <w:r>
               <w:rPr>
                 <w:rStyle w:val="Lienhypertexte"/>
@@ -3696,7 +3696,7 @@
                 <w:noProof/>
                 <w:webHidden/>
               </w:rPr>
-              <w:instrText xml:space="preserve"> PAGEREF _Toc234018788 \h </w:instrText>
+              <w:instrText xml:space="preserve"> PAGEREF _Toc234054673 \h </w:instrText>
             </w:r>
             <w:r>
               <w:rPr>
@@ -3738,7 +3738,7 @@
               <w:noProof/>
             </w:rPr>
           </w:pPr>
-          <w:hyperlink w:anchor="_Toc234018789" w:history="1">
+          <w:hyperlink w:anchor="_Toc234054674" w:history="1">
             <w:r>
               <w:rPr>
                 <w:rStyle w:val="Lienhypertexte"/>
@@ -3765,7 +3765,7 @@
                 <w:noProof/>
                 <w:webHidden/>
               </w:rPr>
-              <w:instrText xml:space="preserve"> PAGEREF _Toc234018789 \h </w:instrText>
+              <w:instrText xml:space="preserve"> PAGEREF _Toc234054674 \h </w:instrText>
             </w:r>
             <w:r>
               <w:rPr>
@@ -3807,7 +3807,7 @@
               <w:noProof/>
             </w:rPr>
           </w:pPr>
-          <w:hyperlink w:anchor="_Toc234018790" w:history="1">
+          <w:hyperlink w:anchor="_Toc234054675" w:history="1">
             <w:r>
               <w:rPr>
                 <w:rStyle w:val="Lienhypertexte"/>
@@ -3834,7 +3834,7 @@
                 <w:noProof/>
                 <w:webHidden/>
               </w:rPr>
-              <w:instrText xml:space="preserve"> PAGEREF _Toc234018790 \h </w:instrText>
+              <w:instrText xml:space="preserve"> PAGEREF _Toc234054675 \h </w:instrText>
             </w:r>
             <w:r>
               <w:rPr>
@@ -3876,7 +3876,7 @@
               <w:noProof/>
             </w:rPr>
           </w:pPr>
-          <w:hyperlink w:anchor="_Toc234018791" w:history="1">
+          <w:hyperlink w:anchor="_Toc234054676" w:history="1">
             <w:r>
               <w:rPr>
                 <w:rStyle w:val="Lienhypertexte"/>
@@ -3903,7 +3903,7 @@
                 <w:noProof/>
                 <w:webHidden/>
               </w:rPr>
-              <w:instrText xml:space="preserve"> PAGEREF _Toc234018791 \h </w:instrText>
+              <w:instrText xml:space="preserve"> PAGEREF _Toc234054676 \h </w:instrText>
             </w:r>
             <w:r>
               <w:rPr>
@@ -3945,7 +3945,7 @@
               <w:noProof/>
             </w:rPr>
           </w:pPr>
-          <w:hyperlink w:anchor="_Toc234018792" w:history="1">
+          <w:hyperlink w:anchor="_Toc234054677" w:history="1">
             <w:r>
               <w:rPr>
                 <w:rStyle w:val="Lienhypertexte"/>
@@ -3972,7 +3972,7 @@
                 <w:noProof/>
                 <w:webHidden/>
               </w:rPr>
-              <w:instrText xml:space="preserve"> PAGEREF _Toc234018792 \h </w:instrText>
+              <w:instrText xml:space="preserve"> PAGEREF _Toc234054677 \h </w:instrText>
             </w:r>
             <w:r>
               <w:rPr>
@@ -4014,7 +4014,7 @@
               <w:noProof/>
             </w:rPr>
           </w:pPr>
-          <w:hyperlink w:anchor="_Toc234018793" w:history="1">
+          <w:hyperlink w:anchor="_Toc234054678" w:history="1">
             <w:r>
               <w:rPr>
                 <w:rStyle w:val="Lienhypertexte"/>
@@ -4041,7 +4041,7 @@
                 <w:noProof/>
                 <w:webHidden/>
               </w:rPr>
-              <w:instrText xml:space="preserve"> PAGEREF _Toc234018793 \h </w:instrText>
+              <w:instrText xml:space="preserve"> PAGEREF _Toc234054678 \h </w:instrText>
             </w:r>
             <w:r>
               <w:rPr>
@@ -4083,7 +4083,7 @@
               <w:noProof/>
             </w:rPr>
           </w:pPr>
-          <w:hyperlink w:anchor="_Toc234018794" w:history="1">
+          <w:hyperlink w:anchor="_Toc234054679" w:history="1">
             <w:r>
               <w:rPr>
                 <w:rStyle w:val="Lienhypertexte"/>
@@ -4110,7 +4110,7 @@
                 <w:noProof/>
                 <w:webHidden/>
               </w:rPr>
-              <w:instrText xml:space="preserve"> PAGEREF _Toc234018794 \h </w:instrText>
+              <w:instrText xml:space="preserve"> PAGEREF _Toc234054679 \h </w:instrText>
             </w:r>
             <w:r>
               <w:rPr>
@@ -4152,7 +4152,7 @@
               <w:noProof/>
             </w:rPr>
           </w:pPr>
-          <w:hyperlink w:anchor="_Toc234018795" w:history="1">
+          <w:hyperlink w:anchor="_Toc234054680" w:history="1">
             <w:r>
               <w:rPr>
                 <w:rStyle w:val="Lienhypertexte"/>
@@ -4179,7 +4179,7 @@
                 <w:noProof/>
                 <w:webHidden/>
               </w:rPr>
-              <w:instrText xml:space="preserve"> PAGEREF _Toc234018795 \h </w:instrText>
+              <w:instrText xml:space="preserve"> PAGEREF _Toc234054680 \h </w:instrText>
             </w:r>
             <w:r>
               <w:rPr>
@@ -4221,7 +4221,7 @@
               <w:noProof/>
             </w:rPr>
           </w:pPr>
-          <w:hyperlink w:anchor="_Toc234018796" w:history="1">
+          <w:hyperlink w:anchor="_Toc234054681" w:history="1">
             <w:r>
               <w:rPr>
                 <w:rStyle w:val="Lienhypertexte"/>
@@ -4248,7 +4248,7 @@
                 <w:noProof/>
                 <w:webHidden/>
               </w:rPr>
-              <w:instrText xml:space="preserve"> PAGEREF _Toc234018796 \h </w:instrText>
+              <w:instrText xml:space="preserve"> PAGEREF _Toc234054681 \h </w:instrText>
             </w:r>
             <w:r>
               <w:rPr>
@@ -4290,7 +4290,7 @@
               <w:noProof/>
             </w:rPr>
           </w:pPr>
-          <w:hyperlink w:anchor="_Toc234018797" w:history="1">
+          <w:hyperlink w:anchor="_Toc234054682" w:history="1">
             <w:r>
               <w:rPr>
                 <w:rStyle w:val="Lienhypertexte"/>
@@ -4317,7 +4317,7 @@
                 <w:noProof/>
                 <w:webHidden/>
               </w:rPr>
-              <w:instrText xml:space="preserve"> PAGEREF _Toc234018797 \h </w:instrText>
+              <w:instrText xml:space="preserve"> PAGEREF _Toc234054682 \h </w:instrText>
             </w:r>
             <w:r>
               <w:rPr>
@@ -4359,7 +4359,7 @@
               <w:noProof/>
             </w:rPr>
           </w:pPr>
-          <w:hyperlink w:anchor="_Toc234018798" w:history="1">
+          <w:hyperlink w:anchor="_Toc234054683" w:history="1">
             <w:r>
               <w:rPr>
                 <w:rStyle w:val="Lienhypertexte"/>
@@ -4386,7 +4386,7 @@
                 <w:noProof/>
                 <w:webHidden/>
               </w:rPr>
-              <w:instrText xml:space="preserve"> PAGEREF _Toc234018798 \h </w:instrText>
+              <w:instrText xml:space="preserve"> PAGEREF _Toc234054683 \h </w:instrText>
             </w:r>
             <w:r>
               <w:rPr>
@@ -4428,7 +4428,7 @@
               <w:noProof/>
             </w:rPr>
           </w:pPr>
-          <w:hyperlink w:anchor="_Toc234018799" w:history="1">
+          <w:hyperlink w:anchor="_Toc234054684" w:history="1">
             <w:r>
               <w:rPr>
                 <w:rStyle w:val="Lienhypertexte"/>
@@ -4455,7 +4455,7 @@
                 <w:noProof/>
                 <w:webHidden/>
               </w:rPr>
-              <w:instrText xml:space="preserve"> PAGEREF _Toc234018799 \h </w:instrText>
+              <w:instrText xml:space="preserve"> PAGEREF _Toc234054684 \h </w:instrText>
             </w:r>
             <w:r>
               <w:rPr>
@@ -4497,7 +4497,7 @@
               <w:noProof/>
             </w:rPr>
           </w:pPr>
-          <w:hyperlink w:anchor="_Toc234018800" w:history="1">
+          <w:hyperlink w:anchor="_Toc234054685" w:history="1">
             <w:r>
               <w:rPr>
                 <w:rStyle w:val="Lienhypertexte"/>
@@ -4524,7 +4524,7 @@
                 <w:noProof/>
                 <w:webHidden/>
               </w:rPr>
-              <w:instrText xml:space="preserve"> PAGEREF _Toc234018800 \h </w:instrText>
+              <w:instrText xml:space="preserve"> PAGEREF _Toc234054685 \h </w:instrText>
             </w:r>
             <w:r>
               <w:rPr>
@@ -4566,7 +4566,7 @@
               <w:noProof/>
             </w:rPr>
           </w:pPr>
-          <w:hyperlink w:anchor="_Toc234018801" w:history="1">
+          <w:hyperlink w:anchor="_Toc234054686" w:history="1">
             <w:r>
               <w:rPr>
                 <w:rStyle w:val="Lienhypertexte"/>
@@ -4593,7 +4593,7 @@
                 <w:noProof/>
                 <w:webHidden/>
               </w:rPr>
-              <w:instrText xml:space="preserve"> PAGEREF _Toc234018801 \h </w:instrText>
+              <w:instrText xml:space="preserve"> PAGEREF _Toc234054686 \h </w:instrText>
             </w:r>
             <w:r>
               <w:rPr>
@@ -4635,7 +4635,7 @@
               <w:noProof/>
             </w:rPr>
           </w:pPr>
-          <w:hyperlink w:anchor="_Toc234018802" w:history="1">
+          <w:hyperlink w:anchor="_Toc234054687" w:history="1">
             <w:r>
               <w:rPr>
                 <w:rStyle w:val="Lienhypertexte"/>
@@ -4662,7 +4662,7 @@
                 <w:noProof/>
                 <w:webHidden/>
               </w:rPr>
-              <w:instrText xml:space="preserve"> PAGEREF _Toc234018802 \h </w:instrText>
+              <w:instrText xml:space="preserve"> PAGEREF _Toc234054687 \h </w:instrText>
             </w:r>
             <w:r>
               <w:rPr>
@@ -4704,7 +4704,7 @@
               <w:noProof/>
             </w:rPr>
           </w:pPr>
-          <w:hyperlink w:anchor="_Toc234018803" w:history="1">
+          <w:hyperlink w:anchor="_Toc234054688" w:history="1">
             <w:r>
               <w:rPr>
                 <w:rStyle w:val="Lienhypertexte"/>
@@ -4731,7 +4731,7 @@
                 <w:noProof/>
                 <w:webHidden/>
               </w:rPr>
-              <w:instrText xml:space="preserve"> PAGEREF _Toc234018803 \h </w:instrText>
+              <w:instrText xml:space="preserve"> PAGEREF _Toc234054688 \h </w:instrText>
             </w:r>
             <w:r>
               <w:rPr>
@@ -4773,7 +4773,7 @@
               <w:noProof/>
             </w:rPr>
           </w:pPr>
-          <w:hyperlink w:anchor="_Toc234018804" w:history="1">
+          <w:hyperlink w:anchor="_Toc234054689" w:history="1">
             <w:r>
               <w:rPr>
                 <w:rStyle w:val="Lienhypertexte"/>
@@ -4800,7 +4800,7 @@
                 <w:noProof/>
                 <w:webHidden/>
               </w:rPr>
-              <w:instrText xml:space="preserve"> PAGEREF _Toc234018804 \h </w:instrText>
+              <w:instrText xml:space="preserve"> PAGEREF _Toc234054689 \h </w:instrText>
             </w:r>
             <w:r>
               <w:rPr>
@@ -4842,7 +4842,7 @@
               <w:noProof/>
             </w:rPr>
           </w:pPr>
-          <w:hyperlink w:anchor="_Toc234018805" w:history="1">
+          <w:hyperlink w:anchor="_Toc234054690" w:history="1">
             <w:r>
               <w:rPr>
                 <w:rStyle w:val="Lienhypertexte"/>
@@ -4869,7 +4869,7 @@
                 <w:noProof/>
                 <w:webHidden/>
               </w:rPr>
-              <w:instrText xml:space="preserve"> PAGEREF _Toc234018805 \h </w:instrText>
+              <w:instrText xml:space="preserve"> PAGEREF _Toc234054690 \h </w:instrText>
             </w:r>
             <w:r>
               <w:rPr>
@@ -4911,7 +4911,7 @@
               <w:noProof/>
             </w:rPr>
           </w:pPr>
-          <w:hyperlink w:anchor="_Toc234018806" w:history="1">
+          <w:hyperlink w:anchor="_Toc234054691" w:history="1">
             <w:r>
               <w:rPr>
                 <w:rStyle w:val="Lienhypertexte"/>
@@ -4938,7 +4938,7 @@
                 <w:noProof/>
                 <w:webHidden/>
               </w:rPr>
-              <w:instrText xml:space="preserve"> PAGEREF _Toc234018806 \h </w:instrText>
+              <w:instrText xml:space="preserve"> PAGEREF _Toc234054691 \h </w:instrText>
             </w:r>
             <w:r>
               <w:rPr>
@@ -4980,7 +4980,7 @@
               <w:noProof/>
             </w:rPr>
           </w:pPr>
-          <w:hyperlink w:anchor="_Toc234018807" w:history="1">
+          <w:hyperlink w:anchor="_Toc234054692" w:history="1">
             <w:r>
               <w:rPr>
                 <w:rStyle w:val="Lienhypertexte"/>
@@ -5007,7 +5007,7 @@
                 <w:noProof/>
                 <w:webHidden/>
               </w:rPr>
-              <w:instrText xml:space="preserve"> PAGEREF _Toc234018807 \h </w:instrText>
+              <w:instrText xml:space="preserve"> PAGEREF _Toc234054692 \h </w:instrText>
             </w:r>
             <w:r>
               <w:rPr>
@@ -5049,7 +5049,7 @@
               <w:noProof/>
             </w:rPr>
           </w:pPr>
-          <w:hyperlink w:anchor="_Toc234018808" w:history="1">
+          <w:hyperlink w:anchor="_Toc234054693" w:history="1">
             <w:r>
               <w:rPr>
                 <w:rStyle w:val="Lienhypertexte"/>
@@ -5076,7 +5076,7 @@
                 <w:noProof/>
                 <w:webHidden/>
               </w:rPr>
-              <w:instrText xml:space="preserve"> PAGEREF _Toc234018808 \h </w:instrText>
+              <w:instrText xml:space="preserve"> PAGEREF _Toc234054693 \h </w:instrText>
             </w:r>
             <w:r>
               <w:rPr>
@@ -5118,7 +5118,7 @@
               <w:noProof/>
             </w:rPr>
           </w:pPr>
-          <w:hyperlink w:anchor="_Toc234018809" w:history="1">
+          <w:hyperlink w:anchor="_Toc234054694" w:history="1">
             <w:r>
               <w:rPr>
                 <w:rStyle w:val="Lienhypertexte"/>
@@ -5145,7 +5145,7 @@
                 <w:noProof/>
                 <w:webHidden/>
               </w:rPr>
-              <w:instrText xml:space="preserve"> PAGEREF _Toc234018809 \h </w:instrText>
+              <w:instrText xml:space="preserve"> PAGEREF _Toc234054694 \h </w:instrText>
             </w:r>
             <w:r>
               <w:rPr>
@@ -5187,7 +5187,7 @@
               <w:noProof/>
             </w:rPr>
           </w:pPr>
-          <w:hyperlink w:anchor="_Toc234018810" w:history="1">
+          <w:hyperlink w:anchor="_Toc234054695" w:history="1">
             <w:r>
               <w:rPr>
                 <w:rStyle w:val="Lienhypertexte"/>
@@ -5214,7 +5214,7 @@
                 <w:noProof/>
                 <w:webHidden/>
               </w:rPr>
-              <w:instrText xml:space="preserve"> PAGEREF _Toc234018810 \h </w:instrText>
+              <w:instrText xml:space="preserve"> PAGEREF _Toc234054695 \h </w:instrText>
             </w:r>
             <w:r>
               <w:rPr>
@@ -5256,7 +5256,7 @@
               <w:noProof/>
             </w:rPr>
           </w:pPr>
-          <w:hyperlink w:anchor="_Toc234018811" w:history="1">
+          <w:hyperlink w:anchor="_Toc234054696" w:history="1">
             <w:r>
               <w:rPr>
                 <w:rStyle w:val="Lienhypertexte"/>
@@ -5283,7 +5283,7 @@
                 <w:noProof/>
                 <w:webHidden/>
               </w:rPr>
-              <w:instrText xml:space="preserve"> PAGEREF _Toc234018811 \h </w:instrText>
+              <w:instrText xml:space="preserve"> PAGEREF _Toc234054696 \h </w:instrText>
             </w:r>
             <w:r>
               <w:rPr>
@@ -5325,7 +5325,7 @@
               <w:noProof/>
             </w:rPr>
           </w:pPr>
-          <w:hyperlink w:anchor="_Toc234018812" w:history="1">
+          <w:hyperlink w:anchor="_Toc234054697" w:history="1">
             <w:r>
               <w:rPr>
                 <w:rStyle w:val="Lienhypertexte"/>
@@ -5352,7 +5352,7 @@
                 <w:noProof/>
                 <w:webHidden/>
               </w:rPr>
-              <w:instrText xml:space="preserve"> PAGEREF _Toc234018812 \h </w:instrText>
+              <w:instrText xml:space="preserve"> PAGEREF _Toc234054697 \h </w:instrText>
             </w:r>
             <w:r>
               <w:rPr>
@@ -5394,7 +5394,7 @@
               <w:noProof/>
             </w:rPr>
           </w:pPr>
-          <w:hyperlink w:anchor="_Toc234018813" w:history="1">
+          <w:hyperlink w:anchor="_Toc234054698" w:history="1">
             <w:r>
               <w:rPr>
                 <w:rStyle w:val="Lienhypertexte"/>
@@ -5421,7 +5421,7 @@
                 <w:noProof/>
                 <w:webHidden/>
               </w:rPr>
-              <w:instrText xml:space="preserve"> PAGEREF _Toc234018813 \h </w:instrText>
+              <w:instrText xml:space="preserve"> PAGEREF _Toc234054698 \h </w:instrText>
             </w:r>
             <w:r>
               <w:rPr>
@@ -5463,7 +5463,7 @@
               <w:noProof/>
             </w:rPr>
           </w:pPr>
-          <w:hyperlink w:anchor="_Toc234018814" w:history="1">
+          <w:hyperlink w:anchor="_Toc234054699" w:history="1">
             <w:r>
               <w:rPr>
                 <w:rStyle w:val="Lienhypertexte"/>
@@ -5490,7 +5490,7 @@
                 <w:noProof/>
                 <w:webHidden/>
               </w:rPr>
-              <w:instrText xml:space="preserve"> PAGEREF _Toc234018814 \h </w:instrText>
+              <w:instrText xml:space="preserve"> PAGEREF _Toc234054699 \h </w:instrText>
             </w:r>
             <w:r>
               <w:rPr>
@@ -5532,7 +5532,7 @@
               <w:noProof/>
             </w:rPr>
           </w:pPr>
-          <w:hyperlink w:anchor="_Toc234018815" w:history="1">
+          <w:hyperlink w:anchor="_Toc234054700" w:history="1">
             <w:r>
               <w:rPr>
                 <w:rStyle w:val="Lienhypertexte"/>
@@ -5559,7 +5559,7 @@
                 <w:noProof/>
                 <w:webHidden/>
               </w:rPr>
-              <w:instrText xml:space="preserve"> PAGEREF _Toc234018815 \h </w:instrText>
+              <w:instrText xml:space="preserve"> PAGEREF _Toc234054700 \h </w:instrText>
             </w:r>
             <w:r>
               <w:rPr>
@@ -5601,7 +5601,7 @@
               <w:noProof/>
             </w:rPr>
           </w:pPr>
-          <w:hyperlink w:anchor="_Toc234018816" w:history="1">
+          <w:hyperlink w:anchor="_Toc234054701" w:history="1">
             <w:r>
               <w:rPr>
                 <w:rStyle w:val="Lienhypertexte"/>
@@ -5628,7 +5628,7 @@
                 <w:noProof/>
                 <w:webHidden/>
               </w:rPr>
-              <w:instrText xml:space="preserve"> PAGEREF _Toc234018816 \h </w:instrText>
+              <w:instrText xml:space="preserve"> PAGEREF _Toc234054701 \h </w:instrText>
             </w:r>
             <w:r>
               <w:rPr>
@@ -5670,7 +5670,7 @@
               <w:noProof/>
             </w:rPr>
           </w:pPr>
-          <w:hyperlink w:anchor="_Toc234018817" w:history="1">
+          <w:hyperlink w:anchor="_Toc234054702" w:history="1">
             <w:r>
               <w:rPr>
                 <w:rStyle w:val="Lienhypertexte"/>
@@ -5697,7 +5697,7 @@
                 <w:noProof/>
                 <w:webHidden/>
               </w:rPr>
-              <w:instrText xml:space="preserve"> PAGEREF _Toc234018817 \h </w:instrText>
+              <w:instrText xml:space="preserve"> PAGEREF _Toc234054702 \h </w:instrText>
             </w:r>
             <w:r>
               <w:rPr>
@@ -5739,7 +5739,7 @@
               <w:noProof/>
             </w:rPr>
           </w:pPr>
-          <w:hyperlink w:anchor="_Toc234018818" w:history="1">
+          <w:hyperlink w:anchor="_Toc234054703" w:history="1">
             <w:r>
               <w:rPr>
                 <w:rStyle w:val="Lienhypertexte"/>
@@ -5766,7 +5766,7 @@
                 <w:noProof/>
                 <w:webHidden/>
               </w:rPr>
-              <w:instrText xml:space="preserve"> PAGEREF _Toc234018818 \h </w:instrText>
+              <w:instrText xml:space="preserve"> PAGEREF _Toc234054703 \h </w:instrText>
             </w:r>
             <w:r>
               <w:rPr>
@@ -5808,7 +5808,7 @@
               <w:noProof/>
             </w:rPr>
           </w:pPr>
-          <w:hyperlink w:anchor="_Toc234018819" w:history="1">
+          <w:hyperlink w:anchor="_Toc234054704" w:history="1">
             <w:r>
               <w:rPr>
                 <w:rStyle w:val="Lienhypertexte"/>
@@ -5816,8 +5816,6 @@
               </w:rPr>
               <w:t>4.14 Database Implementation</w:t>
             </w:r>
-            <w:bookmarkStart w:id="2" w:name="_GoBack"/>
-            <w:bookmarkEnd w:id="2"/>
             <w:r>
               <w:rPr>
                 <w:noProof/>
@@ -5837,7 +5835,7 @@
                 <w:noProof/>
                 <w:webHidden/>
               </w:rPr>
-              <w:instrText xml:space="preserve"> PAGEREF _Toc234018819 \h </w:instrText>
+              <w:instrText xml:space="preserve"> PAGEREF _Toc234054704 \h </w:instrText>
             </w:r>
             <w:r>
               <w:rPr>
@@ -5879,7 +5877,7 @@
               <w:noProof/>
             </w:rPr>
           </w:pPr>
-          <w:hyperlink w:anchor="_Toc234018820" w:history="1">
+          <w:hyperlink w:anchor="_Toc234054705" w:history="1">
             <w:r>
               <w:rPr>
                 <w:rStyle w:val="Lienhypertexte"/>
@@ -5906,7 +5904,7 @@
                 <w:noProof/>
                 <w:webHidden/>
               </w:rPr>
-              <w:instrText xml:space="preserve"> PAGEREF _Toc234018820 \h </w:instrText>
+              <w:instrText xml:space="preserve"> PAGEREF _Toc234054705 \h </w:instrText>
             </w:r>
             <w:r>
               <w:rPr>
@@ -5948,7 +5946,7 @@
               <w:noProof/>
             </w:rPr>
           </w:pPr>
-          <w:hyperlink w:anchor="_Toc234018821" w:history="1">
+          <w:hyperlink w:anchor="_Toc234054706" w:history="1">
             <w:r>
               <w:rPr>
                 <w:rStyle w:val="Lienhypertexte"/>
@@ -5975,7 +5973,7 @@
                 <w:noProof/>
                 <w:webHidden/>
               </w:rPr>
-              <w:instrText xml:space="preserve"> PAGEREF _Toc234018821 \h </w:instrText>
+              <w:instrText xml:space="preserve"> PAGEREF _Toc234054706 \h </w:instrText>
             </w:r>
             <w:r>
               <w:rPr>
@@ -6017,7 +6015,7 @@
               <w:noProof/>
             </w:rPr>
           </w:pPr>
-          <w:hyperlink w:anchor="_Toc234018822" w:history="1">
+          <w:hyperlink w:anchor="_Toc234054707" w:history="1">
             <w:r>
               <w:rPr>
                 <w:rStyle w:val="Lienhypertexte"/>
@@ -6044,7 +6042,7 @@
                 <w:noProof/>
                 <w:webHidden/>
               </w:rPr>
-              <w:instrText xml:space="preserve"> PAGEREF _Toc234018822 \h </w:instrText>
+              <w:instrText xml:space="preserve"> PAGEREF _Toc234054707 \h </w:instrText>
             </w:r>
             <w:r>
               <w:rPr>
@@ -6086,7 +6084,7 @@
               <w:noProof/>
             </w:rPr>
           </w:pPr>
-          <w:hyperlink w:anchor="_Toc234018823" w:history="1">
+          <w:hyperlink w:anchor="_Toc234054708" w:history="1">
             <w:r>
               <w:rPr>
                 <w:rStyle w:val="Lienhypertexte"/>
@@ -6113,7 +6111,7 @@
                 <w:noProof/>
                 <w:webHidden/>
               </w:rPr>
-              <w:instrText xml:space="preserve"> PAGEREF _Toc234018823 \h </w:instrText>
+              <w:instrText xml:space="preserve"> PAGEREF _Toc234054708 \h </w:instrText>
             </w:r>
             <w:r>
               <w:rPr>
@@ -6155,7 +6153,7 @@
               <w:noProof/>
             </w:rPr>
           </w:pPr>
-          <w:hyperlink w:anchor="_Toc234018824" w:history="1">
+          <w:hyperlink w:anchor="_Toc234054709" w:history="1">
             <w:r>
               <w:rPr>
                 <w:rStyle w:val="Lienhypertexte"/>
@@ -6182,7 +6180,7 @@
                 <w:noProof/>
                 <w:webHidden/>
               </w:rPr>
-              <w:instrText xml:space="preserve"> PAGEREF _Toc234018824 \h </w:instrText>
+              <w:instrText xml:space="preserve"> PAGEREF _Toc234054709 \h </w:instrText>
             </w:r>
             <w:r>
               <w:rPr>
@@ -6224,7 +6222,7 @@
               <w:noProof/>
             </w:rPr>
           </w:pPr>
-          <w:hyperlink w:anchor="_Toc234018825" w:history="1">
+          <w:hyperlink w:anchor="_Toc234054710" w:history="1">
             <w:r>
               <w:rPr>
                 <w:rStyle w:val="Lienhypertexte"/>
@@ -6251,7 +6249,7 @@
                 <w:noProof/>
                 <w:webHidden/>
               </w:rPr>
-              <w:instrText xml:space="preserve"> PAGEREF _Toc234018825 \h </w:instrText>
+              <w:instrText xml:space="preserve"> PAGEREF _Toc234054710 \h </w:instrText>
             </w:r>
             <w:r>
               <w:rPr>
@@ -6293,7 +6291,7 @@
               <w:noProof/>
             </w:rPr>
           </w:pPr>
-          <w:hyperlink w:anchor="_Toc234018826" w:history="1">
+          <w:hyperlink w:anchor="_Toc234054711" w:history="1">
             <w:r>
               <w:rPr>
                 <w:rStyle w:val="Lienhypertexte"/>
@@ -6320,7 +6318,7 @@
                 <w:noProof/>
                 <w:webHidden/>
               </w:rPr>
-              <w:instrText xml:space="preserve"> PAGEREF _Toc234018826 \h </w:instrText>
+              <w:instrText xml:space="preserve"> PAGEREF _Toc234054711 \h </w:instrText>
             </w:r>
             <w:r>
               <w:rPr>
@@ -6362,7 +6360,7 @@
               <w:noProof/>
             </w:rPr>
           </w:pPr>
-          <w:hyperlink w:anchor="_Toc234018827" w:history="1">
+          <w:hyperlink w:anchor="_Toc234054712" w:history="1">
             <w:r>
               <w:rPr>
                 <w:rStyle w:val="Lienhypertexte"/>
@@ -6389,7 +6387,7 @@
                 <w:noProof/>
                 <w:webHidden/>
               </w:rPr>
-              <w:instrText xml:space="preserve"> PAGEREF _Toc234018827 \h </w:instrText>
+              <w:instrText xml:space="preserve"> PAGEREF _Toc234054712 \h </w:instrText>
             </w:r>
             <w:r>
               <w:rPr>
@@ -6431,7 +6429,7 @@
               <w:noProof/>
             </w:rPr>
           </w:pPr>
-          <w:hyperlink w:anchor="_Toc234018828" w:history="1">
+          <w:hyperlink w:anchor="_Toc234054713" w:history="1">
             <w:r>
               <w:rPr>
                 <w:rStyle w:val="Lienhypertexte"/>
@@ -6458,7 +6456,7 @@
                 <w:noProof/>
                 <w:webHidden/>
               </w:rPr>
-              <w:instrText xml:space="preserve"> PAGEREF _Toc234018828 \h </w:instrText>
+              <w:instrText xml:space="preserve"> PAGEREF _Toc234054713 \h </w:instrText>
             </w:r>
             <w:r>
               <w:rPr>
@@ -6500,7 +6498,7 @@
               <w:noProof/>
             </w:rPr>
           </w:pPr>
-          <w:hyperlink w:anchor="_Toc234018829" w:history="1">
+          <w:hyperlink w:anchor="_Toc234054714" w:history="1">
             <w:r>
               <w:rPr>
                 <w:rStyle w:val="Lienhypertexte"/>
@@ -6527,7 +6525,7 @@
                 <w:noProof/>
                 <w:webHidden/>
               </w:rPr>
-              <w:instrText xml:space="preserve"> PAGEREF _Toc234018829 \h </w:instrText>
+              <w:instrText xml:space="preserve"> PAGEREF _Toc234054714 \h </w:instrText>
             </w:r>
             <w:r>
               <w:rPr>
@@ -6569,7 +6567,7 @@
               <w:noProof/>
             </w:rPr>
           </w:pPr>
-          <w:hyperlink w:anchor="_Toc234018830" w:history="1">
+          <w:hyperlink w:anchor="_Toc234054715" w:history="1">
             <w:r>
               <w:rPr>
                 <w:rStyle w:val="Lienhypertexte"/>
@@ -6596,7 +6594,7 @@
                 <w:noProof/>
                 <w:webHidden/>
               </w:rPr>
-              <w:instrText xml:space="preserve"> PAGEREF _Toc234018830 \h </w:instrText>
+              <w:instrText xml:space="preserve"> PAGEREF _Toc234054715 \h </w:instrText>
             </w:r>
             <w:r>
               <w:rPr>
@@ -6638,7 +6636,7 @@
               <w:noProof/>
             </w:rPr>
           </w:pPr>
-          <w:hyperlink w:anchor="_Toc234018831" w:history="1">
+          <w:hyperlink w:anchor="_Toc234054716" w:history="1">
             <w:r>
               <w:rPr>
                 <w:rStyle w:val="Lienhypertexte"/>
@@ -6665,7 +6663,7 @@
                 <w:noProof/>
                 <w:webHidden/>
               </w:rPr>
-              <w:instrText xml:space="preserve"> PAGEREF _Toc234018831 \h </w:instrText>
+              <w:instrText xml:space="preserve"> PAGEREF _Toc234054716 \h </w:instrText>
             </w:r>
             <w:r>
               <w:rPr>
@@ -6707,7 +6705,7 @@
               <w:noProof/>
             </w:rPr>
           </w:pPr>
-          <w:hyperlink w:anchor="_Toc234018832" w:history="1">
+          <w:hyperlink w:anchor="_Toc234054717" w:history="1">
             <w:r>
               <w:rPr>
                 <w:rStyle w:val="Lienhypertexte"/>
@@ -6734,7 +6732,7 @@
                 <w:noProof/>
                 <w:webHidden/>
               </w:rPr>
-              <w:instrText xml:space="preserve"> PAGEREF _Toc234018832 \h </w:instrText>
+              <w:instrText xml:space="preserve"> PAGEREF _Toc234054717 \h </w:instrText>
             </w:r>
             <w:r>
               <w:rPr>
@@ -6776,7 +6774,7 @@
               <w:noProof/>
             </w:rPr>
           </w:pPr>
-          <w:hyperlink w:anchor="_Toc234018833" w:history="1">
+          <w:hyperlink w:anchor="_Toc234054718" w:history="1">
             <w:r>
               <w:rPr>
                 <w:rStyle w:val="Lienhypertexte"/>
@@ -6805,7 +6803,7 @@
                 <w:noProof/>
                 <w:webHidden/>
               </w:rPr>
-              <w:instrText xml:space="preserve"> PAGEREF _Toc234018833 \h </w:instrText>
+              <w:instrText xml:space="preserve"> PAGEREF _Toc234054718 \h </w:instrText>
             </w:r>
             <w:r>
               <w:rPr>
@@ -6847,7 +6845,7 @@
               <w:noProof/>
             </w:rPr>
           </w:pPr>
-          <w:hyperlink w:anchor="_Toc234018834" w:history="1">
+          <w:hyperlink w:anchor="_Toc234054719" w:history="1">
             <w:r>
               <w:rPr>
                 <w:rStyle w:val="Lienhypertexte"/>
@@ -6874,7 +6872,7 @@
                 <w:noProof/>
                 <w:webHidden/>
               </w:rPr>
-              <w:instrText xml:space="preserve"> PAGEREF _Toc234018834 \h </w:instrText>
+              <w:instrText xml:space="preserve"> PAGEREF _Toc234054719 \h </w:instrText>
             </w:r>
             <w:r>
               <w:rPr>
@@ -6924,12 +6922,14 @@
       <w:r>
         <w:br w:type="page"/>
       </w:r>
+      <w:bookmarkStart w:id="2" w:name="_GoBack"/>
+      <w:bookmarkEnd w:id="2"/>
     </w:p>
     <w:p>
       <w:pPr>
         <w:pStyle w:val="Titre1"/>
       </w:pPr>
-      <w:bookmarkStart w:id="3" w:name="_Toc234018752"/>
+      <w:bookmarkStart w:id="3" w:name="_Toc234054637"/>
       <w:r>
         <w:lastRenderedPageBreak/>
         <w:t>List of Tables</w:t>
@@ -7397,7 +7397,7 @@
           <w:rFonts w:cs="Times New Roman"/>
         </w:rPr>
       </w:pPr>
-      <w:bookmarkStart w:id="4" w:name="_Toc234018753"/>
+      <w:bookmarkStart w:id="4" w:name="_Toc234054638"/>
       <w:r>
         <w:rPr>
           <w:rFonts w:cs="Times New Roman"/>
@@ -8531,7 +8531,7 @@
           <w:rFonts w:cs="Times New Roman"/>
         </w:rPr>
       </w:pPr>
-      <w:bookmarkStart w:id="5" w:name="_Toc234018754"/>
+      <w:bookmarkStart w:id="5" w:name="_Toc234054639"/>
       <w:r>
         <w:rPr>
           <w:rFonts w:cs="Times New Roman"/>
@@ -9311,7 +9311,7 @@
           <w:rFonts w:cs="Times New Roman"/>
         </w:rPr>
       </w:pPr>
-      <w:bookmarkStart w:id="6" w:name="_Toc234018755"/>
+      <w:bookmarkStart w:id="6" w:name="_Toc234054640"/>
       <w:r>
         <w:rPr>
           <w:rFonts w:cs="Times New Roman"/>
@@ -9328,7 +9328,7 @@
           <w:rFonts w:cs="Times New Roman"/>
         </w:rPr>
       </w:pPr>
-      <w:bookmarkStart w:id="7" w:name="_Toc234018756"/>
+      <w:bookmarkStart w:id="7" w:name="_Toc234054641"/>
       <w:r>
         <w:rPr>
           <w:rFonts w:cs="Times New Roman"/>
@@ -9410,7 +9410,7 @@
           <w:rFonts w:cs="Times New Roman"/>
         </w:rPr>
       </w:pPr>
-      <w:bookmarkStart w:id="8" w:name="_Toc234018757"/>
+      <w:bookmarkStart w:id="8" w:name="_Toc234054642"/>
       <w:r>
         <w:rPr>
           <w:rFonts w:cs="Times New Roman"/>
@@ -9466,7 +9466,7 @@
           <w:rFonts w:cs="Times New Roman"/>
         </w:rPr>
       </w:pPr>
-      <w:bookmarkStart w:id="9" w:name="_Toc234018758"/>
+      <w:bookmarkStart w:id="9" w:name="_Toc234054643"/>
       <w:r>
         <w:rPr>
           <w:rFonts w:cs="Times New Roman"/>
@@ -9482,7 +9482,7 @@
           <w:rFonts w:cs="Times New Roman"/>
         </w:rPr>
       </w:pPr>
-      <w:bookmarkStart w:id="10" w:name="_Toc234018759"/>
+      <w:bookmarkStart w:id="10" w:name="_Toc234054644"/>
       <w:r>
         <w:rPr>
           <w:rFonts w:cs="Times New Roman"/>
@@ -9511,7 +9511,7 @@
           <w:rFonts w:cs="Times New Roman"/>
         </w:rPr>
       </w:pPr>
-      <w:bookmarkStart w:id="11" w:name="_Toc234018760"/>
+      <w:bookmarkStart w:id="11" w:name="_Toc234054645"/>
       <w:r>
         <w:rPr>
           <w:rFonts w:cs="Times New Roman"/>
@@ -9734,7 +9734,7 @@
           <w:rFonts w:cs="Times New Roman"/>
         </w:rPr>
       </w:pPr>
-      <w:bookmarkStart w:id="12" w:name="_Toc234018761"/>
+      <w:bookmarkStart w:id="12" w:name="_Toc234054646"/>
       <w:r>
         <w:rPr>
           <w:rFonts w:cs="Times New Roman"/>
@@ -9962,7 +9962,7 @@
           <w:rFonts w:cs="Times New Roman"/>
         </w:rPr>
       </w:pPr>
-      <w:bookmarkStart w:id="13" w:name="_Toc234018762"/>
+      <w:bookmarkStart w:id="13" w:name="_Toc234054647"/>
       <w:r>
         <w:rPr>
           <w:rFonts w:cs="Times New Roman"/>
@@ -10124,7 +10124,7 @@
           <w:rFonts w:cs="Times New Roman"/>
         </w:rPr>
       </w:pPr>
-      <w:bookmarkStart w:id="14" w:name="_Toc234018763"/>
+      <w:bookmarkStart w:id="14" w:name="_Toc234054648"/>
       <w:r>
         <w:rPr>
           <w:rFonts w:cs="Times New Roman"/>
@@ -10263,7 +10263,7 @@
           <w:rFonts w:cs="Times New Roman"/>
         </w:rPr>
       </w:pPr>
-      <w:bookmarkStart w:id="15" w:name="_Toc234018764"/>
+      <w:bookmarkStart w:id="15" w:name="_Toc234054649"/>
       <w:r>
         <w:rPr>
           <w:rFonts w:cs="Times New Roman"/>
@@ -10415,7 +10415,7 @@
           <w:rFonts w:cs="Times New Roman"/>
         </w:rPr>
       </w:pPr>
-      <w:bookmarkStart w:id="16" w:name="_Toc234018765"/>
+      <w:bookmarkStart w:id="16" w:name="_Toc234054650"/>
       <w:r>
         <w:rPr>
           <w:rFonts w:cs="Times New Roman"/>
@@ -10458,7 +10458,7 @@
           <w:rFonts w:cs="Times New Roman"/>
         </w:rPr>
       </w:pPr>
-      <w:bookmarkStart w:id="17" w:name="_Toc234018766"/>
+      <w:bookmarkStart w:id="17" w:name="_Toc234054651"/>
       <w:r>
         <w:rPr>
           <w:rFonts w:cs="Times New Roman"/>
@@ -10621,7 +10621,7 @@
           <w:rFonts w:cs="Times New Roman"/>
         </w:rPr>
       </w:pPr>
-      <w:bookmarkStart w:id="18" w:name="_Toc234018767"/>
+      <w:bookmarkStart w:id="18" w:name="_Toc234054652"/>
       <w:r>
         <w:rPr>
           <w:rFonts w:cs="Times New Roman"/>
@@ -10657,7 +10657,7 @@
           <w:rFonts w:cs="Times New Roman"/>
         </w:rPr>
       </w:pPr>
-      <w:bookmarkStart w:id="19" w:name="_Toc234018768"/>
+      <w:bookmarkStart w:id="19" w:name="_Toc234054653"/>
       <w:r>
         <w:rPr>
           <w:rFonts w:cs="Times New Roman"/>
@@ -10674,7 +10674,7 @@
           <w:rFonts w:cs="Times New Roman"/>
         </w:rPr>
       </w:pPr>
-      <w:bookmarkStart w:id="20" w:name="_Toc234018769"/>
+      <w:bookmarkStart w:id="20" w:name="_Toc234054654"/>
       <w:r>
         <w:rPr>
           <w:rFonts w:cs="Times New Roman"/>
@@ -10703,7 +10703,7 @@
           <w:rFonts w:cs="Times New Roman"/>
         </w:rPr>
       </w:pPr>
-      <w:bookmarkStart w:id="21" w:name="_Toc234018770"/>
+      <w:bookmarkStart w:id="21" w:name="_Toc234054655"/>
       <w:r>
         <w:rPr>
           <w:rFonts w:cs="Times New Roman"/>
@@ -10784,7 +10784,7 @@
           <w:rFonts w:cs="Times New Roman"/>
         </w:rPr>
       </w:pPr>
-      <w:bookmarkStart w:id="22" w:name="_Toc234018771"/>
+      <w:bookmarkStart w:id="22" w:name="_Toc234054656"/>
       <w:r>
         <w:rPr>
           <w:rFonts w:cs="Times New Roman"/>
@@ -10937,7 +10937,7 @@
           <w:rFonts w:cs="Times New Roman"/>
         </w:rPr>
       </w:pPr>
-      <w:bookmarkStart w:id="23" w:name="_Toc234018772"/>
+      <w:bookmarkStart w:id="23" w:name="_Toc234054657"/>
       <w:r>
         <w:rPr>
           <w:rFonts w:cs="Times New Roman"/>
@@ -11099,7 +11099,7 @@
           <w:rFonts w:cs="Times New Roman"/>
         </w:rPr>
       </w:pPr>
-      <w:bookmarkStart w:id="24" w:name="_Toc234018773"/>
+      <w:bookmarkStart w:id="24" w:name="_Toc234054658"/>
       <w:r>
         <w:rPr>
           <w:rFonts w:cs="Times New Roman"/>
@@ -11174,7 +11174,7 @@
           <w:rFonts w:cs="Times New Roman"/>
         </w:rPr>
       </w:pPr>
-      <w:bookmarkStart w:id="25" w:name="_Toc234018774"/>
+      <w:bookmarkStart w:id="25" w:name="_Toc234054659"/>
       <w:r>
         <w:rPr>
           <w:rFonts w:cs="Times New Roman"/>
@@ -11357,7 +11357,7 @@
           <w:rFonts w:cs="Times New Roman"/>
         </w:rPr>
       </w:pPr>
-      <w:bookmarkStart w:id="26" w:name="_Toc234018775"/>
+      <w:bookmarkStart w:id="26" w:name="_Toc234054660"/>
       <w:r>
         <w:rPr>
           <w:rFonts w:cs="Times New Roman"/>
@@ -11567,7 +11567,7 @@
           <w:rFonts w:cs="Times New Roman"/>
         </w:rPr>
       </w:pPr>
-      <w:bookmarkStart w:id="27" w:name="_Toc234018776"/>
+      <w:bookmarkStart w:id="27" w:name="_Toc234054661"/>
       <w:r>
         <w:rPr>
           <w:rFonts w:cs="Times New Roman"/>
@@ -11609,7 +11609,7 @@
           <w:rFonts w:cs="Times New Roman"/>
         </w:rPr>
       </w:pPr>
-      <w:bookmarkStart w:id="28" w:name="_Toc234018777"/>
+      <w:bookmarkStart w:id="28" w:name="_Toc234054662"/>
       <w:r>
         <w:rPr>
           <w:rFonts w:cs="Times New Roman"/>
@@ -11640,7 +11640,7 @@
           <w:bCs/>
         </w:rPr>
       </w:pPr>
-      <w:bookmarkStart w:id="29" w:name="_Toc234018778"/>
+      <w:bookmarkStart w:id="29" w:name="_Toc234054663"/>
       <w:r>
         <w:rPr>
           <w:rFonts w:cs="Times New Roman"/>
@@ -11659,7 +11659,7 @@
           <w:rFonts w:cs="Times New Roman"/>
         </w:rPr>
       </w:pPr>
-      <w:bookmarkStart w:id="30" w:name="_Toc234018779"/>
+      <w:bookmarkStart w:id="30" w:name="_Toc234054664"/>
       <w:r>
         <w:rPr>
           <w:rFonts w:cs="Times New Roman"/>
@@ -11688,7 +11688,7 @@
           <w:rFonts w:cs="Times New Roman"/>
         </w:rPr>
       </w:pPr>
-      <w:bookmarkStart w:id="31" w:name="_Toc234018780"/>
+      <w:bookmarkStart w:id="31" w:name="_Toc234054665"/>
       <w:r>
         <w:rPr>
           <w:rFonts w:cs="Times New Roman"/>
@@ -12078,7 +12078,7 @@
           <w:rFonts w:cs="Times New Roman"/>
         </w:rPr>
       </w:pPr>
-      <w:bookmarkStart w:id="32" w:name="_Toc234018781"/>
+      <w:bookmarkStart w:id="32" w:name="_Toc234054666"/>
       <w:r>
         <w:rPr>
           <w:rFonts w:cs="Times New Roman"/>
@@ -12395,7 +12395,7 @@
           <w:rFonts w:cs="Times New Roman"/>
         </w:rPr>
       </w:pPr>
-      <w:bookmarkStart w:id="33" w:name="_Toc234018782"/>
+      <w:bookmarkStart w:id="33" w:name="_Toc234054667"/>
       <w:r>
         <w:rPr>
           <w:rFonts w:cs="Times New Roman"/>
@@ -12425,7 +12425,7 @@
           <w:rFonts w:cs="Times New Roman"/>
         </w:rPr>
       </w:pPr>
-      <w:bookmarkStart w:id="34" w:name="_Toc234018783"/>
+      <w:bookmarkStart w:id="34" w:name="_Toc234054668"/>
       <w:r>
         <w:rPr>
           <w:rFonts w:cs="Times New Roman"/>
@@ -12577,7 +12577,7 @@
           <w:rFonts w:cs="Times New Roman"/>
         </w:rPr>
       </w:pPr>
-      <w:bookmarkStart w:id="35" w:name="_Toc234018784"/>
+      <w:bookmarkStart w:id="35" w:name="_Toc234054669"/>
       <w:r>
         <w:rPr>
           <w:rFonts w:cs="Times New Roman"/>
@@ -12792,7 +12792,7 @@
           <w:rFonts w:cs="Times New Roman"/>
         </w:rPr>
       </w:pPr>
-      <w:bookmarkStart w:id="36" w:name="_Toc234018785"/>
+      <w:bookmarkStart w:id="36" w:name="_Toc234054670"/>
       <w:r>
         <w:rPr>
           <w:rFonts w:cs="Times New Roman"/>
@@ -12921,7 +12921,7 @@
           <w:rFonts w:cs="Times New Roman"/>
         </w:rPr>
       </w:pPr>
-      <w:bookmarkStart w:id="37" w:name="_Toc234018786"/>
+      <w:bookmarkStart w:id="37" w:name="_Toc234054671"/>
       <w:r>
         <w:rPr>
           <w:rFonts w:cs="Times New Roman"/>
@@ -13104,7 +13104,7 @@
           <w:rFonts w:cs="Times New Roman"/>
         </w:rPr>
       </w:pPr>
-      <w:bookmarkStart w:id="38" w:name="_Toc234018787"/>
+      <w:bookmarkStart w:id="38" w:name="_Toc234054672"/>
       <w:r>
         <w:rPr>
           <w:rFonts w:cs="Times New Roman"/>
@@ -13217,7 +13217,7 @@
           <w:rFonts w:cs="Times New Roman"/>
         </w:rPr>
       </w:pPr>
-      <w:bookmarkStart w:id="39" w:name="_Toc234018788"/>
+      <w:bookmarkStart w:id="39" w:name="_Toc234054673"/>
       <w:r>
         <w:rPr>
           <w:rFonts w:cs="Times New Roman"/>
@@ -13316,7 +13316,7 @@
           <w:rFonts w:cs="Times New Roman"/>
         </w:rPr>
       </w:pPr>
-      <w:bookmarkStart w:id="40" w:name="_Toc234018789"/>
+      <w:bookmarkStart w:id="40" w:name="_Toc234054674"/>
       <w:r>
         <w:rPr>
           <w:rFonts w:cs="Times New Roman"/>
@@ -13345,7 +13345,7 @@
           <w:rFonts w:cs="Times New Roman"/>
         </w:rPr>
       </w:pPr>
-      <w:bookmarkStart w:id="41" w:name="_Toc234018790"/>
+      <w:bookmarkStart w:id="41" w:name="_Toc234054675"/>
       <w:r>
         <w:rPr>
           <w:rFonts w:cs="Times New Roman"/>
@@ -13407,7 +13407,7 @@
           <w:rFonts w:cs="Times New Roman"/>
         </w:rPr>
       </w:pPr>
-      <w:bookmarkStart w:id="42" w:name="_Toc234018791"/>
+      <w:bookmarkStart w:id="42" w:name="_Toc234054676"/>
       <w:r>
         <w:rPr>
           <w:rFonts w:cs="Times New Roman"/>
@@ -14067,7 +14067,7 @@
           <w:rFonts w:cs="Times New Roman"/>
         </w:rPr>
       </w:pPr>
-      <w:bookmarkStart w:id="43" w:name="_Toc234018792"/>
+      <w:bookmarkStart w:id="43" w:name="_Toc234054677"/>
       <w:r>
         <w:rPr>
           <w:rFonts w:cs="Times New Roman"/>
@@ -14547,7 +14547,7 @@
           <w:rFonts w:cs="Times New Roman"/>
         </w:rPr>
       </w:pPr>
-      <w:bookmarkStart w:id="44" w:name="_Toc234018793"/>
+      <w:bookmarkStart w:id="44" w:name="_Toc234054678"/>
       <w:r>
         <w:rPr>
           <w:rFonts w:cs="Times New Roman"/>
@@ -14789,7 +14789,7 @@
           <w:rFonts w:cs="Times New Roman"/>
         </w:rPr>
       </w:pPr>
-      <w:bookmarkStart w:id="45" w:name="_Toc234018794"/>
+      <w:bookmarkStart w:id="45" w:name="_Toc234054679"/>
       <w:r>
         <w:rPr>
           <w:rFonts w:cs="Times New Roman"/>
@@ -14818,7 +14818,7 @@
           <w:rFonts w:cs="Times New Roman"/>
         </w:rPr>
       </w:pPr>
-      <w:bookmarkStart w:id="46" w:name="_Toc234018795"/>
+      <w:bookmarkStart w:id="46" w:name="_Toc234054680"/>
       <w:r>
         <w:rPr>
           <w:rFonts w:cs="Times New Roman"/>
@@ -14848,7 +14848,7 @@
           <w:rFonts w:cs="Times New Roman"/>
         </w:rPr>
       </w:pPr>
-      <w:bookmarkStart w:id="47" w:name="_Toc234018796"/>
+      <w:bookmarkStart w:id="47" w:name="_Toc234054681"/>
       <w:r>
         <w:rPr>
           <w:rFonts w:cs="Times New Roman"/>
@@ -14997,7 +14997,7 @@
           <w:rFonts w:cs="Times New Roman"/>
         </w:rPr>
       </w:pPr>
-      <w:bookmarkStart w:id="48" w:name="_Toc234018797"/>
+      <w:bookmarkStart w:id="48" w:name="_Toc234054682"/>
       <w:r>
         <w:rPr>
           <w:rFonts w:cs="Times New Roman"/>
@@ -15223,7 +15223,7 @@
           <w:rFonts w:cs="Times New Roman"/>
         </w:rPr>
       </w:pPr>
-      <w:bookmarkStart w:id="49" w:name="_Toc234018798"/>
+      <w:bookmarkStart w:id="49" w:name="_Toc234054683"/>
       <w:r>
         <w:rPr>
           <w:rFonts w:cs="Times New Roman"/>
@@ -15643,7 +15643,7 @@
           <w:rFonts w:cs="Times New Roman"/>
         </w:rPr>
       </w:pPr>
-      <w:bookmarkStart w:id="50" w:name="_Toc234018799"/>
+      <w:bookmarkStart w:id="50" w:name="_Toc234054684"/>
       <w:r>
         <w:rPr>
           <w:rFonts w:cs="Times New Roman"/>
@@ -15880,7 +15880,7 @@
           <w:rFonts w:cs="Times New Roman"/>
         </w:rPr>
       </w:pPr>
-      <w:bookmarkStart w:id="51" w:name="_Toc234018800"/>
+      <w:bookmarkStart w:id="51" w:name="_Toc234054685"/>
       <w:r>
         <w:rPr>
           <w:rFonts w:cs="Times New Roman"/>
@@ -16204,7 +16204,7 @@
           <w:rFonts w:cs="Times New Roman"/>
         </w:rPr>
       </w:pPr>
-      <w:bookmarkStart w:id="52" w:name="_Toc234018801"/>
+      <w:bookmarkStart w:id="52" w:name="_Toc234054686"/>
       <w:r>
         <w:rPr>
           <w:rFonts w:cs="Times New Roman"/>
@@ -16544,7 +16544,7 @@
           <w:rFonts w:cs="Times New Roman"/>
         </w:rPr>
       </w:pPr>
-      <w:bookmarkStart w:id="53" w:name="_Toc234018802"/>
+      <w:bookmarkStart w:id="53" w:name="_Toc234054687"/>
       <w:r>
         <w:rPr>
           <w:rFonts w:cs="Times New Roman"/>
@@ -16800,7 +16800,7 @@
           <w:rFonts w:cs="Times New Roman"/>
         </w:rPr>
       </w:pPr>
-      <w:bookmarkStart w:id="54" w:name="_Toc234018803"/>
+      <w:bookmarkStart w:id="54" w:name="_Toc234054688"/>
       <w:r>
         <w:rPr>
           <w:rFonts w:cs="Times New Roman"/>
@@ -16976,7 +16976,7 @@
           <w:rFonts w:cs="Times New Roman"/>
         </w:rPr>
       </w:pPr>
-      <w:bookmarkStart w:id="55" w:name="_Toc234018804"/>
+      <w:bookmarkStart w:id="55" w:name="_Toc234054689"/>
       <w:r>
         <w:rPr>
           <w:rFonts w:cs="Times New Roman"/>
@@ -17018,7 +17018,7 @@
           <w:rFonts w:cs="Times New Roman"/>
         </w:rPr>
       </w:pPr>
-      <w:bookmarkStart w:id="56" w:name="_Toc234018805"/>
+      <w:bookmarkStart w:id="56" w:name="_Toc234054690"/>
       <w:r>
         <w:rPr>
           <w:rFonts w:cs="Times New Roman"/>
@@ -17075,7 +17075,7 @@
           <w:rFonts w:cs="Times New Roman"/>
         </w:rPr>
       </w:pPr>
-      <w:bookmarkStart w:id="57" w:name="_Toc234018806"/>
+      <w:bookmarkStart w:id="57" w:name="_Toc234054691"/>
       <w:r>
         <w:rPr>
           <w:rFonts w:cs="Times New Roman"/>
@@ -17092,7 +17092,7 @@
           <w:rFonts w:cs="Times New Roman"/>
         </w:rPr>
       </w:pPr>
-      <w:bookmarkStart w:id="58" w:name="_Toc234018807"/>
+      <w:bookmarkStart w:id="58" w:name="_Toc234054692"/>
       <w:r>
         <w:rPr>
           <w:rFonts w:cs="Times New Roman"/>
@@ -17121,7 +17121,7 @@
           <w:rFonts w:cs="Times New Roman"/>
         </w:rPr>
       </w:pPr>
-      <w:bookmarkStart w:id="59" w:name="_Toc234018808"/>
+      <w:bookmarkStart w:id="59" w:name="_Toc234054693"/>
       <w:r>
         <w:rPr>
           <w:rFonts w:cs="Times New Roman"/>
@@ -17989,7 +17989,7 @@
           <w:rFonts w:cs="Times New Roman"/>
         </w:rPr>
       </w:pPr>
-      <w:bookmarkStart w:id="60" w:name="_Toc234018809"/>
+      <w:bookmarkStart w:id="60" w:name="_Toc234054694"/>
       <w:r>
         <w:rPr>
           <w:rFonts w:cs="Times New Roman"/>
@@ -18106,7 +18106,7 @@
           <w:rFonts w:cs="Times New Roman"/>
         </w:rPr>
       </w:pPr>
-      <w:bookmarkStart w:id="61" w:name="_Toc234018810"/>
+      <w:bookmarkStart w:id="61" w:name="_Toc234054695"/>
       <w:r>
         <w:rPr>
           <w:rFonts w:cs="Times New Roman"/>
@@ -18329,7 +18329,7 @@
           <w:rFonts w:cs="Times New Roman"/>
         </w:rPr>
       </w:pPr>
-      <w:bookmarkStart w:id="62" w:name="_Toc234018811"/>
+      <w:bookmarkStart w:id="62" w:name="_Toc234054696"/>
       <w:r>
         <w:rPr>
           <w:rFonts w:cs="Times New Roman"/>
@@ -18569,7 +18569,7 @@
           <w:rFonts w:cs="Times New Roman"/>
         </w:rPr>
       </w:pPr>
-      <w:bookmarkStart w:id="63" w:name="_Toc234018812"/>
+      <w:bookmarkStart w:id="63" w:name="_Toc234054697"/>
       <w:r>
         <w:rPr>
           <w:rFonts w:cs="Times New Roman"/>
@@ -18672,7 +18672,7 @@
           <w:rFonts w:cs="Times New Roman"/>
         </w:rPr>
       </w:pPr>
-      <w:bookmarkStart w:id="64" w:name="_Toc234018813"/>
+      <w:bookmarkStart w:id="64" w:name="_Toc234054698"/>
       <w:r>
         <w:rPr>
           <w:rFonts w:cs="Times New Roman"/>
@@ -18914,7 +18914,7 @@
           <w:rFonts w:cs="Times New Roman"/>
         </w:rPr>
       </w:pPr>
-      <w:bookmarkStart w:id="65" w:name="_Toc234018814"/>
+      <w:bookmarkStart w:id="65" w:name="_Toc234054699"/>
       <w:r>
         <w:rPr>
           <w:rFonts w:cs="Times New Roman"/>
@@ -19265,7 +19265,7 @@
           <w:rFonts w:cs="Times New Roman"/>
         </w:rPr>
       </w:pPr>
-      <w:bookmarkStart w:id="66" w:name="_Toc234018815"/>
+      <w:bookmarkStart w:id="66" w:name="_Toc234054700"/>
       <w:r>
         <w:rPr>
           <w:rFonts w:cs="Times New Roman"/>
@@ -19308,7 +19308,7 @@
           <w:rFonts w:cs="Times New Roman"/>
         </w:rPr>
       </w:pPr>
-      <w:bookmarkStart w:id="67" w:name="_Toc234018816"/>
+      <w:bookmarkStart w:id="67" w:name="_Toc234054701"/>
       <w:r>
         <w:rPr>
           <w:rFonts w:cs="Times New Roman"/>
@@ -19580,7 +19580,7 @@
           <w:rFonts w:cs="Times New Roman"/>
         </w:rPr>
       </w:pPr>
-      <w:bookmarkStart w:id="68" w:name="_Toc234018817"/>
+      <w:bookmarkStart w:id="68" w:name="_Toc234054702"/>
       <w:r>
         <w:rPr>
           <w:rFonts w:cs="Times New Roman"/>
@@ -19767,7 +19767,7 @@
           <w:rFonts w:cs="Times New Roman"/>
         </w:rPr>
       </w:pPr>
-      <w:bookmarkStart w:id="69" w:name="_Toc234018818"/>
+      <w:bookmarkStart w:id="69" w:name="_Toc234054703"/>
       <w:r>
         <w:rPr>
           <w:rFonts w:cs="Times New Roman"/>
@@ -20504,7 +20504,7 @@
           <w:rFonts w:cs="Times New Roman"/>
         </w:rPr>
       </w:pPr>
-      <w:bookmarkStart w:id="70" w:name="_Toc234018819"/>
+      <w:bookmarkStart w:id="70" w:name="_Toc234054704"/>
       <w:r>
         <w:rPr>
           <w:rFonts w:cs="Times New Roman"/>
@@ -20585,7 +20585,7 @@
           <w:rFonts w:cs="Times New Roman"/>
         </w:rPr>
       </w:pPr>
-      <w:bookmarkStart w:id="71" w:name="_Toc234018820"/>
+      <w:bookmarkStart w:id="71" w:name="_Toc234054705"/>
       <w:r>
         <w:rPr>
           <w:rFonts w:cs="Times New Roman"/>
@@ -20627,7 +20627,7 @@
           <w:rFonts w:cs="Times New Roman"/>
         </w:rPr>
       </w:pPr>
-      <w:bookmarkStart w:id="72" w:name="_Toc234018821"/>
+      <w:bookmarkStart w:id="72" w:name="_Toc234054706"/>
       <w:r>
         <w:rPr>
           <w:rFonts w:cs="Times New Roman"/>
@@ -21014,7 +21014,7 @@
           <w:rFonts w:cs="Times New Roman"/>
         </w:rPr>
       </w:pPr>
-      <w:bookmarkStart w:id="73" w:name="_Toc234018822"/>
+      <w:bookmarkStart w:id="73" w:name="_Toc234054707"/>
       <w:r>
         <w:rPr>
           <w:rFonts w:cs="Times New Roman"/>
@@ -21122,7 +21122,7 @@
           <w:rFonts w:cs="Times New Roman"/>
         </w:rPr>
       </w:pPr>
-      <w:bookmarkStart w:id="74" w:name="_Toc234018823"/>
+      <w:bookmarkStart w:id="74" w:name="_Toc234054708"/>
       <w:r>
         <w:rPr>
           <w:rFonts w:cs="Times New Roman"/>
@@ -21464,7 +21464,7 @@
           <w:rFonts w:cs="Times New Roman"/>
         </w:rPr>
       </w:pPr>
-      <w:bookmarkStart w:id="75" w:name="_Toc234018824"/>
+      <w:bookmarkStart w:id="75" w:name="_Toc234054709"/>
       <w:r>
         <w:rPr>
           <w:rFonts w:cs="Times New Roman"/>
@@ -21584,7 +21584,7 @@
           <w:rFonts w:cs="Times New Roman"/>
         </w:rPr>
       </w:pPr>
-      <w:bookmarkStart w:id="76" w:name="_Toc234018825"/>
+      <w:bookmarkStart w:id="76" w:name="_Toc234054710"/>
       <w:r>
         <w:rPr>
           <w:rFonts w:cs="Times New Roman"/>
@@ -21601,7 +21601,7 @@
           <w:rFonts w:cs="Times New Roman"/>
         </w:rPr>
       </w:pPr>
-      <w:bookmarkStart w:id="77" w:name="_Toc234018826"/>
+      <w:bookmarkStart w:id="77" w:name="_Toc234054711"/>
       <w:r>
         <w:rPr>
           <w:rFonts w:cs="Times New Roman"/>
@@ -22154,7 +22154,7 @@
           <w:rFonts w:cs="Times New Roman"/>
         </w:rPr>
       </w:pPr>
-      <w:bookmarkStart w:id="78" w:name="_Toc234018827"/>
+      <w:bookmarkStart w:id="78" w:name="_Toc234054712"/>
       <w:r>
         <w:rPr>
           <w:rFonts w:cs="Times New Roman"/>
@@ -22196,7 +22196,7 @@
           <w:rFonts w:cs="Times New Roman"/>
         </w:rPr>
       </w:pPr>
-      <w:bookmarkStart w:id="79" w:name="_Toc234018828"/>
+      <w:bookmarkStart w:id="79" w:name="_Toc234054713"/>
       <w:r>
         <w:rPr>
           <w:rFonts w:cs="Times New Roman"/>
@@ -22238,7 +22238,7 @@
           <w:rFonts w:cs="Times New Roman"/>
         </w:rPr>
       </w:pPr>
-      <w:bookmarkStart w:id="80" w:name="_Toc234018829"/>
+      <w:bookmarkStart w:id="80" w:name="_Toc234054714"/>
       <w:r>
         <w:rPr>
           <w:rFonts w:cs="Times New Roman"/>
@@ -22400,7 +22400,7 @@
           <w:rFonts w:cs="Times New Roman"/>
         </w:rPr>
       </w:pPr>
-      <w:bookmarkStart w:id="81" w:name="_Toc234018830"/>
+      <w:bookmarkStart w:id="81" w:name="_Toc234054715"/>
       <w:r>
         <w:rPr>
           <w:rFonts w:cs="Times New Roman"/>
@@ -22539,7 +22539,7 @@
           <w:rFonts w:cs="Times New Roman"/>
         </w:rPr>
       </w:pPr>
-      <w:bookmarkStart w:id="82" w:name="_Toc234018831"/>
+      <w:bookmarkStart w:id="82" w:name="_Toc234054716"/>
       <w:r>
         <w:rPr>
           <w:rFonts w:cs="Times New Roman"/>
@@ -22745,7 +22745,7 @@
           <w:rFonts w:cs="Times New Roman"/>
         </w:rPr>
       </w:pPr>
-      <w:bookmarkStart w:id="83" w:name="_Toc234018832"/>
+      <w:bookmarkStart w:id="83" w:name="_Toc234054717"/>
       <w:r>
         <w:rPr>
           <w:rFonts w:cs="Times New Roman"/>
@@ -22797,7 +22797,7 @@
           <w:bCs/>
         </w:rPr>
       </w:pPr>
-      <w:bookmarkStart w:id="84" w:name="_Toc234018833"/>
+      <w:bookmarkStart w:id="84" w:name="_Toc234054718"/>
       <w:r>
         <w:rPr>
           <w:rFonts w:cs="Times New Roman"/>
@@ -22904,6 +22904,7 @@
       <w:pPr>
         <w:rPr>
           <w:rFonts w:cs="Times New Roman"/>
+          <w:lang w:val="fr-FR"/>
         </w:rPr>
       </w:pPr>
       <w:r>
@@ -22917,6 +22918,7 @@
           <w:rPr>
             <w:rStyle w:val="Lienhypertexte"/>
             <w:rFonts w:cs="Times New Roman"/>
+            <w:lang w:val="fr-FR"/>
           </w:rPr>
           <w:t>https://www.mongodb.com/docs</w:t>
         </w:r>
@@ -22926,13 +22928,13 @@
       <w:pPr>
         <w:rPr>
           <w:rFonts w:cs="Times New Roman"/>
+        </w:rPr>
+      </w:pPr>
+      <w:r>
+        <w:rPr>
+          <w:rFonts w:cs="Times New Roman"/>
           <w:lang w:val="fr-FR"/>
         </w:rPr>
-      </w:pPr>
-      <w:r>
-        <w:rPr>
-          <w:rFonts w:cs="Times New Roman"/>
-        </w:rPr>
         <w:t xml:space="preserve">Node.js. (2026). </w:t>
       </w:r>
       <w:r>
@@ -22940,14 +22942,19 @@
           <w:rFonts w:cs="Times New Roman"/>
           <w:lang w:val="fr-FR"/>
         </w:rPr>
-        <w:t>Node.js documentation. OpenJS Foundation. </w:t>
+        <w:t xml:space="preserve">Node.js documentation. </w:t>
+      </w:r>
+      <w:r>
+        <w:rPr>
+          <w:rFonts w:cs="Times New Roman"/>
+        </w:rPr>
+        <w:t>OpenJS Foundation. </w:t>
       </w:r>
       <w:hyperlink r:id="rId38" w:tgtFrame="_blank" w:history="1">
         <w:r>
           <w:rPr>
             <w:rStyle w:val="Lienhypertexte"/>
             <w:rFonts w:cs="Times New Roman"/>
-            <w:lang w:val="fr-FR"/>
           </w:rPr>
           <w:t>https://nodejs.org</w:t>
         </w:r>
@@ -23048,7 +23055,7 @@
           <w:rFonts w:cs="Times New Roman"/>
         </w:rPr>
       </w:pPr>
-      <w:bookmarkStart w:id="85" w:name="_Toc234018834"/>
+      <w:bookmarkStart w:id="85" w:name="_Toc234054719"/>
       <w:r>
         <w:rPr>
           <w:rFonts w:cs="Times New Roman"/>
@@ -23072,19 +23079,6 @@
           <w:bCs/>
         </w:rPr>
         <w:t>Appendix A: Screenshot Placement Checklist</w:t>
-      </w:r>
-    </w:p>
-    <w:p>
-      <w:pPr>
-        <w:rPr>
-          <w:rFonts w:cs="Times New Roman"/>
-        </w:rPr>
-      </w:pPr>
-      <w:r>
-        <w:rPr>
-          <w:rFonts w:cs="Times New Roman"/>
-        </w:rPr>
-        <w:t>Use the following screenshots in the final formatted Word/PDF version:</w:t>
       </w:r>
     </w:p>
     <w:p>
@@ -23106,7 +23100,13 @@
         <w:rPr>
           <w:rFonts w:cs="Times New Roman"/>
         </w:rPr>
-        <w:t>Login/register screen: place under Section 4.3.</w:t>
+        <w:t>Login/register screen:</w:t>
+      </w:r>
+      <w:r>
+        <w:rPr>
+          <w:rFonts w:cs="Times New Roman"/>
+        </w:rPr>
+        <w:t xml:space="preserve"> under Section 4.3.</w:t>
       </w:r>
     </w:p>
     <w:p>
@@ -23128,7 +23128,13 @@
         <w:rPr>
           <w:rFonts w:cs="Times New Roman"/>
         </w:rPr>
-        <w:t>Subscriber collect screen: place under Section 4.7.</w:t>
+        <w:t>Subscriber collect screen:</w:t>
+      </w:r>
+      <w:r>
+        <w:rPr>
+          <w:rFonts w:cs="Times New Roman"/>
+        </w:rPr>
+        <w:t xml:space="preserve"> under Section 4.7.</w:t>
       </w:r>
     </w:p>
     <w:p>
@@ -23150,7 +23156,13 @@
         <w:rPr>
           <w:rFonts w:cs="Times New Roman"/>
         </w:rPr>
-        <w:t>Latest sample details: place under Section 4.8.</w:t>
+        <w:t>Latest sample details:</w:t>
+      </w:r>
+      <w:r>
+        <w:rPr>
+          <w:rFonts w:cs="Times New Roman"/>
+        </w:rPr>
+        <w:t xml:space="preserve"> under Section 4.8.</w:t>
       </w:r>
     </w:p>
     <w:p>
@@ -23172,7 +23184,7 @@
         <w:rPr>
           <w:rFonts w:cs="Times New Roman"/>
         </w:rPr>
-        <w:t>Subscriber heatmap: place under Section 4.11.</w:t>
+        <w:t>Subscriber heatmap: under Section 4.11.</w:t>
       </w:r>
     </w:p>
     <w:p>
@@ -23194,7 +23206,19 @@
         <w:rPr>
           <w:rFonts w:cs="Times New Roman"/>
         </w:rPr>
-        <w:t>Subscriber records screen: place under Section 4.12.</w:t>
+        <w:t>S</w:t>
+      </w:r>
+      <w:r>
+        <w:rPr>
+          <w:rFonts w:cs="Times New Roman"/>
+        </w:rPr>
+        <w:t xml:space="preserve">ubscriber records screen: </w:t>
+      </w:r>
+      <w:r>
+        <w:rPr>
+          <w:rFonts w:cs="Times New Roman"/>
+        </w:rPr>
+        <w:t>under Section 4.12.</w:t>
       </w:r>
     </w:p>
     <w:p>
@@ -23216,7 +23240,19 @@
         <w:rPr>
           <w:rFonts w:cs="Times New Roman"/>
         </w:rPr>
-        <w:t>Settings and consent screen: place under Section 4.10.</w:t>
+        <w:t>Se</w:t>
+      </w:r>
+      <w:r>
+        <w:rPr>
+          <w:rFonts w:cs="Times New Roman"/>
+        </w:rPr>
+        <w:t>ttings and consent screen:</w:t>
+      </w:r>
+      <w:r>
+        <w:rPr>
+          <w:rFonts w:cs="Times New Roman"/>
+        </w:rPr>
+        <w:t xml:space="preserve"> under Section 4.10.</w:t>
       </w:r>
     </w:p>
     <w:p>
@@ -23238,7 +23274,13 @@
         <w:rPr>
           <w:rFonts w:cs="Times New Roman"/>
         </w:rPr>
-        <w:t>Admin dashboard: place under Section 4.16.</w:t>
+        <w:t xml:space="preserve">Admin dashboard: </w:t>
+      </w:r>
+      <w:r>
+        <w:rPr>
+          <w:rFonts w:cs="Times New Roman"/>
+        </w:rPr>
+        <w:t>under Section 4.16.</w:t>
       </w:r>
     </w:p>
     <w:p>
@@ -23260,7 +23302,13 @@
         <w:rPr>
           <w:rFonts w:cs="Times New Roman"/>
         </w:rPr>
-        <w:t>Admin heatmap: place under Section 4.11.</w:t>
+        <w:t xml:space="preserve">Admin heatmap: </w:t>
+      </w:r>
+      <w:r>
+        <w:rPr>
+          <w:rFonts w:cs="Times New Roman"/>
+        </w:rPr>
+        <w:t>under Section 4.11.</w:t>
       </w:r>
     </w:p>
     <w:p>
@@ -23282,7 +23330,19 @@
         <w:rPr>
           <w:rFonts w:cs="Times New Roman"/>
         </w:rPr>
-        <w:t>Admin records/filter screen: place under Section 4.16.</w:t>
+        <w:t>A</w:t>
+      </w:r>
+      <w:r>
+        <w:rPr>
+          <w:rFonts w:cs="Times New Roman"/>
+        </w:rPr>
+        <w:t>dmin records/filter screen:</w:t>
+      </w:r>
+      <w:r>
+        <w:rPr>
+          <w:rFonts w:cs="Times New Roman"/>
+        </w:rPr>
+        <w:t xml:space="preserve"> under Section 4.16.</w:t>
       </w:r>
     </w:p>
     <w:p>
@@ -23304,7 +23364,19 @@
         <w:rPr>
           <w:rFonts w:cs="Times New Roman"/>
         </w:rPr>
-        <w:t>MongoDB collections screenshot: place under Section 4.14.</w:t>
+        <w:t>Mongo</w:t>
+      </w:r>
+      <w:r>
+        <w:rPr>
+          <w:rFonts w:cs="Times New Roman"/>
+        </w:rPr>
+        <w:t>DB collections screenshot:</w:t>
+      </w:r>
+      <w:r>
+        <w:rPr>
+          <w:rFonts w:cs="Times New Roman"/>
+        </w:rPr>
+        <w:t xml:space="preserve"> under Section 4.14.</w:t>
       </w:r>
     </w:p>
     <w:p>
@@ -23326,7 +23398,19 @@
         <w:rPr>
           <w:rFonts w:cs="Times New Roman"/>
         </w:rPr>
-        <w:t>Backend terminal running successfully: place under Section 4.15.</w:t>
+        <w:t>Backend termi</w:t>
+      </w:r>
+      <w:r>
+        <w:rPr>
+          <w:rFonts w:cs="Times New Roman"/>
+        </w:rPr>
+        <w:t xml:space="preserve">nal running successfully: </w:t>
+      </w:r>
+      <w:r>
+        <w:rPr>
+          <w:rFonts w:cs="Times New Roman"/>
+        </w:rPr>
+        <w:t>under Section 4.15.</w:t>
       </w:r>
     </w:p>
     <w:p>
@@ -23348,7 +23432,19 @@
         <w:rPr>
           <w:rFonts w:cs="Times New Roman"/>
         </w:rPr>
-        <w:t>Expo app running on mobile device/emulator: place under Section 4.5.</w:t>
+        <w:t xml:space="preserve">Expo app running </w:t>
+      </w:r>
+      <w:r>
+        <w:rPr>
+          <w:rFonts w:cs="Times New Roman"/>
+        </w:rPr>
+        <w:t>on mobile device/emulator:</w:t>
+      </w:r>
+      <w:r>
+        <w:rPr>
+          <w:rFonts w:cs="Times New Roman"/>
+        </w:rPr>
+        <w:t xml:space="preserve"> under Section 4.5.</w:t>
       </w:r>
     </w:p>
     <w:p>
@@ -23365,7 +23461,7 @@
           <w:b/>
           <w:bCs/>
         </w:rPr>
-        <w:t>Appendix B: Suggested Diagrams to Draw</w:t>
+        <w:t xml:space="preserve">Appendix B: Diagrams </w:t>
       </w:r>
     </w:p>
     <w:p>
@@ -23409,7 +23505,6 @@
         <w:rPr>
           <w:rFonts w:cs="Times New Roman"/>
         </w:rPr>
-        <w:lastRenderedPageBreak/>
         <w:t>Data flow diagram.</w:t>
       </w:r>
     </w:p>
@@ -23432,6 +23527,7 @@
         <w:rPr>
           <w:rFonts w:cs="Times New Roman"/>
         </w:rPr>
+        <w:lastRenderedPageBreak/>
         <w:t>Use case diagram.</w:t>
       </w:r>
     </w:p>
@@ -23667,7 +23763,13 @@
         <w:rPr>
           <w:rFonts w:cs="Times New Roman"/>
         </w:rPr>
-        <w:t>Required backend environment variables:</w:t>
+        <w:t>B</w:t>
+      </w:r>
+      <w:r>
+        <w:rPr>
+          <w:rFonts w:cs="Times New Roman"/>
+        </w:rPr>
+        <w:t>ackend environment variables:</w:t>
       </w:r>
     </w:p>
     <w:p>
@@ -23719,20 +23821,20 @@
         <w:rPr>
           <w:rFonts w:cs="Times New Roman"/>
         </w:rPr>
+        <w:t>ADMIN_EMAIL=&lt;admin email&gt;</w:t>
+      </w:r>
+    </w:p>
+    <w:p>
+      <w:pPr>
+        <w:rPr>
+          <w:rFonts w:cs="Times New Roman"/>
+        </w:rPr>
+      </w:pPr>
+      <w:r>
+        <w:rPr>
+          <w:rFonts w:cs="Times New Roman"/>
+        </w:rPr>
         <w:lastRenderedPageBreak/>
-        <w:t>ADMIN_EMAIL=&lt;admin email&gt;</w:t>
-      </w:r>
-    </w:p>
-    <w:p>
-      <w:pPr>
-        <w:rPr>
-          <w:rFonts w:cs="Times New Roman"/>
-        </w:rPr>
-      </w:pPr>
-      <w:r>
-        <w:rPr>
-          <w:rFonts w:cs="Times New Roman"/>
-        </w:rPr>
         <w:t>ADMIN_PASSWORD=&lt;admin password&gt;</w:t>
       </w:r>
     </w:p>
@@ -23759,7 +23861,13 @@
         <w:rPr>
           <w:rFonts w:cs="Times New Roman"/>
         </w:rPr>
-        <w:t>Required frontend environment variable for physical devices:</w:t>
+        <w:t>F</w:t>
+      </w:r>
+      <w:r>
+        <w:rPr>
+          <w:rFonts w:cs="Times New Roman"/>
+        </w:rPr>
+        <w:t>rontend environment variable for physical devices:</w:t>
       </w:r>
     </w:p>
     <w:p>
@@ -23858,7 +23966,19 @@
               <w:rPr>
                 <w:rFonts w:cs="Times New Roman"/>
               </w:rPr>
-              <w:t>Where Covered</w:t>
+              <w:t>C</w:t>
+            </w:r>
+            <w:r>
+              <w:rPr>
+                <w:rFonts w:cs="Times New Roman"/>
+              </w:rPr>
+              <w:t>overed</w:t>
+            </w:r>
+            <w:r>
+              <w:rPr>
+                <w:rFonts w:cs="Times New Roman"/>
+              </w:rPr>
+              <w:t xml:space="preserve"> In</w:t>
             </w:r>
           </w:p>
         </w:tc>
@@ -24251,6 +24371,7 @@
         <w:docPartUnique/>
       </w:docPartObj>
     </w:sdtPr>
+    <w:sdtEndPr/>
     <w:sdtContent>
       <w:p>
         <w:pPr>
@@ -24271,7 +24392,7 @@
             <w:noProof/>
             <w:lang w:val="fr-FR"/>
           </w:rPr>
-          <w:t>x</w:t>
+          <w:t>vii</w:t>
         </w:r>
         <w:r>
           <w:fldChar w:fldCharType="end"/>
@@ -24297,6 +24418,7 @@
         <w:docPartUnique/>
       </w:docPartObj>
     </w:sdtPr>
+    <w:sdtEndPr/>
     <w:sdtContent>
       <w:p>
         <w:pPr>
@@ -31163,7 +31285,7 @@
 </file>
 
 <file path=customXml/itemProps1.xml><?xml version="1.0" encoding="utf-8"?>
-<ds:datastoreItem xmlns:ds="http://schemas.openxmlformats.org/officeDocument/2006/customXml" ds:itemID="{8FA1F3F0-358D-4C2C-83F1-C94C28427F16}">
+<ds:datastoreItem xmlns:ds="http://schemas.openxmlformats.org/officeDocument/2006/customXml" ds:itemID="{1BE9CBAE-BF8C-4649-86FC-5B6B1E41805C}">
   <ds:schemaRefs>
     <ds:schemaRef ds:uri="http://schemas.openxmlformats.org/officeDocument/2006/bibliography"/>
   </ds:schemaRefs>
